--- a/courses/foundations-constitutional-government/BUILD/unit4/deliverables/Unit4_Assessment_Book_Teacher.docx
+++ b/courses/foundations-constitutional-government/BUILD/unit4/deliverables/Unit4_Assessment_Book_Teacher.docx
@@ -9215,6 +9215,5658 @@
         </w:tc>
       </w:tr>
     </w:tbl>
+    <w:p>
+      <w:pPr>
+        <w:pStyle w:val="Heading1"/>
+        <w:keepNext/>
+        <w:pageBreakBefore/>
+        <w:spacing w:before="200" w:after="90"/>
+      </w:pPr>
+      <w:r>
+        <w:rPr>
+          <w:b/>
+          <w:bCs/>
+          <w:i w:val="false"/>
+          <w:iCs w:val="false"/>
+          <w:color w:val="1B2A4A"/>
+          <w:sz w:val="36"/>
+          <w:szCs w:val="36"/>
+          <w:rFonts w:ascii="Calibri" w:cs="Calibri" w:eastAsia="Calibri" w:hAnsi="Calibri"/>
+        </w:rPr>
+        <w:t xml:space="preserve">Part 6 — UDL Supports &amp; Remediation (Teacher)</w:t>
+      </w:r>
+    </w:p>
+    <w:tbl>
+      <w:tblPr>
+        <w:tblW w:type="dxa" w:w="9648"/>
+        <w:tblBorders>
+          <w:top w:val="single" w:color="auto" w:sz="4"/>
+          <w:left w:val="single" w:color="auto" w:sz="4"/>
+          <w:bottom w:val="single" w:color="auto" w:sz="4"/>
+          <w:right w:val="single" w:color="auto" w:sz="4"/>
+          <w:insideH w:val="single" w:color="auto" w:sz="4"/>
+          <w:insideV w:val="single" w:color="auto" w:sz="4"/>
+        </w:tblBorders>
+      </w:tblPr>
+      <w:tblGrid>
+        <w:gridCol w:w="9648"/>
+      </w:tblGrid>
+      <w:tr>
+        <w:tc>
+          <w:tcPr>
+            <w:tcW w:type="dxa" w:w="9648"/>
+            <w:tcBorders>
+              <w:top w:val="single" w:color="D9D5C8" w:sz="4" w:space="0"/>
+              <w:left w:val="single" w:color="D9D5C8" w:sz="4" w:space="0"/>
+              <w:bottom w:val="single" w:color="D9D5C8" w:sz="4" w:space="0"/>
+              <w:right w:val="single" w:color="D9D5C8" w:sz="4" w:space="0"/>
+            </w:tcBorders>
+            <w:shd w:fill="F7F5EF" w:color="auto" w:val="clear"/>
+            <w:tcMar>
+              <w:top w:type="dxa" w:w="55"/>
+              <w:left w:type="dxa" w:w="110"/>
+              <w:bottom w:type="dxa" w:w="55"/>
+              <w:right w:type="dxa" w:w="110"/>
+            </w:tcMar>
+          </w:tcPr>
+          <w:p>
+            <w:pPr>
+              <w:spacing w:after="60"/>
+            </w:pPr>
+            <w:r>
+              <w:rPr>
+                <w:b/>
+                <w:bCs/>
+                <w:i w:val="false"/>
+                <w:iCs w:val="false"/>
+                <w:color w:val="1B2A4A"/>
+                <w:sz w:val="21"/>
+                <w:szCs w:val="21"/>
+                <w:rFonts w:ascii="Calibri" w:cs="Calibri" w:eastAsia="Calibri" w:hAnsi="Calibri"/>
+              </w:rPr>
+              <w:t xml:space="preserve">UNIVERSAL DESIGN FOR LEARNING (UDL 3.0) SUPPORTS — APPLIES TO EVERY ITEM</w:t>
+            </w:r>
+          </w:p>
+          <w:p>
+            <w:pPr>
+              <w:spacing w:after="40"/>
+            </w:pPr>
+            <w:r>
+              <w:rPr>
+                <w:b w:val="false"/>
+                <w:bCs w:val="false"/>
+                <w:i/>
+                <w:iCs/>
+                <w:color w:val="1A1A1A"/>
+                <w:sz w:val="22"/>
+                <w:szCs w:val="22"/>
+                <w:rFonts w:ascii="Calibri" w:cs="Calibri" w:eastAsia="Calibri" w:hAnsi="Calibri"/>
+              </w:rPr>
+              <w:t xml:space="preserve">These supports vary the MEANS of access, not the mastery target. They apply to every item on the formative checkpoints and both summative forms.</w:t>
+            </w:r>
+          </w:p>
+          <w:p>
+            <w:pPr>
+              <w:spacing w:after="40"/>
+            </w:pPr>
+            <w:r>
+              <w:rPr>
+                <w:b w:val="false"/>
+                <w:bCs w:val="false"/>
+                <w:i w:val="false"/>
+                <w:iCs w:val="false"/>
+                <w:color w:val="1A1A1A"/>
+                <w:sz w:val="22"/>
+                <w:szCs w:val="22"/>
+                <w:rFonts w:ascii="Calibri" w:cs="Calibri" w:eastAsia="Calibri" w:hAnsi="Calibri"/>
+              </w:rPr>
+              <w:t xml:space="preserve">Representation — CAST 3.0 Rep — key terms glossed (EN/ES); read-aloud on request; large-print/screen-reader friendly</w:t>
+            </w:r>
+          </w:p>
+          <w:p>
+            <w:pPr>
+              <w:spacing w:after="40"/>
+            </w:pPr>
+            <w:r>
+              <w:rPr>
+                <w:b w:val="false"/>
+                <w:bCs w:val="false"/>
+                <w:i w:val="false"/>
+                <w:iCs w:val="false"/>
+                <w:color w:val="1A1A1A"/>
+                <w:sz w:val="22"/>
+                <w:szCs w:val="22"/>
+                <w:rFonts w:ascii="Calibri" w:cs="Calibri" w:eastAsia="Calibri" w:hAnsi="Calibri"/>
+              </w:rPr>
+              <w:t xml:space="preserve">Action &amp; Expression — [MC] respond by selecting/pointing/AT · [open] respond in writing, speech, or a labeled diagram; word processor/speech-to-text available</w:t>
+            </w:r>
+          </w:p>
+          <w:p>
+            <w:pPr>
+              <w:spacing w:after="40"/>
+            </w:pPr>
+            <w:r>
+              <w:rPr>
+                <w:b w:val="false"/>
+                <w:bCs w:val="false"/>
+                <w:i w:val="false"/>
+                <w:iCs w:val="false"/>
+                <w:color w:val="1A1A1A"/>
+                <w:sz w:val="22"/>
+                <w:szCs w:val="22"/>
+                <w:rFonts w:ascii="Calibri" w:cs="Calibri" w:eastAsia="Calibri" w:hAnsi="Calibri"/>
+              </w:rPr>
+              <w:t xml:space="preserve">Engagement — action-oriented feedback via the remediation routing; DOK-tiered challenge</w:t>
+            </w:r>
+          </w:p>
+          <w:p>
+            <w:pPr>
+              <w:spacing w:after="40"/>
+            </w:pPr>
+            <w:r>
+              <w:rPr>
+                <w:b w:val="false"/>
+                <w:bCs w:val="false"/>
+                <w:i w:val="false"/>
+                <w:iCs w:val="false"/>
+                <w:color w:val="1A1A1A"/>
+                <w:sz w:val="22"/>
+                <w:szCs w:val="22"/>
+                <w:rFonts w:ascii="Calibri" w:cs="Calibri" w:eastAsia="Calibri" w:hAnsi="Calibri"/>
+              </w:rPr>
+              <w:t xml:space="preserve">Supports vary the means, not the mastery target — UDL design, not modification.</w:t>
+            </w:r>
+          </w:p>
+          <w:p>
+            <w:pPr>
+              <w:spacing w:after="40"/>
+            </w:pPr>
+            <w:r>
+              <w:rPr>
+                <w:b w:val="false"/>
+                <w:bCs w:val="false"/>
+                <w:i w:val="false"/>
+                <w:iCs w:val="false"/>
+                <w:color w:val="1A1A1A"/>
+                <w:sz w:val="22"/>
+                <w:szCs w:val="22"/>
+                <w:rFonts w:ascii="Calibri" w:cs="Calibri" w:eastAsia="Calibri" w:hAnsi="Calibri"/>
+              </w:rPr>
+              <w:t xml:space="preserve">CAST (2024). Universal Design for Learning Guidelines version 3.0.</w:t>
+            </w:r>
+          </w:p>
+        </w:tc>
+      </w:tr>
+    </w:tbl>
+    <w:tbl>
+      <w:tblPr>
+        <w:tblW w:type="dxa" w:w="9648"/>
+        <w:tblBorders>
+          <w:top w:val="single" w:color="auto" w:sz="4"/>
+          <w:left w:val="single" w:color="auto" w:sz="4"/>
+          <w:bottom w:val="single" w:color="auto" w:sz="4"/>
+          <w:right w:val="single" w:color="auto" w:sz="4"/>
+          <w:insideH w:val="single" w:color="auto" w:sz="4"/>
+          <w:insideV w:val="single" w:color="auto" w:sz="4"/>
+        </w:tblBorders>
+      </w:tblPr>
+      <w:tblGrid>
+        <w:gridCol w:w="9648"/>
+      </w:tblGrid>
+      <w:tr>
+        <w:tc>
+          <w:tcPr>
+            <w:tcW w:type="dxa" w:w="9648"/>
+            <w:tcBorders>
+              <w:top w:val="single" w:color="D9D5C8" w:sz="4" w:space="0"/>
+              <w:left w:val="single" w:color="D9D5C8" w:sz="4" w:space="0"/>
+              <w:bottom w:val="single" w:color="D9D5C8" w:sz="4" w:space="0"/>
+              <w:right w:val="single" w:color="D9D5C8" w:sz="4" w:space="0"/>
+            </w:tcBorders>
+            <w:shd w:fill="F7F5EF" w:color="auto" w:val="clear"/>
+            <w:tcMar>
+              <w:top w:type="dxa" w:w="55"/>
+              <w:left w:type="dxa" w:w="110"/>
+              <w:bottom w:type="dxa" w:w="55"/>
+              <w:right w:type="dxa" w:w="110"/>
+            </w:tcMar>
+          </w:tcPr>
+          <w:p>
+            <w:pPr>
+              <w:spacing w:after="60"/>
+            </w:pPr>
+            <w:r>
+              <w:rPr>
+                <w:b/>
+                <w:bCs/>
+                <w:i w:val="false"/>
+                <w:iCs w:val="false"/>
+                <w:color w:val="1B2A4A"/>
+                <w:sz w:val="21"/>
+                <w:szCs w:val="21"/>
+                <w:rFonts w:ascii="Calibri" w:cs="Calibri" w:eastAsia="Calibri" w:hAnsi="Calibri"/>
+              </w:rPr>
+              <w:t xml:space="preserve">HOW TO USE THIS SECTION</w:t>
+            </w:r>
+          </w:p>
+          <w:p>
+            <w:pPr>
+              <w:spacing w:after="40"/>
+            </w:pPr>
+            <w:r>
+              <w:rPr>
+                <w:b w:val="false"/>
+                <w:bCs w:val="false"/>
+                <w:i w:val="false"/>
+                <w:iCs w:val="false"/>
+                <w:color w:val="1A1A1A"/>
+                <w:sz w:val="22"/>
+                <w:szCs w:val="22"/>
+                <w:rFonts w:ascii="Calibri" w:cs="Calibri" w:eastAsia="Calibri" w:hAnsi="Calibri"/>
+              </w:rPr>
+              <w:t xml:space="preserve">For each item: if a student misses it, start with the If-missed reteach, then route by the SPECIFIC wrong choice the student picked (each distractor signals a distinct misconception), and escalate through MTSS Tier 2 → Tier 3 if the misconception persists across parallel forms. Assessment items are classroom-formative · pre-field-test.</w:t>
+            </w:r>
+          </w:p>
+        </w:tc>
+      </w:tr>
+    </w:tbl>
+    <w:p>
+      <w:pPr>
+        <w:pStyle w:val="Heading2"/>
+        <w:keepNext/>
+        <w:spacing w:before="150" w:after="90"/>
+      </w:pPr>
+      <w:r>
+        <w:rPr>
+          <w:b/>
+          <w:bCs/>
+          <w:i w:val="false"/>
+          <w:iCs w:val="false"/>
+          <w:color w:val="1B2A4A"/>
+          <w:sz w:val="28"/>
+          <w:szCs w:val="28"/>
+          <w:rFonts w:ascii="Calibri" w:cs="Calibri" w:eastAsia="Calibri" w:hAnsi="Calibri"/>
+        </w:rPr>
+        <w:t xml:space="preserve">Form A — UDL &amp; distractor-based remediation</w:t>
+      </w:r>
+    </w:p>
+    <w:p>
+      <w:pPr>
+        <w:pStyle w:val="Heading3"/>
+        <w:keepNext/>
+        <w:spacing w:before="150" w:after="90"/>
+      </w:pPr>
+      <w:r>
+        <w:rPr>
+          <w:b/>
+          <w:bCs/>
+          <w:i w:val="false"/>
+          <w:iCs w:val="false"/>
+          <w:color w:val="B22234"/>
+          <w:sz w:val="24"/>
+          <w:szCs w:val="24"/>
+          <w:rFonts w:ascii="Calibri" w:cs="Calibri" w:eastAsia="Calibri" w:hAnsi="Calibri"/>
+        </w:rPr>
+        <w:t xml:space="preserve">Item 1 — GC.16 · DOK 2</w:t>
+      </w:r>
+    </w:p>
+    <w:p>
+      <w:pPr>
+        <w:spacing w:after="80"/>
+      </w:pPr>
+      <w:r>
+        <w:rPr>
+          <w:b/>
+          <w:bCs/>
+          <w:i w:val="false"/>
+          <w:iCs w:val="false"/>
+          <w:color w:val="1B2A4A"/>
+          <w:sz w:val="22"/>
+          <w:szCs w:val="22"/>
+          <w:rFonts w:ascii="Calibri" w:cs="Calibri" w:eastAsia="Calibri" w:hAnsi="Calibri"/>
+        </w:rPr>
+        <w:t xml:space="preserve">If missed:  </w:t>
+      </w:r>
+      <w:r>
+        <w:rPr>
+          <w:b w:val="false"/>
+          <w:bCs w:val="false"/>
+          <w:i w:val="false"/>
+          <w:iCs w:val="false"/>
+          <w:color w:val="1A1A1A"/>
+          <w:sz w:val="22"/>
+          <w:szCs w:val="22"/>
+          <w:rFonts w:ascii="Calibri" w:cs="Calibri" w:eastAsia="Calibri" w:hAnsi="Calibri"/>
+        </w:rPr>
+        <w:t xml:space="preserve">Revisit “Article II &amp; the Presidency” using the unit's Cornell notes + the standard's graphic organizer; re-check with the Exit Ticket, then re-assess with a parallel-form item.</w:t>
+      </w:r>
+    </w:p>
+    <w:tbl>
+      <w:tblPr>
+        <w:tblW w:type="dxa" w:w="9648"/>
+        <w:tblBorders>
+          <w:top w:val="single" w:color="auto" w:sz="4"/>
+          <w:left w:val="single" w:color="auto" w:sz="4"/>
+          <w:bottom w:val="single" w:color="auto" w:sz="4"/>
+          <w:right w:val="single" w:color="auto" w:sz="4"/>
+          <w:insideH w:val="single" w:color="auto" w:sz="4"/>
+          <w:insideV w:val="single" w:color="auto" w:sz="4"/>
+        </w:tblBorders>
+      </w:tblPr>
+      <w:tblGrid>
+        <w:gridCol w:w="900"/>
+        <w:gridCol w:w="4400"/>
+        <w:gridCol w:w="4348"/>
+      </w:tblGrid>
+      <w:tr>
+        <w:trPr>
+          <w:tblHeader/>
+        </w:trPr>
+        <w:tc>
+          <w:tcPr>
+            <w:tcW w:type="dxa" w:w="900"/>
+            <w:tcBorders>
+              <w:top w:val="single" w:color="D9D5C8" w:sz="4" w:space="0"/>
+              <w:left w:val="single" w:color="D9D5C8" w:sz="4" w:space="0"/>
+              <w:bottom w:val="single" w:color="D9D5C8" w:sz="4" w:space="0"/>
+              <w:right w:val="single" w:color="D9D5C8" w:sz="4" w:space="0"/>
+            </w:tcBorders>
+            <w:shd w:fill="1B2A4A" w:color="auto" w:val="clear"/>
+            <w:tcMar>
+              <w:top w:type="dxa" w:w="55"/>
+              <w:left w:type="dxa" w:w="110"/>
+              <w:bottom w:type="dxa" w:w="55"/>
+              <w:right w:type="dxa" w:w="110"/>
+            </w:tcMar>
+          </w:tcPr>
+          <w:p>
+            <w:pPr>
+              <w:spacing w:after="0"/>
+            </w:pPr>
+            <w:r>
+              <w:rPr>
+                <w:b/>
+                <w:bCs/>
+                <w:i w:val="false"/>
+                <w:iCs w:val="false"/>
+                <w:color w:val="FFFFFF"/>
+                <w:sz w:val="18"/>
+                <w:szCs w:val="18"/>
+                <w:rFonts w:ascii="Calibri" w:cs="Calibri" w:eastAsia="Calibri" w:hAnsi="Calibri"/>
+              </w:rPr>
+              <w:t xml:space="preserve">Wrong choice</w:t>
+            </w:r>
+          </w:p>
+        </w:tc>
+        <w:tc>
+          <w:tcPr>
+            <w:tcW w:type="dxa" w:w="4400"/>
+            <w:tcBorders>
+              <w:top w:val="single" w:color="D9D5C8" w:sz="4" w:space="0"/>
+              <w:left w:val="single" w:color="D9D5C8" w:sz="4" w:space="0"/>
+              <w:bottom w:val="single" w:color="D9D5C8" w:sz="4" w:space="0"/>
+              <w:right w:val="single" w:color="D9D5C8" w:sz="4" w:space="0"/>
+            </w:tcBorders>
+            <w:shd w:fill="1B2A4A" w:color="auto" w:val="clear"/>
+            <w:tcMar>
+              <w:top w:type="dxa" w:w="55"/>
+              <w:left w:type="dxa" w:w="110"/>
+              <w:bottom w:type="dxa" w:w="55"/>
+              <w:right w:type="dxa" w:w="110"/>
+            </w:tcMar>
+          </w:tcPr>
+          <w:p>
+            <w:pPr>
+              <w:spacing w:after="0"/>
+            </w:pPr>
+            <w:r>
+              <w:rPr>
+                <w:b/>
+                <w:bCs/>
+                <w:i w:val="false"/>
+                <w:iCs w:val="false"/>
+                <w:color w:val="FFFFFF"/>
+                <w:sz w:val="18"/>
+                <w:szCs w:val="18"/>
+                <w:rFonts w:ascii="Calibri" w:cs="Calibri" w:eastAsia="Calibri" w:hAnsi="Calibri"/>
+              </w:rPr>
+              <w:t xml:space="preserve">Signals misconception</w:t>
+            </w:r>
+          </w:p>
+        </w:tc>
+        <w:tc>
+          <w:tcPr>
+            <w:tcW w:type="dxa" w:w="4348"/>
+            <w:tcBorders>
+              <w:top w:val="single" w:color="D9D5C8" w:sz="4" w:space="0"/>
+              <w:left w:val="single" w:color="D9D5C8" w:sz="4" w:space="0"/>
+              <w:bottom w:val="single" w:color="D9D5C8" w:sz="4" w:space="0"/>
+              <w:right w:val="single" w:color="D9D5C8" w:sz="4" w:space="0"/>
+            </w:tcBorders>
+            <w:shd w:fill="1B2A4A" w:color="auto" w:val="clear"/>
+            <w:tcMar>
+              <w:top w:type="dxa" w:w="55"/>
+              <w:left w:type="dxa" w:w="110"/>
+              <w:bottom w:type="dxa" w:w="55"/>
+              <w:right w:type="dxa" w:w="110"/>
+            </w:tcMar>
+          </w:tcPr>
+          <w:p>
+            <w:pPr>
+              <w:spacing w:after="0"/>
+            </w:pPr>
+            <w:r>
+              <w:rPr>
+                <w:b/>
+                <w:bCs/>
+                <w:i w:val="false"/>
+                <w:iCs w:val="false"/>
+                <w:color w:val="FFFFFF"/>
+                <w:sz w:val="18"/>
+                <w:szCs w:val="18"/>
+                <w:rFonts w:ascii="Calibri" w:cs="Calibri" w:eastAsia="Calibri" w:hAnsi="Calibri"/>
+              </w:rPr>
+              <w:t xml:space="preserve">Targeted reteach</w:t>
+            </w:r>
+          </w:p>
+        </w:tc>
+      </w:tr>
+      <w:tr>
+        <w:tc>
+          <w:tcPr>
+            <w:tcW w:type="dxa" w:w="900"/>
+            <w:tcBorders>
+              <w:top w:val="single" w:color="D9D5C8" w:sz="4" w:space="0"/>
+              <w:left w:val="single" w:color="D9D5C8" w:sz="4" w:space="0"/>
+              <w:bottom w:val="single" w:color="D9D5C8" w:sz="4" w:space="0"/>
+              <w:right w:val="single" w:color="D9D5C8" w:sz="4" w:space="0"/>
+            </w:tcBorders>
+            <w:tcMar>
+              <w:top w:type="dxa" w:w="55"/>
+              <w:left w:type="dxa" w:w="110"/>
+              <w:bottom w:type="dxa" w:w="55"/>
+              <w:right w:type="dxa" w:w="110"/>
+            </w:tcMar>
+          </w:tcPr>
+          <w:p>
+            <w:pPr>
+              <w:spacing w:after="0"/>
+            </w:pPr>
+            <w:r>
+              <w:rPr>
+                <w:b w:val="false"/>
+                <w:bCs w:val="false"/>
+                <w:i w:val="false"/>
+                <w:iCs w:val="false"/>
+                <w:color w:val="1A1A1A"/>
+                <w:sz w:val="18"/>
+                <w:szCs w:val="18"/>
+                <w:rFonts w:ascii="Calibri" w:cs="Calibri" w:eastAsia="Calibri" w:hAnsi="Calibri"/>
+              </w:rPr>
+              <w:t xml:space="preserve">A</w:t>
+            </w:r>
+          </w:p>
+        </w:tc>
+        <w:tc>
+          <w:tcPr>
+            <w:tcW w:type="dxa" w:w="4400"/>
+            <w:tcBorders>
+              <w:top w:val="single" w:color="D9D5C8" w:sz="4" w:space="0"/>
+              <w:left w:val="single" w:color="D9D5C8" w:sz="4" w:space="0"/>
+              <w:bottom w:val="single" w:color="D9D5C8" w:sz="4" w:space="0"/>
+              <w:right w:val="single" w:color="D9D5C8" w:sz="4" w:space="0"/>
+            </w:tcBorders>
+            <w:tcMar>
+              <w:top w:type="dxa" w:w="55"/>
+              <w:left w:type="dxa" w:w="110"/>
+              <w:bottom w:type="dxa" w:w="55"/>
+              <w:right w:type="dxa" w:w="110"/>
+            </w:tcMar>
+          </w:tcPr>
+          <w:p>
+            <w:pPr>
+              <w:spacing w:after="0"/>
+            </w:pPr>
+            <w:r>
+              <w:rPr>
+                <w:b w:val="false"/>
+                <w:bCs w:val="false"/>
+                <w:i w:val="false"/>
+                <w:iCs w:val="false"/>
+                <w:color w:val="1A1A1A"/>
+                <w:sz w:val="18"/>
+                <w:szCs w:val="18"/>
+                <w:rFonts w:ascii="Calibri" w:cs="Calibri" w:eastAsia="Calibri" w:hAnsi="Calibri"/>
+              </w:rPr>
+              <w:t xml:space="preserve">Prior-knowledge error — Congress declares war.</w:t>
+            </w:r>
+          </w:p>
+        </w:tc>
+        <w:tc>
+          <w:tcPr>
+            <w:tcW w:type="dxa" w:w="4348"/>
+            <w:tcBorders>
+              <w:top w:val="single" w:color="D9D5C8" w:sz="4" w:space="0"/>
+              <w:left w:val="single" w:color="D9D5C8" w:sz="4" w:space="0"/>
+              <w:bottom w:val="single" w:color="D9D5C8" w:sz="4" w:space="0"/>
+              <w:right w:val="single" w:color="D9D5C8" w:sz="4" w:space="0"/>
+            </w:tcBorders>
+            <w:tcMar>
+              <w:top w:type="dxa" w:w="55"/>
+              <w:left w:type="dxa" w:w="110"/>
+              <w:bottom w:type="dxa" w:w="55"/>
+              <w:right w:type="dxa" w:w="110"/>
+            </w:tcMar>
+          </w:tcPr>
+          <w:p>
+            <w:pPr>
+              <w:spacing w:after="0"/>
+            </w:pPr>
+            <w:r>
+              <w:rPr>
+                <w:b w:val="false"/>
+                <w:bCs w:val="false"/>
+                <w:i w:val="false"/>
+                <w:iCs w:val="false"/>
+                <w:color w:val="1A1A1A"/>
+                <w:sz w:val="18"/>
+                <w:szCs w:val="18"/>
+                <w:rFonts w:ascii="Calibri" w:cs="Calibri" w:eastAsia="Calibri" w:hAnsi="Calibri"/>
+              </w:rPr>
+              <w:t xml:space="preserve">clarify the boundary with the confused concept</w:t>
+            </w:r>
+          </w:p>
+        </w:tc>
+      </w:tr>
+      <w:tr>
+        <w:tc>
+          <w:tcPr>
+            <w:tcW w:type="dxa" w:w="900"/>
+            <w:tcBorders>
+              <w:top w:val="single" w:color="D9D5C8" w:sz="4" w:space="0"/>
+              <w:left w:val="single" w:color="D9D5C8" w:sz="4" w:space="0"/>
+              <w:bottom w:val="single" w:color="D9D5C8" w:sz="4" w:space="0"/>
+              <w:right w:val="single" w:color="D9D5C8" w:sz="4" w:space="0"/>
+            </w:tcBorders>
+            <w:tcMar>
+              <w:top w:type="dxa" w:w="55"/>
+              <w:left w:type="dxa" w:w="110"/>
+              <w:bottom w:type="dxa" w:w="55"/>
+              <w:right w:type="dxa" w:w="110"/>
+            </w:tcMar>
+          </w:tcPr>
+          <w:p>
+            <w:pPr>
+              <w:spacing w:after="0"/>
+            </w:pPr>
+            <w:r>
+              <w:rPr>
+                <w:b w:val="false"/>
+                <w:bCs w:val="false"/>
+                <w:i w:val="false"/>
+                <w:iCs w:val="false"/>
+                <w:color w:val="1A1A1A"/>
+                <w:sz w:val="18"/>
+                <w:szCs w:val="18"/>
+                <w:rFonts w:ascii="Calibri" w:cs="Calibri" w:eastAsia="Calibri" w:hAnsi="Calibri"/>
+              </w:rPr>
+              <w:t xml:space="preserve">B</w:t>
+            </w:r>
+          </w:p>
+        </w:tc>
+        <w:tc>
+          <w:tcPr>
+            <w:tcW w:type="dxa" w:w="4400"/>
+            <w:tcBorders>
+              <w:top w:val="single" w:color="D9D5C8" w:sz="4" w:space="0"/>
+              <w:left w:val="single" w:color="D9D5C8" w:sz="4" w:space="0"/>
+              <w:bottom w:val="single" w:color="D9D5C8" w:sz="4" w:space="0"/>
+              <w:right w:val="single" w:color="D9D5C8" w:sz="4" w:space="0"/>
+            </w:tcBorders>
+            <w:tcMar>
+              <w:top w:type="dxa" w:w="55"/>
+              <w:left w:type="dxa" w:w="110"/>
+              <w:bottom w:type="dxa" w:w="55"/>
+              <w:right w:type="dxa" w:w="110"/>
+            </w:tcMar>
+          </w:tcPr>
+          <w:p>
+            <w:pPr>
+              <w:spacing w:after="0"/>
+            </w:pPr>
+            <w:r>
+              <w:rPr>
+                <w:b w:val="false"/>
+                <w:bCs w:val="false"/>
+                <w:i w:val="false"/>
+                <w:iCs w:val="false"/>
+                <w:color w:val="1A1A1A"/>
+                <w:sz w:val="18"/>
+                <w:szCs w:val="18"/>
+                <w:rFonts w:ascii="Calibri" w:cs="Calibri" w:eastAsia="Calibri" w:hAnsi="Calibri"/>
+              </w:rPr>
+              <w:t xml:space="preserve">Misconception — the Senate confirms appointments, not the President.</w:t>
+            </w:r>
+          </w:p>
+        </w:tc>
+        <w:tc>
+          <w:tcPr>
+            <w:tcW w:type="dxa" w:w="4348"/>
+            <w:tcBorders>
+              <w:top w:val="single" w:color="D9D5C8" w:sz="4" w:space="0"/>
+              <w:left w:val="single" w:color="D9D5C8" w:sz="4" w:space="0"/>
+              <w:bottom w:val="single" w:color="D9D5C8" w:sz="4" w:space="0"/>
+              <w:right w:val="single" w:color="D9D5C8" w:sz="4" w:space="0"/>
+            </w:tcBorders>
+            <w:tcMar>
+              <w:top w:type="dxa" w:w="55"/>
+              <w:left w:type="dxa" w:w="110"/>
+              <w:bottom w:type="dxa" w:w="55"/>
+              <w:right w:type="dxa" w:w="110"/>
+            </w:tcMar>
+          </w:tcPr>
+          <w:p>
+            <w:pPr>
+              <w:spacing w:after="0"/>
+            </w:pPr>
+            <w:r>
+              <w:rPr>
+                <w:b w:val="false"/>
+                <w:bCs w:val="false"/>
+                <w:i w:val="false"/>
+                <w:iCs w:val="false"/>
+                <w:color w:val="1A1A1A"/>
+                <w:sz w:val="18"/>
+                <w:szCs w:val="18"/>
+                <w:rFonts w:ascii="Calibri" w:cs="Calibri" w:eastAsia="Calibri" w:hAnsi="Calibri"/>
+              </w:rPr>
+              <w:t xml:space="preserve">confront the misconception with a worked counter-example</w:t>
+            </w:r>
+          </w:p>
+        </w:tc>
+      </w:tr>
+      <w:tr>
+        <w:tc>
+          <w:tcPr>
+            <w:tcW w:type="dxa" w:w="900"/>
+            <w:tcBorders>
+              <w:top w:val="single" w:color="D9D5C8" w:sz="4" w:space="0"/>
+              <w:left w:val="single" w:color="D9D5C8" w:sz="4" w:space="0"/>
+              <w:bottom w:val="single" w:color="D9D5C8" w:sz="4" w:space="0"/>
+              <w:right w:val="single" w:color="D9D5C8" w:sz="4" w:space="0"/>
+            </w:tcBorders>
+            <w:tcMar>
+              <w:top w:type="dxa" w:w="55"/>
+              <w:left w:type="dxa" w:w="110"/>
+              <w:bottom w:type="dxa" w:w="55"/>
+              <w:right w:type="dxa" w:w="110"/>
+            </w:tcMar>
+          </w:tcPr>
+          <w:p>
+            <w:pPr>
+              <w:spacing w:after="0"/>
+            </w:pPr>
+            <w:r>
+              <w:rPr>
+                <w:b w:val="false"/>
+                <w:bCs w:val="false"/>
+                <w:i w:val="false"/>
+                <w:iCs w:val="false"/>
+                <w:color w:val="1A1A1A"/>
+                <w:sz w:val="18"/>
+                <w:szCs w:val="18"/>
+                <w:rFonts w:ascii="Calibri" w:cs="Calibri" w:eastAsia="Calibri" w:hAnsi="Calibri"/>
+              </w:rPr>
+              <w:t xml:space="preserve">C</w:t>
+            </w:r>
+          </w:p>
+        </w:tc>
+        <w:tc>
+          <w:tcPr>
+            <w:tcW w:type="dxa" w:w="4400"/>
+            <w:tcBorders>
+              <w:top w:val="single" w:color="D9D5C8" w:sz="4" w:space="0"/>
+              <w:left w:val="single" w:color="D9D5C8" w:sz="4" w:space="0"/>
+              <w:bottom w:val="single" w:color="D9D5C8" w:sz="4" w:space="0"/>
+              <w:right w:val="single" w:color="D9D5C8" w:sz="4" w:space="0"/>
+            </w:tcBorders>
+            <w:tcMar>
+              <w:top w:type="dxa" w:w="55"/>
+              <w:left w:type="dxa" w:w="110"/>
+              <w:bottom w:type="dxa" w:w="55"/>
+              <w:right w:type="dxa" w:w="110"/>
+            </w:tcMar>
+          </w:tcPr>
+          <w:p>
+            <w:pPr>
+              <w:spacing w:after="0"/>
+            </w:pPr>
+            <w:r>
+              <w:rPr>
+                <w:b w:val="false"/>
+                <w:bCs w:val="false"/>
+                <w:i w:val="false"/>
+                <w:iCs w:val="false"/>
+                <w:color w:val="1A1A1A"/>
+                <w:sz w:val="18"/>
+                <w:szCs w:val="18"/>
+                <w:rFonts w:ascii="Calibri" w:cs="Calibri" w:eastAsia="Calibri" w:hAnsi="Calibri"/>
+              </w:rPr>
+              <w:t xml:space="preserve">Prior-knowledge error — Congress writes and passes statutes.</w:t>
+            </w:r>
+          </w:p>
+        </w:tc>
+        <w:tc>
+          <w:tcPr>
+            <w:tcW w:type="dxa" w:w="4348"/>
+            <w:tcBorders>
+              <w:top w:val="single" w:color="D9D5C8" w:sz="4" w:space="0"/>
+              <w:left w:val="single" w:color="D9D5C8" w:sz="4" w:space="0"/>
+              <w:bottom w:val="single" w:color="D9D5C8" w:sz="4" w:space="0"/>
+              <w:right w:val="single" w:color="D9D5C8" w:sz="4" w:space="0"/>
+            </w:tcBorders>
+            <w:tcMar>
+              <w:top w:type="dxa" w:w="55"/>
+              <w:left w:type="dxa" w:w="110"/>
+              <w:bottom w:type="dxa" w:w="55"/>
+              <w:right w:type="dxa" w:w="110"/>
+            </w:tcMar>
+          </w:tcPr>
+          <w:p>
+            <w:pPr>
+              <w:spacing w:after="0"/>
+            </w:pPr>
+            <w:r>
+              <w:rPr>
+                <w:b w:val="false"/>
+                <w:bCs w:val="false"/>
+                <w:i w:val="false"/>
+                <w:iCs w:val="false"/>
+                <w:color w:val="1A1A1A"/>
+                <w:sz w:val="18"/>
+                <w:szCs w:val="18"/>
+                <w:rFonts w:ascii="Calibri" w:cs="Calibri" w:eastAsia="Calibri" w:hAnsi="Calibri"/>
+              </w:rPr>
+              <w:t xml:space="preserve">clarify the boundary with the confused concept</w:t>
+            </w:r>
+          </w:p>
+        </w:tc>
+      </w:tr>
+    </w:tbl>
+    <w:tbl>
+      <w:tblPr>
+        <w:tblW w:type="dxa" w:w="9648"/>
+        <w:tblBorders>
+          <w:top w:val="single" w:color="auto" w:sz="4"/>
+          <w:left w:val="single" w:color="auto" w:sz="4"/>
+          <w:bottom w:val="single" w:color="auto" w:sz="4"/>
+          <w:right w:val="single" w:color="auto" w:sz="4"/>
+          <w:insideH w:val="single" w:color="auto" w:sz="4"/>
+          <w:insideV w:val="single" w:color="auto" w:sz="4"/>
+        </w:tblBorders>
+      </w:tblPr>
+      <w:tblGrid>
+        <w:gridCol w:w="9648"/>
+      </w:tblGrid>
+      <w:tr>
+        <w:tc>
+          <w:tcPr>
+            <w:tcW w:type="dxa" w:w="9648"/>
+            <w:tcBorders>
+              <w:top w:val="single" w:color="D9D5C8" w:sz="4" w:space="0"/>
+              <w:left w:val="single" w:color="D9D5C8" w:sz="4" w:space="0"/>
+              <w:bottom w:val="single" w:color="D9D5C8" w:sz="4" w:space="0"/>
+              <w:right w:val="single" w:color="D9D5C8" w:sz="4" w:space="0"/>
+            </w:tcBorders>
+            <w:shd w:fill="F7F5EF" w:color="auto" w:val="clear"/>
+            <w:tcMar>
+              <w:top w:type="dxa" w:w="55"/>
+              <w:left w:type="dxa" w:w="110"/>
+              <w:bottom w:type="dxa" w:w="55"/>
+              <w:right w:type="dxa" w:w="110"/>
+            </w:tcMar>
+          </w:tcPr>
+          <w:p>
+            <w:pPr>
+              <w:spacing w:after="60"/>
+            </w:pPr>
+            <w:r>
+              <w:rPr>
+                <w:b/>
+                <w:bCs/>
+                <w:i w:val="false"/>
+                <w:iCs w:val="false"/>
+                <w:color w:val="1B2A4A"/>
+                <w:sz w:val="21"/>
+                <w:szCs w:val="21"/>
+                <w:rFonts w:ascii="Calibri" w:cs="Calibri" w:eastAsia="Calibri" w:hAnsi="Calibri"/>
+              </w:rPr>
+              <w:t xml:space="preserve">MTSS ROUTING</w:t>
+            </w:r>
+          </w:p>
+          <w:p>
+            <w:pPr>
+              <w:spacing w:after="40"/>
+            </w:pPr>
+            <w:r>
+              <w:rPr>
+                <w:b w:val="false"/>
+                <w:bCs w:val="false"/>
+                <w:i w:val="false"/>
+                <w:iCs w:val="false"/>
+                <w:color w:val="1A1A1A"/>
+                <w:sz w:val="22"/>
+                <w:szCs w:val="22"/>
+                <w:rFonts w:ascii="Calibri" w:cs="Calibri" w:eastAsia="Calibri" w:hAnsi="Calibri"/>
+              </w:rPr>
+              <w:t xml:space="preserve">Tier 2 — Small-group (Tier 2) reteach targeting the signaled misconception (10–15 min, organizer + worked example), then re-assess with a parallel item.</w:t>
+            </w:r>
+          </w:p>
+          <w:p>
+            <w:pPr>
+              <w:spacing w:after="40"/>
+            </w:pPr>
+            <w:r>
+              <w:rPr>
+                <w:b w:val="false"/>
+                <w:bCs w:val="false"/>
+                <w:i w:val="false"/>
+                <w:iCs w:val="false"/>
+                <w:color w:val="1A1A1A"/>
+                <w:sz w:val="22"/>
+                <w:szCs w:val="22"/>
+                <w:rFonts w:ascii="Calibri" w:cs="Calibri" w:eastAsia="Calibri" w:hAnsi="Calibri"/>
+              </w:rPr>
+              <w:t xml:space="preserve">Tier 3 — If it persists across parallel forms (Tier 3): intensive 1:1 with concrete→representational→abstract scaffolding + think-aloud; progress-monitor weekly toward the same standard.</w:t>
+            </w:r>
+          </w:p>
+        </w:tc>
+      </w:tr>
+    </w:tbl>
+    <w:p>
+      <w:pPr>
+        <w:pStyle w:val="Heading3"/>
+        <w:keepNext/>
+        <w:spacing w:before="150" w:after="90"/>
+      </w:pPr>
+      <w:r>
+        <w:rPr>
+          <w:b/>
+          <w:bCs/>
+          <w:i w:val="false"/>
+          <w:iCs w:val="false"/>
+          <w:color w:val="B22234"/>
+          <w:sz w:val="24"/>
+          <w:szCs w:val="24"/>
+          <w:rFonts w:ascii="Calibri" w:cs="Calibri" w:eastAsia="Calibri" w:hAnsi="Calibri"/>
+        </w:rPr>
+        <w:t xml:space="preserve">Item 2 — GC.17 · DOK 2</w:t>
+      </w:r>
+    </w:p>
+    <w:p>
+      <w:pPr>
+        <w:spacing w:after="80"/>
+      </w:pPr>
+      <w:r>
+        <w:rPr>
+          <w:b/>
+          <w:bCs/>
+          <w:i w:val="false"/>
+          <w:iCs w:val="false"/>
+          <w:color w:val="1B2A4A"/>
+          <w:sz w:val="22"/>
+          <w:szCs w:val="22"/>
+          <w:rFonts w:ascii="Calibri" w:cs="Calibri" w:eastAsia="Calibri" w:hAnsi="Calibri"/>
+        </w:rPr>
+        <w:t xml:space="preserve">If missed:  </w:t>
+      </w:r>
+      <w:r>
+        <w:rPr>
+          <w:b w:val="false"/>
+          <w:bCs w:val="false"/>
+          <w:i w:val="false"/>
+          <w:iCs w:val="false"/>
+          <w:color w:val="1A1A1A"/>
+          <w:sz w:val="22"/>
+          <w:szCs w:val="22"/>
+          <w:rFonts w:ascii="Calibri" w:cs="Calibri" w:eastAsia="Calibri" w:hAnsi="Calibri"/>
+        </w:rPr>
+        <w:t xml:space="preserve">Revisit “Departments of the Executive Branch” using the unit's Cornell notes + the standard's graphic organizer; re-check with the Exit Ticket, then re-assess with a parallel-form item.</w:t>
+      </w:r>
+    </w:p>
+    <w:tbl>
+      <w:tblPr>
+        <w:tblW w:type="dxa" w:w="9648"/>
+        <w:tblBorders>
+          <w:top w:val="single" w:color="auto" w:sz="4"/>
+          <w:left w:val="single" w:color="auto" w:sz="4"/>
+          <w:bottom w:val="single" w:color="auto" w:sz="4"/>
+          <w:right w:val="single" w:color="auto" w:sz="4"/>
+          <w:insideH w:val="single" w:color="auto" w:sz="4"/>
+          <w:insideV w:val="single" w:color="auto" w:sz="4"/>
+        </w:tblBorders>
+      </w:tblPr>
+      <w:tblGrid>
+        <w:gridCol w:w="900"/>
+        <w:gridCol w:w="4400"/>
+        <w:gridCol w:w="4348"/>
+      </w:tblGrid>
+      <w:tr>
+        <w:trPr>
+          <w:tblHeader/>
+        </w:trPr>
+        <w:tc>
+          <w:tcPr>
+            <w:tcW w:type="dxa" w:w="900"/>
+            <w:tcBorders>
+              <w:top w:val="single" w:color="D9D5C8" w:sz="4" w:space="0"/>
+              <w:left w:val="single" w:color="D9D5C8" w:sz="4" w:space="0"/>
+              <w:bottom w:val="single" w:color="D9D5C8" w:sz="4" w:space="0"/>
+              <w:right w:val="single" w:color="D9D5C8" w:sz="4" w:space="0"/>
+            </w:tcBorders>
+            <w:shd w:fill="1B2A4A" w:color="auto" w:val="clear"/>
+            <w:tcMar>
+              <w:top w:type="dxa" w:w="55"/>
+              <w:left w:type="dxa" w:w="110"/>
+              <w:bottom w:type="dxa" w:w="55"/>
+              <w:right w:type="dxa" w:w="110"/>
+            </w:tcMar>
+          </w:tcPr>
+          <w:p>
+            <w:pPr>
+              <w:spacing w:after="0"/>
+            </w:pPr>
+            <w:r>
+              <w:rPr>
+                <w:b/>
+                <w:bCs/>
+                <w:i w:val="false"/>
+                <w:iCs w:val="false"/>
+                <w:color w:val="FFFFFF"/>
+                <w:sz w:val="18"/>
+                <w:szCs w:val="18"/>
+                <w:rFonts w:ascii="Calibri" w:cs="Calibri" w:eastAsia="Calibri" w:hAnsi="Calibri"/>
+              </w:rPr>
+              <w:t xml:space="preserve">Wrong choice</w:t>
+            </w:r>
+          </w:p>
+        </w:tc>
+        <w:tc>
+          <w:tcPr>
+            <w:tcW w:type="dxa" w:w="4400"/>
+            <w:tcBorders>
+              <w:top w:val="single" w:color="D9D5C8" w:sz="4" w:space="0"/>
+              <w:left w:val="single" w:color="D9D5C8" w:sz="4" w:space="0"/>
+              <w:bottom w:val="single" w:color="D9D5C8" w:sz="4" w:space="0"/>
+              <w:right w:val="single" w:color="D9D5C8" w:sz="4" w:space="0"/>
+            </w:tcBorders>
+            <w:shd w:fill="1B2A4A" w:color="auto" w:val="clear"/>
+            <w:tcMar>
+              <w:top w:type="dxa" w:w="55"/>
+              <w:left w:type="dxa" w:w="110"/>
+              <w:bottom w:type="dxa" w:w="55"/>
+              <w:right w:type="dxa" w:w="110"/>
+            </w:tcMar>
+          </w:tcPr>
+          <w:p>
+            <w:pPr>
+              <w:spacing w:after="0"/>
+            </w:pPr>
+            <w:r>
+              <w:rPr>
+                <w:b/>
+                <w:bCs/>
+                <w:i w:val="false"/>
+                <w:iCs w:val="false"/>
+                <w:color w:val="FFFFFF"/>
+                <w:sz w:val="18"/>
+                <w:szCs w:val="18"/>
+                <w:rFonts w:ascii="Calibri" w:cs="Calibri" w:eastAsia="Calibri" w:hAnsi="Calibri"/>
+              </w:rPr>
+              <w:t xml:space="preserve">Signals misconception</w:t>
+            </w:r>
+          </w:p>
+        </w:tc>
+        <w:tc>
+          <w:tcPr>
+            <w:tcW w:type="dxa" w:w="4348"/>
+            <w:tcBorders>
+              <w:top w:val="single" w:color="D9D5C8" w:sz="4" w:space="0"/>
+              <w:left w:val="single" w:color="D9D5C8" w:sz="4" w:space="0"/>
+              <w:bottom w:val="single" w:color="D9D5C8" w:sz="4" w:space="0"/>
+              <w:right w:val="single" w:color="D9D5C8" w:sz="4" w:space="0"/>
+            </w:tcBorders>
+            <w:shd w:fill="1B2A4A" w:color="auto" w:val="clear"/>
+            <w:tcMar>
+              <w:top w:type="dxa" w:w="55"/>
+              <w:left w:type="dxa" w:w="110"/>
+              <w:bottom w:type="dxa" w:w="55"/>
+              <w:right w:type="dxa" w:w="110"/>
+            </w:tcMar>
+          </w:tcPr>
+          <w:p>
+            <w:pPr>
+              <w:spacing w:after="0"/>
+            </w:pPr>
+            <w:r>
+              <w:rPr>
+                <w:b/>
+                <w:bCs/>
+                <w:i w:val="false"/>
+                <w:iCs w:val="false"/>
+                <w:color w:val="FFFFFF"/>
+                <w:sz w:val="18"/>
+                <w:szCs w:val="18"/>
+                <w:rFonts w:ascii="Calibri" w:cs="Calibri" w:eastAsia="Calibri" w:hAnsi="Calibri"/>
+              </w:rPr>
+              <w:t xml:space="preserve">Targeted reteach</w:t>
+            </w:r>
+          </w:p>
+        </w:tc>
+      </w:tr>
+      <w:tr>
+        <w:tc>
+          <w:tcPr>
+            <w:tcW w:type="dxa" w:w="900"/>
+            <w:tcBorders>
+              <w:top w:val="single" w:color="D9D5C8" w:sz="4" w:space="0"/>
+              <w:left w:val="single" w:color="D9D5C8" w:sz="4" w:space="0"/>
+              <w:bottom w:val="single" w:color="D9D5C8" w:sz="4" w:space="0"/>
+              <w:right w:val="single" w:color="D9D5C8" w:sz="4" w:space="0"/>
+            </w:tcBorders>
+            <w:tcMar>
+              <w:top w:type="dxa" w:w="55"/>
+              <w:left w:type="dxa" w:w="110"/>
+              <w:bottom w:type="dxa" w:w="55"/>
+              <w:right w:type="dxa" w:w="110"/>
+            </w:tcMar>
+          </w:tcPr>
+          <w:p>
+            <w:pPr>
+              <w:spacing w:after="0"/>
+            </w:pPr>
+            <w:r>
+              <w:rPr>
+                <w:b w:val="false"/>
+                <w:bCs w:val="false"/>
+                <w:i w:val="false"/>
+                <w:iCs w:val="false"/>
+                <w:color w:val="1A1A1A"/>
+                <w:sz w:val="18"/>
+                <w:szCs w:val="18"/>
+                <w:rFonts w:ascii="Calibri" w:cs="Calibri" w:eastAsia="Calibri" w:hAnsi="Calibri"/>
+              </w:rPr>
+              <w:t xml:space="preserve">B</w:t>
+            </w:r>
+          </w:p>
+        </w:tc>
+        <w:tc>
+          <w:tcPr>
+            <w:tcW w:type="dxa" w:w="4400"/>
+            <w:tcBorders>
+              <w:top w:val="single" w:color="D9D5C8" w:sz="4" w:space="0"/>
+              <w:left w:val="single" w:color="D9D5C8" w:sz="4" w:space="0"/>
+              <w:bottom w:val="single" w:color="D9D5C8" w:sz="4" w:space="0"/>
+              <w:right w:val="single" w:color="D9D5C8" w:sz="4" w:space="0"/>
+            </w:tcBorders>
+            <w:tcMar>
+              <w:top w:type="dxa" w:w="55"/>
+              <w:left w:type="dxa" w:w="110"/>
+              <w:bottom w:type="dxa" w:w="55"/>
+              <w:right w:type="dxa" w:w="110"/>
+            </w:tcMar>
+          </w:tcPr>
+          <w:p>
+            <w:pPr>
+              <w:spacing w:after="0"/>
+            </w:pPr>
+            <w:r>
+              <w:rPr>
+                <w:b w:val="false"/>
+                <w:bCs w:val="false"/>
+                <w:i w:val="false"/>
+                <w:iCs w:val="false"/>
+                <w:color w:val="1A1A1A"/>
+                <w:sz w:val="18"/>
+                <w:szCs w:val="18"/>
+                <w:rFonts w:ascii="Calibri" w:cs="Calibri" w:eastAsia="Calibri" w:hAnsi="Calibri"/>
+              </w:rPr>
+              <w:t xml:space="preserve">Nearby error — State handles the treaty, not law enforcement.</w:t>
+            </w:r>
+          </w:p>
+        </w:tc>
+        <w:tc>
+          <w:tcPr>
+            <w:tcW w:type="dxa" w:w="4348"/>
+            <w:tcBorders>
+              <w:top w:val="single" w:color="D9D5C8" w:sz="4" w:space="0"/>
+              <w:left w:val="single" w:color="D9D5C8" w:sz="4" w:space="0"/>
+              <w:bottom w:val="single" w:color="D9D5C8" w:sz="4" w:space="0"/>
+              <w:right w:val="single" w:color="D9D5C8" w:sz="4" w:space="0"/>
+            </w:tcBorders>
+            <w:tcMar>
+              <w:top w:type="dxa" w:w="55"/>
+              <w:left w:type="dxa" w:w="110"/>
+              <w:bottom w:type="dxa" w:w="55"/>
+              <w:right w:type="dxa" w:w="110"/>
+            </w:tcMar>
+          </w:tcPr>
+          <w:p>
+            <w:pPr>
+              <w:spacing w:after="0"/>
+            </w:pPr>
+            <w:r>
+              <w:rPr>
+                <w:b w:val="false"/>
+                <w:bCs w:val="false"/>
+                <w:i w:val="false"/>
+                <w:iCs w:val="false"/>
+                <w:color w:val="1A1A1A"/>
+                <w:sz w:val="18"/>
+                <w:szCs w:val="18"/>
+                <w:rFonts w:ascii="Calibri" w:cs="Calibri" w:eastAsia="Calibri" w:hAnsi="Calibri"/>
+              </w:rPr>
+              <w:t xml:space="preserve">contrast the near-miss with the precise answer</w:t>
+            </w:r>
+          </w:p>
+        </w:tc>
+      </w:tr>
+      <w:tr>
+        <w:tc>
+          <w:tcPr>
+            <w:tcW w:type="dxa" w:w="900"/>
+            <w:tcBorders>
+              <w:top w:val="single" w:color="D9D5C8" w:sz="4" w:space="0"/>
+              <w:left w:val="single" w:color="D9D5C8" w:sz="4" w:space="0"/>
+              <w:bottom w:val="single" w:color="D9D5C8" w:sz="4" w:space="0"/>
+              <w:right w:val="single" w:color="D9D5C8" w:sz="4" w:space="0"/>
+            </w:tcBorders>
+            <w:tcMar>
+              <w:top w:type="dxa" w:w="55"/>
+              <w:left w:type="dxa" w:w="110"/>
+              <w:bottom w:type="dxa" w:w="55"/>
+              <w:right w:type="dxa" w:w="110"/>
+            </w:tcMar>
+          </w:tcPr>
+          <w:p>
+            <w:pPr>
+              <w:spacing w:after="0"/>
+            </w:pPr>
+            <w:r>
+              <w:rPr>
+                <w:b w:val="false"/>
+                <w:bCs w:val="false"/>
+                <w:i w:val="false"/>
+                <w:iCs w:val="false"/>
+                <w:color w:val="1A1A1A"/>
+                <w:sz w:val="18"/>
+                <w:szCs w:val="18"/>
+                <w:rFonts w:ascii="Calibri" w:cs="Calibri" w:eastAsia="Calibri" w:hAnsi="Calibri"/>
+              </w:rPr>
+              <w:t xml:space="preserve">C</w:t>
+            </w:r>
+          </w:p>
+        </w:tc>
+        <w:tc>
+          <w:tcPr>
+            <w:tcW w:type="dxa" w:w="4400"/>
+            <w:tcBorders>
+              <w:top w:val="single" w:color="D9D5C8" w:sz="4" w:space="0"/>
+              <w:left w:val="single" w:color="D9D5C8" w:sz="4" w:space="0"/>
+              <w:bottom w:val="single" w:color="D9D5C8" w:sz="4" w:space="0"/>
+              <w:right w:val="single" w:color="D9D5C8" w:sz="4" w:space="0"/>
+            </w:tcBorders>
+            <w:tcMar>
+              <w:top w:type="dxa" w:w="55"/>
+              <w:left w:type="dxa" w:w="110"/>
+              <w:bottom w:type="dxa" w:w="55"/>
+              <w:right w:type="dxa" w:w="110"/>
+            </w:tcMar>
+          </w:tcPr>
+          <w:p>
+            <w:pPr>
+              <w:spacing w:after="0"/>
+            </w:pPr>
+            <w:r>
+              <w:rPr>
+                <w:b w:val="false"/>
+                <w:bCs w:val="false"/>
+                <w:i w:val="false"/>
+                <w:iCs w:val="false"/>
+                <w:color w:val="1A1A1A"/>
+                <w:sz w:val="18"/>
+                <w:szCs w:val="18"/>
+                <w:rFonts w:ascii="Calibri" w:cs="Calibri" w:eastAsia="Calibri" w:hAnsi="Calibri"/>
+              </w:rPr>
+              <w:t xml:space="preserve">Nearby error — Treasury handles the counterfeit money, not general law enforcement.</w:t>
+            </w:r>
+          </w:p>
+        </w:tc>
+        <w:tc>
+          <w:tcPr>
+            <w:tcW w:type="dxa" w:w="4348"/>
+            <w:tcBorders>
+              <w:top w:val="single" w:color="D9D5C8" w:sz="4" w:space="0"/>
+              <w:left w:val="single" w:color="D9D5C8" w:sz="4" w:space="0"/>
+              <w:bottom w:val="single" w:color="D9D5C8" w:sz="4" w:space="0"/>
+              <w:right w:val="single" w:color="D9D5C8" w:sz="4" w:space="0"/>
+            </w:tcBorders>
+            <w:tcMar>
+              <w:top w:type="dxa" w:w="55"/>
+              <w:left w:type="dxa" w:w="110"/>
+              <w:bottom w:type="dxa" w:w="55"/>
+              <w:right w:type="dxa" w:w="110"/>
+            </w:tcMar>
+          </w:tcPr>
+          <w:p>
+            <w:pPr>
+              <w:spacing w:after="0"/>
+            </w:pPr>
+            <w:r>
+              <w:rPr>
+                <w:b w:val="false"/>
+                <w:bCs w:val="false"/>
+                <w:i w:val="false"/>
+                <w:iCs w:val="false"/>
+                <w:color w:val="1A1A1A"/>
+                <w:sz w:val="18"/>
+                <w:szCs w:val="18"/>
+                <w:rFonts w:ascii="Calibri" w:cs="Calibri" w:eastAsia="Calibri" w:hAnsi="Calibri"/>
+              </w:rPr>
+              <w:t xml:space="preserve">contrast the near-miss with the precise answer</w:t>
+            </w:r>
+          </w:p>
+        </w:tc>
+      </w:tr>
+      <w:tr>
+        <w:tc>
+          <w:tcPr>
+            <w:tcW w:type="dxa" w:w="900"/>
+            <w:tcBorders>
+              <w:top w:val="single" w:color="D9D5C8" w:sz="4" w:space="0"/>
+              <w:left w:val="single" w:color="D9D5C8" w:sz="4" w:space="0"/>
+              <w:bottom w:val="single" w:color="D9D5C8" w:sz="4" w:space="0"/>
+              <w:right w:val="single" w:color="D9D5C8" w:sz="4" w:space="0"/>
+            </w:tcBorders>
+            <w:tcMar>
+              <w:top w:type="dxa" w:w="55"/>
+              <w:left w:type="dxa" w:w="110"/>
+              <w:bottom w:type="dxa" w:w="55"/>
+              <w:right w:type="dxa" w:w="110"/>
+            </w:tcMar>
+          </w:tcPr>
+          <w:p>
+            <w:pPr>
+              <w:spacing w:after="0"/>
+            </w:pPr>
+            <w:r>
+              <w:rPr>
+                <w:b w:val="false"/>
+                <w:bCs w:val="false"/>
+                <w:i w:val="false"/>
+                <w:iCs w:val="false"/>
+                <w:color w:val="1A1A1A"/>
+                <w:sz w:val="18"/>
+                <w:szCs w:val="18"/>
+                <w:rFonts w:ascii="Calibri" w:cs="Calibri" w:eastAsia="Calibri" w:hAnsi="Calibri"/>
+              </w:rPr>
+              <w:t xml:space="preserve">D</w:t>
+            </w:r>
+          </w:p>
+        </w:tc>
+        <w:tc>
+          <w:tcPr>
+            <w:tcW w:type="dxa" w:w="4400"/>
+            <w:tcBorders>
+              <w:top w:val="single" w:color="D9D5C8" w:sz="4" w:space="0"/>
+              <w:left w:val="single" w:color="D9D5C8" w:sz="4" w:space="0"/>
+              <w:bottom w:val="single" w:color="D9D5C8" w:sz="4" w:space="0"/>
+              <w:right w:val="single" w:color="D9D5C8" w:sz="4" w:space="0"/>
+            </w:tcBorders>
+            <w:tcMar>
+              <w:top w:type="dxa" w:w="55"/>
+              <w:left w:type="dxa" w:w="110"/>
+              <w:bottom w:type="dxa" w:w="55"/>
+              <w:right w:type="dxa" w:w="110"/>
+            </w:tcMar>
+          </w:tcPr>
+          <w:p>
+            <w:pPr>
+              <w:spacing w:after="0"/>
+            </w:pPr>
+            <w:r>
+              <w:rPr>
+                <w:b w:val="false"/>
+                <w:bCs w:val="false"/>
+                <w:i w:val="false"/>
+                <w:iCs w:val="false"/>
+                <w:color w:val="1A1A1A"/>
+                <w:sz w:val="18"/>
+                <w:szCs w:val="18"/>
+                <w:rFonts w:ascii="Calibri" w:cs="Calibri" w:eastAsia="Calibri" w:hAnsi="Calibri"/>
+              </w:rPr>
+              <w:t xml:space="preserve">Prior-knowledge error — Education sets school policy, not law enforcement.</w:t>
+            </w:r>
+          </w:p>
+        </w:tc>
+        <w:tc>
+          <w:tcPr>
+            <w:tcW w:type="dxa" w:w="4348"/>
+            <w:tcBorders>
+              <w:top w:val="single" w:color="D9D5C8" w:sz="4" w:space="0"/>
+              <w:left w:val="single" w:color="D9D5C8" w:sz="4" w:space="0"/>
+              <w:bottom w:val="single" w:color="D9D5C8" w:sz="4" w:space="0"/>
+              <w:right w:val="single" w:color="D9D5C8" w:sz="4" w:space="0"/>
+            </w:tcBorders>
+            <w:tcMar>
+              <w:top w:type="dxa" w:w="55"/>
+              <w:left w:type="dxa" w:w="110"/>
+              <w:bottom w:type="dxa" w:w="55"/>
+              <w:right w:type="dxa" w:w="110"/>
+            </w:tcMar>
+          </w:tcPr>
+          <w:p>
+            <w:pPr>
+              <w:spacing w:after="0"/>
+            </w:pPr>
+            <w:r>
+              <w:rPr>
+                <w:b w:val="false"/>
+                <w:bCs w:val="false"/>
+                <w:i w:val="false"/>
+                <w:iCs w:val="false"/>
+                <w:color w:val="1A1A1A"/>
+                <w:sz w:val="18"/>
+                <w:szCs w:val="18"/>
+                <w:rFonts w:ascii="Calibri" w:cs="Calibri" w:eastAsia="Calibri" w:hAnsi="Calibri"/>
+              </w:rPr>
+              <w:t xml:space="preserve">clarify the boundary with the confused concept</w:t>
+            </w:r>
+          </w:p>
+        </w:tc>
+      </w:tr>
+    </w:tbl>
+    <w:tbl>
+      <w:tblPr>
+        <w:tblW w:type="dxa" w:w="9648"/>
+        <w:tblBorders>
+          <w:top w:val="single" w:color="auto" w:sz="4"/>
+          <w:left w:val="single" w:color="auto" w:sz="4"/>
+          <w:bottom w:val="single" w:color="auto" w:sz="4"/>
+          <w:right w:val="single" w:color="auto" w:sz="4"/>
+          <w:insideH w:val="single" w:color="auto" w:sz="4"/>
+          <w:insideV w:val="single" w:color="auto" w:sz="4"/>
+        </w:tblBorders>
+      </w:tblPr>
+      <w:tblGrid>
+        <w:gridCol w:w="9648"/>
+      </w:tblGrid>
+      <w:tr>
+        <w:tc>
+          <w:tcPr>
+            <w:tcW w:type="dxa" w:w="9648"/>
+            <w:tcBorders>
+              <w:top w:val="single" w:color="D9D5C8" w:sz="4" w:space="0"/>
+              <w:left w:val="single" w:color="D9D5C8" w:sz="4" w:space="0"/>
+              <w:bottom w:val="single" w:color="D9D5C8" w:sz="4" w:space="0"/>
+              <w:right w:val="single" w:color="D9D5C8" w:sz="4" w:space="0"/>
+            </w:tcBorders>
+            <w:shd w:fill="F7F5EF" w:color="auto" w:val="clear"/>
+            <w:tcMar>
+              <w:top w:type="dxa" w:w="55"/>
+              <w:left w:type="dxa" w:w="110"/>
+              <w:bottom w:type="dxa" w:w="55"/>
+              <w:right w:type="dxa" w:w="110"/>
+            </w:tcMar>
+          </w:tcPr>
+          <w:p>
+            <w:pPr>
+              <w:spacing w:after="60"/>
+            </w:pPr>
+            <w:r>
+              <w:rPr>
+                <w:b/>
+                <w:bCs/>
+                <w:i w:val="false"/>
+                <w:iCs w:val="false"/>
+                <w:color w:val="1B2A4A"/>
+                <w:sz w:val="21"/>
+                <w:szCs w:val="21"/>
+                <w:rFonts w:ascii="Calibri" w:cs="Calibri" w:eastAsia="Calibri" w:hAnsi="Calibri"/>
+              </w:rPr>
+              <w:t xml:space="preserve">MTSS ROUTING</w:t>
+            </w:r>
+          </w:p>
+          <w:p>
+            <w:pPr>
+              <w:spacing w:after="40"/>
+            </w:pPr>
+            <w:r>
+              <w:rPr>
+                <w:b w:val="false"/>
+                <w:bCs w:val="false"/>
+                <w:i w:val="false"/>
+                <w:iCs w:val="false"/>
+                <w:color w:val="1A1A1A"/>
+                <w:sz w:val="22"/>
+                <w:szCs w:val="22"/>
+                <w:rFonts w:ascii="Calibri" w:cs="Calibri" w:eastAsia="Calibri" w:hAnsi="Calibri"/>
+              </w:rPr>
+              <w:t xml:space="preserve">Tier 2 — Small-group (Tier 2) reteach targeting the signaled misconception (10–15 min, organizer + worked example), then re-assess with a parallel item.</w:t>
+            </w:r>
+          </w:p>
+          <w:p>
+            <w:pPr>
+              <w:spacing w:after="40"/>
+            </w:pPr>
+            <w:r>
+              <w:rPr>
+                <w:b w:val="false"/>
+                <w:bCs w:val="false"/>
+                <w:i w:val="false"/>
+                <w:iCs w:val="false"/>
+                <w:color w:val="1A1A1A"/>
+                <w:sz w:val="22"/>
+                <w:szCs w:val="22"/>
+                <w:rFonts w:ascii="Calibri" w:cs="Calibri" w:eastAsia="Calibri" w:hAnsi="Calibri"/>
+              </w:rPr>
+              <w:t xml:space="preserve">Tier 3 — If it persists across parallel forms (Tier 3): intensive 1:1 with concrete→representational→abstract scaffolding + think-aloud; progress-monitor weekly toward the same standard.</w:t>
+            </w:r>
+          </w:p>
+        </w:tc>
+      </w:tr>
+    </w:tbl>
+    <w:p>
+      <w:pPr>
+        <w:pStyle w:val="Heading3"/>
+        <w:keepNext/>
+        <w:spacing w:before="150" w:after="90"/>
+      </w:pPr>
+      <w:r>
+        <w:rPr>
+          <w:b/>
+          <w:bCs/>
+          <w:i w:val="false"/>
+          <w:iCs w:val="false"/>
+          <w:color w:val="B22234"/>
+          <w:sz w:val="24"/>
+          <w:szCs w:val="24"/>
+          <w:rFonts w:ascii="Calibri" w:cs="Calibri" w:eastAsia="Calibri" w:hAnsi="Calibri"/>
+        </w:rPr>
+        <w:t xml:space="preserve">Item 3 — GC.18 · DOK 3</w:t>
+      </w:r>
+    </w:p>
+    <w:p>
+      <w:pPr>
+        <w:spacing w:after="80"/>
+      </w:pPr>
+      <w:r>
+        <w:rPr>
+          <w:b/>
+          <w:bCs/>
+          <w:i w:val="false"/>
+          <w:iCs w:val="false"/>
+          <w:color w:val="1B2A4A"/>
+          <w:sz w:val="22"/>
+          <w:szCs w:val="22"/>
+          <w:rFonts w:ascii="Calibri" w:cs="Calibri" w:eastAsia="Calibri" w:hAnsi="Calibri"/>
+        </w:rPr>
+        <w:t xml:space="preserve">If missed:  </w:t>
+      </w:r>
+      <w:r>
+        <w:rPr>
+          <w:b w:val="false"/>
+          <w:bCs w:val="false"/>
+          <w:i w:val="false"/>
+          <w:iCs w:val="false"/>
+          <w:color w:val="1A1A1A"/>
+          <w:sz w:val="22"/>
+          <w:szCs w:val="22"/>
+          <w:rFonts w:ascii="Calibri" w:cs="Calibri" w:eastAsia="Calibri" w:hAnsi="Calibri"/>
+        </w:rPr>
+        <w:t xml:space="preserve">Revisit “The Electoral College” using the unit's Cornell notes + the standard's graphic organizer; re-check with the Exit Ticket, then re-assess with a parallel-form item.</w:t>
+      </w:r>
+    </w:p>
+    <w:tbl>
+      <w:tblPr>
+        <w:tblW w:type="dxa" w:w="9648"/>
+        <w:tblBorders>
+          <w:top w:val="single" w:color="auto" w:sz="4"/>
+          <w:left w:val="single" w:color="auto" w:sz="4"/>
+          <w:bottom w:val="single" w:color="auto" w:sz="4"/>
+          <w:right w:val="single" w:color="auto" w:sz="4"/>
+          <w:insideH w:val="single" w:color="auto" w:sz="4"/>
+          <w:insideV w:val="single" w:color="auto" w:sz="4"/>
+        </w:tblBorders>
+      </w:tblPr>
+      <w:tblGrid>
+        <w:gridCol w:w="900"/>
+        <w:gridCol w:w="4400"/>
+        <w:gridCol w:w="4348"/>
+      </w:tblGrid>
+      <w:tr>
+        <w:trPr>
+          <w:tblHeader/>
+        </w:trPr>
+        <w:tc>
+          <w:tcPr>
+            <w:tcW w:type="dxa" w:w="900"/>
+            <w:tcBorders>
+              <w:top w:val="single" w:color="D9D5C8" w:sz="4" w:space="0"/>
+              <w:left w:val="single" w:color="D9D5C8" w:sz="4" w:space="0"/>
+              <w:bottom w:val="single" w:color="D9D5C8" w:sz="4" w:space="0"/>
+              <w:right w:val="single" w:color="D9D5C8" w:sz="4" w:space="0"/>
+            </w:tcBorders>
+            <w:shd w:fill="1B2A4A" w:color="auto" w:val="clear"/>
+            <w:tcMar>
+              <w:top w:type="dxa" w:w="55"/>
+              <w:left w:type="dxa" w:w="110"/>
+              <w:bottom w:type="dxa" w:w="55"/>
+              <w:right w:type="dxa" w:w="110"/>
+            </w:tcMar>
+          </w:tcPr>
+          <w:p>
+            <w:pPr>
+              <w:spacing w:after="0"/>
+            </w:pPr>
+            <w:r>
+              <w:rPr>
+                <w:b/>
+                <w:bCs/>
+                <w:i w:val="false"/>
+                <w:iCs w:val="false"/>
+                <w:color w:val="FFFFFF"/>
+                <w:sz w:val="18"/>
+                <w:szCs w:val="18"/>
+                <w:rFonts w:ascii="Calibri" w:cs="Calibri" w:eastAsia="Calibri" w:hAnsi="Calibri"/>
+              </w:rPr>
+              <w:t xml:space="preserve">Wrong choice</w:t>
+            </w:r>
+          </w:p>
+        </w:tc>
+        <w:tc>
+          <w:tcPr>
+            <w:tcW w:type="dxa" w:w="4400"/>
+            <w:tcBorders>
+              <w:top w:val="single" w:color="D9D5C8" w:sz="4" w:space="0"/>
+              <w:left w:val="single" w:color="D9D5C8" w:sz="4" w:space="0"/>
+              <w:bottom w:val="single" w:color="D9D5C8" w:sz="4" w:space="0"/>
+              <w:right w:val="single" w:color="D9D5C8" w:sz="4" w:space="0"/>
+            </w:tcBorders>
+            <w:shd w:fill="1B2A4A" w:color="auto" w:val="clear"/>
+            <w:tcMar>
+              <w:top w:type="dxa" w:w="55"/>
+              <w:left w:type="dxa" w:w="110"/>
+              <w:bottom w:type="dxa" w:w="55"/>
+              <w:right w:type="dxa" w:w="110"/>
+            </w:tcMar>
+          </w:tcPr>
+          <w:p>
+            <w:pPr>
+              <w:spacing w:after="0"/>
+            </w:pPr>
+            <w:r>
+              <w:rPr>
+                <w:b/>
+                <w:bCs/>
+                <w:i w:val="false"/>
+                <w:iCs w:val="false"/>
+                <w:color w:val="FFFFFF"/>
+                <w:sz w:val="18"/>
+                <w:szCs w:val="18"/>
+                <w:rFonts w:ascii="Calibri" w:cs="Calibri" w:eastAsia="Calibri" w:hAnsi="Calibri"/>
+              </w:rPr>
+              <w:t xml:space="preserve">Signals misconception</w:t>
+            </w:r>
+          </w:p>
+        </w:tc>
+        <w:tc>
+          <w:tcPr>
+            <w:tcW w:type="dxa" w:w="4348"/>
+            <w:tcBorders>
+              <w:top w:val="single" w:color="D9D5C8" w:sz="4" w:space="0"/>
+              <w:left w:val="single" w:color="D9D5C8" w:sz="4" w:space="0"/>
+              <w:bottom w:val="single" w:color="D9D5C8" w:sz="4" w:space="0"/>
+              <w:right w:val="single" w:color="D9D5C8" w:sz="4" w:space="0"/>
+            </w:tcBorders>
+            <w:shd w:fill="1B2A4A" w:color="auto" w:val="clear"/>
+            <w:tcMar>
+              <w:top w:type="dxa" w:w="55"/>
+              <w:left w:type="dxa" w:w="110"/>
+              <w:bottom w:type="dxa" w:w="55"/>
+              <w:right w:type="dxa" w:w="110"/>
+            </w:tcMar>
+          </w:tcPr>
+          <w:p>
+            <w:pPr>
+              <w:spacing w:after="0"/>
+            </w:pPr>
+            <w:r>
+              <w:rPr>
+                <w:b/>
+                <w:bCs/>
+                <w:i w:val="false"/>
+                <w:iCs w:val="false"/>
+                <w:color w:val="FFFFFF"/>
+                <w:sz w:val="18"/>
+                <w:szCs w:val="18"/>
+                <w:rFonts w:ascii="Calibri" w:cs="Calibri" w:eastAsia="Calibri" w:hAnsi="Calibri"/>
+              </w:rPr>
+              <w:t xml:space="preserve">Targeted reteach</w:t>
+            </w:r>
+          </w:p>
+        </w:tc>
+      </w:tr>
+      <w:tr>
+        <w:tc>
+          <w:tcPr>
+            <w:tcW w:type="dxa" w:w="900"/>
+            <w:tcBorders>
+              <w:top w:val="single" w:color="D9D5C8" w:sz="4" w:space="0"/>
+              <w:left w:val="single" w:color="D9D5C8" w:sz="4" w:space="0"/>
+              <w:bottom w:val="single" w:color="D9D5C8" w:sz="4" w:space="0"/>
+              <w:right w:val="single" w:color="D9D5C8" w:sz="4" w:space="0"/>
+            </w:tcBorders>
+            <w:tcMar>
+              <w:top w:type="dxa" w:w="55"/>
+              <w:left w:type="dxa" w:w="110"/>
+              <w:bottom w:type="dxa" w:w="55"/>
+              <w:right w:type="dxa" w:w="110"/>
+            </w:tcMar>
+          </w:tcPr>
+          <w:p>
+            <w:pPr>
+              <w:spacing w:after="0"/>
+            </w:pPr>
+            <w:r>
+              <w:rPr>
+                <w:b w:val="false"/>
+                <w:bCs w:val="false"/>
+                <w:i w:val="false"/>
+                <w:iCs w:val="false"/>
+                <w:color w:val="1A1A1A"/>
+                <w:sz w:val="18"/>
+                <w:szCs w:val="18"/>
+                <w:rFonts w:ascii="Calibri" w:cs="Calibri" w:eastAsia="Calibri" w:hAnsi="Calibri"/>
+              </w:rPr>
+              <w:t xml:space="preserve">A</w:t>
+            </w:r>
+          </w:p>
+        </w:tc>
+        <w:tc>
+          <w:tcPr>
+            <w:tcW w:type="dxa" w:w="4400"/>
+            <w:tcBorders>
+              <w:top w:val="single" w:color="D9D5C8" w:sz="4" w:space="0"/>
+              <w:left w:val="single" w:color="D9D5C8" w:sz="4" w:space="0"/>
+              <w:bottom w:val="single" w:color="D9D5C8" w:sz="4" w:space="0"/>
+              <w:right w:val="single" w:color="D9D5C8" w:sz="4" w:space="0"/>
+            </w:tcBorders>
+            <w:tcMar>
+              <w:top w:type="dxa" w:w="55"/>
+              <w:left w:type="dxa" w:w="110"/>
+              <w:bottom w:type="dxa" w:w="55"/>
+              <w:right w:type="dxa" w:w="110"/>
+            </w:tcMar>
+          </w:tcPr>
+          <w:p>
+            <w:pPr>
+              <w:spacing w:after="0"/>
+            </w:pPr>
+            <w:r>
+              <w:rPr>
+                <w:b w:val="false"/>
+                <w:bCs w:val="false"/>
+                <w:i w:val="false"/>
+                <w:iCs w:val="false"/>
+                <w:color w:val="1A1A1A"/>
+                <w:sz w:val="18"/>
+                <w:szCs w:val="18"/>
+                <w:rFonts w:ascii="Calibri" w:cs="Calibri" w:eastAsia="Calibri" w:hAnsi="Calibri"/>
+              </w:rPr>
+              <w:t xml:space="preserve">Misconception — the popular-vote winner does not always win the Electoral College.</w:t>
+            </w:r>
+          </w:p>
+        </w:tc>
+        <w:tc>
+          <w:tcPr>
+            <w:tcW w:type="dxa" w:w="4348"/>
+            <w:tcBorders>
+              <w:top w:val="single" w:color="D9D5C8" w:sz="4" w:space="0"/>
+              <w:left w:val="single" w:color="D9D5C8" w:sz="4" w:space="0"/>
+              <w:bottom w:val="single" w:color="D9D5C8" w:sz="4" w:space="0"/>
+              <w:right w:val="single" w:color="D9D5C8" w:sz="4" w:space="0"/>
+            </w:tcBorders>
+            <w:tcMar>
+              <w:top w:type="dxa" w:w="55"/>
+              <w:left w:type="dxa" w:w="110"/>
+              <w:bottom w:type="dxa" w:w="55"/>
+              <w:right w:type="dxa" w:w="110"/>
+            </w:tcMar>
+          </w:tcPr>
+          <w:p>
+            <w:pPr>
+              <w:spacing w:after="0"/>
+            </w:pPr>
+            <w:r>
+              <w:rPr>
+                <w:b w:val="false"/>
+                <w:bCs w:val="false"/>
+                <w:i w:val="false"/>
+                <w:iCs w:val="false"/>
+                <w:color w:val="1A1A1A"/>
+                <w:sz w:val="18"/>
+                <w:szCs w:val="18"/>
+                <w:rFonts w:ascii="Calibri" w:cs="Calibri" w:eastAsia="Calibri" w:hAnsi="Calibri"/>
+              </w:rPr>
+              <w:t xml:space="preserve">confront the misconception with a worked counter-example</w:t>
+            </w:r>
+          </w:p>
+        </w:tc>
+      </w:tr>
+      <w:tr>
+        <w:tc>
+          <w:tcPr>
+            <w:tcW w:type="dxa" w:w="900"/>
+            <w:tcBorders>
+              <w:top w:val="single" w:color="D9D5C8" w:sz="4" w:space="0"/>
+              <w:left w:val="single" w:color="D9D5C8" w:sz="4" w:space="0"/>
+              <w:bottom w:val="single" w:color="D9D5C8" w:sz="4" w:space="0"/>
+              <w:right w:val="single" w:color="D9D5C8" w:sz="4" w:space="0"/>
+            </w:tcBorders>
+            <w:tcMar>
+              <w:top w:type="dxa" w:w="55"/>
+              <w:left w:type="dxa" w:w="110"/>
+              <w:bottom w:type="dxa" w:w="55"/>
+              <w:right w:type="dxa" w:w="110"/>
+            </w:tcMar>
+          </w:tcPr>
+          <w:p>
+            <w:pPr>
+              <w:spacing w:after="0"/>
+            </w:pPr>
+            <w:r>
+              <w:rPr>
+                <w:b w:val="false"/>
+                <w:bCs w:val="false"/>
+                <w:i w:val="false"/>
+                <w:iCs w:val="false"/>
+                <w:color w:val="1A1A1A"/>
+                <w:sz w:val="18"/>
+                <w:szCs w:val="18"/>
+                <w:rFonts w:ascii="Calibri" w:cs="Calibri" w:eastAsia="Calibri" w:hAnsi="Calibri"/>
+              </w:rPr>
+              <w:t xml:space="preserve">B</w:t>
+            </w:r>
+          </w:p>
+        </w:tc>
+        <w:tc>
+          <w:tcPr>
+            <w:tcW w:type="dxa" w:w="4400"/>
+            <w:tcBorders>
+              <w:top w:val="single" w:color="D9D5C8" w:sz="4" w:space="0"/>
+              <w:left w:val="single" w:color="D9D5C8" w:sz="4" w:space="0"/>
+              <w:bottom w:val="single" w:color="D9D5C8" w:sz="4" w:space="0"/>
+              <w:right w:val="single" w:color="D9D5C8" w:sz="4" w:space="0"/>
+            </w:tcBorders>
+            <w:tcMar>
+              <w:top w:type="dxa" w:w="55"/>
+              <w:left w:type="dxa" w:w="110"/>
+              <w:bottom w:type="dxa" w:w="55"/>
+              <w:right w:type="dxa" w:w="110"/>
+            </w:tcMar>
+          </w:tcPr>
+          <w:p>
+            <w:pPr>
+              <w:spacing w:after="0"/>
+            </w:pPr>
+            <w:r>
+              <w:rPr>
+                <w:b w:val="false"/>
+                <w:bCs w:val="false"/>
+                <w:i w:val="false"/>
+                <w:iCs w:val="false"/>
+                <w:color w:val="1A1A1A"/>
+                <w:sz w:val="18"/>
+                <w:szCs w:val="18"/>
+                <w:rFonts w:ascii="Calibri" w:cs="Calibri" w:eastAsia="Calibri" w:hAnsi="Calibri"/>
+              </w:rPr>
+              <w:t xml:space="preserve">Misconception — states are central to the Electoral College.</w:t>
+            </w:r>
+          </w:p>
+        </w:tc>
+        <w:tc>
+          <w:tcPr>
+            <w:tcW w:type="dxa" w:w="4348"/>
+            <w:tcBorders>
+              <w:top w:val="single" w:color="D9D5C8" w:sz="4" w:space="0"/>
+              <w:left w:val="single" w:color="D9D5C8" w:sz="4" w:space="0"/>
+              <w:bottom w:val="single" w:color="D9D5C8" w:sz="4" w:space="0"/>
+              <w:right w:val="single" w:color="D9D5C8" w:sz="4" w:space="0"/>
+            </w:tcBorders>
+            <w:tcMar>
+              <w:top w:type="dxa" w:w="55"/>
+              <w:left w:type="dxa" w:w="110"/>
+              <w:bottom w:type="dxa" w:w="55"/>
+              <w:right w:type="dxa" w:w="110"/>
+            </w:tcMar>
+          </w:tcPr>
+          <w:p>
+            <w:pPr>
+              <w:spacing w:after="0"/>
+            </w:pPr>
+            <w:r>
+              <w:rPr>
+                <w:b w:val="false"/>
+                <w:bCs w:val="false"/>
+                <w:i w:val="false"/>
+                <w:iCs w:val="false"/>
+                <w:color w:val="1A1A1A"/>
+                <w:sz w:val="18"/>
+                <w:szCs w:val="18"/>
+                <w:rFonts w:ascii="Calibri" w:cs="Calibri" w:eastAsia="Calibri" w:hAnsi="Calibri"/>
+              </w:rPr>
+              <w:t xml:space="preserve">confront the misconception with a worked counter-example</w:t>
+            </w:r>
+          </w:p>
+        </w:tc>
+      </w:tr>
+      <w:tr>
+        <w:tc>
+          <w:tcPr>
+            <w:tcW w:type="dxa" w:w="900"/>
+            <w:tcBorders>
+              <w:top w:val="single" w:color="D9D5C8" w:sz="4" w:space="0"/>
+              <w:left w:val="single" w:color="D9D5C8" w:sz="4" w:space="0"/>
+              <w:bottom w:val="single" w:color="D9D5C8" w:sz="4" w:space="0"/>
+              <w:right w:val="single" w:color="D9D5C8" w:sz="4" w:space="0"/>
+            </w:tcBorders>
+            <w:tcMar>
+              <w:top w:type="dxa" w:w="55"/>
+              <w:left w:type="dxa" w:w="110"/>
+              <w:bottom w:type="dxa" w:w="55"/>
+              <w:right w:type="dxa" w:w="110"/>
+            </w:tcMar>
+          </w:tcPr>
+          <w:p>
+            <w:pPr>
+              <w:spacing w:after="0"/>
+            </w:pPr>
+            <w:r>
+              <w:rPr>
+                <w:b w:val="false"/>
+                <w:bCs w:val="false"/>
+                <w:i w:val="false"/>
+                <w:iCs w:val="false"/>
+                <w:color w:val="1A1A1A"/>
+                <w:sz w:val="18"/>
+                <w:szCs w:val="18"/>
+                <w:rFonts w:ascii="Calibri" w:cs="Calibri" w:eastAsia="Calibri" w:hAnsi="Calibri"/>
+              </w:rPr>
+              <w:t xml:space="preserve">D</w:t>
+            </w:r>
+          </w:p>
+        </w:tc>
+        <w:tc>
+          <w:tcPr>
+            <w:tcW w:type="dxa" w:w="4400"/>
+            <w:tcBorders>
+              <w:top w:val="single" w:color="D9D5C8" w:sz="4" w:space="0"/>
+              <w:left w:val="single" w:color="D9D5C8" w:sz="4" w:space="0"/>
+              <w:bottom w:val="single" w:color="D9D5C8" w:sz="4" w:space="0"/>
+              <w:right w:val="single" w:color="D9D5C8" w:sz="4" w:space="0"/>
+            </w:tcBorders>
+            <w:tcMar>
+              <w:top w:type="dxa" w:w="55"/>
+              <w:left w:type="dxa" w:w="110"/>
+              <w:bottom w:type="dxa" w:w="55"/>
+              <w:right w:type="dxa" w:w="110"/>
+            </w:tcMar>
+          </w:tcPr>
+          <w:p>
+            <w:pPr>
+              <w:spacing w:after="0"/>
+            </w:pPr>
+            <w:r>
+              <w:rPr>
+                <w:b w:val="false"/>
+                <w:bCs w:val="false"/>
+                <w:i w:val="false"/>
+                <w:iCs w:val="false"/>
+                <w:color w:val="1A1A1A"/>
+                <w:sz w:val="18"/>
+                <w:szCs w:val="18"/>
+                <w:rFonts w:ascii="Calibri" w:cs="Calibri" w:eastAsia="Calibri" w:hAnsi="Calibri"/>
+              </w:rPr>
+              <w:t xml:space="preserve">Nearby error — the House decides only if no candidate wins a majority, not every election.</w:t>
+            </w:r>
+          </w:p>
+        </w:tc>
+        <w:tc>
+          <w:tcPr>
+            <w:tcW w:type="dxa" w:w="4348"/>
+            <w:tcBorders>
+              <w:top w:val="single" w:color="D9D5C8" w:sz="4" w:space="0"/>
+              <w:left w:val="single" w:color="D9D5C8" w:sz="4" w:space="0"/>
+              <w:bottom w:val="single" w:color="D9D5C8" w:sz="4" w:space="0"/>
+              <w:right w:val="single" w:color="D9D5C8" w:sz="4" w:space="0"/>
+            </w:tcBorders>
+            <w:tcMar>
+              <w:top w:type="dxa" w:w="55"/>
+              <w:left w:type="dxa" w:w="110"/>
+              <w:bottom w:type="dxa" w:w="55"/>
+              <w:right w:type="dxa" w:w="110"/>
+            </w:tcMar>
+          </w:tcPr>
+          <w:p>
+            <w:pPr>
+              <w:spacing w:after="0"/>
+            </w:pPr>
+            <w:r>
+              <w:rPr>
+                <w:b w:val="false"/>
+                <w:bCs w:val="false"/>
+                <w:i w:val="false"/>
+                <w:iCs w:val="false"/>
+                <w:color w:val="1A1A1A"/>
+                <w:sz w:val="18"/>
+                <w:szCs w:val="18"/>
+                <w:rFonts w:ascii="Calibri" w:cs="Calibri" w:eastAsia="Calibri" w:hAnsi="Calibri"/>
+              </w:rPr>
+              <w:t xml:space="preserve">contrast the near-miss with the precise answer</w:t>
+            </w:r>
+          </w:p>
+        </w:tc>
+      </w:tr>
+    </w:tbl>
+    <w:tbl>
+      <w:tblPr>
+        <w:tblW w:type="dxa" w:w="9648"/>
+        <w:tblBorders>
+          <w:top w:val="single" w:color="auto" w:sz="4"/>
+          <w:left w:val="single" w:color="auto" w:sz="4"/>
+          <w:bottom w:val="single" w:color="auto" w:sz="4"/>
+          <w:right w:val="single" w:color="auto" w:sz="4"/>
+          <w:insideH w:val="single" w:color="auto" w:sz="4"/>
+          <w:insideV w:val="single" w:color="auto" w:sz="4"/>
+        </w:tblBorders>
+      </w:tblPr>
+      <w:tblGrid>
+        <w:gridCol w:w="9648"/>
+      </w:tblGrid>
+      <w:tr>
+        <w:tc>
+          <w:tcPr>
+            <w:tcW w:type="dxa" w:w="9648"/>
+            <w:tcBorders>
+              <w:top w:val="single" w:color="D9D5C8" w:sz="4" w:space="0"/>
+              <w:left w:val="single" w:color="D9D5C8" w:sz="4" w:space="0"/>
+              <w:bottom w:val="single" w:color="D9D5C8" w:sz="4" w:space="0"/>
+              <w:right w:val="single" w:color="D9D5C8" w:sz="4" w:space="0"/>
+            </w:tcBorders>
+            <w:shd w:fill="F7F5EF" w:color="auto" w:val="clear"/>
+            <w:tcMar>
+              <w:top w:type="dxa" w:w="55"/>
+              <w:left w:type="dxa" w:w="110"/>
+              <w:bottom w:type="dxa" w:w="55"/>
+              <w:right w:type="dxa" w:w="110"/>
+            </w:tcMar>
+          </w:tcPr>
+          <w:p>
+            <w:pPr>
+              <w:spacing w:after="60"/>
+            </w:pPr>
+            <w:r>
+              <w:rPr>
+                <w:b/>
+                <w:bCs/>
+                <w:i w:val="false"/>
+                <w:iCs w:val="false"/>
+                <w:color w:val="1B2A4A"/>
+                <w:sz w:val="21"/>
+                <w:szCs w:val="21"/>
+                <w:rFonts w:ascii="Calibri" w:cs="Calibri" w:eastAsia="Calibri" w:hAnsi="Calibri"/>
+              </w:rPr>
+              <w:t xml:space="preserve">MTSS ROUTING</w:t>
+            </w:r>
+          </w:p>
+          <w:p>
+            <w:pPr>
+              <w:spacing w:after="40"/>
+            </w:pPr>
+            <w:r>
+              <w:rPr>
+                <w:b w:val="false"/>
+                <w:bCs w:val="false"/>
+                <w:i w:val="false"/>
+                <w:iCs w:val="false"/>
+                <w:color w:val="1A1A1A"/>
+                <w:sz w:val="22"/>
+                <w:szCs w:val="22"/>
+                <w:rFonts w:ascii="Calibri" w:cs="Calibri" w:eastAsia="Calibri" w:hAnsi="Calibri"/>
+              </w:rPr>
+              <w:t xml:space="preserve">Tier 2 — Small-group (Tier 2) reteach targeting the signaled misconception (10–15 min, organizer + worked example), then re-assess with a parallel item.</w:t>
+            </w:r>
+          </w:p>
+          <w:p>
+            <w:pPr>
+              <w:spacing w:after="40"/>
+            </w:pPr>
+            <w:r>
+              <w:rPr>
+                <w:b w:val="false"/>
+                <w:bCs w:val="false"/>
+                <w:i w:val="false"/>
+                <w:iCs w:val="false"/>
+                <w:color w:val="1A1A1A"/>
+                <w:sz w:val="22"/>
+                <w:szCs w:val="22"/>
+                <w:rFonts w:ascii="Calibri" w:cs="Calibri" w:eastAsia="Calibri" w:hAnsi="Calibri"/>
+              </w:rPr>
+              <w:t xml:space="preserve">Tier 3 — If it persists across parallel forms (Tier 3): intensive 1:1 with concrete→representational→abstract scaffolding + think-aloud; progress-monitor weekly toward the same standard.</w:t>
+            </w:r>
+          </w:p>
+        </w:tc>
+      </w:tr>
+    </w:tbl>
+    <w:p>
+      <w:pPr>
+        <w:pStyle w:val="Heading2"/>
+        <w:keepNext/>
+        <w:spacing w:before="150" w:after="90"/>
+      </w:pPr>
+      <w:r>
+        <w:rPr>
+          <w:b/>
+          <w:bCs/>
+          <w:i w:val="false"/>
+          <w:iCs w:val="false"/>
+          <w:color w:val="1B2A4A"/>
+          <w:sz w:val="28"/>
+          <w:szCs w:val="28"/>
+          <w:rFonts w:ascii="Calibri" w:cs="Calibri" w:eastAsia="Calibri" w:hAnsi="Calibri"/>
+        </w:rPr>
+        <w:t xml:space="preserve">Form B — UDL &amp; distractor-based remediation</w:t>
+      </w:r>
+    </w:p>
+    <w:p>
+      <w:pPr>
+        <w:pStyle w:val="Heading3"/>
+        <w:keepNext/>
+        <w:spacing w:before="150" w:after="90"/>
+      </w:pPr>
+      <w:r>
+        <w:rPr>
+          <w:b/>
+          <w:bCs/>
+          <w:i w:val="false"/>
+          <w:iCs w:val="false"/>
+          <w:color w:val="B22234"/>
+          <w:sz w:val="24"/>
+          <w:szCs w:val="24"/>
+          <w:rFonts w:ascii="Calibri" w:cs="Calibri" w:eastAsia="Calibri" w:hAnsi="Calibri"/>
+        </w:rPr>
+        <w:t xml:space="preserve">Item 1 — GC.16 · DOK 1</w:t>
+      </w:r>
+    </w:p>
+    <w:p>
+      <w:pPr>
+        <w:spacing w:after="80"/>
+      </w:pPr>
+      <w:r>
+        <w:rPr>
+          <w:b/>
+          <w:bCs/>
+          <w:i w:val="false"/>
+          <w:iCs w:val="false"/>
+          <w:color w:val="1B2A4A"/>
+          <w:sz w:val="22"/>
+          <w:szCs w:val="22"/>
+          <w:rFonts w:ascii="Calibri" w:cs="Calibri" w:eastAsia="Calibri" w:hAnsi="Calibri"/>
+        </w:rPr>
+        <w:t xml:space="preserve">If missed:  </w:t>
+      </w:r>
+      <w:r>
+        <w:rPr>
+          <w:b w:val="false"/>
+          <w:bCs w:val="false"/>
+          <w:i w:val="false"/>
+          <w:iCs w:val="false"/>
+          <w:color w:val="1A1A1A"/>
+          <w:sz w:val="22"/>
+          <w:szCs w:val="22"/>
+          <w:rFonts w:ascii="Calibri" w:cs="Calibri" w:eastAsia="Calibri" w:hAnsi="Calibri"/>
+        </w:rPr>
+        <w:t xml:space="preserve">Revisit “Article II &amp; the Presidency” using the unit's Cornell notes + the standard's graphic organizer; re-check with the Exit Ticket, then re-assess with a parallel-form item.</w:t>
+      </w:r>
+    </w:p>
+    <w:tbl>
+      <w:tblPr>
+        <w:tblW w:type="dxa" w:w="9648"/>
+        <w:tblBorders>
+          <w:top w:val="single" w:color="auto" w:sz="4"/>
+          <w:left w:val="single" w:color="auto" w:sz="4"/>
+          <w:bottom w:val="single" w:color="auto" w:sz="4"/>
+          <w:right w:val="single" w:color="auto" w:sz="4"/>
+          <w:insideH w:val="single" w:color="auto" w:sz="4"/>
+          <w:insideV w:val="single" w:color="auto" w:sz="4"/>
+        </w:tblBorders>
+      </w:tblPr>
+      <w:tblGrid>
+        <w:gridCol w:w="900"/>
+        <w:gridCol w:w="4400"/>
+        <w:gridCol w:w="4348"/>
+      </w:tblGrid>
+      <w:tr>
+        <w:trPr>
+          <w:tblHeader/>
+        </w:trPr>
+        <w:tc>
+          <w:tcPr>
+            <w:tcW w:type="dxa" w:w="900"/>
+            <w:tcBorders>
+              <w:top w:val="single" w:color="D9D5C8" w:sz="4" w:space="0"/>
+              <w:left w:val="single" w:color="D9D5C8" w:sz="4" w:space="0"/>
+              <w:bottom w:val="single" w:color="D9D5C8" w:sz="4" w:space="0"/>
+              <w:right w:val="single" w:color="D9D5C8" w:sz="4" w:space="0"/>
+            </w:tcBorders>
+            <w:shd w:fill="1B2A4A" w:color="auto" w:val="clear"/>
+            <w:tcMar>
+              <w:top w:type="dxa" w:w="55"/>
+              <w:left w:type="dxa" w:w="110"/>
+              <w:bottom w:type="dxa" w:w="55"/>
+              <w:right w:type="dxa" w:w="110"/>
+            </w:tcMar>
+          </w:tcPr>
+          <w:p>
+            <w:pPr>
+              <w:spacing w:after="0"/>
+            </w:pPr>
+            <w:r>
+              <w:rPr>
+                <w:b/>
+                <w:bCs/>
+                <w:i w:val="false"/>
+                <w:iCs w:val="false"/>
+                <w:color w:val="FFFFFF"/>
+                <w:sz w:val="18"/>
+                <w:szCs w:val="18"/>
+                <w:rFonts w:ascii="Calibri" w:cs="Calibri" w:eastAsia="Calibri" w:hAnsi="Calibri"/>
+              </w:rPr>
+              <w:t xml:space="preserve">Wrong choice</w:t>
+            </w:r>
+          </w:p>
+        </w:tc>
+        <w:tc>
+          <w:tcPr>
+            <w:tcW w:type="dxa" w:w="4400"/>
+            <w:tcBorders>
+              <w:top w:val="single" w:color="D9D5C8" w:sz="4" w:space="0"/>
+              <w:left w:val="single" w:color="D9D5C8" w:sz="4" w:space="0"/>
+              <w:bottom w:val="single" w:color="D9D5C8" w:sz="4" w:space="0"/>
+              <w:right w:val="single" w:color="D9D5C8" w:sz="4" w:space="0"/>
+            </w:tcBorders>
+            <w:shd w:fill="1B2A4A" w:color="auto" w:val="clear"/>
+            <w:tcMar>
+              <w:top w:type="dxa" w:w="55"/>
+              <w:left w:type="dxa" w:w="110"/>
+              <w:bottom w:type="dxa" w:w="55"/>
+              <w:right w:type="dxa" w:w="110"/>
+            </w:tcMar>
+          </w:tcPr>
+          <w:p>
+            <w:pPr>
+              <w:spacing w:after="0"/>
+            </w:pPr>
+            <w:r>
+              <w:rPr>
+                <w:b/>
+                <w:bCs/>
+                <w:i w:val="false"/>
+                <w:iCs w:val="false"/>
+                <w:color w:val="FFFFFF"/>
+                <w:sz w:val="18"/>
+                <w:szCs w:val="18"/>
+                <w:rFonts w:ascii="Calibri" w:cs="Calibri" w:eastAsia="Calibri" w:hAnsi="Calibri"/>
+              </w:rPr>
+              <w:t xml:space="preserve">Signals misconception</w:t>
+            </w:r>
+          </w:p>
+        </w:tc>
+        <w:tc>
+          <w:tcPr>
+            <w:tcW w:type="dxa" w:w="4348"/>
+            <w:tcBorders>
+              <w:top w:val="single" w:color="D9D5C8" w:sz="4" w:space="0"/>
+              <w:left w:val="single" w:color="D9D5C8" w:sz="4" w:space="0"/>
+              <w:bottom w:val="single" w:color="D9D5C8" w:sz="4" w:space="0"/>
+              <w:right w:val="single" w:color="D9D5C8" w:sz="4" w:space="0"/>
+            </w:tcBorders>
+            <w:shd w:fill="1B2A4A" w:color="auto" w:val="clear"/>
+            <w:tcMar>
+              <w:top w:type="dxa" w:w="55"/>
+              <w:left w:type="dxa" w:w="110"/>
+              <w:bottom w:type="dxa" w:w="55"/>
+              <w:right w:type="dxa" w:w="110"/>
+            </w:tcMar>
+          </w:tcPr>
+          <w:p>
+            <w:pPr>
+              <w:spacing w:after="0"/>
+            </w:pPr>
+            <w:r>
+              <w:rPr>
+                <w:b/>
+                <w:bCs/>
+                <w:i w:val="false"/>
+                <w:iCs w:val="false"/>
+                <w:color w:val="FFFFFF"/>
+                <w:sz w:val="18"/>
+                <w:szCs w:val="18"/>
+                <w:rFonts w:ascii="Calibri" w:cs="Calibri" w:eastAsia="Calibri" w:hAnsi="Calibri"/>
+              </w:rPr>
+              <w:t xml:space="preserve">Targeted reteach</w:t>
+            </w:r>
+          </w:p>
+        </w:tc>
+      </w:tr>
+      <w:tr>
+        <w:tc>
+          <w:tcPr>
+            <w:tcW w:type="dxa" w:w="900"/>
+            <w:tcBorders>
+              <w:top w:val="single" w:color="D9D5C8" w:sz="4" w:space="0"/>
+              <w:left w:val="single" w:color="D9D5C8" w:sz="4" w:space="0"/>
+              <w:bottom w:val="single" w:color="D9D5C8" w:sz="4" w:space="0"/>
+              <w:right w:val="single" w:color="D9D5C8" w:sz="4" w:space="0"/>
+            </w:tcBorders>
+            <w:tcMar>
+              <w:top w:type="dxa" w:w="55"/>
+              <w:left w:type="dxa" w:w="110"/>
+              <w:bottom w:type="dxa" w:w="55"/>
+              <w:right w:type="dxa" w:w="110"/>
+            </w:tcMar>
+          </w:tcPr>
+          <w:p>
+            <w:pPr>
+              <w:spacing w:after="0"/>
+            </w:pPr>
+            <w:r>
+              <w:rPr>
+                <w:b w:val="false"/>
+                <w:bCs w:val="false"/>
+                <w:i w:val="false"/>
+                <w:iCs w:val="false"/>
+                <w:color w:val="1A1A1A"/>
+                <w:sz w:val="18"/>
+                <w:szCs w:val="18"/>
+                <w:rFonts w:ascii="Calibri" w:cs="Calibri" w:eastAsia="Calibri" w:hAnsi="Calibri"/>
+              </w:rPr>
+              <w:t xml:space="preserve">A</w:t>
+            </w:r>
+          </w:p>
+        </w:tc>
+        <w:tc>
+          <w:tcPr>
+            <w:tcW w:type="dxa" w:w="4400"/>
+            <w:tcBorders>
+              <w:top w:val="single" w:color="D9D5C8" w:sz="4" w:space="0"/>
+              <w:left w:val="single" w:color="D9D5C8" w:sz="4" w:space="0"/>
+              <w:bottom w:val="single" w:color="D9D5C8" w:sz="4" w:space="0"/>
+              <w:right w:val="single" w:color="D9D5C8" w:sz="4" w:space="0"/>
+            </w:tcBorders>
+            <w:tcMar>
+              <w:top w:type="dxa" w:w="55"/>
+              <w:left w:type="dxa" w:w="110"/>
+              <w:bottom w:type="dxa" w:w="55"/>
+              <w:right w:type="dxa" w:w="110"/>
+            </w:tcMar>
+          </w:tcPr>
+          <w:p>
+            <w:pPr>
+              <w:spacing w:after="0"/>
+            </w:pPr>
+            <w:r>
+              <w:rPr>
+                <w:b w:val="false"/>
+                <w:bCs w:val="false"/>
+                <w:i w:val="false"/>
+                <w:iCs w:val="false"/>
+                <w:color w:val="1A1A1A"/>
+                <w:sz w:val="18"/>
+                <w:szCs w:val="18"/>
+                <w:rFonts w:ascii="Calibri" w:cs="Calibri" w:eastAsia="Calibri" w:hAnsi="Calibri"/>
+              </w:rPr>
+              <w:t xml:space="preserve">Nearby error — the limit is two elected terms, not one.</w:t>
+            </w:r>
+          </w:p>
+        </w:tc>
+        <w:tc>
+          <w:tcPr>
+            <w:tcW w:type="dxa" w:w="4348"/>
+            <w:tcBorders>
+              <w:top w:val="single" w:color="D9D5C8" w:sz="4" w:space="0"/>
+              <w:left w:val="single" w:color="D9D5C8" w:sz="4" w:space="0"/>
+              <w:bottom w:val="single" w:color="D9D5C8" w:sz="4" w:space="0"/>
+              <w:right w:val="single" w:color="D9D5C8" w:sz="4" w:space="0"/>
+            </w:tcBorders>
+            <w:tcMar>
+              <w:top w:type="dxa" w:w="55"/>
+              <w:left w:type="dxa" w:w="110"/>
+              <w:bottom w:type="dxa" w:w="55"/>
+              <w:right w:type="dxa" w:w="110"/>
+            </w:tcMar>
+          </w:tcPr>
+          <w:p>
+            <w:pPr>
+              <w:spacing w:after="0"/>
+            </w:pPr>
+            <w:r>
+              <w:rPr>
+                <w:b w:val="false"/>
+                <w:bCs w:val="false"/>
+                <w:i w:val="false"/>
+                <w:iCs w:val="false"/>
+                <w:color w:val="1A1A1A"/>
+                <w:sz w:val="18"/>
+                <w:szCs w:val="18"/>
+                <w:rFonts w:ascii="Calibri" w:cs="Calibri" w:eastAsia="Calibri" w:hAnsi="Calibri"/>
+              </w:rPr>
+              <w:t xml:space="preserve">contrast the near-miss with the precise answer</w:t>
+            </w:r>
+          </w:p>
+        </w:tc>
+      </w:tr>
+      <w:tr>
+        <w:tc>
+          <w:tcPr>
+            <w:tcW w:type="dxa" w:w="900"/>
+            <w:tcBorders>
+              <w:top w:val="single" w:color="D9D5C8" w:sz="4" w:space="0"/>
+              <w:left w:val="single" w:color="D9D5C8" w:sz="4" w:space="0"/>
+              <w:bottom w:val="single" w:color="D9D5C8" w:sz="4" w:space="0"/>
+              <w:right w:val="single" w:color="D9D5C8" w:sz="4" w:space="0"/>
+            </w:tcBorders>
+            <w:tcMar>
+              <w:top w:type="dxa" w:w="55"/>
+              <w:left w:type="dxa" w:w="110"/>
+              <w:bottom w:type="dxa" w:w="55"/>
+              <w:right w:type="dxa" w:w="110"/>
+            </w:tcMar>
+          </w:tcPr>
+          <w:p>
+            <w:pPr>
+              <w:spacing w:after="0"/>
+            </w:pPr>
+            <w:r>
+              <w:rPr>
+                <w:b w:val="false"/>
+                <w:bCs w:val="false"/>
+                <w:i w:val="false"/>
+                <w:iCs w:val="false"/>
+                <w:color w:val="1A1A1A"/>
+                <w:sz w:val="18"/>
+                <w:szCs w:val="18"/>
+                <w:rFonts w:ascii="Calibri" w:cs="Calibri" w:eastAsia="Calibri" w:hAnsi="Calibri"/>
+              </w:rPr>
+              <w:t xml:space="preserve">C</w:t>
+            </w:r>
+          </w:p>
+        </w:tc>
+        <w:tc>
+          <w:tcPr>
+            <w:tcW w:type="dxa" w:w="4400"/>
+            <w:tcBorders>
+              <w:top w:val="single" w:color="D9D5C8" w:sz="4" w:space="0"/>
+              <w:left w:val="single" w:color="D9D5C8" w:sz="4" w:space="0"/>
+              <w:bottom w:val="single" w:color="D9D5C8" w:sz="4" w:space="0"/>
+              <w:right w:val="single" w:color="D9D5C8" w:sz="4" w:space="0"/>
+            </w:tcBorders>
+            <w:tcMar>
+              <w:top w:type="dxa" w:w="55"/>
+              <w:left w:type="dxa" w:w="110"/>
+              <w:bottom w:type="dxa" w:w="55"/>
+              <w:right w:type="dxa" w:w="110"/>
+            </w:tcMar>
+          </w:tcPr>
+          <w:p>
+            <w:pPr>
+              <w:spacing w:after="0"/>
+            </w:pPr>
+            <w:r>
+              <w:rPr>
+                <w:b w:val="false"/>
+                <w:bCs w:val="false"/>
+                <w:i w:val="false"/>
+                <w:iCs w:val="false"/>
+                <w:color w:val="1A1A1A"/>
+                <w:sz w:val="18"/>
+                <w:szCs w:val="18"/>
+                <w:rFonts w:ascii="Calibri" w:cs="Calibri" w:eastAsia="Calibri" w:hAnsi="Calibri"/>
+              </w:rPr>
+              <w:t xml:space="preserve">Misconception about the number of terms allowed.</w:t>
+            </w:r>
+          </w:p>
+        </w:tc>
+        <w:tc>
+          <w:tcPr>
+            <w:tcW w:type="dxa" w:w="4348"/>
+            <w:tcBorders>
+              <w:top w:val="single" w:color="D9D5C8" w:sz="4" w:space="0"/>
+              <w:left w:val="single" w:color="D9D5C8" w:sz="4" w:space="0"/>
+              <w:bottom w:val="single" w:color="D9D5C8" w:sz="4" w:space="0"/>
+              <w:right w:val="single" w:color="D9D5C8" w:sz="4" w:space="0"/>
+            </w:tcBorders>
+            <w:tcMar>
+              <w:top w:type="dxa" w:w="55"/>
+              <w:left w:type="dxa" w:w="110"/>
+              <w:bottom w:type="dxa" w:w="55"/>
+              <w:right w:type="dxa" w:w="110"/>
+            </w:tcMar>
+          </w:tcPr>
+          <w:p>
+            <w:pPr>
+              <w:spacing w:after="0"/>
+            </w:pPr>
+            <w:r>
+              <w:rPr>
+                <w:b w:val="false"/>
+                <w:bCs w:val="false"/>
+                <w:i w:val="false"/>
+                <w:iCs w:val="false"/>
+                <w:color w:val="1A1A1A"/>
+                <w:sz w:val="18"/>
+                <w:szCs w:val="18"/>
+                <w:rFonts w:ascii="Calibri" w:cs="Calibri" w:eastAsia="Calibri" w:hAnsi="Calibri"/>
+              </w:rPr>
+              <w:t xml:space="preserve">confront the misconception with a worked counter-example</w:t>
+            </w:r>
+          </w:p>
+        </w:tc>
+      </w:tr>
+      <w:tr>
+        <w:tc>
+          <w:tcPr>
+            <w:tcW w:type="dxa" w:w="900"/>
+            <w:tcBorders>
+              <w:top w:val="single" w:color="D9D5C8" w:sz="4" w:space="0"/>
+              <w:left w:val="single" w:color="D9D5C8" w:sz="4" w:space="0"/>
+              <w:bottom w:val="single" w:color="D9D5C8" w:sz="4" w:space="0"/>
+              <w:right w:val="single" w:color="D9D5C8" w:sz="4" w:space="0"/>
+            </w:tcBorders>
+            <w:tcMar>
+              <w:top w:type="dxa" w:w="55"/>
+              <w:left w:type="dxa" w:w="110"/>
+              <w:bottom w:type="dxa" w:w="55"/>
+              <w:right w:type="dxa" w:w="110"/>
+            </w:tcMar>
+          </w:tcPr>
+          <w:p>
+            <w:pPr>
+              <w:spacing w:after="0"/>
+            </w:pPr>
+            <w:r>
+              <w:rPr>
+                <w:b w:val="false"/>
+                <w:bCs w:val="false"/>
+                <w:i w:val="false"/>
+                <w:iCs w:val="false"/>
+                <w:color w:val="1A1A1A"/>
+                <w:sz w:val="18"/>
+                <w:szCs w:val="18"/>
+                <w:rFonts w:ascii="Calibri" w:cs="Calibri" w:eastAsia="Calibri" w:hAnsi="Calibri"/>
+              </w:rPr>
+              <w:t xml:space="preserve">D</w:t>
+            </w:r>
+          </w:p>
+        </w:tc>
+        <w:tc>
+          <w:tcPr>
+            <w:tcW w:type="dxa" w:w="4400"/>
+            <w:tcBorders>
+              <w:top w:val="single" w:color="D9D5C8" w:sz="4" w:space="0"/>
+              <w:left w:val="single" w:color="D9D5C8" w:sz="4" w:space="0"/>
+              <w:bottom w:val="single" w:color="D9D5C8" w:sz="4" w:space="0"/>
+              <w:right w:val="single" w:color="D9D5C8" w:sz="4" w:space="0"/>
+            </w:tcBorders>
+            <w:tcMar>
+              <w:top w:type="dxa" w:w="55"/>
+              <w:left w:type="dxa" w:w="110"/>
+              <w:bottom w:type="dxa" w:w="55"/>
+              <w:right w:type="dxa" w:w="110"/>
+            </w:tcMar>
+          </w:tcPr>
+          <w:p>
+            <w:pPr>
+              <w:spacing w:after="0"/>
+            </w:pPr>
+            <w:r>
+              <w:rPr>
+                <w:b w:val="false"/>
+                <w:bCs w:val="false"/>
+                <w:i w:val="false"/>
+                <w:iCs w:val="false"/>
+                <w:color w:val="1A1A1A"/>
+                <w:sz w:val="18"/>
+                <w:szCs w:val="18"/>
+                <w:rFonts w:ascii="Calibri" w:cs="Calibri" w:eastAsia="Calibri" w:hAnsi="Calibri"/>
+              </w:rPr>
+              <w:t xml:space="preserve">Anachronism — unlimited terms describe the era before the 22nd Amendment.</w:t>
+            </w:r>
+          </w:p>
+        </w:tc>
+        <w:tc>
+          <w:tcPr>
+            <w:tcW w:type="dxa" w:w="4348"/>
+            <w:tcBorders>
+              <w:top w:val="single" w:color="D9D5C8" w:sz="4" w:space="0"/>
+              <w:left w:val="single" w:color="D9D5C8" w:sz="4" w:space="0"/>
+              <w:bottom w:val="single" w:color="D9D5C8" w:sz="4" w:space="0"/>
+              <w:right w:val="single" w:color="D9D5C8" w:sz="4" w:space="0"/>
+            </w:tcBorders>
+            <w:tcMar>
+              <w:top w:type="dxa" w:w="55"/>
+              <w:left w:type="dxa" w:w="110"/>
+              <w:bottom w:type="dxa" w:w="55"/>
+              <w:right w:type="dxa" w:w="110"/>
+            </w:tcMar>
+          </w:tcPr>
+          <w:p>
+            <w:pPr>
+              <w:spacing w:after="0"/>
+            </w:pPr>
+            <w:r>
+              <w:rPr>
+                <w:b w:val="false"/>
+                <w:bCs w:val="false"/>
+                <w:i w:val="false"/>
+                <w:iCs w:val="false"/>
+                <w:color w:val="1A1A1A"/>
+                <w:sz w:val="18"/>
+                <w:szCs w:val="18"/>
+                <w:rFonts w:ascii="Calibri" w:cs="Calibri" w:eastAsia="Calibri" w:hAnsi="Calibri"/>
+              </w:rPr>
+              <w:t xml:space="preserve">place events on a timeline</w:t>
+            </w:r>
+          </w:p>
+        </w:tc>
+      </w:tr>
+    </w:tbl>
+    <w:tbl>
+      <w:tblPr>
+        <w:tblW w:type="dxa" w:w="9648"/>
+        <w:tblBorders>
+          <w:top w:val="single" w:color="auto" w:sz="4"/>
+          <w:left w:val="single" w:color="auto" w:sz="4"/>
+          <w:bottom w:val="single" w:color="auto" w:sz="4"/>
+          <w:right w:val="single" w:color="auto" w:sz="4"/>
+          <w:insideH w:val="single" w:color="auto" w:sz="4"/>
+          <w:insideV w:val="single" w:color="auto" w:sz="4"/>
+        </w:tblBorders>
+      </w:tblPr>
+      <w:tblGrid>
+        <w:gridCol w:w="9648"/>
+      </w:tblGrid>
+      <w:tr>
+        <w:tc>
+          <w:tcPr>
+            <w:tcW w:type="dxa" w:w="9648"/>
+            <w:tcBorders>
+              <w:top w:val="single" w:color="D9D5C8" w:sz="4" w:space="0"/>
+              <w:left w:val="single" w:color="D9D5C8" w:sz="4" w:space="0"/>
+              <w:bottom w:val="single" w:color="D9D5C8" w:sz="4" w:space="0"/>
+              <w:right w:val="single" w:color="D9D5C8" w:sz="4" w:space="0"/>
+            </w:tcBorders>
+            <w:shd w:fill="F7F5EF" w:color="auto" w:val="clear"/>
+            <w:tcMar>
+              <w:top w:type="dxa" w:w="55"/>
+              <w:left w:type="dxa" w:w="110"/>
+              <w:bottom w:type="dxa" w:w="55"/>
+              <w:right w:type="dxa" w:w="110"/>
+            </w:tcMar>
+          </w:tcPr>
+          <w:p>
+            <w:pPr>
+              <w:spacing w:after="60"/>
+            </w:pPr>
+            <w:r>
+              <w:rPr>
+                <w:b/>
+                <w:bCs/>
+                <w:i w:val="false"/>
+                <w:iCs w:val="false"/>
+                <w:color w:val="1B2A4A"/>
+                <w:sz w:val="21"/>
+                <w:szCs w:val="21"/>
+                <w:rFonts w:ascii="Calibri" w:cs="Calibri" w:eastAsia="Calibri" w:hAnsi="Calibri"/>
+              </w:rPr>
+              <w:t xml:space="preserve">MTSS ROUTING</w:t>
+            </w:r>
+          </w:p>
+          <w:p>
+            <w:pPr>
+              <w:spacing w:after="40"/>
+            </w:pPr>
+            <w:r>
+              <w:rPr>
+                <w:b w:val="false"/>
+                <w:bCs w:val="false"/>
+                <w:i w:val="false"/>
+                <w:iCs w:val="false"/>
+                <w:color w:val="1A1A1A"/>
+                <w:sz w:val="22"/>
+                <w:szCs w:val="22"/>
+                <w:rFonts w:ascii="Calibri" w:cs="Calibri" w:eastAsia="Calibri" w:hAnsi="Calibri"/>
+              </w:rPr>
+              <w:t xml:space="preserve">Tier 2 — Small-group (Tier 2) reteach targeting the signaled misconception (10–15 min, organizer + worked example), then re-assess with a parallel item.</w:t>
+            </w:r>
+          </w:p>
+          <w:p>
+            <w:pPr>
+              <w:spacing w:after="40"/>
+            </w:pPr>
+            <w:r>
+              <w:rPr>
+                <w:b w:val="false"/>
+                <w:bCs w:val="false"/>
+                <w:i w:val="false"/>
+                <w:iCs w:val="false"/>
+                <w:color w:val="1A1A1A"/>
+                <w:sz w:val="22"/>
+                <w:szCs w:val="22"/>
+                <w:rFonts w:ascii="Calibri" w:cs="Calibri" w:eastAsia="Calibri" w:hAnsi="Calibri"/>
+              </w:rPr>
+              <w:t xml:space="preserve">Tier 3 — If it persists across parallel forms (Tier 3): intensive 1:1 with concrete→representational→abstract scaffolding + think-aloud; progress-monitor weekly toward the same standard.</w:t>
+            </w:r>
+          </w:p>
+        </w:tc>
+      </w:tr>
+    </w:tbl>
+    <w:p>
+      <w:pPr>
+        <w:pStyle w:val="Heading3"/>
+        <w:keepNext/>
+        <w:spacing w:before="150" w:after="90"/>
+      </w:pPr>
+      <w:r>
+        <w:rPr>
+          <w:b/>
+          <w:bCs/>
+          <w:i w:val="false"/>
+          <w:iCs w:val="false"/>
+          <w:color w:val="B22234"/>
+          <w:sz w:val="24"/>
+          <w:szCs w:val="24"/>
+          <w:rFonts w:ascii="Calibri" w:cs="Calibri" w:eastAsia="Calibri" w:hAnsi="Calibri"/>
+        </w:rPr>
+        <w:t xml:space="preserve">Item 2 — GC.17 · DOK 3</w:t>
+      </w:r>
+    </w:p>
+    <w:p>
+      <w:pPr>
+        <w:spacing w:after="80"/>
+      </w:pPr>
+      <w:r>
+        <w:rPr>
+          <w:b/>
+          <w:bCs/>
+          <w:i w:val="false"/>
+          <w:iCs w:val="false"/>
+          <w:color w:val="1B2A4A"/>
+          <w:sz w:val="22"/>
+          <w:szCs w:val="22"/>
+          <w:rFonts w:ascii="Calibri" w:cs="Calibri" w:eastAsia="Calibri" w:hAnsi="Calibri"/>
+        </w:rPr>
+        <w:t xml:space="preserve">If missed:  </w:t>
+      </w:r>
+      <w:r>
+        <w:rPr>
+          <w:b w:val="false"/>
+          <w:bCs w:val="false"/>
+          <w:i w:val="false"/>
+          <w:iCs w:val="false"/>
+          <w:color w:val="1A1A1A"/>
+          <w:sz w:val="22"/>
+          <w:szCs w:val="22"/>
+          <w:rFonts w:ascii="Calibri" w:cs="Calibri" w:eastAsia="Calibri" w:hAnsi="Calibri"/>
+        </w:rPr>
+        <w:t xml:space="preserve">Revisit “Departments of the Executive Branch” using the unit's Cornell notes + the standard's graphic organizer; re-check with the Exit Ticket, then re-assess with a parallel-form item.</w:t>
+      </w:r>
+    </w:p>
+    <w:tbl>
+      <w:tblPr>
+        <w:tblW w:type="dxa" w:w="9648"/>
+        <w:tblBorders>
+          <w:top w:val="single" w:color="auto" w:sz="4"/>
+          <w:left w:val="single" w:color="auto" w:sz="4"/>
+          <w:bottom w:val="single" w:color="auto" w:sz="4"/>
+          <w:right w:val="single" w:color="auto" w:sz="4"/>
+          <w:insideH w:val="single" w:color="auto" w:sz="4"/>
+          <w:insideV w:val="single" w:color="auto" w:sz="4"/>
+        </w:tblBorders>
+      </w:tblPr>
+      <w:tblGrid>
+        <w:gridCol w:w="900"/>
+        <w:gridCol w:w="4400"/>
+        <w:gridCol w:w="4348"/>
+      </w:tblGrid>
+      <w:tr>
+        <w:trPr>
+          <w:tblHeader/>
+        </w:trPr>
+        <w:tc>
+          <w:tcPr>
+            <w:tcW w:type="dxa" w:w="900"/>
+            <w:tcBorders>
+              <w:top w:val="single" w:color="D9D5C8" w:sz="4" w:space="0"/>
+              <w:left w:val="single" w:color="D9D5C8" w:sz="4" w:space="0"/>
+              <w:bottom w:val="single" w:color="D9D5C8" w:sz="4" w:space="0"/>
+              <w:right w:val="single" w:color="D9D5C8" w:sz="4" w:space="0"/>
+            </w:tcBorders>
+            <w:shd w:fill="1B2A4A" w:color="auto" w:val="clear"/>
+            <w:tcMar>
+              <w:top w:type="dxa" w:w="55"/>
+              <w:left w:type="dxa" w:w="110"/>
+              <w:bottom w:type="dxa" w:w="55"/>
+              <w:right w:type="dxa" w:w="110"/>
+            </w:tcMar>
+          </w:tcPr>
+          <w:p>
+            <w:pPr>
+              <w:spacing w:after="0"/>
+            </w:pPr>
+            <w:r>
+              <w:rPr>
+                <w:b/>
+                <w:bCs/>
+                <w:i w:val="false"/>
+                <w:iCs w:val="false"/>
+                <w:color w:val="FFFFFF"/>
+                <w:sz w:val="18"/>
+                <w:szCs w:val="18"/>
+                <w:rFonts w:ascii="Calibri" w:cs="Calibri" w:eastAsia="Calibri" w:hAnsi="Calibri"/>
+              </w:rPr>
+              <w:t xml:space="preserve">Wrong choice</w:t>
+            </w:r>
+          </w:p>
+        </w:tc>
+        <w:tc>
+          <w:tcPr>
+            <w:tcW w:type="dxa" w:w="4400"/>
+            <w:tcBorders>
+              <w:top w:val="single" w:color="D9D5C8" w:sz="4" w:space="0"/>
+              <w:left w:val="single" w:color="D9D5C8" w:sz="4" w:space="0"/>
+              <w:bottom w:val="single" w:color="D9D5C8" w:sz="4" w:space="0"/>
+              <w:right w:val="single" w:color="D9D5C8" w:sz="4" w:space="0"/>
+            </w:tcBorders>
+            <w:shd w:fill="1B2A4A" w:color="auto" w:val="clear"/>
+            <w:tcMar>
+              <w:top w:type="dxa" w:w="55"/>
+              <w:left w:type="dxa" w:w="110"/>
+              <w:bottom w:type="dxa" w:w="55"/>
+              <w:right w:type="dxa" w:w="110"/>
+            </w:tcMar>
+          </w:tcPr>
+          <w:p>
+            <w:pPr>
+              <w:spacing w:after="0"/>
+            </w:pPr>
+            <w:r>
+              <w:rPr>
+                <w:b/>
+                <w:bCs/>
+                <w:i w:val="false"/>
+                <w:iCs w:val="false"/>
+                <w:color w:val="FFFFFF"/>
+                <w:sz w:val="18"/>
+                <w:szCs w:val="18"/>
+                <w:rFonts w:ascii="Calibri" w:cs="Calibri" w:eastAsia="Calibri" w:hAnsi="Calibri"/>
+              </w:rPr>
+              <w:t xml:space="preserve">Signals misconception</w:t>
+            </w:r>
+          </w:p>
+        </w:tc>
+        <w:tc>
+          <w:tcPr>
+            <w:tcW w:type="dxa" w:w="4348"/>
+            <w:tcBorders>
+              <w:top w:val="single" w:color="D9D5C8" w:sz="4" w:space="0"/>
+              <w:left w:val="single" w:color="D9D5C8" w:sz="4" w:space="0"/>
+              <w:bottom w:val="single" w:color="D9D5C8" w:sz="4" w:space="0"/>
+              <w:right w:val="single" w:color="D9D5C8" w:sz="4" w:space="0"/>
+            </w:tcBorders>
+            <w:shd w:fill="1B2A4A" w:color="auto" w:val="clear"/>
+            <w:tcMar>
+              <w:top w:type="dxa" w:w="55"/>
+              <w:left w:type="dxa" w:w="110"/>
+              <w:bottom w:type="dxa" w:w="55"/>
+              <w:right w:type="dxa" w:w="110"/>
+            </w:tcMar>
+          </w:tcPr>
+          <w:p>
+            <w:pPr>
+              <w:spacing w:after="0"/>
+            </w:pPr>
+            <w:r>
+              <w:rPr>
+                <w:b/>
+                <w:bCs/>
+                <w:i w:val="false"/>
+                <w:iCs w:val="false"/>
+                <w:color w:val="FFFFFF"/>
+                <w:sz w:val="18"/>
+                <w:szCs w:val="18"/>
+                <w:rFonts w:ascii="Calibri" w:cs="Calibri" w:eastAsia="Calibri" w:hAnsi="Calibri"/>
+              </w:rPr>
+              <w:t xml:space="preserve">Targeted reteach</w:t>
+            </w:r>
+          </w:p>
+        </w:tc>
+      </w:tr>
+      <w:tr>
+        <w:tc>
+          <w:tcPr>
+            <w:tcW w:type="dxa" w:w="900"/>
+            <w:tcBorders>
+              <w:top w:val="single" w:color="D9D5C8" w:sz="4" w:space="0"/>
+              <w:left w:val="single" w:color="D9D5C8" w:sz="4" w:space="0"/>
+              <w:bottom w:val="single" w:color="D9D5C8" w:sz="4" w:space="0"/>
+              <w:right w:val="single" w:color="D9D5C8" w:sz="4" w:space="0"/>
+            </w:tcBorders>
+            <w:tcMar>
+              <w:top w:type="dxa" w:w="55"/>
+              <w:left w:type="dxa" w:w="110"/>
+              <w:bottom w:type="dxa" w:w="55"/>
+              <w:right w:type="dxa" w:w="110"/>
+            </w:tcMar>
+          </w:tcPr>
+          <w:p>
+            <w:pPr>
+              <w:spacing w:after="0"/>
+            </w:pPr>
+            <w:r>
+              <w:rPr>
+                <w:b w:val="false"/>
+                <w:bCs w:val="false"/>
+                <w:i w:val="false"/>
+                <w:iCs w:val="false"/>
+                <w:color w:val="1A1A1A"/>
+                <w:sz w:val="18"/>
+                <w:szCs w:val="18"/>
+                <w:rFonts w:ascii="Calibri" w:cs="Calibri" w:eastAsia="Calibri" w:hAnsi="Calibri"/>
+              </w:rPr>
+              <w:t xml:space="preserve">A</w:t>
+            </w:r>
+          </w:p>
+        </w:tc>
+        <w:tc>
+          <w:tcPr>
+            <w:tcW w:type="dxa" w:w="4400"/>
+            <w:tcBorders>
+              <w:top w:val="single" w:color="D9D5C8" w:sz="4" w:space="0"/>
+              <w:left w:val="single" w:color="D9D5C8" w:sz="4" w:space="0"/>
+              <w:bottom w:val="single" w:color="D9D5C8" w:sz="4" w:space="0"/>
+              <w:right w:val="single" w:color="D9D5C8" w:sz="4" w:space="0"/>
+            </w:tcBorders>
+            <w:tcMar>
+              <w:top w:type="dxa" w:w="55"/>
+              <w:left w:type="dxa" w:w="110"/>
+              <w:bottom w:type="dxa" w:w="55"/>
+              <w:right w:type="dxa" w:w="110"/>
+            </w:tcMar>
+          </w:tcPr>
+          <w:p>
+            <w:pPr>
+              <w:spacing w:after="0"/>
+            </w:pPr>
+            <w:r>
+              <w:rPr>
+                <w:b w:val="false"/>
+                <w:bCs w:val="false"/>
+                <w:i w:val="false"/>
+                <w:iCs w:val="false"/>
+                <w:color w:val="1A1A1A"/>
+                <w:sz w:val="18"/>
+                <w:szCs w:val="18"/>
+                <w:rFonts w:ascii="Calibri" w:cs="Calibri" w:eastAsia="Calibri" w:hAnsi="Calibri"/>
+              </w:rPr>
+              <w:t xml:space="preserve">Prior-knowledge error — these are not the iron-triangle players.</w:t>
+            </w:r>
+          </w:p>
+        </w:tc>
+        <w:tc>
+          <w:tcPr>
+            <w:tcW w:type="dxa" w:w="4348"/>
+            <w:tcBorders>
+              <w:top w:val="single" w:color="D9D5C8" w:sz="4" w:space="0"/>
+              <w:left w:val="single" w:color="D9D5C8" w:sz="4" w:space="0"/>
+              <w:bottom w:val="single" w:color="D9D5C8" w:sz="4" w:space="0"/>
+              <w:right w:val="single" w:color="D9D5C8" w:sz="4" w:space="0"/>
+            </w:tcBorders>
+            <w:tcMar>
+              <w:top w:type="dxa" w:w="55"/>
+              <w:left w:type="dxa" w:w="110"/>
+              <w:bottom w:type="dxa" w:w="55"/>
+              <w:right w:type="dxa" w:w="110"/>
+            </w:tcMar>
+          </w:tcPr>
+          <w:p>
+            <w:pPr>
+              <w:spacing w:after="0"/>
+            </w:pPr>
+            <w:r>
+              <w:rPr>
+                <w:b w:val="false"/>
+                <w:bCs w:val="false"/>
+                <w:i w:val="false"/>
+                <w:iCs w:val="false"/>
+                <w:color w:val="1A1A1A"/>
+                <w:sz w:val="18"/>
+                <w:szCs w:val="18"/>
+                <w:rFonts w:ascii="Calibri" w:cs="Calibri" w:eastAsia="Calibri" w:hAnsi="Calibri"/>
+              </w:rPr>
+              <w:t xml:space="preserve">clarify the boundary with the confused concept</w:t>
+            </w:r>
+          </w:p>
+        </w:tc>
+      </w:tr>
+      <w:tr>
+        <w:tc>
+          <w:tcPr>
+            <w:tcW w:type="dxa" w:w="900"/>
+            <w:tcBorders>
+              <w:top w:val="single" w:color="D9D5C8" w:sz="4" w:space="0"/>
+              <w:left w:val="single" w:color="D9D5C8" w:sz="4" w:space="0"/>
+              <w:bottom w:val="single" w:color="D9D5C8" w:sz="4" w:space="0"/>
+              <w:right w:val="single" w:color="D9D5C8" w:sz="4" w:space="0"/>
+            </w:tcBorders>
+            <w:tcMar>
+              <w:top w:type="dxa" w:w="55"/>
+              <w:left w:type="dxa" w:w="110"/>
+              <w:bottom w:type="dxa" w:w="55"/>
+              <w:right w:type="dxa" w:w="110"/>
+            </w:tcMar>
+          </w:tcPr>
+          <w:p>
+            <w:pPr>
+              <w:spacing w:after="0"/>
+            </w:pPr>
+            <w:r>
+              <w:rPr>
+                <w:b w:val="false"/>
+                <w:bCs w:val="false"/>
+                <w:i w:val="false"/>
+                <w:iCs w:val="false"/>
+                <w:color w:val="1A1A1A"/>
+                <w:sz w:val="18"/>
+                <w:szCs w:val="18"/>
+                <w:rFonts w:ascii="Calibri" w:cs="Calibri" w:eastAsia="Calibri" w:hAnsi="Calibri"/>
+              </w:rPr>
+              <w:t xml:space="preserve">B</w:t>
+            </w:r>
+          </w:p>
+        </w:tc>
+        <w:tc>
+          <w:tcPr>
+            <w:tcW w:type="dxa" w:w="4400"/>
+            <w:tcBorders>
+              <w:top w:val="single" w:color="D9D5C8" w:sz="4" w:space="0"/>
+              <w:left w:val="single" w:color="D9D5C8" w:sz="4" w:space="0"/>
+              <w:bottom w:val="single" w:color="D9D5C8" w:sz="4" w:space="0"/>
+              <w:right w:val="single" w:color="D9D5C8" w:sz="4" w:space="0"/>
+            </w:tcBorders>
+            <w:tcMar>
+              <w:top w:type="dxa" w:w="55"/>
+              <w:left w:type="dxa" w:w="110"/>
+              <w:bottom w:type="dxa" w:w="55"/>
+              <w:right w:type="dxa" w:w="110"/>
+            </w:tcMar>
+          </w:tcPr>
+          <w:p>
+            <w:pPr>
+              <w:spacing w:after="0"/>
+            </w:pPr>
+            <w:r>
+              <w:rPr>
+                <w:b w:val="false"/>
+                <w:bCs w:val="false"/>
+                <w:i w:val="false"/>
+                <w:iCs w:val="false"/>
+                <w:color w:val="1A1A1A"/>
+                <w:sz w:val="18"/>
+                <w:szCs w:val="18"/>
+                <w:rFonts w:ascii="Calibri" w:cs="Calibri" w:eastAsia="Calibri" w:hAnsi="Calibri"/>
+              </w:rPr>
+              <w:t xml:space="preserve">Prior-knowledge error — this describes the lawmaking branches, not the iron triangle.</w:t>
+            </w:r>
+          </w:p>
+        </w:tc>
+        <w:tc>
+          <w:tcPr>
+            <w:tcW w:type="dxa" w:w="4348"/>
+            <w:tcBorders>
+              <w:top w:val="single" w:color="D9D5C8" w:sz="4" w:space="0"/>
+              <w:left w:val="single" w:color="D9D5C8" w:sz="4" w:space="0"/>
+              <w:bottom w:val="single" w:color="D9D5C8" w:sz="4" w:space="0"/>
+              <w:right w:val="single" w:color="D9D5C8" w:sz="4" w:space="0"/>
+            </w:tcBorders>
+            <w:tcMar>
+              <w:top w:type="dxa" w:w="55"/>
+              <w:left w:type="dxa" w:w="110"/>
+              <w:bottom w:type="dxa" w:w="55"/>
+              <w:right w:type="dxa" w:w="110"/>
+            </w:tcMar>
+          </w:tcPr>
+          <w:p>
+            <w:pPr>
+              <w:spacing w:after="0"/>
+            </w:pPr>
+            <w:r>
+              <w:rPr>
+                <w:b w:val="false"/>
+                <w:bCs w:val="false"/>
+                <w:i w:val="false"/>
+                <w:iCs w:val="false"/>
+                <w:color w:val="1A1A1A"/>
+                <w:sz w:val="18"/>
+                <w:szCs w:val="18"/>
+                <w:rFonts w:ascii="Calibri" w:cs="Calibri" w:eastAsia="Calibri" w:hAnsi="Calibri"/>
+              </w:rPr>
+              <w:t xml:space="preserve">clarify the boundary with the confused concept</w:t>
+            </w:r>
+          </w:p>
+        </w:tc>
+      </w:tr>
+      <w:tr>
+        <w:tc>
+          <w:tcPr>
+            <w:tcW w:type="dxa" w:w="900"/>
+            <w:tcBorders>
+              <w:top w:val="single" w:color="D9D5C8" w:sz="4" w:space="0"/>
+              <w:left w:val="single" w:color="D9D5C8" w:sz="4" w:space="0"/>
+              <w:bottom w:val="single" w:color="D9D5C8" w:sz="4" w:space="0"/>
+              <w:right w:val="single" w:color="D9D5C8" w:sz="4" w:space="0"/>
+            </w:tcBorders>
+            <w:tcMar>
+              <w:top w:type="dxa" w:w="55"/>
+              <w:left w:type="dxa" w:w="110"/>
+              <w:bottom w:type="dxa" w:w="55"/>
+              <w:right w:type="dxa" w:w="110"/>
+            </w:tcMar>
+          </w:tcPr>
+          <w:p>
+            <w:pPr>
+              <w:spacing w:after="0"/>
+            </w:pPr>
+            <w:r>
+              <w:rPr>
+                <w:b w:val="false"/>
+                <w:bCs w:val="false"/>
+                <w:i w:val="false"/>
+                <w:iCs w:val="false"/>
+                <w:color w:val="1A1A1A"/>
+                <w:sz w:val="18"/>
+                <w:szCs w:val="18"/>
+                <w:rFonts w:ascii="Calibri" w:cs="Calibri" w:eastAsia="Calibri" w:hAnsi="Calibri"/>
+              </w:rPr>
+              <w:t xml:space="preserve">C</w:t>
+            </w:r>
+          </w:p>
+        </w:tc>
+        <w:tc>
+          <w:tcPr>
+            <w:tcW w:type="dxa" w:w="4400"/>
+            <w:tcBorders>
+              <w:top w:val="single" w:color="D9D5C8" w:sz="4" w:space="0"/>
+              <w:left w:val="single" w:color="D9D5C8" w:sz="4" w:space="0"/>
+              <w:bottom w:val="single" w:color="D9D5C8" w:sz="4" w:space="0"/>
+              <w:right w:val="single" w:color="D9D5C8" w:sz="4" w:space="0"/>
+            </w:tcBorders>
+            <w:tcMar>
+              <w:top w:type="dxa" w:w="55"/>
+              <w:left w:type="dxa" w:w="110"/>
+              <w:bottom w:type="dxa" w:w="55"/>
+              <w:right w:type="dxa" w:w="110"/>
+            </w:tcMar>
+          </w:tcPr>
+          <w:p>
+            <w:pPr>
+              <w:spacing w:after="0"/>
+            </w:pPr>
+            <w:r>
+              <w:rPr>
+                <w:b w:val="false"/>
+                <w:bCs w:val="false"/>
+                <w:i w:val="false"/>
+                <w:iCs w:val="false"/>
+                <w:color w:val="1A1A1A"/>
+                <w:sz w:val="18"/>
+                <w:szCs w:val="18"/>
+                <w:rFonts w:ascii="Calibri" w:cs="Calibri" w:eastAsia="Calibri" w:hAnsi="Calibri"/>
+              </w:rPr>
+              <w:t xml:space="preserve">Prior-knowledge error — these shape opinion but are not the iron triangle.</w:t>
+            </w:r>
+          </w:p>
+        </w:tc>
+        <w:tc>
+          <w:tcPr>
+            <w:tcW w:type="dxa" w:w="4348"/>
+            <w:tcBorders>
+              <w:top w:val="single" w:color="D9D5C8" w:sz="4" w:space="0"/>
+              <w:left w:val="single" w:color="D9D5C8" w:sz="4" w:space="0"/>
+              <w:bottom w:val="single" w:color="D9D5C8" w:sz="4" w:space="0"/>
+              <w:right w:val="single" w:color="D9D5C8" w:sz="4" w:space="0"/>
+            </w:tcBorders>
+            <w:tcMar>
+              <w:top w:type="dxa" w:w="55"/>
+              <w:left w:type="dxa" w:w="110"/>
+              <w:bottom w:type="dxa" w:w="55"/>
+              <w:right w:type="dxa" w:w="110"/>
+            </w:tcMar>
+          </w:tcPr>
+          <w:p>
+            <w:pPr>
+              <w:spacing w:after="0"/>
+            </w:pPr>
+            <w:r>
+              <w:rPr>
+                <w:b w:val="false"/>
+                <w:bCs w:val="false"/>
+                <w:i w:val="false"/>
+                <w:iCs w:val="false"/>
+                <w:color w:val="1A1A1A"/>
+                <w:sz w:val="18"/>
+                <w:szCs w:val="18"/>
+                <w:rFonts w:ascii="Calibri" w:cs="Calibri" w:eastAsia="Calibri" w:hAnsi="Calibri"/>
+              </w:rPr>
+              <w:t xml:space="preserve">clarify the boundary with the confused concept</w:t>
+            </w:r>
+          </w:p>
+        </w:tc>
+      </w:tr>
+    </w:tbl>
+    <w:tbl>
+      <w:tblPr>
+        <w:tblW w:type="dxa" w:w="9648"/>
+        <w:tblBorders>
+          <w:top w:val="single" w:color="auto" w:sz="4"/>
+          <w:left w:val="single" w:color="auto" w:sz="4"/>
+          <w:bottom w:val="single" w:color="auto" w:sz="4"/>
+          <w:right w:val="single" w:color="auto" w:sz="4"/>
+          <w:insideH w:val="single" w:color="auto" w:sz="4"/>
+          <w:insideV w:val="single" w:color="auto" w:sz="4"/>
+        </w:tblBorders>
+      </w:tblPr>
+      <w:tblGrid>
+        <w:gridCol w:w="9648"/>
+      </w:tblGrid>
+      <w:tr>
+        <w:tc>
+          <w:tcPr>
+            <w:tcW w:type="dxa" w:w="9648"/>
+            <w:tcBorders>
+              <w:top w:val="single" w:color="D9D5C8" w:sz="4" w:space="0"/>
+              <w:left w:val="single" w:color="D9D5C8" w:sz="4" w:space="0"/>
+              <w:bottom w:val="single" w:color="D9D5C8" w:sz="4" w:space="0"/>
+              <w:right w:val="single" w:color="D9D5C8" w:sz="4" w:space="0"/>
+            </w:tcBorders>
+            <w:shd w:fill="F7F5EF" w:color="auto" w:val="clear"/>
+            <w:tcMar>
+              <w:top w:type="dxa" w:w="55"/>
+              <w:left w:type="dxa" w:w="110"/>
+              <w:bottom w:type="dxa" w:w="55"/>
+              <w:right w:type="dxa" w:w="110"/>
+            </w:tcMar>
+          </w:tcPr>
+          <w:p>
+            <w:pPr>
+              <w:spacing w:after="60"/>
+            </w:pPr>
+            <w:r>
+              <w:rPr>
+                <w:b/>
+                <w:bCs/>
+                <w:i w:val="false"/>
+                <w:iCs w:val="false"/>
+                <w:color w:val="1B2A4A"/>
+                <w:sz w:val="21"/>
+                <w:szCs w:val="21"/>
+                <w:rFonts w:ascii="Calibri" w:cs="Calibri" w:eastAsia="Calibri" w:hAnsi="Calibri"/>
+              </w:rPr>
+              <w:t xml:space="preserve">MTSS ROUTING</w:t>
+            </w:r>
+          </w:p>
+          <w:p>
+            <w:pPr>
+              <w:spacing w:after="40"/>
+            </w:pPr>
+            <w:r>
+              <w:rPr>
+                <w:b w:val="false"/>
+                <w:bCs w:val="false"/>
+                <w:i w:val="false"/>
+                <w:iCs w:val="false"/>
+                <w:color w:val="1A1A1A"/>
+                <w:sz w:val="22"/>
+                <w:szCs w:val="22"/>
+                <w:rFonts w:ascii="Calibri" w:cs="Calibri" w:eastAsia="Calibri" w:hAnsi="Calibri"/>
+              </w:rPr>
+              <w:t xml:space="preserve">Tier 2 — Small-group (Tier 2) reteach targeting the signaled misconception (10–15 min, organizer + worked example), then re-assess with a parallel item.</w:t>
+            </w:r>
+          </w:p>
+          <w:p>
+            <w:pPr>
+              <w:spacing w:after="40"/>
+            </w:pPr>
+            <w:r>
+              <w:rPr>
+                <w:b w:val="false"/>
+                <w:bCs w:val="false"/>
+                <w:i w:val="false"/>
+                <w:iCs w:val="false"/>
+                <w:color w:val="1A1A1A"/>
+                <w:sz w:val="22"/>
+                <w:szCs w:val="22"/>
+                <w:rFonts w:ascii="Calibri" w:cs="Calibri" w:eastAsia="Calibri" w:hAnsi="Calibri"/>
+              </w:rPr>
+              <w:t xml:space="preserve">Tier 3 — If it persists across parallel forms (Tier 3): intensive 1:1 with concrete→representational→abstract scaffolding + think-aloud; progress-monitor weekly toward the same standard.</w:t>
+            </w:r>
+          </w:p>
+        </w:tc>
+      </w:tr>
+    </w:tbl>
+    <w:p>
+      <w:pPr>
+        <w:pStyle w:val="Heading3"/>
+        <w:keepNext/>
+        <w:spacing w:before="150" w:after="90"/>
+      </w:pPr>
+      <w:r>
+        <w:rPr>
+          <w:b/>
+          <w:bCs/>
+          <w:i w:val="false"/>
+          <w:iCs w:val="false"/>
+          <w:color w:val="B22234"/>
+          <w:sz w:val="24"/>
+          <w:szCs w:val="24"/>
+          <w:rFonts w:ascii="Calibri" w:cs="Calibri" w:eastAsia="Calibri" w:hAnsi="Calibri"/>
+        </w:rPr>
+        <w:t xml:space="preserve">Item 3 — GC.18 · DOK 2</w:t>
+      </w:r>
+    </w:p>
+    <w:p>
+      <w:pPr>
+        <w:spacing w:after="80"/>
+      </w:pPr>
+      <w:r>
+        <w:rPr>
+          <w:b/>
+          <w:bCs/>
+          <w:i w:val="false"/>
+          <w:iCs w:val="false"/>
+          <w:color w:val="1B2A4A"/>
+          <w:sz w:val="22"/>
+          <w:szCs w:val="22"/>
+          <w:rFonts w:ascii="Calibri" w:cs="Calibri" w:eastAsia="Calibri" w:hAnsi="Calibri"/>
+        </w:rPr>
+        <w:t xml:space="preserve">If missed:  </w:t>
+      </w:r>
+      <w:r>
+        <w:rPr>
+          <w:b w:val="false"/>
+          <w:bCs w:val="false"/>
+          <w:i w:val="false"/>
+          <w:iCs w:val="false"/>
+          <w:color w:val="1A1A1A"/>
+          <w:sz w:val="22"/>
+          <w:szCs w:val="22"/>
+          <w:rFonts w:ascii="Calibri" w:cs="Calibri" w:eastAsia="Calibri" w:hAnsi="Calibri"/>
+        </w:rPr>
+        <w:t xml:space="preserve">Revisit “The Electoral College” using the unit's Cornell notes + the standard's graphic organizer; re-check with the Exit Ticket, then re-assess with a parallel-form item.</w:t>
+      </w:r>
+    </w:p>
+    <w:tbl>
+      <w:tblPr>
+        <w:tblW w:type="dxa" w:w="9648"/>
+        <w:tblBorders>
+          <w:top w:val="single" w:color="auto" w:sz="4"/>
+          <w:left w:val="single" w:color="auto" w:sz="4"/>
+          <w:bottom w:val="single" w:color="auto" w:sz="4"/>
+          <w:right w:val="single" w:color="auto" w:sz="4"/>
+          <w:insideH w:val="single" w:color="auto" w:sz="4"/>
+          <w:insideV w:val="single" w:color="auto" w:sz="4"/>
+        </w:tblBorders>
+      </w:tblPr>
+      <w:tblGrid>
+        <w:gridCol w:w="900"/>
+        <w:gridCol w:w="4400"/>
+        <w:gridCol w:w="4348"/>
+      </w:tblGrid>
+      <w:tr>
+        <w:trPr>
+          <w:tblHeader/>
+        </w:trPr>
+        <w:tc>
+          <w:tcPr>
+            <w:tcW w:type="dxa" w:w="900"/>
+            <w:tcBorders>
+              <w:top w:val="single" w:color="D9D5C8" w:sz="4" w:space="0"/>
+              <w:left w:val="single" w:color="D9D5C8" w:sz="4" w:space="0"/>
+              <w:bottom w:val="single" w:color="D9D5C8" w:sz="4" w:space="0"/>
+              <w:right w:val="single" w:color="D9D5C8" w:sz="4" w:space="0"/>
+            </w:tcBorders>
+            <w:shd w:fill="1B2A4A" w:color="auto" w:val="clear"/>
+            <w:tcMar>
+              <w:top w:type="dxa" w:w="55"/>
+              <w:left w:type="dxa" w:w="110"/>
+              <w:bottom w:type="dxa" w:w="55"/>
+              <w:right w:type="dxa" w:w="110"/>
+            </w:tcMar>
+          </w:tcPr>
+          <w:p>
+            <w:pPr>
+              <w:spacing w:after="0"/>
+            </w:pPr>
+            <w:r>
+              <w:rPr>
+                <w:b/>
+                <w:bCs/>
+                <w:i w:val="false"/>
+                <w:iCs w:val="false"/>
+                <w:color w:val="FFFFFF"/>
+                <w:sz w:val="18"/>
+                <w:szCs w:val="18"/>
+                <w:rFonts w:ascii="Calibri" w:cs="Calibri" w:eastAsia="Calibri" w:hAnsi="Calibri"/>
+              </w:rPr>
+              <w:t xml:space="preserve">Wrong choice</w:t>
+            </w:r>
+          </w:p>
+        </w:tc>
+        <w:tc>
+          <w:tcPr>
+            <w:tcW w:type="dxa" w:w="4400"/>
+            <w:tcBorders>
+              <w:top w:val="single" w:color="D9D5C8" w:sz="4" w:space="0"/>
+              <w:left w:val="single" w:color="D9D5C8" w:sz="4" w:space="0"/>
+              <w:bottom w:val="single" w:color="D9D5C8" w:sz="4" w:space="0"/>
+              <w:right w:val="single" w:color="D9D5C8" w:sz="4" w:space="0"/>
+            </w:tcBorders>
+            <w:shd w:fill="1B2A4A" w:color="auto" w:val="clear"/>
+            <w:tcMar>
+              <w:top w:type="dxa" w:w="55"/>
+              <w:left w:type="dxa" w:w="110"/>
+              <w:bottom w:type="dxa" w:w="55"/>
+              <w:right w:type="dxa" w:w="110"/>
+            </w:tcMar>
+          </w:tcPr>
+          <w:p>
+            <w:pPr>
+              <w:spacing w:after="0"/>
+            </w:pPr>
+            <w:r>
+              <w:rPr>
+                <w:b/>
+                <w:bCs/>
+                <w:i w:val="false"/>
+                <w:iCs w:val="false"/>
+                <w:color w:val="FFFFFF"/>
+                <w:sz w:val="18"/>
+                <w:szCs w:val="18"/>
+                <w:rFonts w:ascii="Calibri" w:cs="Calibri" w:eastAsia="Calibri" w:hAnsi="Calibri"/>
+              </w:rPr>
+              <w:t xml:space="preserve">Signals misconception</w:t>
+            </w:r>
+          </w:p>
+        </w:tc>
+        <w:tc>
+          <w:tcPr>
+            <w:tcW w:type="dxa" w:w="4348"/>
+            <w:tcBorders>
+              <w:top w:val="single" w:color="D9D5C8" w:sz="4" w:space="0"/>
+              <w:left w:val="single" w:color="D9D5C8" w:sz="4" w:space="0"/>
+              <w:bottom w:val="single" w:color="D9D5C8" w:sz="4" w:space="0"/>
+              <w:right w:val="single" w:color="D9D5C8" w:sz="4" w:space="0"/>
+            </w:tcBorders>
+            <w:shd w:fill="1B2A4A" w:color="auto" w:val="clear"/>
+            <w:tcMar>
+              <w:top w:type="dxa" w:w="55"/>
+              <w:left w:type="dxa" w:w="110"/>
+              <w:bottom w:type="dxa" w:w="55"/>
+              <w:right w:type="dxa" w:w="110"/>
+            </w:tcMar>
+          </w:tcPr>
+          <w:p>
+            <w:pPr>
+              <w:spacing w:after="0"/>
+            </w:pPr>
+            <w:r>
+              <w:rPr>
+                <w:b/>
+                <w:bCs/>
+                <w:i w:val="false"/>
+                <w:iCs w:val="false"/>
+                <w:color w:val="FFFFFF"/>
+                <w:sz w:val="18"/>
+                <w:szCs w:val="18"/>
+                <w:rFonts w:ascii="Calibri" w:cs="Calibri" w:eastAsia="Calibri" w:hAnsi="Calibri"/>
+              </w:rPr>
+              <w:t xml:space="preserve">Targeted reteach</w:t>
+            </w:r>
+          </w:p>
+        </w:tc>
+      </w:tr>
+      <w:tr>
+        <w:tc>
+          <w:tcPr>
+            <w:tcW w:type="dxa" w:w="900"/>
+            <w:tcBorders>
+              <w:top w:val="single" w:color="D9D5C8" w:sz="4" w:space="0"/>
+              <w:left w:val="single" w:color="D9D5C8" w:sz="4" w:space="0"/>
+              <w:bottom w:val="single" w:color="D9D5C8" w:sz="4" w:space="0"/>
+              <w:right w:val="single" w:color="D9D5C8" w:sz="4" w:space="0"/>
+            </w:tcBorders>
+            <w:tcMar>
+              <w:top w:type="dxa" w:w="55"/>
+              <w:left w:type="dxa" w:w="110"/>
+              <w:bottom w:type="dxa" w:w="55"/>
+              <w:right w:type="dxa" w:w="110"/>
+            </w:tcMar>
+          </w:tcPr>
+          <w:p>
+            <w:pPr>
+              <w:spacing w:after="0"/>
+            </w:pPr>
+            <w:r>
+              <w:rPr>
+                <w:b w:val="false"/>
+                <w:bCs w:val="false"/>
+                <w:i w:val="false"/>
+                <w:iCs w:val="false"/>
+                <w:color w:val="1A1A1A"/>
+                <w:sz w:val="18"/>
+                <w:szCs w:val="18"/>
+                <w:rFonts w:ascii="Calibri" w:cs="Calibri" w:eastAsia="Calibri" w:hAnsi="Calibri"/>
+              </w:rPr>
+              <w:t xml:space="preserve">B</w:t>
+            </w:r>
+          </w:p>
+        </w:tc>
+        <w:tc>
+          <w:tcPr>
+            <w:tcW w:type="dxa" w:w="4400"/>
+            <w:tcBorders>
+              <w:top w:val="single" w:color="D9D5C8" w:sz="4" w:space="0"/>
+              <w:left w:val="single" w:color="D9D5C8" w:sz="4" w:space="0"/>
+              <w:bottom w:val="single" w:color="D9D5C8" w:sz="4" w:space="0"/>
+              <w:right w:val="single" w:color="D9D5C8" w:sz="4" w:space="0"/>
+            </w:tcBorders>
+            <w:tcMar>
+              <w:top w:type="dxa" w:w="55"/>
+              <w:left w:type="dxa" w:w="110"/>
+              <w:bottom w:type="dxa" w:w="55"/>
+              <w:right w:type="dxa" w:w="110"/>
+            </w:tcMar>
+          </w:tcPr>
+          <w:p>
+            <w:pPr>
+              <w:spacing w:after="0"/>
+            </w:pPr>
+            <w:r>
+              <w:rPr>
+                <w:b w:val="false"/>
+                <w:bCs w:val="false"/>
+                <w:i w:val="false"/>
+                <w:iCs w:val="false"/>
+                <w:color w:val="1A1A1A"/>
+                <w:sz w:val="18"/>
+                <w:szCs w:val="18"/>
+                <w:rFonts w:ascii="Calibri" w:cs="Calibri" w:eastAsia="Calibri" w:hAnsi="Calibri"/>
+              </w:rPr>
+              <w:t xml:space="preserve">Misconception — land area does not set electoral votes.</w:t>
+            </w:r>
+          </w:p>
+        </w:tc>
+        <w:tc>
+          <w:tcPr>
+            <w:tcW w:type="dxa" w:w="4348"/>
+            <w:tcBorders>
+              <w:top w:val="single" w:color="D9D5C8" w:sz="4" w:space="0"/>
+              <w:left w:val="single" w:color="D9D5C8" w:sz="4" w:space="0"/>
+              <w:bottom w:val="single" w:color="D9D5C8" w:sz="4" w:space="0"/>
+              <w:right w:val="single" w:color="D9D5C8" w:sz="4" w:space="0"/>
+            </w:tcBorders>
+            <w:tcMar>
+              <w:top w:type="dxa" w:w="55"/>
+              <w:left w:type="dxa" w:w="110"/>
+              <w:bottom w:type="dxa" w:w="55"/>
+              <w:right w:type="dxa" w:w="110"/>
+            </w:tcMar>
+          </w:tcPr>
+          <w:p>
+            <w:pPr>
+              <w:spacing w:after="0"/>
+            </w:pPr>
+            <w:r>
+              <w:rPr>
+                <w:b w:val="false"/>
+                <w:bCs w:val="false"/>
+                <w:i w:val="false"/>
+                <w:iCs w:val="false"/>
+                <w:color w:val="1A1A1A"/>
+                <w:sz w:val="18"/>
+                <w:szCs w:val="18"/>
+                <w:rFonts w:ascii="Calibri" w:cs="Calibri" w:eastAsia="Calibri" w:hAnsi="Calibri"/>
+              </w:rPr>
+              <w:t xml:space="preserve">confront the misconception with a worked counter-example</w:t>
+            </w:r>
+          </w:p>
+        </w:tc>
+      </w:tr>
+      <w:tr>
+        <w:tc>
+          <w:tcPr>
+            <w:tcW w:type="dxa" w:w="900"/>
+            <w:tcBorders>
+              <w:top w:val="single" w:color="D9D5C8" w:sz="4" w:space="0"/>
+              <w:left w:val="single" w:color="D9D5C8" w:sz="4" w:space="0"/>
+              <w:bottom w:val="single" w:color="D9D5C8" w:sz="4" w:space="0"/>
+              <w:right w:val="single" w:color="D9D5C8" w:sz="4" w:space="0"/>
+            </w:tcBorders>
+            <w:tcMar>
+              <w:top w:type="dxa" w:w="55"/>
+              <w:left w:type="dxa" w:w="110"/>
+              <w:bottom w:type="dxa" w:w="55"/>
+              <w:right w:type="dxa" w:w="110"/>
+            </w:tcMar>
+          </w:tcPr>
+          <w:p>
+            <w:pPr>
+              <w:spacing w:after="0"/>
+            </w:pPr>
+            <w:r>
+              <w:rPr>
+                <w:b w:val="false"/>
+                <w:bCs w:val="false"/>
+                <w:i w:val="false"/>
+                <w:iCs w:val="false"/>
+                <w:color w:val="1A1A1A"/>
+                <w:sz w:val="18"/>
+                <w:szCs w:val="18"/>
+                <w:rFonts w:ascii="Calibri" w:cs="Calibri" w:eastAsia="Calibri" w:hAnsi="Calibri"/>
+              </w:rPr>
+              <w:t xml:space="preserve">C</w:t>
+            </w:r>
+          </w:p>
+        </w:tc>
+        <w:tc>
+          <w:tcPr>
+            <w:tcW w:type="dxa" w:w="4400"/>
+            <w:tcBorders>
+              <w:top w:val="single" w:color="D9D5C8" w:sz="4" w:space="0"/>
+              <w:left w:val="single" w:color="D9D5C8" w:sz="4" w:space="0"/>
+              <w:bottom w:val="single" w:color="D9D5C8" w:sz="4" w:space="0"/>
+              <w:right w:val="single" w:color="D9D5C8" w:sz="4" w:space="0"/>
+            </w:tcBorders>
+            <w:tcMar>
+              <w:top w:type="dxa" w:w="55"/>
+              <w:left w:type="dxa" w:w="110"/>
+              <w:bottom w:type="dxa" w:w="55"/>
+              <w:right w:type="dxa" w:w="110"/>
+            </w:tcMar>
+          </w:tcPr>
+          <w:p>
+            <w:pPr>
+              <w:spacing w:after="0"/>
+            </w:pPr>
+            <w:r>
+              <w:rPr>
+                <w:b w:val="false"/>
+                <w:bCs w:val="false"/>
+                <w:i w:val="false"/>
+                <w:iCs w:val="false"/>
+                <w:color w:val="1A1A1A"/>
+                <w:sz w:val="18"/>
+                <w:szCs w:val="18"/>
+                <w:rFonts w:ascii="Calibri" w:cs="Calibri" w:eastAsia="Calibri" w:hAnsi="Calibri"/>
+              </w:rPr>
+              <w:t xml:space="preserve">Misconception — electors are not equal for every state (that is the Senate rule).</w:t>
+            </w:r>
+          </w:p>
+        </w:tc>
+        <w:tc>
+          <w:tcPr>
+            <w:tcW w:type="dxa" w:w="4348"/>
+            <w:tcBorders>
+              <w:top w:val="single" w:color="D9D5C8" w:sz="4" w:space="0"/>
+              <w:left w:val="single" w:color="D9D5C8" w:sz="4" w:space="0"/>
+              <w:bottom w:val="single" w:color="D9D5C8" w:sz="4" w:space="0"/>
+              <w:right w:val="single" w:color="D9D5C8" w:sz="4" w:space="0"/>
+            </w:tcBorders>
+            <w:tcMar>
+              <w:top w:type="dxa" w:w="55"/>
+              <w:left w:type="dxa" w:w="110"/>
+              <w:bottom w:type="dxa" w:w="55"/>
+              <w:right w:type="dxa" w:w="110"/>
+            </w:tcMar>
+          </w:tcPr>
+          <w:p>
+            <w:pPr>
+              <w:spacing w:after="0"/>
+            </w:pPr>
+            <w:r>
+              <w:rPr>
+                <w:b w:val="false"/>
+                <w:bCs w:val="false"/>
+                <w:i w:val="false"/>
+                <w:iCs w:val="false"/>
+                <w:color w:val="1A1A1A"/>
+                <w:sz w:val="18"/>
+                <w:szCs w:val="18"/>
+                <w:rFonts w:ascii="Calibri" w:cs="Calibri" w:eastAsia="Calibri" w:hAnsi="Calibri"/>
+              </w:rPr>
+              <w:t xml:space="preserve">confront the misconception with a worked counter-example</w:t>
+            </w:r>
+          </w:p>
+        </w:tc>
+      </w:tr>
+      <w:tr>
+        <w:tc>
+          <w:tcPr>
+            <w:tcW w:type="dxa" w:w="900"/>
+            <w:tcBorders>
+              <w:top w:val="single" w:color="D9D5C8" w:sz="4" w:space="0"/>
+              <w:left w:val="single" w:color="D9D5C8" w:sz="4" w:space="0"/>
+              <w:bottom w:val="single" w:color="D9D5C8" w:sz="4" w:space="0"/>
+              <w:right w:val="single" w:color="D9D5C8" w:sz="4" w:space="0"/>
+            </w:tcBorders>
+            <w:tcMar>
+              <w:top w:type="dxa" w:w="55"/>
+              <w:left w:type="dxa" w:w="110"/>
+              <w:bottom w:type="dxa" w:w="55"/>
+              <w:right w:type="dxa" w:w="110"/>
+            </w:tcMar>
+          </w:tcPr>
+          <w:p>
+            <w:pPr>
+              <w:spacing w:after="0"/>
+            </w:pPr>
+            <w:r>
+              <w:rPr>
+                <w:b w:val="false"/>
+                <w:bCs w:val="false"/>
+                <w:i w:val="false"/>
+                <w:iCs w:val="false"/>
+                <w:color w:val="1A1A1A"/>
+                <w:sz w:val="18"/>
+                <w:szCs w:val="18"/>
+                <w:rFonts w:ascii="Calibri" w:cs="Calibri" w:eastAsia="Calibri" w:hAnsi="Calibri"/>
+              </w:rPr>
+              <w:t xml:space="preserve">D</w:t>
+            </w:r>
+          </w:p>
+        </w:tc>
+        <w:tc>
+          <w:tcPr>
+            <w:tcW w:type="dxa" w:w="4400"/>
+            <w:tcBorders>
+              <w:top w:val="single" w:color="D9D5C8" w:sz="4" w:space="0"/>
+              <w:left w:val="single" w:color="D9D5C8" w:sz="4" w:space="0"/>
+              <w:bottom w:val="single" w:color="D9D5C8" w:sz="4" w:space="0"/>
+              <w:right w:val="single" w:color="D9D5C8" w:sz="4" w:space="0"/>
+            </w:tcBorders>
+            <w:tcMar>
+              <w:top w:type="dxa" w:w="55"/>
+              <w:left w:type="dxa" w:w="110"/>
+              <w:bottom w:type="dxa" w:w="55"/>
+              <w:right w:type="dxa" w:w="110"/>
+            </w:tcMar>
+          </w:tcPr>
+          <w:p>
+            <w:pPr>
+              <w:spacing w:after="0"/>
+            </w:pPr>
+            <w:r>
+              <w:rPr>
+                <w:b w:val="false"/>
+                <w:bCs w:val="false"/>
+                <w:i w:val="false"/>
+                <w:iCs w:val="false"/>
+                <w:color w:val="1A1A1A"/>
+                <w:sz w:val="18"/>
+                <w:szCs w:val="18"/>
+                <w:rFonts w:ascii="Calibri" w:cs="Calibri" w:eastAsia="Calibri" w:hAnsi="Calibri"/>
+              </w:rPr>
+              <w:t xml:space="preserve">Misconception — counties do not determine electors.</w:t>
+            </w:r>
+          </w:p>
+        </w:tc>
+        <w:tc>
+          <w:tcPr>
+            <w:tcW w:type="dxa" w:w="4348"/>
+            <w:tcBorders>
+              <w:top w:val="single" w:color="D9D5C8" w:sz="4" w:space="0"/>
+              <w:left w:val="single" w:color="D9D5C8" w:sz="4" w:space="0"/>
+              <w:bottom w:val="single" w:color="D9D5C8" w:sz="4" w:space="0"/>
+              <w:right w:val="single" w:color="D9D5C8" w:sz="4" w:space="0"/>
+            </w:tcBorders>
+            <w:tcMar>
+              <w:top w:type="dxa" w:w="55"/>
+              <w:left w:type="dxa" w:w="110"/>
+              <w:bottom w:type="dxa" w:w="55"/>
+              <w:right w:type="dxa" w:w="110"/>
+            </w:tcMar>
+          </w:tcPr>
+          <w:p>
+            <w:pPr>
+              <w:spacing w:after="0"/>
+            </w:pPr>
+            <w:r>
+              <w:rPr>
+                <w:b w:val="false"/>
+                <w:bCs w:val="false"/>
+                <w:i w:val="false"/>
+                <w:iCs w:val="false"/>
+                <w:color w:val="1A1A1A"/>
+                <w:sz w:val="18"/>
+                <w:szCs w:val="18"/>
+                <w:rFonts w:ascii="Calibri" w:cs="Calibri" w:eastAsia="Calibri" w:hAnsi="Calibri"/>
+              </w:rPr>
+              <w:t xml:space="preserve">confront the misconception with a worked counter-example</w:t>
+            </w:r>
+          </w:p>
+        </w:tc>
+      </w:tr>
+    </w:tbl>
+    <w:tbl>
+      <w:tblPr>
+        <w:tblW w:type="dxa" w:w="9648"/>
+        <w:tblBorders>
+          <w:top w:val="single" w:color="auto" w:sz="4"/>
+          <w:left w:val="single" w:color="auto" w:sz="4"/>
+          <w:bottom w:val="single" w:color="auto" w:sz="4"/>
+          <w:right w:val="single" w:color="auto" w:sz="4"/>
+          <w:insideH w:val="single" w:color="auto" w:sz="4"/>
+          <w:insideV w:val="single" w:color="auto" w:sz="4"/>
+        </w:tblBorders>
+      </w:tblPr>
+      <w:tblGrid>
+        <w:gridCol w:w="9648"/>
+      </w:tblGrid>
+      <w:tr>
+        <w:tc>
+          <w:tcPr>
+            <w:tcW w:type="dxa" w:w="9648"/>
+            <w:tcBorders>
+              <w:top w:val="single" w:color="D9D5C8" w:sz="4" w:space="0"/>
+              <w:left w:val="single" w:color="D9D5C8" w:sz="4" w:space="0"/>
+              <w:bottom w:val="single" w:color="D9D5C8" w:sz="4" w:space="0"/>
+              <w:right w:val="single" w:color="D9D5C8" w:sz="4" w:space="0"/>
+            </w:tcBorders>
+            <w:shd w:fill="F7F5EF" w:color="auto" w:val="clear"/>
+            <w:tcMar>
+              <w:top w:type="dxa" w:w="55"/>
+              <w:left w:type="dxa" w:w="110"/>
+              <w:bottom w:type="dxa" w:w="55"/>
+              <w:right w:type="dxa" w:w="110"/>
+            </w:tcMar>
+          </w:tcPr>
+          <w:p>
+            <w:pPr>
+              <w:spacing w:after="60"/>
+            </w:pPr>
+            <w:r>
+              <w:rPr>
+                <w:b/>
+                <w:bCs/>
+                <w:i w:val="false"/>
+                <w:iCs w:val="false"/>
+                <w:color w:val="1B2A4A"/>
+                <w:sz w:val="21"/>
+                <w:szCs w:val="21"/>
+                <w:rFonts w:ascii="Calibri" w:cs="Calibri" w:eastAsia="Calibri" w:hAnsi="Calibri"/>
+              </w:rPr>
+              <w:t xml:space="preserve">MTSS ROUTING</w:t>
+            </w:r>
+          </w:p>
+          <w:p>
+            <w:pPr>
+              <w:spacing w:after="40"/>
+            </w:pPr>
+            <w:r>
+              <w:rPr>
+                <w:b w:val="false"/>
+                <w:bCs w:val="false"/>
+                <w:i w:val="false"/>
+                <w:iCs w:val="false"/>
+                <w:color w:val="1A1A1A"/>
+                <w:sz w:val="22"/>
+                <w:szCs w:val="22"/>
+                <w:rFonts w:ascii="Calibri" w:cs="Calibri" w:eastAsia="Calibri" w:hAnsi="Calibri"/>
+              </w:rPr>
+              <w:t xml:space="preserve">Tier 2 — Small-group (Tier 2) reteach targeting the signaled misconception (10–15 min, organizer + worked example), then re-assess with a parallel item.</w:t>
+            </w:r>
+          </w:p>
+          <w:p>
+            <w:pPr>
+              <w:spacing w:after="40"/>
+            </w:pPr>
+            <w:r>
+              <w:rPr>
+                <w:b w:val="false"/>
+                <w:bCs w:val="false"/>
+                <w:i w:val="false"/>
+                <w:iCs w:val="false"/>
+                <w:color w:val="1A1A1A"/>
+                <w:sz w:val="22"/>
+                <w:szCs w:val="22"/>
+                <w:rFonts w:ascii="Calibri" w:cs="Calibri" w:eastAsia="Calibri" w:hAnsi="Calibri"/>
+              </w:rPr>
+              <w:t xml:space="preserve">Tier 3 — If it persists across parallel forms (Tier 3): intensive 1:1 with concrete→representational→abstract scaffolding + think-aloud; progress-monitor weekly toward the same standard.</w:t>
+            </w:r>
+          </w:p>
+        </w:tc>
+      </w:tr>
+    </w:tbl>
+    <w:p>
+      <w:pPr>
+        <w:pStyle w:val="Heading2"/>
+        <w:keepNext/>
+        <w:spacing w:before="150" w:after="90"/>
+      </w:pPr>
+      <w:r>
+        <w:rPr>
+          <w:b/>
+          <w:bCs/>
+          <w:i w:val="false"/>
+          <w:iCs w:val="false"/>
+          <w:color w:val="1B2A4A"/>
+          <w:sz w:val="28"/>
+          <w:szCs w:val="28"/>
+          <w:rFonts w:ascii="Calibri" w:cs="Calibri" w:eastAsia="Calibri" w:hAnsi="Calibri"/>
+        </w:rPr>
+        <w:t xml:space="preserve">Formative Checkpoints — UDL &amp; distractor-based remediation</w:t>
+      </w:r>
+    </w:p>
+    <w:p>
+      <w:pPr>
+        <w:pStyle w:val="Heading3"/>
+        <w:keepNext/>
+        <w:spacing w:before="150" w:after="90"/>
+      </w:pPr>
+      <w:r>
+        <w:rPr>
+          <w:b/>
+          <w:bCs/>
+          <w:i w:val="false"/>
+          <w:iCs w:val="false"/>
+          <w:color w:val="B22234"/>
+          <w:sz w:val="24"/>
+          <w:szCs w:val="24"/>
+          <w:rFonts w:ascii="Calibri" w:cs="Calibri" w:eastAsia="Calibri" w:hAnsi="Calibri"/>
+        </w:rPr>
+        <w:t xml:space="preserve">Item 1 — GC.16 · DOK 2</w:t>
+      </w:r>
+    </w:p>
+    <w:p>
+      <w:pPr>
+        <w:spacing w:after="80"/>
+      </w:pPr>
+      <w:r>
+        <w:rPr>
+          <w:b/>
+          <w:bCs/>
+          <w:i w:val="false"/>
+          <w:iCs w:val="false"/>
+          <w:color w:val="1B2A4A"/>
+          <w:sz w:val="22"/>
+          <w:szCs w:val="22"/>
+          <w:rFonts w:ascii="Calibri" w:cs="Calibri" w:eastAsia="Calibri" w:hAnsi="Calibri"/>
+        </w:rPr>
+        <w:t xml:space="preserve">If missed:  </w:t>
+      </w:r>
+      <w:r>
+        <w:rPr>
+          <w:b w:val="false"/>
+          <w:bCs w:val="false"/>
+          <w:i w:val="false"/>
+          <w:iCs w:val="false"/>
+          <w:color w:val="1A1A1A"/>
+          <w:sz w:val="22"/>
+          <w:szCs w:val="22"/>
+          <w:rFonts w:ascii="Calibri" w:cs="Calibri" w:eastAsia="Calibri" w:hAnsi="Calibri"/>
+        </w:rPr>
+        <w:t xml:space="preserve">Revisit “Article II &amp; the Presidency” using the unit's Cornell notes + the standard's graphic organizer; re-check with the Exit Ticket, then re-assess with a parallel-form item.</w:t>
+      </w:r>
+    </w:p>
+    <w:tbl>
+      <w:tblPr>
+        <w:tblW w:type="dxa" w:w="9648"/>
+        <w:tblBorders>
+          <w:top w:val="single" w:color="auto" w:sz="4"/>
+          <w:left w:val="single" w:color="auto" w:sz="4"/>
+          <w:bottom w:val="single" w:color="auto" w:sz="4"/>
+          <w:right w:val="single" w:color="auto" w:sz="4"/>
+          <w:insideH w:val="single" w:color="auto" w:sz="4"/>
+          <w:insideV w:val="single" w:color="auto" w:sz="4"/>
+        </w:tblBorders>
+      </w:tblPr>
+      <w:tblGrid>
+        <w:gridCol w:w="900"/>
+        <w:gridCol w:w="4400"/>
+        <w:gridCol w:w="4348"/>
+      </w:tblGrid>
+      <w:tr>
+        <w:trPr>
+          <w:tblHeader/>
+        </w:trPr>
+        <w:tc>
+          <w:tcPr>
+            <w:tcW w:type="dxa" w:w="900"/>
+            <w:tcBorders>
+              <w:top w:val="single" w:color="D9D5C8" w:sz="4" w:space="0"/>
+              <w:left w:val="single" w:color="D9D5C8" w:sz="4" w:space="0"/>
+              <w:bottom w:val="single" w:color="D9D5C8" w:sz="4" w:space="0"/>
+              <w:right w:val="single" w:color="D9D5C8" w:sz="4" w:space="0"/>
+            </w:tcBorders>
+            <w:shd w:fill="1B2A4A" w:color="auto" w:val="clear"/>
+            <w:tcMar>
+              <w:top w:type="dxa" w:w="55"/>
+              <w:left w:type="dxa" w:w="110"/>
+              <w:bottom w:type="dxa" w:w="55"/>
+              <w:right w:type="dxa" w:w="110"/>
+            </w:tcMar>
+          </w:tcPr>
+          <w:p>
+            <w:pPr>
+              <w:spacing w:after="0"/>
+            </w:pPr>
+            <w:r>
+              <w:rPr>
+                <w:b/>
+                <w:bCs/>
+                <w:i w:val="false"/>
+                <w:iCs w:val="false"/>
+                <w:color w:val="FFFFFF"/>
+                <w:sz w:val="18"/>
+                <w:szCs w:val="18"/>
+                <w:rFonts w:ascii="Calibri" w:cs="Calibri" w:eastAsia="Calibri" w:hAnsi="Calibri"/>
+              </w:rPr>
+              <w:t xml:space="preserve">Wrong choice</w:t>
+            </w:r>
+          </w:p>
+        </w:tc>
+        <w:tc>
+          <w:tcPr>
+            <w:tcW w:type="dxa" w:w="4400"/>
+            <w:tcBorders>
+              <w:top w:val="single" w:color="D9D5C8" w:sz="4" w:space="0"/>
+              <w:left w:val="single" w:color="D9D5C8" w:sz="4" w:space="0"/>
+              <w:bottom w:val="single" w:color="D9D5C8" w:sz="4" w:space="0"/>
+              <w:right w:val="single" w:color="D9D5C8" w:sz="4" w:space="0"/>
+            </w:tcBorders>
+            <w:shd w:fill="1B2A4A" w:color="auto" w:val="clear"/>
+            <w:tcMar>
+              <w:top w:type="dxa" w:w="55"/>
+              <w:left w:type="dxa" w:w="110"/>
+              <w:bottom w:type="dxa" w:w="55"/>
+              <w:right w:type="dxa" w:w="110"/>
+            </w:tcMar>
+          </w:tcPr>
+          <w:p>
+            <w:pPr>
+              <w:spacing w:after="0"/>
+            </w:pPr>
+            <w:r>
+              <w:rPr>
+                <w:b/>
+                <w:bCs/>
+                <w:i w:val="false"/>
+                <w:iCs w:val="false"/>
+                <w:color w:val="FFFFFF"/>
+                <w:sz w:val="18"/>
+                <w:szCs w:val="18"/>
+                <w:rFonts w:ascii="Calibri" w:cs="Calibri" w:eastAsia="Calibri" w:hAnsi="Calibri"/>
+              </w:rPr>
+              <w:t xml:space="preserve">Signals misconception</w:t>
+            </w:r>
+          </w:p>
+        </w:tc>
+        <w:tc>
+          <w:tcPr>
+            <w:tcW w:type="dxa" w:w="4348"/>
+            <w:tcBorders>
+              <w:top w:val="single" w:color="D9D5C8" w:sz="4" w:space="0"/>
+              <w:left w:val="single" w:color="D9D5C8" w:sz="4" w:space="0"/>
+              <w:bottom w:val="single" w:color="D9D5C8" w:sz="4" w:space="0"/>
+              <w:right w:val="single" w:color="D9D5C8" w:sz="4" w:space="0"/>
+            </w:tcBorders>
+            <w:shd w:fill="1B2A4A" w:color="auto" w:val="clear"/>
+            <w:tcMar>
+              <w:top w:type="dxa" w:w="55"/>
+              <w:left w:type="dxa" w:w="110"/>
+              <w:bottom w:type="dxa" w:w="55"/>
+              <w:right w:type="dxa" w:w="110"/>
+            </w:tcMar>
+          </w:tcPr>
+          <w:p>
+            <w:pPr>
+              <w:spacing w:after="0"/>
+            </w:pPr>
+            <w:r>
+              <w:rPr>
+                <w:b/>
+                <w:bCs/>
+                <w:i w:val="false"/>
+                <w:iCs w:val="false"/>
+                <w:color w:val="FFFFFF"/>
+                <w:sz w:val="18"/>
+                <w:szCs w:val="18"/>
+                <w:rFonts w:ascii="Calibri" w:cs="Calibri" w:eastAsia="Calibri" w:hAnsi="Calibri"/>
+              </w:rPr>
+              <w:t xml:space="preserve">Targeted reteach</w:t>
+            </w:r>
+          </w:p>
+        </w:tc>
+      </w:tr>
+      <w:tr>
+        <w:tc>
+          <w:tcPr>
+            <w:tcW w:type="dxa" w:w="900"/>
+            <w:tcBorders>
+              <w:top w:val="single" w:color="D9D5C8" w:sz="4" w:space="0"/>
+              <w:left w:val="single" w:color="D9D5C8" w:sz="4" w:space="0"/>
+              <w:bottom w:val="single" w:color="D9D5C8" w:sz="4" w:space="0"/>
+              <w:right w:val="single" w:color="D9D5C8" w:sz="4" w:space="0"/>
+            </w:tcBorders>
+            <w:tcMar>
+              <w:top w:type="dxa" w:w="55"/>
+              <w:left w:type="dxa" w:w="110"/>
+              <w:bottom w:type="dxa" w:w="55"/>
+              <w:right w:type="dxa" w:w="110"/>
+            </w:tcMar>
+          </w:tcPr>
+          <w:p>
+            <w:pPr>
+              <w:spacing w:after="0"/>
+            </w:pPr>
+            <w:r>
+              <w:rPr>
+                <w:b w:val="false"/>
+                <w:bCs w:val="false"/>
+                <w:i w:val="false"/>
+                <w:iCs w:val="false"/>
+                <w:color w:val="1A1A1A"/>
+                <w:sz w:val="18"/>
+                <w:szCs w:val="18"/>
+                <w:rFonts w:ascii="Calibri" w:cs="Calibri" w:eastAsia="Calibri" w:hAnsi="Calibri"/>
+              </w:rPr>
+              <w:t xml:space="preserve">A</w:t>
+            </w:r>
+          </w:p>
+        </w:tc>
+        <w:tc>
+          <w:tcPr>
+            <w:tcW w:type="dxa" w:w="4400"/>
+            <w:tcBorders>
+              <w:top w:val="single" w:color="D9D5C8" w:sz="4" w:space="0"/>
+              <w:left w:val="single" w:color="D9D5C8" w:sz="4" w:space="0"/>
+              <w:bottom w:val="single" w:color="D9D5C8" w:sz="4" w:space="0"/>
+              <w:right w:val="single" w:color="D9D5C8" w:sz="4" w:space="0"/>
+            </w:tcBorders>
+            <w:tcMar>
+              <w:top w:type="dxa" w:w="55"/>
+              <w:left w:type="dxa" w:w="110"/>
+              <w:bottom w:type="dxa" w:w="55"/>
+              <w:right w:type="dxa" w:w="110"/>
+            </w:tcMar>
+          </w:tcPr>
+          <w:p>
+            <w:pPr>
+              <w:spacing w:after="0"/>
+            </w:pPr>
+            <w:r>
+              <w:rPr>
+                <w:b w:val="false"/>
+                <w:bCs w:val="false"/>
+                <w:i w:val="false"/>
+                <w:iCs w:val="false"/>
+                <w:color w:val="1A1A1A"/>
+                <w:sz w:val="18"/>
+                <w:szCs w:val="18"/>
+                <w:rFonts w:ascii="Calibri" w:cs="Calibri" w:eastAsia="Calibri" w:hAnsi="Calibri"/>
+              </w:rPr>
+              <w:t xml:space="preserve">Misconception — the power is not limited to wartime.</w:t>
+            </w:r>
+          </w:p>
+        </w:tc>
+        <w:tc>
+          <w:tcPr>
+            <w:tcW w:type="dxa" w:w="4348"/>
+            <w:tcBorders>
+              <w:top w:val="single" w:color="D9D5C8" w:sz="4" w:space="0"/>
+              <w:left w:val="single" w:color="D9D5C8" w:sz="4" w:space="0"/>
+              <w:bottom w:val="single" w:color="D9D5C8" w:sz="4" w:space="0"/>
+              <w:right w:val="single" w:color="D9D5C8" w:sz="4" w:space="0"/>
+            </w:tcBorders>
+            <w:tcMar>
+              <w:top w:type="dxa" w:w="55"/>
+              <w:left w:type="dxa" w:w="110"/>
+              <w:bottom w:type="dxa" w:w="55"/>
+              <w:right w:type="dxa" w:w="110"/>
+            </w:tcMar>
+          </w:tcPr>
+          <w:p>
+            <w:pPr>
+              <w:spacing w:after="0"/>
+            </w:pPr>
+            <w:r>
+              <w:rPr>
+                <w:b w:val="false"/>
+                <w:bCs w:val="false"/>
+                <w:i w:val="false"/>
+                <w:iCs w:val="false"/>
+                <w:color w:val="1A1A1A"/>
+                <w:sz w:val="18"/>
+                <w:szCs w:val="18"/>
+                <w:rFonts w:ascii="Calibri" w:cs="Calibri" w:eastAsia="Calibri" w:hAnsi="Calibri"/>
+              </w:rPr>
+              <w:t xml:space="preserve">confront the misconception with a worked counter-example</w:t>
+            </w:r>
+          </w:p>
+        </w:tc>
+      </w:tr>
+      <w:tr>
+        <w:tc>
+          <w:tcPr>
+            <w:tcW w:type="dxa" w:w="900"/>
+            <w:tcBorders>
+              <w:top w:val="single" w:color="D9D5C8" w:sz="4" w:space="0"/>
+              <w:left w:val="single" w:color="D9D5C8" w:sz="4" w:space="0"/>
+              <w:bottom w:val="single" w:color="D9D5C8" w:sz="4" w:space="0"/>
+              <w:right w:val="single" w:color="D9D5C8" w:sz="4" w:space="0"/>
+            </w:tcBorders>
+            <w:tcMar>
+              <w:top w:type="dxa" w:w="55"/>
+              <w:left w:type="dxa" w:w="110"/>
+              <w:bottom w:type="dxa" w:w="55"/>
+              <w:right w:type="dxa" w:w="110"/>
+            </w:tcMar>
+          </w:tcPr>
+          <w:p>
+            <w:pPr>
+              <w:spacing w:after="0"/>
+            </w:pPr>
+            <w:r>
+              <w:rPr>
+                <w:b w:val="false"/>
+                <w:bCs w:val="false"/>
+                <w:i w:val="false"/>
+                <w:iCs w:val="false"/>
+                <w:color w:val="1A1A1A"/>
+                <w:sz w:val="18"/>
+                <w:szCs w:val="18"/>
+                <w:rFonts w:ascii="Calibri" w:cs="Calibri" w:eastAsia="Calibri" w:hAnsi="Calibri"/>
+              </w:rPr>
+              <w:t xml:space="preserve">B</w:t>
+            </w:r>
+          </w:p>
+        </w:tc>
+        <w:tc>
+          <w:tcPr>
+            <w:tcW w:type="dxa" w:w="4400"/>
+            <w:tcBorders>
+              <w:top w:val="single" w:color="D9D5C8" w:sz="4" w:space="0"/>
+              <w:left w:val="single" w:color="D9D5C8" w:sz="4" w:space="0"/>
+              <w:bottom w:val="single" w:color="D9D5C8" w:sz="4" w:space="0"/>
+              <w:right w:val="single" w:color="D9D5C8" w:sz="4" w:space="0"/>
+            </w:tcBorders>
+            <w:tcMar>
+              <w:top w:type="dxa" w:w="55"/>
+              <w:left w:type="dxa" w:w="110"/>
+              <w:bottom w:type="dxa" w:w="55"/>
+              <w:right w:type="dxa" w:w="110"/>
+            </w:tcMar>
+          </w:tcPr>
+          <w:p>
+            <w:pPr>
+              <w:spacing w:after="0"/>
+            </w:pPr>
+            <w:r>
+              <w:rPr>
+                <w:b w:val="false"/>
+                <w:bCs w:val="false"/>
+                <w:i w:val="false"/>
+                <w:iCs w:val="false"/>
+                <w:color w:val="1A1A1A"/>
+                <w:sz w:val="18"/>
+                <w:szCs w:val="18"/>
+                <w:rFonts w:ascii="Calibri" w:cs="Calibri" w:eastAsia="Calibri" w:hAnsi="Calibri"/>
+              </w:rPr>
+              <w:t xml:space="preserve">Prior-knowledge error — the Senate, not the Court, provides advice and consent.</w:t>
+            </w:r>
+          </w:p>
+        </w:tc>
+        <w:tc>
+          <w:tcPr>
+            <w:tcW w:type="dxa" w:w="4348"/>
+            <w:tcBorders>
+              <w:top w:val="single" w:color="D9D5C8" w:sz="4" w:space="0"/>
+              <w:left w:val="single" w:color="D9D5C8" w:sz="4" w:space="0"/>
+              <w:bottom w:val="single" w:color="D9D5C8" w:sz="4" w:space="0"/>
+              <w:right w:val="single" w:color="D9D5C8" w:sz="4" w:space="0"/>
+            </w:tcBorders>
+            <w:tcMar>
+              <w:top w:type="dxa" w:w="55"/>
+              <w:left w:type="dxa" w:w="110"/>
+              <w:bottom w:type="dxa" w:w="55"/>
+              <w:right w:type="dxa" w:w="110"/>
+            </w:tcMar>
+          </w:tcPr>
+          <w:p>
+            <w:pPr>
+              <w:spacing w:after="0"/>
+            </w:pPr>
+            <w:r>
+              <w:rPr>
+                <w:b w:val="false"/>
+                <w:bCs w:val="false"/>
+                <w:i w:val="false"/>
+                <w:iCs w:val="false"/>
+                <w:color w:val="1A1A1A"/>
+                <w:sz w:val="18"/>
+                <w:szCs w:val="18"/>
+                <w:rFonts w:ascii="Calibri" w:cs="Calibri" w:eastAsia="Calibri" w:hAnsi="Calibri"/>
+              </w:rPr>
+              <w:t xml:space="preserve">clarify the boundary with the confused concept</w:t>
+            </w:r>
+          </w:p>
+        </w:tc>
+      </w:tr>
+      <w:tr>
+        <w:tc>
+          <w:tcPr>
+            <w:tcW w:type="dxa" w:w="900"/>
+            <w:tcBorders>
+              <w:top w:val="single" w:color="D9D5C8" w:sz="4" w:space="0"/>
+              <w:left w:val="single" w:color="D9D5C8" w:sz="4" w:space="0"/>
+              <w:bottom w:val="single" w:color="D9D5C8" w:sz="4" w:space="0"/>
+              <w:right w:val="single" w:color="D9D5C8" w:sz="4" w:space="0"/>
+            </w:tcBorders>
+            <w:tcMar>
+              <w:top w:type="dxa" w:w="55"/>
+              <w:left w:type="dxa" w:w="110"/>
+              <w:bottom w:type="dxa" w:w="55"/>
+              <w:right w:type="dxa" w:w="110"/>
+            </w:tcMar>
+          </w:tcPr>
+          <w:p>
+            <w:pPr>
+              <w:spacing w:after="0"/>
+            </w:pPr>
+            <w:r>
+              <w:rPr>
+                <w:b w:val="false"/>
+                <w:bCs w:val="false"/>
+                <w:i w:val="false"/>
+                <w:iCs w:val="false"/>
+                <w:color w:val="1A1A1A"/>
+                <w:sz w:val="18"/>
+                <w:szCs w:val="18"/>
+                <w:rFonts w:ascii="Calibri" w:cs="Calibri" w:eastAsia="Calibri" w:hAnsi="Calibri"/>
+              </w:rPr>
+              <w:t xml:space="preserve">D</w:t>
+            </w:r>
+          </w:p>
+        </w:tc>
+        <w:tc>
+          <w:tcPr>
+            <w:tcW w:type="dxa" w:w="4400"/>
+            <w:tcBorders>
+              <w:top w:val="single" w:color="D9D5C8" w:sz="4" w:space="0"/>
+              <w:left w:val="single" w:color="D9D5C8" w:sz="4" w:space="0"/>
+              <w:bottom w:val="single" w:color="D9D5C8" w:sz="4" w:space="0"/>
+              <w:right w:val="single" w:color="D9D5C8" w:sz="4" w:space="0"/>
+            </w:tcBorders>
+            <w:tcMar>
+              <w:top w:type="dxa" w:w="55"/>
+              <w:left w:type="dxa" w:w="110"/>
+              <w:bottom w:type="dxa" w:w="55"/>
+              <w:right w:type="dxa" w:w="110"/>
+            </w:tcMar>
+          </w:tcPr>
+          <w:p>
+            <w:pPr>
+              <w:spacing w:after="0"/>
+            </w:pPr>
+            <w:r>
+              <w:rPr>
+                <w:b w:val="false"/>
+                <w:bCs w:val="false"/>
+                <w:i w:val="false"/>
+                <w:iCs w:val="false"/>
+                <w:color w:val="1A1A1A"/>
+                <w:sz w:val="18"/>
+                <w:szCs w:val="18"/>
+                <w:rFonts w:ascii="Calibri" w:cs="Calibri" w:eastAsia="Calibri" w:hAnsi="Calibri"/>
+              </w:rPr>
+              <w:t xml:space="preserve">Prior-knowledge error — the House has no confirmation role over appointments.</w:t>
+            </w:r>
+          </w:p>
+        </w:tc>
+        <w:tc>
+          <w:tcPr>
+            <w:tcW w:type="dxa" w:w="4348"/>
+            <w:tcBorders>
+              <w:top w:val="single" w:color="D9D5C8" w:sz="4" w:space="0"/>
+              <w:left w:val="single" w:color="D9D5C8" w:sz="4" w:space="0"/>
+              <w:bottom w:val="single" w:color="D9D5C8" w:sz="4" w:space="0"/>
+              <w:right w:val="single" w:color="D9D5C8" w:sz="4" w:space="0"/>
+            </w:tcBorders>
+            <w:tcMar>
+              <w:top w:type="dxa" w:w="55"/>
+              <w:left w:type="dxa" w:w="110"/>
+              <w:bottom w:type="dxa" w:w="55"/>
+              <w:right w:type="dxa" w:w="110"/>
+            </w:tcMar>
+          </w:tcPr>
+          <w:p>
+            <w:pPr>
+              <w:spacing w:after="0"/>
+            </w:pPr>
+            <w:r>
+              <w:rPr>
+                <w:b w:val="false"/>
+                <w:bCs w:val="false"/>
+                <w:i w:val="false"/>
+                <w:iCs w:val="false"/>
+                <w:color w:val="1A1A1A"/>
+                <w:sz w:val="18"/>
+                <w:szCs w:val="18"/>
+                <w:rFonts w:ascii="Calibri" w:cs="Calibri" w:eastAsia="Calibri" w:hAnsi="Calibri"/>
+              </w:rPr>
+              <w:t xml:space="preserve">clarify the boundary with the confused concept</w:t>
+            </w:r>
+          </w:p>
+        </w:tc>
+      </w:tr>
+    </w:tbl>
+    <w:tbl>
+      <w:tblPr>
+        <w:tblW w:type="dxa" w:w="9648"/>
+        <w:tblBorders>
+          <w:top w:val="single" w:color="auto" w:sz="4"/>
+          <w:left w:val="single" w:color="auto" w:sz="4"/>
+          <w:bottom w:val="single" w:color="auto" w:sz="4"/>
+          <w:right w:val="single" w:color="auto" w:sz="4"/>
+          <w:insideH w:val="single" w:color="auto" w:sz="4"/>
+          <w:insideV w:val="single" w:color="auto" w:sz="4"/>
+        </w:tblBorders>
+      </w:tblPr>
+      <w:tblGrid>
+        <w:gridCol w:w="9648"/>
+      </w:tblGrid>
+      <w:tr>
+        <w:tc>
+          <w:tcPr>
+            <w:tcW w:type="dxa" w:w="9648"/>
+            <w:tcBorders>
+              <w:top w:val="single" w:color="D9D5C8" w:sz="4" w:space="0"/>
+              <w:left w:val="single" w:color="D9D5C8" w:sz="4" w:space="0"/>
+              <w:bottom w:val="single" w:color="D9D5C8" w:sz="4" w:space="0"/>
+              <w:right w:val="single" w:color="D9D5C8" w:sz="4" w:space="0"/>
+            </w:tcBorders>
+            <w:shd w:fill="F7F5EF" w:color="auto" w:val="clear"/>
+            <w:tcMar>
+              <w:top w:type="dxa" w:w="55"/>
+              <w:left w:type="dxa" w:w="110"/>
+              <w:bottom w:type="dxa" w:w="55"/>
+              <w:right w:type="dxa" w:w="110"/>
+            </w:tcMar>
+          </w:tcPr>
+          <w:p>
+            <w:pPr>
+              <w:spacing w:after="60"/>
+            </w:pPr>
+            <w:r>
+              <w:rPr>
+                <w:b/>
+                <w:bCs/>
+                <w:i w:val="false"/>
+                <w:iCs w:val="false"/>
+                <w:color w:val="1B2A4A"/>
+                <w:sz w:val="21"/>
+                <w:szCs w:val="21"/>
+                <w:rFonts w:ascii="Calibri" w:cs="Calibri" w:eastAsia="Calibri" w:hAnsi="Calibri"/>
+              </w:rPr>
+              <w:t xml:space="preserve">MTSS ROUTING</w:t>
+            </w:r>
+          </w:p>
+          <w:p>
+            <w:pPr>
+              <w:spacing w:after="40"/>
+            </w:pPr>
+            <w:r>
+              <w:rPr>
+                <w:b w:val="false"/>
+                <w:bCs w:val="false"/>
+                <w:i w:val="false"/>
+                <w:iCs w:val="false"/>
+                <w:color w:val="1A1A1A"/>
+                <w:sz w:val="22"/>
+                <w:szCs w:val="22"/>
+                <w:rFonts w:ascii="Calibri" w:cs="Calibri" w:eastAsia="Calibri" w:hAnsi="Calibri"/>
+              </w:rPr>
+              <w:t xml:space="preserve">Tier 2 — Small-group (Tier 2) reteach targeting the signaled misconception (10–15 min, organizer + worked example), then re-assess with a parallel item.</w:t>
+            </w:r>
+          </w:p>
+          <w:p>
+            <w:pPr>
+              <w:spacing w:after="40"/>
+            </w:pPr>
+            <w:r>
+              <w:rPr>
+                <w:b w:val="false"/>
+                <w:bCs w:val="false"/>
+                <w:i w:val="false"/>
+                <w:iCs w:val="false"/>
+                <w:color w:val="1A1A1A"/>
+                <w:sz w:val="22"/>
+                <w:szCs w:val="22"/>
+                <w:rFonts w:ascii="Calibri" w:cs="Calibri" w:eastAsia="Calibri" w:hAnsi="Calibri"/>
+              </w:rPr>
+              <w:t xml:space="preserve">Tier 3 — If it persists across parallel forms (Tier 3): intensive 1:1 with concrete→representational→abstract scaffolding + think-aloud; progress-monitor weekly toward the same standard.</w:t>
+            </w:r>
+          </w:p>
+        </w:tc>
+      </w:tr>
+    </w:tbl>
+    <w:p>
+      <w:pPr>
+        <w:pStyle w:val="Heading3"/>
+        <w:keepNext/>
+        <w:spacing w:before="150" w:after="90"/>
+      </w:pPr>
+      <w:r>
+        <w:rPr>
+          <w:b/>
+          <w:bCs/>
+          <w:i w:val="false"/>
+          <w:iCs w:val="false"/>
+          <w:color w:val="B22234"/>
+          <w:sz w:val="24"/>
+          <w:szCs w:val="24"/>
+          <w:rFonts w:ascii="Calibri" w:cs="Calibri" w:eastAsia="Calibri" w:hAnsi="Calibri"/>
+        </w:rPr>
+        <w:t xml:space="preserve">Item 2 — GC.17 · DOK 1</w:t>
+      </w:r>
+    </w:p>
+    <w:p>
+      <w:pPr>
+        <w:spacing w:after="80"/>
+      </w:pPr>
+      <w:r>
+        <w:rPr>
+          <w:b/>
+          <w:bCs/>
+          <w:i w:val="false"/>
+          <w:iCs w:val="false"/>
+          <w:color w:val="1B2A4A"/>
+          <w:sz w:val="22"/>
+          <w:szCs w:val="22"/>
+          <w:rFonts w:ascii="Calibri" w:cs="Calibri" w:eastAsia="Calibri" w:hAnsi="Calibri"/>
+        </w:rPr>
+        <w:t xml:space="preserve">If missed:  </w:t>
+      </w:r>
+      <w:r>
+        <w:rPr>
+          <w:b w:val="false"/>
+          <w:bCs w:val="false"/>
+          <w:i w:val="false"/>
+          <w:iCs w:val="false"/>
+          <w:color w:val="1A1A1A"/>
+          <w:sz w:val="22"/>
+          <w:szCs w:val="22"/>
+          <w:rFonts w:ascii="Calibri" w:cs="Calibri" w:eastAsia="Calibri" w:hAnsi="Calibri"/>
+        </w:rPr>
+        <w:t xml:space="preserve">Revisit “Departments of the Executive Branch” using the unit's Cornell notes + the standard's graphic organizer; re-check with the Exit Ticket, then re-assess with a parallel-form item.</w:t>
+      </w:r>
+    </w:p>
+    <w:tbl>
+      <w:tblPr>
+        <w:tblW w:type="dxa" w:w="9648"/>
+        <w:tblBorders>
+          <w:top w:val="single" w:color="auto" w:sz="4"/>
+          <w:left w:val="single" w:color="auto" w:sz="4"/>
+          <w:bottom w:val="single" w:color="auto" w:sz="4"/>
+          <w:right w:val="single" w:color="auto" w:sz="4"/>
+          <w:insideH w:val="single" w:color="auto" w:sz="4"/>
+          <w:insideV w:val="single" w:color="auto" w:sz="4"/>
+        </w:tblBorders>
+      </w:tblPr>
+      <w:tblGrid>
+        <w:gridCol w:w="900"/>
+        <w:gridCol w:w="4400"/>
+        <w:gridCol w:w="4348"/>
+      </w:tblGrid>
+      <w:tr>
+        <w:trPr>
+          <w:tblHeader/>
+        </w:trPr>
+        <w:tc>
+          <w:tcPr>
+            <w:tcW w:type="dxa" w:w="900"/>
+            <w:tcBorders>
+              <w:top w:val="single" w:color="D9D5C8" w:sz="4" w:space="0"/>
+              <w:left w:val="single" w:color="D9D5C8" w:sz="4" w:space="0"/>
+              <w:bottom w:val="single" w:color="D9D5C8" w:sz="4" w:space="0"/>
+              <w:right w:val="single" w:color="D9D5C8" w:sz="4" w:space="0"/>
+            </w:tcBorders>
+            <w:shd w:fill="1B2A4A" w:color="auto" w:val="clear"/>
+            <w:tcMar>
+              <w:top w:type="dxa" w:w="55"/>
+              <w:left w:type="dxa" w:w="110"/>
+              <w:bottom w:type="dxa" w:w="55"/>
+              <w:right w:type="dxa" w:w="110"/>
+            </w:tcMar>
+          </w:tcPr>
+          <w:p>
+            <w:pPr>
+              <w:spacing w:after="0"/>
+            </w:pPr>
+            <w:r>
+              <w:rPr>
+                <w:b/>
+                <w:bCs/>
+                <w:i w:val="false"/>
+                <w:iCs w:val="false"/>
+                <w:color w:val="FFFFFF"/>
+                <w:sz w:val="18"/>
+                <w:szCs w:val="18"/>
+                <w:rFonts w:ascii="Calibri" w:cs="Calibri" w:eastAsia="Calibri" w:hAnsi="Calibri"/>
+              </w:rPr>
+              <w:t xml:space="preserve">Wrong choice</w:t>
+            </w:r>
+          </w:p>
+        </w:tc>
+        <w:tc>
+          <w:tcPr>
+            <w:tcW w:type="dxa" w:w="4400"/>
+            <w:tcBorders>
+              <w:top w:val="single" w:color="D9D5C8" w:sz="4" w:space="0"/>
+              <w:left w:val="single" w:color="D9D5C8" w:sz="4" w:space="0"/>
+              <w:bottom w:val="single" w:color="D9D5C8" w:sz="4" w:space="0"/>
+              <w:right w:val="single" w:color="D9D5C8" w:sz="4" w:space="0"/>
+            </w:tcBorders>
+            <w:shd w:fill="1B2A4A" w:color="auto" w:val="clear"/>
+            <w:tcMar>
+              <w:top w:type="dxa" w:w="55"/>
+              <w:left w:type="dxa" w:w="110"/>
+              <w:bottom w:type="dxa" w:w="55"/>
+              <w:right w:type="dxa" w:w="110"/>
+            </w:tcMar>
+          </w:tcPr>
+          <w:p>
+            <w:pPr>
+              <w:spacing w:after="0"/>
+            </w:pPr>
+            <w:r>
+              <w:rPr>
+                <w:b/>
+                <w:bCs/>
+                <w:i w:val="false"/>
+                <w:iCs w:val="false"/>
+                <w:color w:val="FFFFFF"/>
+                <w:sz w:val="18"/>
+                <w:szCs w:val="18"/>
+                <w:rFonts w:ascii="Calibri" w:cs="Calibri" w:eastAsia="Calibri" w:hAnsi="Calibri"/>
+              </w:rPr>
+              <w:t xml:space="preserve">Signals misconception</w:t>
+            </w:r>
+          </w:p>
+        </w:tc>
+        <w:tc>
+          <w:tcPr>
+            <w:tcW w:type="dxa" w:w="4348"/>
+            <w:tcBorders>
+              <w:top w:val="single" w:color="D9D5C8" w:sz="4" w:space="0"/>
+              <w:left w:val="single" w:color="D9D5C8" w:sz="4" w:space="0"/>
+              <w:bottom w:val="single" w:color="D9D5C8" w:sz="4" w:space="0"/>
+              <w:right w:val="single" w:color="D9D5C8" w:sz="4" w:space="0"/>
+            </w:tcBorders>
+            <w:shd w:fill="1B2A4A" w:color="auto" w:val="clear"/>
+            <w:tcMar>
+              <w:top w:type="dxa" w:w="55"/>
+              <w:left w:type="dxa" w:w="110"/>
+              <w:bottom w:type="dxa" w:w="55"/>
+              <w:right w:type="dxa" w:w="110"/>
+            </w:tcMar>
+          </w:tcPr>
+          <w:p>
+            <w:pPr>
+              <w:spacing w:after="0"/>
+            </w:pPr>
+            <w:r>
+              <w:rPr>
+                <w:b/>
+                <w:bCs/>
+                <w:i w:val="false"/>
+                <w:iCs w:val="false"/>
+                <w:color w:val="FFFFFF"/>
+                <w:sz w:val="18"/>
+                <w:szCs w:val="18"/>
+                <w:rFonts w:ascii="Calibri" w:cs="Calibri" w:eastAsia="Calibri" w:hAnsi="Calibri"/>
+              </w:rPr>
+              <w:t xml:space="preserve">Targeted reteach</w:t>
+            </w:r>
+          </w:p>
+        </w:tc>
+      </w:tr>
+      <w:tr>
+        <w:tc>
+          <w:tcPr>
+            <w:tcW w:type="dxa" w:w="900"/>
+            <w:tcBorders>
+              <w:top w:val="single" w:color="D9D5C8" w:sz="4" w:space="0"/>
+              <w:left w:val="single" w:color="D9D5C8" w:sz="4" w:space="0"/>
+              <w:bottom w:val="single" w:color="D9D5C8" w:sz="4" w:space="0"/>
+              <w:right w:val="single" w:color="D9D5C8" w:sz="4" w:space="0"/>
+            </w:tcBorders>
+            <w:tcMar>
+              <w:top w:type="dxa" w:w="55"/>
+              <w:left w:type="dxa" w:w="110"/>
+              <w:bottom w:type="dxa" w:w="55"/>
+              <w:right w:type="dxa" w:w="110"/>
+            </w:tcMar>
+          </w:tcPr>
+          <w:p>
+            <w:pPr>
+              <w:spacing w:after="0"/>
+            </w:pPr>
+            <w:r>
+              <w:rPr>
+                <w:b w:val="false"/>
+                <w:bCs w:val="false"/>
+                <w:i w:val="false"/>
+                <w:iCs w:val="false"/>
+                <w:color w:val="1A1A1A"/>
+                <w:sz w:val="18"/>
+                <w:szCs w:val="18"/>
+                <w:rFonts w:ascii="Calibri" w:cs="Calibri" w:eastAsia="Calibri" w:hAnsi="Calibri"/>
+              </w:rPr>
+              <w:t xml:space="preserve">A</w:t>
+            </w:r>
+          </w:p>
+        </w:tc>
+        <w:tc>
+          <w:tcPr>
+            <w:tcW w:type="dxa" w:w="4400"/>
+            <w:tcBorders>
+              <w:top w:val="single" w:color="D9D5C8" w:sz="4" w:space="0"/>
+              <w:left w:val="single" w:color="D9D5C8" w:sz="4" w:space="0"/>
+              <w:bottom w:val="single" w:color="D9D5C8" w:sz="4" w:space="0"/>
+              <w:right w:val="single" w:color="D9D5C8" w:sz="4" w:space="0"/>
+            </w:tcBorders>
+            <w:tcMar>
+              <w:top w:type="dxa" w:w="55"/>
+              <w:left w:type="dxa" w:w="110"/>
+              <w:bottom w:type="dxa" w:w="55"/>
+              <w:right w:type="dxa" w:w="110"/>
+            </w:tcMar>
+          </w:tcPr>
+          <w:p>
+            <w:pPr>
+              <w:spacing w:after="0"/>
+            </w:pPr>
+            <w:r>
+              <w:rPr>
+                <w:b w:val="false"/>
+                <w:bCs w:val="false"/>
+                <w:i w:val="false"/>
+                <w:iCs w:val="false"/>
+                <w:color w:val="1A1A1A"/>
+                <w:sz w:val="18"/>
+                <w:szCs w:val="18"/>
+                <w:rFonts w:ascii="Calibri" w:cs="Calibri" w:eastAsia="Calibri" w:hAnsi="Calibri"/>
+              </w:rPr>
+              <w:t xml:space="preserve">Prior-knowledge error — Treasury handles money and taxes.</w:t>
+            </w:r>
+          </w:p>
+        </w:tc>
+        <w:tc>
+          <w:tcPr>
+            <w:tcW w:type="dxa" w:w="4348"/>
+            <w:tcBorders>
+              <w:top w:val="single" w:color="D9D5C8" w:sz="4" w:space="0"/>
+              <w:left w:val="single" w:color="D9D5C8" w:sz="4" w:space="0"/>
+              <w:bottom w:val="single" w:color="D9D5C8" w:sz="4" w:space="0"/>
+              <w:right w:val="single" w:color="D9D5C8" w:sz="4" w:space="0"/>
+            </w:tcBorders>
+            <w:tcMar>
+              <w:top w:type="dxa" w:w="55"/>
+              <w:left w:type="dxa" w:w="110"/>
+              <w:bottom w:type="dxa" w:w="55"/>
+              <w:right w:type="dxa" w:w="110"/>
+            </w:tcMar>
+          </w:tcPr>
+          <w:p>
+            <w:pPr>
+              <w:spacing w:after="0"/>
+            </w:pPr>
+            <w:r>
+              <w:rPr>
+                <w:b w:val="false"/>
+                <w:bCs w:val="false"/>
+                <w:i w:val="false"/>
+                <w:iCs w:val="false"/>
+                <w:color w:val="1A1A1A"/>
+                <w:sz w:val="18"/>
+                <w:szCs w:val="18"/>
+                <w:rFonts w:ascii="Calibri" w:cs="Calibri" w:eastAsia="Calibri" w:hAnsi="Calibri"/>
+              </w:rPr>
+              <w:t xml:space="preserve">clarify the boundary with the confused concept</w:t>
+            </w:r>
+          </w:p>
+        </w:tc>
+      </w:tr>
+      <w:tr>
+        <w:tc>
+          <w:tcPr>
+            <w:tcW w:type="dxa" w:w="900"/>
+            <w:tcBorders>
+              <w:top w:val="single" w:color="D9D5C8" w:sz="4" w:space="0"/>
+              <w:left w:val="single" w:color="D9D5C8" w:sz="4" w:space="0"/>
+              <w:bottom w:val="single" w:color="D9D5C8" w:sz="4" w:space="0"/>
+              <w:right w:val="single" w:color="D9D5C8" w:sz="4" w:space="0"/>
+            </w:tcBorders>
+            <w:tcMar>
+              <w:top w:type="dxa" w:w="55"/>
+              <w:left w:type="dxa" w:w="110"/>
+              <w:bottom w:type="dxa" w:w="55"/>
+              <w:right w:type="dxa" w:w="110"/>
+            </w:tcMar>
+          </w:tcPr>
+          <w:p>
+            <w:pPr>
+              <w:spacing w:after="0"/>
+            </w:pPr>
+            <w:r>
+              <w:rPr>
+                <w:b w:val="false"/>
+                <w:bCs w:val="false"/>
+                <w:i w:val="false"/>
+                <w:iCs w:val="false"/>
+                <w:color w:val="1A1A1A"/>
+                <w:sz w:val="18"/>
+                <w:szCs w:val="18"/>
+                <w:rFonts w:ascii="Calibri" w:cs="Calibri" w:eastAsia="Calibri" w:hAnsi="Calibri"/>
+              </w:rPr>
+              <w:t xml:space="preserve">C</w:t>
+            </w:r>
+          </w:p>
+        </w:tc>
+        <w:tc>
+          <w:tcPr>
+            <w:tcW w:type="dxa" w:w="4400"/>
+            <w:tcBorders>
+              <w:top w:val="single" w:color="D9D5C8" w:sz="4" w:space="0"/>
+              <w:left w:val="single" w:color="D9D5C8" w:sz="4" w:space="0"/>
+              <w:bottom w:val="single" w:color="D9D5C8" w:sz="4" w:space="0"/>
+              <w:right w:val="single" w:color="D9D5C8" w:sz="4" w:space="0"/>
+            </w:tcBorders>
+            <w:tcMar>
+              <w:top w:type="dxa" w:w="55"/>
+              <w:left w:type="dxa" w:w="110"/>
+              <w:bottom w:type="dxa" w:w="55"/>
+              <w:right w:type="dxa" w:w="110"/>
+            </w:tcMar>
+          </w:tcPr>
+          <w:p>
+            <w:pPr>
+              <w:spacing w:after="0"/>
+            </w:pPr>
+            <w:r>
+              <w:rPr>
+                <w:b w:val="false"/>
+                <w:bCs w:val="false"/>
+                <w:i w:val="false"/>
+                <w:iCs w:val="false"/>
+                <w:color w:val="1A1A1A"/>
+                <w:sz w:val="18"/>
+                <w:szCs w:val="18"/>
+                <w:rFonts w:ascii="Calibri" w:cs="Calibri" w:eastAsia="Calibri" w:hAnsi="Calibri"/>
+              </w:rPr>
+              <w:t xml:space="preserve">Prior-knowledge error — Defense runs the armed forces.</w:t>
+            </w:r>
+          </w:p>
+        </w:tc>
+        <w:tc>
+          <w:tcPr>
+            <w:tcW w:type="dxa" w:w="4348"/>
+            <w:tcBorders>
+              <w:top w:val="single" w:color="D9D5C8" w:sz="4" w:space="0"/>
+              <w:left w:val="single" w:color="D9D5C8" w:sz="4" w:space="0"/>
+              <w:bottom w:val="single" w:color="D9D5C8" w:sz="4" w:space="0"/>
+              <w:right w:val="single" w:color="D9D5C8" w:sz="4" w:space="0"/>
+            </w:tcBorders>
+            <w:tcMar>
+              <w:top w:type="dxa" w:w="55"/>
+              <w:left w:type="dxa" w:w="110"/>
+              <w:bottom w:type="dxa" w:w="55"/>
+              <w:right w:type="dxa" w:w="110"/>
+            </w:tcMar>
+          </w:tcPr>
+          <w:p>
+            <w:pPr>
+              <w:spacing w:after="0"/>
+            </w:pPr>
+            <w:r>
+              <w:rPr>
+                <w:b w:val="false"/>
+                <w:bCs w:val="false"/>
+                <w:i w:val="false"/>
+                <w:iCs w:val="false"/>
+                <w:color w:val="1A1A1A"/>
+                <w:sz w:val="18"/>
+                <w:szCs w:val="18"/>
+                <w:rFonts w:ascii="Calibri" w:cs="Calibri" w:eastAsia="Calibri" w:hAnsi="Calibri"/>
+              </w:rPr>
+              <w:t xml:space="preserve">clarify the boundary with the confused concept</w:t>
+            </w:r>
+          </w:p>
+        </w:tc>
+      </w:tr>
+      <w:tr>
+        <w:tc>
+          <w:tcPr>
+            <w:tcW w:type="dxa" w:w="900"/>
+            <w:tcBorders>
+              <w:top w:val="single" w:color="D9D5C8" w:sz="4" w:space="0"/>
+              <w:left w:val="single" w:color="D9D5C8" w:sz="4" w:space="0"/>
+              <w:bottom w:val="single" w:color="D9D5C8" w:sz="4" w:space="0"/>
+              <w:right w:val="single" w:color="D9D5C8" w:sz="4" w:space="0"/>
+            </w:tcBorders>
+            <w:tcMar>
+              <w:top w:type="dxa" w:w="55"/>
+              <w:left w:type="dxa" w:w="110"/>
+              <w:bottom w:type="dxa" w:w="55"/>
+              <w:right w:type="dxa" w:w="110"/>
+            </w:tcMar>
+          </w:tcPr>
+          <w:p>
+            <w:pPr>
+              <w:spacing w:after="0"/>
+            </w:pPr>
+            <w:r>
+              <w:rPr>
+                <w:b w:val="false"/>
+                <w:bCs w:val="false"/>
+                <w:i w:val="false"/>
+                <w:iCs w:val="false"/>
+                <w:color w:val="1A1A1A"/>
+                <w:sz w:val="18"/>
+                <w:szCs w:val="18"/>
+                <w:rFonts w:ascii="Calibri" w:cs="Calibri" w:eastAsia="Calibri" w:hAnsi="Calibri"/>
+              </w:rPr>
+              <w:t xml:space="preserve">D</w:t>
+            </w:r>
+          </w:p>
+        </w:tc>
+        <w:tc>
+          <w:tcPr>
+            <w:tcW w:type="dxa" w:w="4400"/>
+            <w:tcBorders>
+              <w:top w:val="single" w:color="D9D5C8" w:sz="4" w:space="0"/>
+              <w:left w:val="single" w:color="D9D5C8" w:sz="4" w:space="0"/>
+              <w:bottom w:val="single" w:color="D9D5C8" w:sz="4" w:space="0"/>
+              <w:right w:val="single" w:color="D9D5C8" w:sz="4" w:space="0"/>
+            </w:tcBorders>
+            <w:tcMar>
+              <w:top w:type="dxa" w:w="55"/>
+              <w:left w:type="dxa" w:w="110"/>
+              <w:bottom w:type="dxa" w:w="55"/>
+              <w:right w:type="dxa" w:w="110"/>
+            </w:tcMar>
+          </w:tcPr>
+          <w:p>
+            <w:pPr>
+              <w:spacing w:after="0"/>
+            </w:pPr>
+            <w:r>
+              <w:rPr>
+                <w:b w:val="false"/>
+                <w:bCs w:val="false"/>
+                <w:i w:val="false"/>
+                <w:iCs w:val="false"/>
+                <w:color w:val="1A1A1A"/>
+                <w:sz w:val="18"/>
+                <w:szCs w:val="18"/>
+                <w:rFonts w:ascii="Calibri" w:cs="Calibri" w:eastAsia="Calibri" w:hAnsi="Calibri"/>
+              </w:rPr>
+              <w:t xml:space="preserve">Prior-knowledge error — Justice enforces federal law.</w:t>
+            </w:r>
+          </w:p>
+        </w:tc>
+        <w:tc>
+          <w:tcPr>
+            <w:tcW w:type="dxa" w:w="4348"/>
+            <w:tcBorders>
+              <w:top w:val="single" w:color="D9D5C8" w:sz="4" w:space="0"/>
+              <w:left w:val="single" w:color="D9D5C8" w:sz="4" w:space="0"/>
+              <w:bottom w:val="single" w:color="D9D5C8" w:sz="4" w:space="0"/>
+              <w:right w:val="single" w:color="D9D5C8" w:sz="4" w:space="0"/>
+            </w:tcBorders>
+            <w:tcMar>
+              <w:top w:type="dxa" w:w="55"/>
+              <w:left w:type="dxa" w:w="110"/>
+              <w:bottom w:type="dxa" w:w="55"/>
+              <w:right w:type="dxa" w:w="110"/>
+            </w:tcMar>
+          </w:tcPr>
+          <w:p>
+            <w:pPr>
+              <w:spacing w:after="0"/>
+            </w:pPr>
+            <w:r>
+              <w:rPr>
+                <w:b w:val="false"/>
+                <w:bCs w:val="false"/>
+                <w:i w:val="false"/>
+                <w:iCs w:val="false"/>
+                <w:color w:val="1A1A1A"/>
+                <w:sz w:val="18"/>
+                <w:szCs w:val="18"/>
+                <w:rFonts w:ascii="Calibri" w:cs="Calibri" w:eastAsia="Calibri" w:hAnsi="Calibri"/>
+              </w:rPr>
+              <w:t xml:space="preserve">clarify the boundary with the confused concept</w:t>
+            </w:r>
+          </w:p>
+        </w:tc>
+      </w:tr>
+    </w:tbl>
+    <w:tbl>
+      <w:tblPr>
+        <w:tblW w:type="dxa" w:w="9648"/>
+        <w:tblBorders>
+          <w:top w:val="single" w:color="auto" w:sz="4"/>
+          <w:left w:val="single" w:color="auto" w:sz="4"/>
+          <w:bottom w:val="single" w:color="auto" w:sz="4"/>
+          <w:right w:val="single" w:color="auto" w:sz="4"/>
+          <w:insideH w:val="single" w:color="auto" w:sz="4"/>
+          <w:insideV w:val="single" w:color="auto" w:sz="4"/>
+        </w:tblBorders>
+      </w:tblPr>
+      <w:tblGrid>
+        <w:gridCol w:w="9648"/>
+      </w:tblGrid>
+      <w:tr>
+        <w:tc>
+          <w:tcPr>
+            <w:tcW w:type="dxa" w:w="9648"/>
+            <w:tcBorders>
+              <w:top w:val="single" w:color="D9D5C8" w:sz="4" w:space="0"/>
+              <w:left w:val="single" w:color="D9D5C8" w:sz="4" w:space="0"/>
+              <w:bottom w:val="single" w:color="D9D5C8" w:sz="4" w:space="0"/>
+              <w:right w:val="single" w:color="D9D5C8" w:sz="4" w:space="0"/>
+            </w:tcBorders>
+            <w:shd w:fill="F7F5EF" w:color="auto" w:val="clear"/>
+            <w:tcMar>
+              <w:top w:type="dxa" w:w="55"/>
+              <w:left w:type="dxa" w:w="110"/>
+              <w:bottom w:type="dxa" w:w="55"/>
+              <w:right w:type="dxa" w:w="110"/>
+            </w:tcMar>
+          </w:tcPr>
+          <w:p>
+            <w:pPr>
+              <w:spacing w:after="60"/>
+            </w:pPr>
+            <w:r>
+              <w:rPr>
+                <w:b/>
+                <w:bCs/>
+                <w:i w:val="false"/>
+                <w:iCs w:val="false"/>
+                <w:color w:val="1B2A4A"/>
+                <w:sz w:val="21"/>
+                <w:szCs w:val="21"/>
+                <w:rFonts w:ascii="Calibri" w:cs="Calibri" w:eastAsia="Calibri" w:hAnsi="Calibri"/>
+              </w:rPr>
+              <w:t xml:space="preserve">MTSS ROUTING</w:t>
+            </w:r>
+          </w:p>
+          <w:p>
+            <w:pPr>
+              <w:spacing w:after="40"/>
+            </w:pPr>
+            <w:r>
+              <w:rPr>
+                <w:b w:val="false"/>
+                <w:bCs w:val="false"/>
+                <w:i w:val="false"/>
+                <w:iCs w:val="false"/>
+                <w:color w:val="1A1A1A"/>
+                <w:sz w:val="22"/>
+                <w:szCs w:val="22"/>
+                <w:rFonts w:ascii="Calibri" w:cs="Calibri" w:eastAsia="Calibri" w:hAnsi="Calibri"/>
+              </w:rPr>
+              <w:t xml:space="preserve">Tier 2 — Small-group (Tier 2) reteach targeting the signaled misconception (10–15 min, organizer + worked example), then re-assess with a parallel item.</w:t>
+            </w:r>
+          </w:p>
+          <w:p>
+            <w:pPr>
+              <w:spacing w:after="40"/>
+            </w:pPr>
+            <w:r>
+              <w:rPr>
+                <w:b w:val="false"/>
+                <w:bCs w:val="false"/>
+                <w:i w:val="false"/>
+                <w:iCs w:val="false"/>
+                <w:color w:val="1A1A1A"/>
+                <w:sz w:val="22"/>
+                <w:szCs w:val="22"/>
+                <w:rFonts w:ascii="Calibri" w:cs="Calibri" w:eastAsia="Calibri" w:hAnsi="Calibri"/>
+              </w:rPr>
+              <w:t xml:space="preserve">Tier 3 — If it persists across parallel forms (Tier 3): intensive 1:1 with concrete→representational→abstract scaffolding + think-aloud; progress-monitor weekly toward the same standard.</w:t>
+            </w:r>
+          </w:p>
+        </w:tc>
+      </w:tr>
+    </w:tbl>
+    <w:p>
+      <w:pPr>
+        <w:pStyle w:val="Heading3"/>
+        <w:keepNext/>
+        <w:spacing w:before="150" w:after="90"/>
+      </w:pPr>
+      <w:r>
+        <w:rPr>
+          <w:b/>
+          <w:bCs/>
+          <w:i w:val="false"/>
+          <w:iCs w:val="false"/>
+          <w:color w:val="B22234"/>
+          <w:sz w:val="24"/>
+          <w:szCs w:val="24"/>
+          <w:rFonts w:ascii="Calibri" w:cs="Calibri" w:eastAsia="Calibri" w:hAnsi="Calibri"/>
+        </w:rPr>
+        <w:t xml:space="preserve">Item 3 — GC.18 · DOK 3</w:t>
+      </w:r>
+    </w:p>
+    <w:p>
+      <w:pPr>
+        <w:spacing w:after="80"/>
+      </w:pPr>
+      <w:r>
+        <w:rPr>
+          <w:b/>
+          <w:bCs/>
+          <w:i w:val="false"/>
+          <w:iCs w:val="false"/>
+          <w:color w:val="1B2A4A"/>
+          <w:sz w:val="22"/>
+          <w:szCs w:val="22"/>
+          <w:rFonts w:ascii="Calibri" w:cs="Calibri" w:eastAsia="Calibri" w:hAnsi="Calibri"/>
+        </w:rPr>
+        <w:t xml:space="preserve">If missed:  </w:t>
+      </w:r>
+      <w:r>
+        <w:rPr>
+          <w:b w:val="false"/>
+          <w:bCs w:val="false"/>
+          <w:i w:val="false"/>
+          <w:iCs w:val="false"/>
+          <w:color w:val="1A1A1A"/>
+          <w:sz w:val="22"/>
+          <w:szCs w:val="22"/>
+          <w:rFonts w:ascii="Calibri" w:cs="Calibri" w:eastAsia="Calibri" w:hAnsi="Calibri"/>
+        </w:rPr>
+        <w:t xml:space="preserve">Revisit “The Electoral College” using the unit's Cornell notes + the standard's graphic organizer; re-check with the Exit Ticket, then re-assess with a parallel-form item.</w:t>
+      </w:r>
+    </w:p>
+    <w:tbl>
+      <w:tblPr>
+        <w:tblW w:type="dxa" w:w="9648"/>
+        <w:tblBorders>
+          <w:top w:val="single" w:color="auto" w:sz="4"/>
+          <w:left w:val="single" w:color="auto" w:sz="4"/>
+          <w:bottom w:val="single" w:color="auto" w:sz="4"/>
+          <w:right w:val="single" w:color="auto" w:sz="4"/>
+          <w:insideH w:val="single" w:color="auto" w:sz="4"/>
+          <w:insideV w:val="single" w:color="auto" w:sz="4"/>
+        </w:tblBorders>
+      </w:tblPr>
+      <w:tblGrid>
+        <w:gridCol w:w="900"/>
+        <w:gridCol w:w="4400"/>
+        <w:gridCol w:w="4348"/>
+      </w:tblGrid>
+      <w:tr>
+        <w:trPr>
+          <w:tblHeader/>
+        </w:trPr>
+        <w:tc>
+          <w:tcPr>
+            <w:tcW w:type="dxa" w:w="900"/>
+            <w:tcBorders>
+              <w:top w:val="single" w:color="D9D5C8" w:sz="4" w:space="0"/>
+              <w:left w:val="single" w:color="D9D5C8" w:sz="4" w:space="0"/>
+              <w:bottom w:val="single" w:color="D9D5C8" w:sz="4" w:space="0"/>
+              <w:right w:val="single" w:color="D9D5C8" w:sz="4" w:space="0"/>
+            </w:tcBorders>
+            <w:shd w:fill="1B2A4A" w:color="auto" w:val="clear"/>
+            <w:tcMar>
+              <w:top w:type="dxa" w:w="55"/>
+              <w:left w:type="dxa" w:w="110"/>
+              <w:bottom w:type="dxa" w:w="55"/>
+              <w:right w:type="dxa" w:w="110"/>
+            </w:tcMar>
+          </w:tcPr>
+          <w:p>
+            <w:pPr>
+              <w:spacing w:after="0"/>
+            </w:pPr>
+            <w:r>
+              <w:rPr>
+                <w:b/>
+                <w:bCs/>
+                <w:i w:val="false"/>
+                <w:iCs w:val="false"/>
+                <w:color w:val="FFFFFF"/>
+                <w:sz w:val="18"/>
+                <w:szCs w:val="18"/>
+                <w:rFonts w:ascii="Calibri" w:cs="Calibri" w:eastAsia="Calibri" w:hAnsi="Calibri"/>
+              </w:rPr>
+              <w:t xml:space="preserve">Wrong choice</w:t>
+            </w:r>
+          </w:p>
+        </w:tc>
+        <w:tc>
+          <w:tcPr>
+            <w:tcW w:type="dxa" w:w="4400"/>
+            <w:tcBorders>
+              <w:top w:val="single" w:color="D9D5C8" w:sz="4" w:space="0"/>
+              <w:left w:val="single" w:color="D9D5C8" w:sz="4" w:space="0"/>
+              <w:bottom w:val="single" w:color="D9D5C8" w:sz="4" w:space="0"/>
+              <w:right w:val="single" w:color="D9D5C8" w:sz="4" w:space="0"/>
+            </w:tcBorders>
+            <w:shd w:fill="1B2A4A" w:color="auto" w:val="clear"/>
+            <w:tcMar>
+              <w:top w:type="dxa" w:w="55"/>
+              <w:left w:type="dxa" w:w="110"/>
+              <w:bottom w:type="dxa" w:w="55"/>
+              <w:right w:type="dxa" w:w="110"/>
+            </w:tcMar>
+          </w:tcPr>
+          <w:p>
+            <w:pPr>
+              <w:spacing w:after="0"/>
+            </w:pPr>
+            <w:r>
+              <w:rPr>
+                <w:b/>
+                <w:bCs/>
+                <w:i w:val="false"/>
+                <w:iCs w:val="false"/>
+                <w:color w:val="FFFFFF"/>
+                <w:sz w:val="18"/>
+                <w:szCs w:val="18"/>
+                <w:rFonts w:ascii="Calibri" w:cs="Calibri" w:eastAsia="Calibri" w:hAnsi="Calibri"/>
+              </w:rPr>
+              <w:t xml:space="preserve">Signals misconception</w:t>
+            </w:r>
+          </w:p>
+        </w:tc>
+        <w:tc>
+          <w:tcPr>
+            <w:tcW w:type="dxa" w:w="4348"/>
+            <w:tcBorders>
+              <w:top w:val="single" w:color="D9D5C8" w:sz="4" w:space="0"/>
+              <w:left w:val="single" w:color="D9D5C8" w:sz="4" w:space="0"/>
+              <w:bottom w:val="single" w:color="D9D5C8" w:sz="4" w:space="0"/>
+              <w:right w:val="single" w:color="D9D5C8" w:sz="4" w:space="0"/>
+            </w:tcBorders>
+            <w:shd w:fill="1B2A4A" w:color="auto" w:val="clear"/>
+            <w:tcMar>
+              <w:top w:type="dxa" w:w="55"/>
+              <w:left w:type="dxa" w:w="110"/>
+              <w:bottom w:type="dxa" w:w="55"/>
+              <w:right w:type="dxa" w:w="110"/>
+            </w:tcMar>
+          </w:tcPr>
+          <w:p>
+            <w:pPr>
+              <w:spacing w:after="0"/>
+            </w:pPr>
+            <w:r>
+              <w:rPr>
+                <w:b/>
+                <w:bCs/>
+                <w:i w:val="false"/>
+                <w:iCs w:val="false"/>
+                <w:color w:val="FFFFFF"/>
+                <w:sz w:val="18"/>
+                <w:szCs w:val="18"/>
+                <w:rFonts w:ascii="Calibri" w:cs="Calibri" w:eastAsia="Calibri" w:hAnsi="Calibri"/>
+              </w:rPr>
+              <w:t xml:space="preserve">Targeted reteach</w:t>
+            </w:r>
+          </w:p>
+        </w:tc>
+      </w:tr>
+      <w:tr>
+        <w:tc>
+          <w:tcPr>
+            <w:tcW w:type="dxa" w:w="900"/>
+            <w:tcBorders>
+              <w:top w:val="single" w:color="D9D5C8" w:sz="4" w:space="0"/>
+              <w:left w:val="single" w:color="D9D5C8" w:sz="4" w:space="0"/>
+              <w:bottom w:val="single" w:color="D9D5C8" w:sz="4" w:space="0"/>
+              <w:right w:val="single" w:color="D9D5C8" w:sz="4" w:space="0"/>
+            </w:tcBorders>
+            <w:tcMar>
+              <w:top w:type="dxa" w:w="55"/>
+              <w:left w:type="dxa" w:w="110"/>
+              <w:bottom w:type="dxa" w:w="55"/>
+              <w:right w:type="dxa" w:w="110"/>
+            </w:tcMar>
+          </w:tcPr>
+          <w:p>
+            <w:pPr>
+              <w:spacing w:after="0"/>
+            </w:pPr>
+            <w:r>
+              <w:rPr>
+                <w:b w:val="false"/>
+                <w:bCs w:val="false"/>
+                <w:i w:val="false"/>
+                <w:iCs w:val="false"/>
+                <w:color w:val="1A1A1A"/>
+                <w:sz w:val="18"/>
+                <w:szCs w:val="18"/>
+                <w:rFonts w:ascii="Calibri" w:cs="Calibri" w:eastAsia="Calibri" w:hAnsi="Calibri"/>
+              </w:rPr>
+              <w:t xml:space="preserve">B</w:t>
+            </w:r>
+          </w:p>
+        </w:tc>
+        <w:tc>
+          <w:tcPr>
+            <w:tcW w:type="dxa" w:w="4400"/>
+            <w:tcBorders>
+              <w:top w:val="single" w:color="D9D5C8" w:sz="4" w:space="0"/>
+              <w:left w:val="single" w:color="D9D5C8" w:sz="4" w:space="0"/>
+              <w:bottom w:val="single" w:color="D9D5C8" w:sz="4" w:space="0"/>
+              <w:right w:val="single" w:color="D9D5C8" w:sz="4" w:space="0"/>
+            </w:tcBorders>
+            <w:tcMar>
+              <w:top w:type="dxa" w:w="55"/>
+              <w:left w:type="dxa" w:w="110"/>
+              <w:bottom w:type="dxa" w:w="55"/>
+              <w:right w:type="dxa" w:w="110"/>
+            </w:tcMar>
+          </w:tcPr>
+          <w:p>
+            <w:pPr>
+              <w:spacing w:after="0"/>
+            </w:pPr>
+            <w:r>
+              <w:rPr>
+                <w:b w:val="false"/>
+                <w:bCs w:val="false"/>
+                <w:i w:val="false"/>
+                <w:iCs w:val="false"/>
+                <w:color w:val="1A1A1A"/>
+                <w:sz w:val="18"/>
+                <w:szCs w:val="18"/>
+                <w:rFonts w:ascii="Calibri" w:cs="Calibri" w:eastAsia="Calibri" w:hAnsi="Calibri"/>
+              </w:rPr>
+              <w:t xml:space="preserve">Misconception — the Court does not choose the President.</w:t>
+            </w:r>
+          </w:p>
+        </w:tc>
+        <w:tc>
+          <w:tcPr>
+            <w:tcW w:type="dxa" w:w="4348"/>
+            <w:tcBorders>
+              <w:top w:val="single" w:color="D9D5C8" w:sz="4" w:space="0"/>
+              <w:left w:val="single" w:color="D9D5C8" w:sz="4" w:space="0"/>
+              <w:bottom w:val="single" w:color="D9D5C8" w:sz="4" w:space="0"/>
+              <w:right w:val="single" w:color="D9D5C8" w:sz="4" w:space="0"/>
+            </w:tcBorders>
+            <w:tcMar>
+              <w:top w:type="dxa" w:w="55"/>
+              <w:left w:type="dxa" w:w="110"/>
+              <w:bottom w:type="dxa" w:w="55"/>
+              <w:right w:type="dxa" w:w="110"/>
+            </w:tcMar>
+          </w:tcPr>
+          <w:p>
+            <w:pPr>
+              <w:spacing w:after="0"/>
+            </w:pPr>
+            <w:r>
+              <w:rPr>
+                <w:b w:val="false"/>
+                <w:bCs w:val="false"/>
+                <w:i w:val="false"/>
+                <w:iCs w:val="false"/>
+                <w:color w:val="1A1A1A"/>
+                <w:sz w:val="18"/>
+                <w:szCs w:val="18"/>
+                <w:rFonts w:ascii="Calibri" w:cs="Calibri" w:eastAsia="Calibri" w:hAnsi="Calibri"/>
+              </w:rPr>
+              <w:t xml:space="preserve">confront the misconception with a worked counter-example</w:t>
+            </w:r>
+          </w:p>
+        </w:tc>
+      </w:tr>
+      <w:tr>
+        <w:tc>
+          <w:tcPr>
+            <w:tcW w:type="dxa" w:w="900"/>
+            <w:tcBorders>
+              <w:top w:val="single" w:color="D9D5C8" w:sz="4" w:space="0"/>
+              <w:left w:val="single" w:color="D9D5C8" w:sz="4" w:space="0"/>
+              <w:bottom w:val="single" w:color="D9D5C8" w:sz="4" w:space="0"/>
+              <w:right w:val="single" w:color="D9D5C8" w:sz="4" w:space="0"/>
+            </w:tcBorders>
+            <w:tcMar>
+              <w:top w:type="dxa" w:w="55"/>
+              <w:left w:type="dxa" w:w="110"/>
+              <w:bottom w:type="dxa" w:w="55"/>
+              <w:right w:type="dxa" w:w="110"/>
+            </w:tcMar>
+          </w:tcPr>
+          <w:p>
+            <w:pPr>
+              <w:spacing w:after="0"/>
+            </w:pPr>
+            <w:r>
+              <w:rPr>
+                <w:b w:val="false"/>
+                <w:bCs w:val="false"/>
+                <w:i w:val="false"/>
+                <w:iCs w:val="false"/>
+                <w:color w:val="1A1A1A"/>
+                <w:sz w:val="18"/>
+                <w:szCs w:val="18"/>
+                <w:rFonts w:ascii="Calibri" w:cs="Calibri" w:eastAsia="Calibri" w:hAnsi="Calibri"/>
+              </w:rPr>
+              <w:t xml:space="preserve">C</w:t>
+            </w:r>
+          </w:p>
+        </w:tc>
+        <w:tc>
+          <w:tcPr>
+            <w:tcW w:type="dxa" w:w="4400"/>
+            <w:tcBorders>
+              <w:top w:val="single" w:color="D9D5C8" w:sz="4" w:space="0"/>
+              <w:left w:val="single" w:color="D9D5C8" w:sz="4" w:space="0"/>
+              <w:bottom w:val="single" w:color="D9D5C8" w:sz="4" w:space="0"/>
+              <w:right w:val="single" w:color="D9D5C8" w:sz="4" w:space="0"/>
+            </w:tcBorders>
+            <w:tcMar>
+              <w:top w:type="dxa" w:w="55"/>
+              <w:left w:type="dxa" w:w="110"/>
+              <w:bottom w:type="dxa" w:w="55"/>
+              <w:right w:type="dxa" w:w="110"/>
+            </w:tcMar>
+          </w:tcPr>
+          <w:p>
+            <w:pPr>
+              <w:spacing w:after="0"/>
+            </w:pPr>
+            <w:r>
+              <w:rPr>
+                <w:b w:val="false"/>
+                <w:bCs w:val="false"/>
+                <w:i w:val="false"/>
+                <w:iCs w:val="false"/>
+                <w:color w:val="1A1A1A"/>
+                <w:sz w:val="18"/>
+                <w:szCs w:val="18"/>
+                <w:rFonts w:ascii="Calibri" w:cs="Calibri" w:eastAsia="Calibri" w:hAnsi="Calibri"/>
+              </w:rPr>
+              <w:t xml:space="preserve">Misconception — the popular vote decides each state's electors.</w:t>
+            </w:r>
+          </w:p>
+        </w:tc>
+        <w:tc>
+          <w:tcPr>
+            <w:tcW w:type="dxa" w:w="4348"/>
+            <w:tcBorders>
+              <w:top w:val="single" w:color="D9D5C8" w:sz="4" w:space="0"/>
+              <w:left w:val="single" w:color="D9D5C8" w:sz="4" w:space="0"/>
+              <w:bottom w:val="single" w:color="D9D5C8" w:sz="4" w:space="0"/>
+              <w:right w:val="single" w:color="D9D5C8" w:sz="4" w:space="0"/>
+            </w:tcBorders>
+            <w:tcMar>
+              <w:top w:type="dxa" w:w="55"/>
+              <w:left w:type="dxa" w:w="110"/>
+              <w:bottom w:type="dxa" w:w="55"/>
+              <w:right w:type="dxa" w:w="110"/>
+            </w:tcMar>
+          </w:tcPr>
+          <w:p>
+            <w:pPr>
+              <w:spacing w:after="0"/>
+            </w:pPr>
+            <w:r>
+              <w:rPr>
+                <w:b w:val="false"/>
+                <w:bCs w:val="false"/>
+                <w:i w:val="false"/>
+                <w:iCs w:val="false"/>
+                <w:color w:val="1A1A1A"/>
+                <w:sz w:val="18"/>
+                <w:szCs w:val="18"/>
+                <w:rFonts w:ascii="Calibri" w:cs="Calibri" w:eastAsia="Calibri" w:hAnsi="Calibri"/>
+              </w:rPr>
+              <w:t xml:space="preserve">confront the misconception with a worked counter-example</w:t>
+            </w:r>
+          </w:p>
+        </w:tc>
+      </w:tr>
+      <w:tr>
+        <w:tc>
+          <w:tcPr>
+            <w:tcW w:type="dxa" w:w="900"/>
+            <w:tcBorders>
+              <w:top w:val="single" w:color="D9D5C8" w:sz="4" w:space="0"/>
+              <w:left w:val="single" w:color="D9D5C8" w:sz="4" w:space="0"/>
+              <w:bottom w:val="single" w:color="D9D5C8" w:sz="4" w:space="0"/>
+              <w:right w:val="single" w:color="D9D5C8" w:sz="4" w:space="0"/>
+            </w:tcBorders>
+            <w:tcMar>
+              <w:top w:type="dxa" w:w="55"/>
+              <w:left w:type="dxa" w:w="110"/>
+              <w:bottom w:type="dxa" w:w="55"/>
+              <w:right w:type="dxa" w:w="110"/>
+            </w:tcMar>
+          </w:tcPr>
+          <w:p>
+            <w:pPr>
+              <w:spacing w:after="0"/>
+            </w:pPr>
+            <w:r>
+              <w:rPr>
+                <w:b w:val="false"/>
+                <w:bCs w:val="false"/>
+                <w:i w:val="false"/>
+                <w:iCs w:val="false"/>
+                <w:color w:val="1A1A1A"/>
+                <w:sz w:val="18"/>
+                <w:szCs w:val="18"/>
+                <w:rFonts w:ascii="Calibri" w:cs="Calibri" w:eastAsia="Calibri" w:hAnsi="Calibri"/>
+              </w:rPr>
+              <w:t xml:space="preserve">D</w:t>
+            </w:r>
+          </w:p>
+        </w:tc>
+        <w:tc>
+          <w:tcPr>
+            <w:tcW w:type="dxa" w:w="4400"/>
+            <w:tcBorders>
+              <w:top w:val="single" w:color="D9D5C8" w:sz="4" w:space="0"/>
+              <w:left w:val="single" w:color="D9D5C8" w:sz="4" w:space="0"/>
+              <w:bottom w:val="single" w:color="D9D5C8" w:sz="4" w:space="0"/>
+              <w:right w:val="single" w:color="D9D5C8" w:sz="4" w:space="0"/>
+            </w:tcBorders>
+            <w:tcMar>
+              <w:top w:type="dxa" w:w="55"/>
+              <w:left w:type="dxa" w:w="110"/>
+              <w:bottom w:type="dxa" w:w="55"/>
+              <w:right w:type="dxa" w:w="110"/>
+            </w:tcMar>
+          </w:tcPr>
+          <w:p>
+            <w:pPr>
+              <w:spacing w:after="0"/>
+            </w:pPr>
+            <w:r>
+              <w:rPr>
+                <w:b w:val="false"/>
+                <w:bCs w:val="false"/>
+                <w:i w:val="false"/>
+                <w:iCs w:val="false"/>
+                <w:color w:val="1A1A1A"/>
+                <w:sz w:val="18"/>
+                <w:szCs w:val="18"/>
+                <w:rFonts w:ascii="Calibri" w:cs="Calibri" w:eastAsia="Calibri" w:hAnsi="Calibri"/>
+              </w:rPr>
+              <w:t xml:space="preserve">Misconception — the Cabinet plays no role in electing the President.</w:t>
+            </w:r>
+          </w:p>
+        </w:tc>
+        <w:tc>
+          <w:tcPr>
+            <w:tcW w:type="dxa" w:w="4348"/>
+            <w:tcBorders>
+              <w:top w:val="single" w:color="D9D5C8" w:sz="4" w:space="0"/>
+              <w:left w:val="single" w:color="D9D5C8" w:sz="4" w:space="0"/>
+              <w:bottom w:val="single" w:color="D9D5C8" w:sz="4" w:space="0"/>
+              <w:right w:val="single" w:color="D9D5C8" w:sz="4" w:space="0"/>
+            </w:tcBorders>
+            <w:tcMar>
+              <w:top w:type="dxa" w:w="55"/>
+              <w:left w:type="dxa" w:w="110"/>
+              <w:bottom w:type="dxa" w:w="55"/>
+              <w:right w:type="dxa" w:w="110"/>
+            </w:tcMar>
+          </w:tcPr>
+          <w:p>
+            <w:pPr>
+              <w:spacing w:after="0"/>
+            </w:pPr>
+            <w:r>
+              <w:rPr>
+                <w:b w:val="false"/>
+                <w:bCs w:val="false"/>
+                <w:i w:val="false"/>
+                <w:iCs w:val="false"/>
+                <w:color w:val="1A1A1A"/>
+                <w:sz w:val="18"/>
+                <w:szCs w:val="18"/>
+                <w:rFonts w:ascii="Calibri" w:cs="Calibri" w:eastAsia="Calibri" w:hAnsi="Calibri"/>
+              </w:rPr>
+              <w:t xml:space="preserve">confront the misconception with a worked counter-example</w:t>
+            </w:r>
+          </w:p>
+        </w:tc>
+      </w:tr>
+    </w:tbl>
+    <w:tbl>
+      <w:tblPr>
+        <w:tblW w:type="dxa" w:w="9648"/>
+        <w:tblBorders>
+          <w:top w:val="single" w:color="auto" w:sz="4"/>
+          <w:left w:val="single" w:color="auto" w:sz="4"/>
+          <w:bottom w:val="single" w:color="auto" w:sz="4"/>
+          <w:right w:val="single" w:color="auto" w:sz="4"/>
+          <w:insideH w:val="single" w:color="auto" w:sz="4"/>
+          <w:insideV w:val="single" w:color="auto" w:sz="4"/>
+        </w:tblBorders>
+      </w:tblPr>
+      <w:tblGrid>
+        <w:gridCol w:w="9648"/>
+      </w:tblGrid>
+      <w:tr>
+        <w:tc>
+          <w:tcPr>
+            <w:tcW w:type="dxa" w:w="9648"/>
+            <w:tcBorders>
+              <w:top w:val="single" w:color="D9D5C8" w:sz="4" w:space="0"/>
+              <w:left w:val="single" w:color="D9D5C8" w:sz="4" w:space="0"/>
+              <w:bottom w:val="single" w:color="D9D5C8" w:sz="4" w:space="0"/>
+              <w:right w:val="single" w:color="D9D5C8" w:sz="4" w:space="0"/>
+            </w:tcBorders>
+            <w:shd w:fill="F7F5EF" w:color="auto" w:val="clear"/>
+            <w:tcMar>
+              <w:top w:type="dxa" w:w="55"/>
+              <w:left w:type="dxa" w:w="110"/>
+              <w:bottom w:type="dxa" w:w="55"/>
+              <w:right w:type="dxa" w:w="110"/>
+            </w:tcMar>
+          </w:tcPr>
+          <w:p>
+            <w:pPr>
+              <w:spacing w:after="60"/>
+            </w:pPr>
+            <w:r>
+              <w:rPr>
+                <w:b/>
+                <w:bCs/>
+                <w:i w:val="false"/>
+                <w:iCs w:val="false"/>
+                <w:color w:val="1B2A4A"/>
+                <w:sz w:val="21"/>
+                <w:szCs w:val="21"/>
+                <w:rFonts w:ascii="Calibri" w:cs="Calibri" w:eastAsia="Calibri" w:hAnsi="Calibri"/>
+              </w:rPr>
+              <w:t xml:space="preserve">MTSS ROUTING</w:t>
+            </w:r>
+          </w:p>
+          <w:p>
+            <w:pPr>
+              <w:spacing w:after="40"/>
+            </w:pPr>
+            <w:r>
+              <w:rPr>
+                <w:b w:val="false"/>
+                <w:bCs w:val="false"/>
+                <w:i w:val="false"/>
+                <w:iCs w:val="false"/>
+                <w:color w:val="1A1A1A"/>
+                <w:sz w:val="22"/>
+                <w:szCs w:val="22"/>
+                <w:rFonts w:ascii="Calibri" w:cs="Calibri" w:eastAsia="Calibri" w:hAnsi="Calibri"/>
+              </w:rPr>
+              <w:t xml:space="preserve">Tier 2 — Small-group (Tier 2) reteach targeting the signaled misconception (10–15 min, organizer + worked example), then re-assess with a parallel item.</w:t>
+            </w:r>
+          </w:p>
+          <w:p>
+            <w:pPr>
+              <w:spacing w:after="40"/>
+            </w:pPr>
+            <w:r>
+              <w:rPr>
+                <w:b w:val="false"/>
+                <w:bCs w:val="false"/>
+                <w:i w:val="false"/>
+                <w:iCs w:val="false"/>
+                <w:color w:val="1A1A1A"/>
+                <w:sz w:val="22"/>
+                <w:szCs w:val="22"/>
+                <w:rFonts w:ascii="Calibri" w:cs="Calibri" w:eastAsia="Calibri" w:hAnsi="Calibri"/>
+              </w:rPr>
+              <w:t xml:space="preserve">Tier 3 — If it persists across parallel forms (Tier 3): intensive 1:1 with concrete→representational→abstract scaffolding + think-aloud; progress-monitor weekly toward the same standard.</w:t>
+            </w:r>
+          </w:p>
+        </w:tc>
+      </w:tr>
+    </w:tbl>
     <w:sectPr>
       <w:headerReference w:type="default" r:id="rId6"/>
       <w:footerReference w:type="default" r:id="rId7"/>

--- a/courses/foundations-constitutional-government/BUILD/unit4/deliverables/Unit4_Assessment_Book_Teacher.docx
+++ b/courses/foundations-constitutional-government/BUILD/unit4/deliverables/Unit4_Assessment_Book_Teacher.docx
@@ -58,7 +58,7 @@
     </w:p>
     <w:tbl>
       <w:tblPr>
-        <w:tblW w:type="dxa" w:w="9648"/>
+        <w:tblW w:type="dxa" w:w="9792"/>
         <w:tblBorders>
           <w:top w:val="single" w:color="auto" w:sz="4"/>
           <w:left w:val="single" w:color="auto" w:sz="4"/>
@@ -69,12 +69,12 @@
         </w:tblBorders>
       </w:tblPr>
       <w:tblGrid>
-        <w:gridCol w:w="9648"/>
+        <w:gridCol w:w="9792"/>
       </w:tblGrid>
       <w:tr>
         <w:tc>
           <w:tcPr>
-            <w:tcW w:type="dxa" w:w="9648"/>
+            <w:tcW w:type="dxa" w:w="9792"/>
             <w:tcBorders>
               <w:top w:val="single" w:color="D9D5C8" w:sz="4" w:space="0"/>
               <w:left w:val="single" w:color="D9D5C8" w:sz="4" w:space="0"/>
@@ -754,7 +754,7 @@
     </w:p>
     <w:tbl>
       <w:tblPr>
-        <w:tblW w:type="dxa" w:w="9648"/>
+        <w:tblW w:type="dxa" w:w="9792"/>
         <w:tblBorders>
           <w:top w:val="single" w:color="auto" w:sz="4"/>
           <w:left w:val="single" w:color="auto" w:sz="4"/>
@@ -765,12 +765,12 @@
         </w:tblBorders>
       </w:tblPr>
       <w:tblGrid>
-        <w:gridCol w:w="9648"/>
+        <w:gridCol w:w="9792"/>
       </w:tblGrid>
       <w:tr>
         <w:tc>
           <w:tcPr>
-            <w:tcW w:type="dxa" w:w="9648"/>
+            <w:tcW w:type="dxa" w:w="9792"/>
             <w:tcBorders>
               <w:top w:val="single" w:color="D9D5C8" w:sz="4" w:space="0"/>
               <w:left w:val="single" w:color="D9D5C8" w:sz="4" w:space="0"/>
@@ -1276,7 +1276,7 @@
     </w:p>
     <w:tbl>
       <w:tblPr>
-        <w:tblW w:type="dxa" w:w="9648"/>
+        <w:tblW w:type="dxa" w:w="9792"/>
         <w:tblBorders>
           <w:top w:val="single" w:color="auto" w:sz="4"/>
           <w:left w:val="single" w:color="auto" w:sz="4"/>
@@ -1287,12 +1287,12 @@
         </w:tblBorders>
       </w:tblPr>
       <w:tblGrid>
-        <w:gridCol w:w="9648"/>
+        <w:gridCol w:w="9792"/>
       </w:tblGrid>
       <w:tr>
         <w:tc>
           <w:tcPr>
-            <w:tcW w:type="dxa" w:w="9648"/>
+            <w:tcW w:type="dxa" w:w="9792"/>
             <w:tcBorders>
               <w:top w:val="single" w:color="D9D5C8" w:sz="4" w:space="0"/>
               <w:left w:val="single" w:color="D9D5C8" w:sz="4" w:space="0"/>
@@ -1798,7 +1798,7 @@
     </w:p>
     <w:tbl>
       <w:tblPr>
-        <w:tblW w:type="dxa" w:w="9648"/>
+        <w:tblW w:type="dxa" w:w="9792"/>
         <w:tblBorders>
           <w:top w:val="single" w:color="auto" w:sz="4"/>
           <w:left w:val="single" w:color="auto" w:sz="4"/>
@@ -1809,12 +1809,12 @@
         </w:tblBorders>
       </w:tblPr>
       <w:tblGrid>
-        <w:gridCol w:w="9648"/>
+        <w:gridCol w:w="9792"/>
       </w:tblGrid>
       <w:tr>
         <w:tc>
           <w:tcPr>
-            <w:tcW w:type="dxa" w:w="9648"/>
+            <w:tcW w:type="dxa" w:w="9792"/>
             <w:tcBorders>
               <w:top w:val="single" w:color="D9D5C8" w:sz="4" w:space="0"/>
               <w:left w:val="single" w:color="D9D5C8" w:sz="4" w:space="0"/>
@@ -1890,7 +1890,7 @@
     </w:p>
     <w:tbl>
       <w:tblPr>
-        <w:tblW w:type="dxa" w:w="9648"/>
+        <w:tblW w:type="dxa" w:w="9792"/>
         <w:tblBorders>
           <w:top w:val="single" w:color="auto" w:sz="4"/>
           <w:left w:val="single" w:color="auto" w:sz="4"/>
@@ -1901,12 +1901,12 @@
         </w:tblBorders>
       </w:tblPr>
       <w:tblGrid>
-        <w:gridCol w:w="900"/>
-        <w:gridCol w:w="1100"/>
-        <w:gridCol w:w="900"/>
-        <w:gridCol w:w="900"/>
-        <w:gridCol w:w="1900"/>
-        <w:gridCol w:w="3948"/>
+        <w:gridCol w:w="913"/>
+        <w:gridCol w:w="1116"/>
+        <w:gridCol w:w="913"/>
+        <w:gridCol w:w="913"/>
+        <w:gridCol w:w="1928"/>
+        <w:gridCol w:w="4009"/>
       </w:tblGrid>
       <w:tr>
         <w:trPr>
@@ -1914,7 +1914,7 @@
         </w:trPr>
         <w:tc>
           <w:tcPr>
-            <w:tcW w:type="dxa" w:w="900"/>
+            <w:tcW w:type="dxa" w:w="913"/>
             <w:tcBorders>
               <w:top w:val="single" w:color="D9D5C8" w:sz="4" w:space="0"/>
               <w:left w:val="single" w:color="D9D5C8" w:sz="4" w:space="0"/>
@@ -1950,7 +1950,7 @@
         </w:tc>
         <w:tc>
           <w:tcPr>
-            <w:tcW w:type="dxa" w:w="1100"/>
+            <w:tcW w:type="dxa" w:w="1116"/>
             <w:tcBorders>
               <w:top w:val="single" w:color="D9D5C8" w:sz="4" w:space="0"/>
               <w:left w:val="single" w:color="D9D5C8" w:sz="4" w:space="0"/>
@@ -1986,7 +1986,7 @@
         </w:tc>
         <w:tc>
           <w:tcPr>
-            <w:tcW w:type="dxa" w:w="900"/>
+            <w:tcW w:type="dxa" w:w="913"/>
             <w:tcBorders>
               <w:top w:val="single" w:color="D9D5C8" w:sz="4" w:space="0"/>
               <w:left w:val="single" w:color="D9D5C8" w:sz="4" w:space="0"/>
@@ -2022,7 +2022,7 @@
         </w:tc>
         <w:tc>
           <w:tcPr>
-            <w:tcW w:type="dxa" w:w="900"/>
+            <w:tcW w:type="dxa" w:w="913"/>
             <w:tcBorders>
               <w:top w:val="single" w:color="D9D5C8" w:sz="4" w:space="0"/>
               <w:left w:val="single" w:color="D9D5C8" w:sz="4" w:space="0"/>
@@ -2058,7 +2058,7 @@
         </w:tc>
         <w:tc>
           <w:tcPr>
-            <w:tcW w:type="dxa" w:w="1900"/>
+            <w:tcW w:type="dxa" w:w="1928"/>
             <w:tcBorders>
               <w:top w:val="single" w:color="D9D5C8" w:sz="4" w:space="0"/>
               <w:left w:val="single" w:color="D9D5C8" w:sz="4" w:space="0"/>
@@ -2094,7 +2094,7 @@
         </w:tc>
         <w:tc>
           <w:tcPr>
-            <w:tcW w:type="dxa" w:w="3948"/>
+            <w:tcW w:type="dxa" w:w="4009"/>
             <w:tcBorders>
               <w:top w:val="single" w:color="D9D5C8" w:sz="4" w:space="0"/>
               <w:left w:val="single" w:color="D9D5C8" w:sz="4" w:space="0"/>
@@ -2132,7 +2132,7 @@
       <w:tr>
         <w:tc>
           <w:tcPr>
-            <w:tcW w:type="dxa" w:w="900"/>
+            <w:tcW w:type="dxa" w:w="913"/>
             <w:tcBorders>
               <w:top w:val="single" w:color="D9D5C8" w:sz="4" w:space="0"/>
               <w:left w:val="single" w:color="D9D5C8" w:sz="4" w:space="0"/>
@@ -2167,7 +2167,7 @@
         </w:tc>
         <w:tc>
           <w:tcPr>
-            <w:tcW w:type="dxa" w:w="1100"/>
+            <w:tcW w:type="dxa" w:w="1116"/>
             <w:tcBorders>
               <w:top w:val="single" w:color="D9D5C8" w:sz="4" w:space="0"/>
               <w:left w:val="single" w:color="D9D5C8" w:sz="4" w:space="0"/>
@@ -2202,7 +2202,7 @@
         </w:tc>
         <w:tc>
           <w:tcPr>
-            <w:tcW w:type="dxa" w:w="900"/>
+            <w:tcW w:type="dxa" w:w="913"/>
             <w:tcBorders>
               <w:top w:val="single" w:color="D9D5C8" w:sz="4" w:space="0"/>
               <w:left w:val="single" w:color="D9D5C8" w:sz="4" w:space="0"/>
@@ -2237,7 +2237,7 @@
         </w:tc>
         <w:tc>
           <w:tcPr>
-            <w:tcW w:type="dxa" w:w="900"/>
+            <w:tcW w:type="dxa" w:w="913"/>
             <w:tcBorders>
               <w:top w:val="single" w:color="D9D5C8" w:sz="4" w:space="0"/>
               <w:left w:val="single" w:color="D9D5C8" w:sz="4" w:space="0"/>
@@ -2272,7 +2272,7 @@
         </w:tc>
         <w:tc>
           <w:tcPr>
-            <w:tcW w:type="dxa" w:w="1900"/>
+            <w:tcW w:type="dxa" w:w="1928"/>
             <w:tcBorders>
               <w:top w:val="single" w:color="D9D5C8" w:sz="4" w:space="0"/>
               <w:left w:val="single" w:color="D9D5C8" w:sz="4" w:space="0"/>
@@ -2307,7 +2307,7 @@
         </w:tc>
         <w:tc>
           <w:tcPr>
-            <w:tcW w:type="dxa" w:w="3948"/>
+            <w:tcW w:type="dxa" w:w="4009"/>
             <w:tcBorders>
               <w:top w:val="single" w:color="D9D5C8" w:sz="4" w:space="0"/>
               <w:left w:val="single" w:color="D9D5C8" w:sz="4" w:space="0"/>
@@ -2344,7 +2344,7 @@
       <w:tr>
         <w:tc>
           <w:tcPr>
-            <w:tcW w:type="dxa" w:w="900"/>
+            <w:tcW w:type="dxa" w:w="913"/>
             <w:tcBorders>
               <w:top w:val="single" w:color="D9D5C8" w:sz="4" w:space="0"/>
               <w:left w:val="single" w:color="D9D5C8" w:sz="4" w:space="0"/>
@@ -2379,7 +2379,7 @@
         </w:tc>
         <w:tc>
           <w:tcPr>
-            <w:tcW w:type="dxa" w:w="1100"/>
+            <w:tcW w:type="dxa" w:w="1116"/>
             <w:tcBorders>
               <w:top w:val="single" w:color="D9D5C8" w:sz="4" w:space="0"/>
               <w:left w:val="single" w:color="D9D5C8" w:sz="4" w:space="0"/>
@@ -2414,7 +2414,7 @@
         </w:tc>
         <w:tc>
           <w:tcPr>
-            <w:tcW w:type="dxa" w:w="900"/>
+            <w:tcW w:type="dxa" w:w="913"/>
             <w:tcBorders>
               <w:top w:val="single" w:color="D9D5C8" w:sz="4" w:space="0"/>
               <w:left w:val="single" w:color="D9D5C8" w:sz="4" w:space="0"/>
@@ -2449,7 +2449,7 @@
         </w:tc>
         <w:tc>
           <w:tcPr>
-            <w:tcW w:type="dxa" w:w="900"/>
+            <w:tcW w:type="dxa" w:w="913"/>
             <w:tcBorders>
               <w:top w:val="single" w:color="D9D5C8" w:sz="4" w:space="0"/>
               <w:left w:val="single" w:color="D9D5C8" w:sz="4" w:space="0"/>
@@ -2484,7 +2484,7 @@
         </w:tc>
         <w:tc>
           <w:tcPr>
-            <w:tcW w:type="dxa" w:w="1900"/>
+            <w:tcW w:type="dxa" w:w="1928"/>
             <w:tcBorders>
               <w:top w:val="single" w:color="D9D5C8" w:sz="4" w:space="0"/>
               <w:left w:val="single" w:color="D9D5C8" w:sz="4" w:space="0"/>
@@ -2519,7 +2519,7 @@
         </w:tc>
         <w:tc>
           <w:tcPr>
-            <w:tcW w:type="dxa" w:w="3948"/>
+            <w:tcW w:type="dxa" w:w="4009"/>
             <w:tcBorders>
               <w:top w:val="single" w:color="D9D5C8" w:sz="4" w:space="0"/>
               <w:left w:val="single" w:color="D9D5C8" w:sz="4" w:space="0"/>
@@ -2556,7 +2556,7 @@
       <w:tr>
         <w:tc>
           <w:tcPr>
-            <w:tcW w:type="dxa" w:w="900"/>
+            <w:tcW w:type="dxa" w:w="913"/>
             <w:tcBorders>
               <w:top w:val="single" w:color="D9D5C8" w:sz="4" w:space="0"/>
               <w:left w:val="single" w:color="D9D5C8" w:sz="4" w:space="0"/>
@@ -2591,7 +2591,7 @@
         </w:tc>
         <w:tc>
           <w:tcPr>
-            <w:tcW w:type="dxa" w:w="1100"/>
+            <w:tcW w:type="dxa" w:w="1116"/>
             <w:tcBorders>
               <w:top w:val="single" w:color="D9D5C8" w:sz="4" w:space="0"/>
               <w:left w:val="single" w:color="D9D5C8" w:sz="4" w:space="0"/>
@@ -2626,7 +2626,7 @@
         </w:tc>
         <w:tc>
           <w:tcPr>
-            <w:tcW w:type="dxa" w:w="900"/>
+            <w:tcW w:type="dxa" w:w="913"/>
             <w:tcBorders>
               <w:top w:val="single" w:color="D9D5C8" w:sz="4" w:space="0"/>
               <w:left w:val="single" w:color="D9D5C8" w:sz="4" w:space="0"/>
@@ -2661,7 +2661,7 @@
         </w:tc>
         <w:tc>
           <w:tcPr>
-            <w:tcW w:type="dxa" w:w="900"/>
+            <w:tcW w:type="dxa" w:w="913"/>
             <w:tcBorders>
               <w:top w:val="single" w:color="D9D5C8" w:sz="4" w:space="0"/>
               <w:left w:val="single" w:color="D9D5C8" w:sz="4" w:space="0"/>
@@ -2696,7 +2696,7 @@
         </w:tc>
         <w:tc>
           <w:tcPr>
-            <w:tcW w:type="dxa" w:w="1900"/>
+            <w:tcW w:type="dxa" w:w="1928"/>
             <w:tcBorders>
               <w:top w:val="single" w:color="D9D5C8" w:sz="4" w:space="0"/>
               <w:left w:val="single" w:color="D9D5C8" w:sz="4" w:space="0"/>
@@ -2731,7 +2731,7 @@
         </w:tc>
         <w:tc>
           <w:tcPr>
-            <w:tcW w:type="dxa" w:w="3948"/>
+            <w:tcW w:type="dxa" w:w="4009"/>
             <w:tcBorders>
               <w:top w:val="single" w:color="D9D5C8" w:sz="4" w:space="0"/>
               <w:left w:val="single" w:color="D9D5C8" w:sz="4" w:space="0"/>
@@ -2788,7 +2788,7 @@
     </w:p>
     <w:tbl>
       <w:tblPr>
-        <w:tblW w:type="dxa" w:w="9648"/>
+        <w:tblW w:type="dxa" w:w="9792"/>
         <w:tblBorders>
           <w:top w:val="single" w:color="auto" w:sz="4"/>
           <w:left w:val="single" w:color="auto" w:sz="4"/>
@@ -2799,12 +2799,12 @@
         </w:tblBorders>
       </w:tblPr>
       <w:tblGrid>
-        <w:gridCol w:w="900"/>
-        <w:gridCol w:w="1100"/>
-        <w:gridCol w:w="900"/>
-        <w:gridCol w:w="900"/>
-        <w:gridCol w:w="1900"/>
-        <w:gridCol w:w="3948"/>
+        <w:gridCol w:w="913"/>
+        <w:gridCol w:w="1116"/>
+        <w:gridCol w:w="913"/>
+        <w:gridCol w:w="913"/>
+        <w:gridCol w:w="1928"/>
+        <w:gridCol w:w="4009"/>
       </w:tblGrid>
       <w:tr>
         <w:trPr>
@@ -2812,7 +2812,7 @@
         </w:trPr>
         <w:tc>
           <w:tcPr>
-            <w:tcW w:type="dxa" w:w="900"/>
+            <w:tcW w:type="dxa" w:w="913"/>
             <w:tcBorders>
               <w:top w:val="single" w:color="D9D5C8" w:sz="4" w:space="0"/>
               <w:left w:val="single" w:color="D9D5C8" w:sz="4" w:space="0"/>
@@ -2848,7 +2848,7 @@
         </w:tc>
         <w:tc>
           <w:tcPr>
-            <w:tcW w:type="dxa" w:w="1100"/>
+            <w:tcW w:type="dxa" w:w="1116"/>
             <w:tcBorders>
               <w:top w:val="single" w:color="D9D5C8" w:sz="4" w:space="0"/>
               <w:left w:val="single" w:color="D9D5C8" w:sz="4" w:space="0"/>
@@ -2884,7 +2884,7 @@
         </w:tc>
         <w:tc>
           <w:tcPr>
-            <w:tcW w:type="dxa" w:w="900"/>
+            <w:tcW w:type="dxa" w:w="913"/>
             <w:tcBorders>
               <w:top w:val="single" w:color="D9D5C8" w:sz="4" w:space="0"/>
               <w:left w:val="single" w:color="D9D5C8" w:sz="4" w:space="0"/>
@@ -2920,7 +2920,7 @@
         </w:tc>
         <w:tc>
           <w:tcPr>
-            <w:tcW w:type="dxa" w:w="900"/>
+            <w:tcW w:type="dxa" w:w="913"/>
             <w:tcBorders>
               <w:top w:val="single" w:color="D9D5C8" w:sz="4" w:space="0"/>
               <w:left w:val="single" w:color="D9D5C8" w:sz="4" w:space="0"/>
@@ -2956,7 +2956,7 @@
         </w:tc>
         <w:tc>
           <w:tcPr>
-            <w:tcW w:type="dxa" w:w="1900"/>
+            <w:tcW w:type="dxa" w:w="1928"/>
             <w:tcBorders>
               <w:top w:val="single" w:color="D9D5C8" w:sz="4" w:space="0"/>
               <w:left w:val="single" w:color="D9D5C8" w:sz="4" w:space="0"/>
@@ -2992,7 +2992,7 @@
         </w:tc>
         <w:tc>
           <w:tcPr>
-            <w:tcW w:type="dxa" w:w="3948"/>
+            <w:tcW w:type="dxa" w:w="4009"/>
             <w:tcBorders>
               <w:top w:val="single" w:color="D9D5C8" w:sz="4" w:space="0"/>
               <w:left w:val="single" w:color="D9D5C8" w:sz="4" w:space="0"/>
@@ -3030,7 +3030,7 @@
       <w:tr>
         <w:tc>
           <w:tcPr>
-            <w:tcW w:type="dxa" w:w="900"/>
+            <w:tcW w:type="dxa" w:w="913"/>
             <w:tcBorders>
               <w:top w:val="single" w:color="D9D5C8" w:sz="4" w:space="0"/>
               <w:left w:val="single" w:color="D9D5C8" w:sz="4" w:space="0"/>
@@ -3065,7 +3065,7 @@
         </w:tc>
         <w:tc>
           <w:tcPr>
-            <w:tcW w:type="dxa" w:w="1100"/>
+            <w:tcW w:type="dxa" w:w="1116"/>
             <w:tcBorders>
               <w:top w:val="single" w:color="D9D5C8" w:sz="4" w:space="0"/>
               <w:left w:val="single" w:color="D9D5C8" w:sz="4" w:space="0"/>
@@ -3100,7 +3100,7 @@
         </w:tc>
         <w:tc>
           <w:tcPr>
-            <w:tcW w:type="dxa" w:w="900"/>
+            <w:tcW w:type="dxa" w:w="913"/>
             <w:tcBorders>
               <w:top w:val="single" w:color="D9D5C8" w:sz="4" w:space="0"/>
               <w:left w:val="single" w:color="D9D5C8" w:sz="4" w:space="0"/>
@@ -3135,7 +3135,7 @@
         </w:tc>
         <w:tc>
           <w:tcPr>
-            <w:tcW w:type="dxa" w:w="900"/>
+            <w:tcW w:type="dxa" w:w="913"/>
             <w:tcBorders>
               <w:top w:val="single" w:color="D9D5C8" w:sz="4" w:space="0"/>
               <w:left w:val="single" w:color="D9D5C8" w:sz="4" w:space="0"/>
@@ -3170,7 +3170,7 @@
         </w:tc>
         <w:tc>
           <w:tcPr>
-            <w:tcW w:type="dxa" w:w="1900"/>
+            <w:tcW w:type="dxa" w:w="1928"/>
             <w:tcBorders>
               <w:top w:val="single" w:color="D9D5C8" w:sz="4" w:space="0"/>
               <w:left w:val="single" w:color="D9D5C8" w:sz="4" w:space="0"/>
@@ -3205,7 +3205,7 @@
         </w:tc>
         <w:tc>
           <w:tcPr>
-            <w:tcW w:type="dxa" w:w="3948"/>
+            <w:tcW w:type="dxa" w:w="4009"/>
             <w:tcBorders>
               <w:top w:val="single" w:color="D9D5C8" w:sz="4" w:space="0"/>
               <w:left w:val="single" w:color="D9D5C8" w:sz="4" w:space="0"/>
@@ -3242,7 +3242,7 @@
       <w:tr>
         <w:tc>
           <w:tcPr>
-            <w:tcW w:type="dxa" w:w="900"/>
+            <w:tcW w:type="dxa" w:w="913"/>
             <w:tcBorders>
               <w:top w:val="single" w:color="D9D5C8" w:sz="4" w:space="0"/>
               <w:left w:val="single" w:color="D9D5C8" w:sz="4" w:space="0"/>
@@ -3277,7 +3277,7 @@
         </w:tc>
         <w:tc>
           <w:tcPr>
-            <w:tcW w:type="dxa" w:w="1100"/>
+            <w:tcW w:type="dxa" w:w="1116"/>
             <w:tcBorders>
               <w:top w:val="single" w:color="D9D5C8" w:sz="4" w:space="0"/>
               <w:left w:val="single" w:color="D9D5C8" w:sz="4" w:space="0"/>
@@ -3312,7 +3312,7 @@
         </w:tc>
         <w:tc>
           <w:tcPr>
-            <w:tcW w:type="dxa" w:w="900"/>
+            <w:tcW w:type="dxa" w:w="913"/>
             <w:tcBorders>
               <w:top w:val="single" w:color="D9D5C8" w:sz="4" w:space="0"/>
               <w:left w:val="single" w:color="D9D5C8" w:sz="4" w:space="0"/>
@@ -3347,7 +3347,7 @@
         </w:tc>
         <w:tc>
           <w:tcPr>
-            <w:tcW w:type="dxa" w:w="900"/>
+            <w:tcW w:type="dxa" w:w="913"/>
             <w:tcBorders>
               <w:top w:val="single" w:color="D9D5C8" w:sz="4" w:space="0"/>
               <w:left w:val="single" w:color="D9D5C8" w:sz="4" w:space="0"/>
@@ -3382,7 +3382,7 @@
         </w:tc>
         <w:tc>
           <w:tcPr>
-            <w:tcW w:type="dxa" w:w="1900"/>
+            <w:tcW w:type="dxa" w:w="1928"/>
             <w:tcBorders>
               <w:top w:val="single" w:color="D9D5C8" w:sz="4" w:space="0"/>
               <w:left w:val="single" w:color="D9D5C8" w:sz="4" w:space="0"/>
@@ -3417,7 +3417,7 @@
         </w:tc>
         <w:tc>
           <w:tcPr>
-            <w:tcW w:type="dxa" w:w="3948"/>
+            <w:tcW w:type="dxa" w:w="4009"/>
             <w:tcBorders>
               <w:top w:val="single" w:color="D9D5C8" w:sz="4" w:space="0"/>
               <w:left w:val="single" w:color="D9D5C8" w:sz="4" w:space="0"/>
@@ -3454,7 +3454,7 @@
       <w:tr>
         <w:tc>
           <w:tcPr>
-            <w:tcW w:type="dxa" w:w="900"/>
+            <w:tcW w:type="dxa" w:w="913"/>
             <w:tcBorders>
               <w:top w:val="single" w:color="D9D5C8" w:sz="4" w:space="0"/>
               <w:left w:val="single" w:color="D9D5C8" w:sz="4" w:space="0"/>
@@ -3489,7 +3489,7 @@
         </w:tc>
         <w:tc>
           <w:tcPr>
-            <w:tcW w:type="dxa" w:w="1100"/>
+            <w:tcW w:type="dxa" w:w="1116"/>
             <w:tcBorders>
               <w:top w:val="single" w:color="D9D5C8" w:sz="4" w:space="0"/>
               <w:left w:val="single" w:color="D9D5C8" w:sz="4" w:space="0"/>
@@ -3524,7 +3524,7 @@
         </w:tc>
         <w:tc>
           <w:tcPr>
-            <w:tcW w:type="dxa" w:w="900"/>
+            <w:tcW w:type="dxa" w:w="913"/>
             <w:tcBorders>
               <w:top w:val="single" w:color="D9D5C8" w:sz="4" w:space="0"/>
               <w:left w:val="single" w:color="D9D5C8" w:sz="4" w:space="0"/>
@@ -3559,7 +3559,7 @@
         </w:tc>
         <w:tc>
           <w:tcPr>
-            <w:tcW w:type="dxa" w:w="900"/>
+            <w:tcW w:type="dxa" w:w="913"/>
             <w:tcBorders>
               <w:top w:val="single" w:color="D9D5C8" w:sz="4" w:space="0"/>
               <w:left w:val="single" w:color="D9D5C8" w:sz="4" w:space="0"/>
@@ -3594,7 +3594,7 @@
         </w:tc>
         <w:tc>
           <w:tcPr>
-            <w:tcW w:type="dxa" w:w="1900"/>
+            <w:tcW w:type="dxa" w:w="1928"/>
             <w:tcBorders>
               <w:top w:val="single" w:color="D9D5C8" w:sz="4" w:space="0"/>
               <w:left w:val="single" w:color="D9D5C8" w:sz="4" w:space="0"/>
@@ -3629,7 +3629,7 @@
         </w:tc>
         <w:tc>
           <w:tcPr>
-            <w:tcW w:type="dxa" w:w="3948"/>
+            <w:tcW w:type="dxa" w:w="4009"/>
             <w:tcBorders>
               <w:top w:val="single" w:color="D9D5C8" w:sz="4" w:space="0"/>
               <w:left w:val="single" w:color="D9D5C8" w:sz="4" w:space="0"/>
@@ -3686,7 +3686,7 @@
     </w:p>
     <w:tbl>
       <w:tblPr>
-        <w:tblW w:type="dxa" w:w="9648"/>
+        <w:tblW w:type="dxa" w:w="9792"/>
         <w:tblBorders>
           <w:top w:val="single" w:color="auto" w:sz="4"/>
           <w:left w:val="single" w:color="auto" w:sz="4"/>
@@ -3697,12 +3697,12 @@
         </w:tblBorders>
       </w:tblPr>
       <w:tblGrid>
-        <w:gridCol w:w="900"/>
-        <w:gridCol w:w="1100"/>
-        <w:gridCol w:w="900"/>
-        <w:gridCol w:w="900"/>
-        <w:gridCol w:w="1900"/>
-        <w:gridCol w:w="3948"/>
+        <w:gridCol w:w="913"/>
+        <w:gridCol w:w="1116"/>
+        <w:gridCol w:w="913"/>
+        <w:gridCol w:w="913"/>
+        <w:gridCol w:w="1928"/>
+        <w:gridCol w:w="4009"/>
       </w:tblGrid>
       <w:tr>
         <w:trPr>
@@ -3710,7 +3710,7 @@
         </w:trPr>
         <w:tc>
           <w:tcPr>
-            <w:tcW w:type="dxa" w:w="900"/>
+            <w:tcW w:type="dxa" w:w="913"/>
             <w:tcBorders>
               <w:top w:val="single" w:color="D9D5C8" w:sz="4" w:space="0"/>
               <w:left w:val="single" w:color="D9D5C8" w:sz="4" w:space="0"/>
@@ -3746,7 +3746,7 @@
         </w:tc>
         <w:tc>
           <w:tcPr>
-            <w:tcW w:type="dxa" w:w="1100"/>
+            <w:tcW w:type="dxa" w:w="1116"/>
             <w:tcBorders>
               <w:top w:val="single" w:color="D9D5C8" w:sz="4" w:space="0"/>
               <w:left w:val="single" w:color="D9D5C8" w:sz="4" w:space="0"/>
@@ -3782,7 +3782,7 @@
         </w:tc>
         <w:tc>
           <w:tcPr>
-            <w:tcW w:type="dxa" w:w="900"/>
+            <w:tcW w:type="dxa" w:w="913"/>
             <w:tcBorders>
               <w:top w:val="single" w:color="D9D5C8" w:sz="4" w:space="0"/>
               <w:left w:val="single" w:color="D9D5C8" w:sz="4" w:space="0"/>
@@ -3818,7 +3818,7 @@
         </w:tc>
         <w:tc>
           <w:tcPr>
-            <w:tcW w:type="dxa" w:w="900"/>
+            <w:tcW w:type="dxa" w:w="913"/>
             <w:tcBorders>
               <w:top w:val="single" w:color="D9D5C8" w:sz="4" w:space="0"/>
               <w:left w:val="single" w:color="D9D5C8" w:sz="4" w:space="0"/>
@@ -3854,7 +3854,7 @@
         </w:tc>
         <w:tc>
           <w:tcPr>
-            <w:tcW w:type="dxa" w:w="1900"/>
+            <w:tcW w:type="dxa" w:w="1928"/>
             <w:tcBorders>
               <w:top w:val="single" w:color="D9D5C8" w:sz="4" w:space="0"/>
               <w:left w:val="single" w:color="D9D5C8" w:sz="4" w:space="0"/>
@@ -3890,7 +3890,7 @@
         </w:tc>
         <w:tc>
           <w:tcPr>
-            <w:tcW w:type="dxa" w:w="3948"/>
+            <w:tcW w:type="dxa" w:w="4009"/>
             <w:tcBorders>
               <w:top w:val="single" w:color="D9D5C8" w:sz="4" w:space="0"/>
               <w:left w:val="single" w:color="D9D5C8" w:sz="4" w:space="0"/>
@@ -3928,7 +3928,7 @@
       <w:tr>
         <w:tc>
           <w:tcPr>
-            <w:tcW w:type="dxa" w:w="900"/>
+            <w:tcW w:type="dxa" w:w="913"/>
             <w:tcBorders>
               <w:top w:val="single" w:color="D9D5C8" w:sz="4" w:space="0"/>
               <w:left w:val="single" w:color="D9D5C8" w:sz="4" w:space="0"/>
@@ -3963,7 +3963,7 @@
         </w:tc>
         <w:tc>
           <w:tcPr>
-            <w:tcW w:type="dxa" w:w="1100"/>
+            <w:tcW w:type="dxa" w:w="1116"/>
             <w:tcBorders>
               <w:top w:val="single" w:color="D9D5C8" w:sz="4" w:space="0"/>
               <w:left w:val="single" w:color="D9D5C8" w:sz="4" w:space="0"/>
@@ -3998,7 +3998,7 @@
         </w:tc>
         <w:tc>
           <w:tcPr>
-            <w:tcW w:type="dxa" w:w="900"/>
+            <w:tcW w:type="dxa" w:w="913"/>
             <w:tcBorders>
               <w:top w:val="single" w:color="D9D5C8" w:sz="4" w:space="0"/>
               <w:left w:val="single" w:color="D9D5C8" w:sz="4" w:space="0"/>
@@ -4033,7 +4033,7 @@
         </w:tc>
         <w:tc>
           <w:tcPr>
-            <w:tcW w:type="dxa" w:w="900"/>
+            <w:tcW w:type="dxa" w:w="913"/>
             <w:tcBorders>
               <w:top w:val="single" w:color="D9D5C8" w:sz="4" w:space="0"/>
               <w:left w:val="single" w:color="D9D5C8" w:sz="4" w:space="0"/>
@@ -4068,7 +4068,7 @@
         </w:tc>
         <w:tc>
           <w:tcPr>
-            <w:tcW w:type="dxa" w:w="1900"/>
+            <w:tcW w:type="dxa" w:w="1928"/>
             <w:tcBorders>
               <w:top w:val="single" w:color="D9D5C8" w:sz="4" w:space="0"/>
               <w:left w:val="single" w:color="D9D5C8" w:sz="4" w:space="0"/>
@@ -4103,7 +4103,7 @@
         </w:tc>
         <w:tc>
           <w:tcPr>
-            <w:tcW w:type="dxa" w:w="3948"/>
+            <w:tcW w:type="dxa" w:w="4009"/>
             <w:tcBorders>
               <w:top w:val="single" w:color="D9D5C8" w:sz="4" w:space="0"/>
               <w:left w:val="single" w:color="D9D5C8" w:sz="4" w:space="0"/>
@@ -4140,7 +4140,7 @@
       <w:tr>
         <w:tc>
           <w:tcPr>
-            <w:tcW w:type="dxa" w:w="900"/>
+            <w:tcW w:type="dxa" w:w="913"/>
             <w:tcBorders>
               <w:top w:val="single" w:color="D9D5C8" w:sz="4" w:space="0"/>
               <w:left w:val="single" w:color="D9D5C8" w:sz="4" w:space="0"/>
@@ -4175,7 +4175,7 @@
         </w:tc>
         <w:tc>
           <w:tcPr>
-            <w:tcW w:type="dxa" w:w="1100"/>
+            <w:tcW w:type="dxa" w:w="1116"/>
             <w:tcBorders>
               <w:top w:val="single" w:color="D9D5C8" w:sz="4" w:space="0"/>
               <w:left w:val="single" w:color="D9D5C8" w:sz="4" w:space="0"/>
@@ -4210,7 +4210,7 @@
         </w:tc>
         <w:tc>
           <w:tcPr>
-            <w:tcW w:type="dxa" w:w="900"/>
+            <w:tcW w:type="dxa" w:w="913"/>
             <w:tcBorders>
               <w:top w:val="single" w:color="D9D5C8" w:sz="4" w:space="0"/>
               <w:left w:val="single" w:color="D9D5C8" w:sz="4" w:space="0"/>
@@ -4245,7 +4245,7 @@
         </w:tc>
         <w:tc>
           <w:tcPr>
-            <w:tcW w:type="dxa" w:w="900"/>
+            <w:tcW w:type="dxa" w:w="913"/>
             <w:tcBorders>
               <w:top w:val="single" w:color="D9D5C8" w:sz="4" w:space="0"/>
               <w:left w:val="single" w:color="D9D5C8" w:sz="4" w:space="0"/>
@@ -4280,7 +4280,7 @@
         </w:tc>
         <w:tc>
           <w:tcPr>
-            <w:tcW w:type="dxa" w:w="1900"/>
+            <w:tcW w:type="dxa" w:w="1928"/>
             <w:tcBorders>
               <w:top w:val="single" w:color="D9D5C8" w:sz="4" w:space="0"/>
               <w:left w:val="single" w:color="D9D5C8" w:sz="4" w:space="0"/>
@@ -4315,7 +4315,7 @@
         </w:tc>
         <w:tc>
           <w:tcPr>
-            <w:tcW w:type="dxa" w:w="3948"/>
+            <w:tcW w:type="dxa" w:w="4009"/>
             <w:tcBorders>
               <w:top w:val="single" w:color="D9D5C8" w:sz="4" w:space="0"/>
               <w:left w:val="single" w:color="D9D5C8" w:sz="4" w:space="0"/>
@@ -4352,7 +4352,7 @@
       <w:tr>
         <w:tc>
           <w:tcPr>
-            <w:tcW w:type="dxa" w:w="900"/>
+            <w:tcW w:type="dxa" w:w="913"/>
             <w:tcBorders>
               <w:top w:val="single" w:color="D9D5C8" w:sz="4" w:space="0"/>
               <w:left w:val="single" w:color="D9D5C8" w:sz="4" w:space="0"/>
@@ -4387,7 +4387,7 @@
         </w:tc>
         <w:tc>
           <w:tcPr>
-            <w:tcW w:type="dxa" w:w="1100"/>
+            <w:tcW w:type="dxa" w:w="1116"/>
             <w:tcBorders>
               <w:top w:val="single" w:color="D9D5C8" w:sz="4" w:space="0"/>
               <w:left w:val="single" w:color="D9D5C8" w:sz="4" w:space="0"/>
@@ -4422,7 +4422,7 @@
         </w:tc>
         <w:tc>
           <w:tcPr>
-            <w:tcW w:type="dxa" w:w="900"/>
+            <w:tcW w:type="dxa" w:w="913"/>
             <w:tcBorders>
               <w:top w:val="single" w:color="D9D5C8" w:sz="4" w:space="0"/>
               <w:left w:val="single" w:color="D9D5C8" w:sz="4" w:space="0"/>
@@ -4457,7 +4457,7 @@
         </w:tc>
         <w:tc>
           <w:tcPr>
-            <w:tcW w:type="dxa" w:w="900"/>
+            <w:tcW w:type="dxa" w:w="913"/>
             <w:tcBorders>
               <w:top w:val="single" w:color="D9D5C8" w:sz="4" w:space="0"/>
               <w:left w:val="single" w:color="D9D5C8" w:sz="4" w:space="0"/>
@@ -4492,7 +4492,7 @@
         </w:tc>
         <w:tc>
           <w:tcPr>
-            <w:tcW w:type="dxa" w:w="1900"/>
+            <w:tcW w:type="dxa" w:w="1928"/>
             <w:tcBorders>
               <w:top w:val="single" w:color="D9D5C8" w:sz="4" w:space="0"/>
               <w:left w:val="single" w:color="D9D5C8" w:sz="4" w:space="0"/>
@@ -4527,7 +4527,7 @@
         </w:tc>
         <w:tc>
           <w:tcPr>
-            <w:tcW w:type="dxa" w:w="3948"/>
+            <w:tcW w:type="dxa" w:w="4009"/>
             <w:tcBorders>
               <w:top w:val="single" w:color="D9D5C8" w:sz="4" w:space="0"/>
               <w:left w:val="single" w:color="D9D5C8" w:sz="4" w:space="0"/>
@@ -4585,7 +4585,7 @@
     </w:p>
     <w:tbl>
       <w:tblPr>
-        <w:tblW w:type="dxa" w:w="9648"/>
+        <w:tblW w:type="dxa" w:w="9792"/>
         <w:tblBorders>
           <w:top w:val="single" w:color="auto" w:sz="4"/>
           <w:left w:val="single" w:color="auto" w:sz="4"/>
@@ -4596,12 +4596,12 @@
         </w:tblBorders>
       </w:tblPr>
       <w:tblGrid>
-        <w:gridCol w:w="9648"/>
+        <w:gridCol w:w="9792"/>
       </w:tblGrid>
       <w:tr>
         <w:tc>
           <w:tcPr>
-            <w:tcW w:type="dxa" w:w="9648"/>
+            <w:tcW w:type="dxa" w:w="9792"/>
             <w:tcBorders>
               <w:top w:val="single" w:color="D9D5C8" w:sz="4" w:space="0"/>
               <w:left w:val="single" w:color="D9D5C8" w:sz="4" w:space="0"/>
@@ -4693,7 +4693,7 @@
     </w:tbl>
     <w:tbl>
       <w:tblPr>
-        <w:tblW w:type="dxa" w:w="9648"/>
+        <w:tblW w:type="dxa" w:w="9792"/>
         <w:tblBorders>
           <w:top w:val="single" w:color="auto" w:sz="4"/>
           <w:left w:val="single" w:color="auto" w:sz="4"/>
@@ -4704,12 +4704,12 @@
         </w:tblBorders>
       </w:tblPr>
       <w:tblGrid>
-        <w:gridCol w:w="9648"/>
+        <w:gridCol w:w="9792"/>
       </w:tblGrid>
       <w:tr>
         <w:tc>
           <w:tcPr>
-            <w:tcW w:type="dxa" w:w="9648"/>
+            <w:tcW w:type="dxa" w:w="9792"/>
             <w:tcBorders>
               <w:top w:val="single" w:color="D9D5C8" w:sz="4" w:space="0"/>
               <w:left w:val="single" w:color="D9D5C8" w:sz="4" w:space="0"/>
@@ -4839,7 +4839,7 @@
     </w:p>
     <w:tbl>
       <w:tblPr>
-        <w:tblW w:type="dxa" w:w="9648"/>
+        <w:tblW w:type="dxa" w:w="9792"/>
         <w:tblBorders>
           <w:top w:val="single" w:color="auto" w:sz="4"/>
           <w:left w:val="single" w:color="auto" w:sz="4"/>
@@ -4850,16 +4850,16 @@
         </w:tblBorders>
       </w:tblPr>
       <w:tblGrid>
-        <w:gridCol w:w="600"/>
-        <w:gridCol w:w="980"/>
-        <w:gridCol w:w="700"/>
-        <w:gridCol w:w="1560"/>
-        <w:gridCol w:w="600"/>
-        <w:gridCol w:w="600"/>
-        <w:gridCol w:w="600"/>
-        <w:gridCol w:w="680"/>
-        <w:gridCol w:w="720"/>
-        <w:gridCol w:w="2568"/>
+        <w:gridCol w:w="611"/>
+        <w:gridCol w:w="999"/>
+        <w:gridCol w:w="713"/>
+        <w:gridCol w:w="1590"/>
+        <w:gridCol w:w="611"/>
+        <w:gridCol w:w="611"/>
+        <w:gridCol w:w="611"/>
+        <w:gridCol w:w="693"/>
+        <w:gridCol w:w="734"/>
+        <w:gridCol w:w="2619"/>
       </w:tblGrid>
       <w:tr>
         <w:trPr>
@@ -4867,7 +4867,7 @@
         </w:trPr>
         <w:tc>
           <w:tcPr>
-            <w:tcW w:type="dxa" w:w="600"/>
+            <w:tcW w:type="dxa" w:w="611"/>
             <w:tcBorders>
               <w:top w:val="single" w:color="D9D5C8" w:sz="4" w:space="0"/>
               <w:left w:val="single" w:color="D9D5C8" w:sz="4" w:space="0"/>
@@ -4903,7 +4903,7 @@
         </w:tc>
         <w:tc>
           <w:tcPr>
-            <w:tcW w:type="dxa" w:w="980"/>
+            <w:tcW w:type="dxa" w:w="999"/>
             <w:tcBorders>
               <w:top w:val="single" w:color="D9D5C8" w:sz="4" w:space="0"/>
               <w:left w:val="single" w:color="D9D5C8" w:sz="4" w:space="0"/>
@@ -4939,7 +4939,7 @@
         </w:tc>
         <w:tc>
           <w:tcPr>
-            <w:tcW w:type="dxa" w:w="700"/>
+            <w:tcW w:type="dxa" w:w="713"/>
             <w:tcBorders>
               <w:top w:val="single" w:color="D9D5C8" w:sz="4" w:space="0"/>
               <w:left w:val="single" w:color="D9D5C8" w:sz="4" w:space="0"/>
@@ -4975,7 +4975,7 @@
         </w:tc>
         <w:tc>
           <w:tcPr>
-            <w:tcW w:type="dxa" w:w="1560"/>
+            <w:tcW w:type="dxa" w:w="1590"/>
             <w:tcBorders>
               <w:top w:val="single" w:color="D9D5C8" w:sz="4" w:space="0"/>
               <w:left w:val="single" w:color="D9D5C8" w:sz="4" w:space="0"/>
@@ -5011,7 +5011,7 @@
         </w:tc>
         <w:tc>
           <w:tcPr>
-            <w:tcW w:type="dxa" w:w="600"/>
+            <w:tcW w:type="dxa" w:w="611"/>
             <w:tcBorders>
               <w:top w:val="single" w:color="D9D5C8" w:sz="4" w:space="0"/>
               <w:left w:val="single" w:color="D9D5C8" w:sz="4" w:space="0"/>
@@ -5047,7 +5047,7 @@
         </w:tc>
         <w:tc>
           <w:tcPr>
-            <w:tcW w:type="dxa" w:w="600"/>
+            <w:tcW w:type="dxa" w:w="611"/>
             <w:tcBorders>
               <w:top w:val="single" w:color="D9D5C8" w:sz="4" w:space="0"/>
               <w:left w:val="single" w:color="D9D5C8" w:sz="4" w:space="0"/>
@@ -5083,7 +5083,7 @@
         </w:tc>
         <w:tc>
           <w:tcPr>
-            <w:tcW w:type="dxa" w:w="600"/>
+            <w:tcW w:type="dxa" w:w="611"/>
             <w:tcBorders>
               <w:top w:val="single" w:color="D9D5C8" w:sz="4" w:space="0"/>
               <w:left w:val="single" w:color="D9D5C8" w:sz="4" w:space="0"/>
@@ -5119,7 +5119,7 @@
         </w:tc>
         <w:tc>
           <w:tcPr>
-            <w:tcW w:type="dxa" w:w="680"/>
+            <w:tcW w:type="dxa" w:w="693"/>
             <w:tcBorders>
               <w:top w:val="single" w:color="D9D5C8" w:sz="4" w:space="0"/>
               <w:left w:val="single" w:color="D9D5C8" w:sz="4" w:space="0"/>
@@ -5155,7 +5155,7 @@
         </w:tc>
         <w:tc>
           <w:tcPr>
-            <w:tcW w:type="dxa" w:w="720"/>
+            <w:tcW w:type="dxa" w:w="734"/>
             <w:tcBorders>
               <w:top w:val="single" w:color="D9D5C8" w:sz="4" w:space="0"/>
               <w:left w:val="single" w:color="D9D5C8" w:sz="4" w:space="0"/>
@@ -5191,7 +5191,7 @@
         </w:tc>
         <w:tc>
           <w:tcPr>
-            <w:tcW w:type="dxa" w:w="2568"/>
+            <w:tcW w:type="dxa" w:w="2619"/>
             <w:tcBorders>
               <w:top w:val="single" w:color="D9D5C8" w:sz="4" w:space="0"/>
               <w:left w:val="single" w:color="D9D5C8" w:sz="4" w:space="0"/>
@@ -5229,7 +5229,7 @@
       <w:tr>
         <w:tc>
           <w:tcPr>
-            <w:tcW w:type="dxa" w:w="600"/>
+            <w:tcW w:type="dxa" w:w="611"/>
             <w:tcBorders>
               <w:top w:val="single" w:color="D9D5C8" w:sz="4" w:space="0"/>
               <w:left w:val="single" w:color="D9D5C8" w:sz="4" w:space="0"/>
@@ -5264,7 +5264,7 @@
         </w:tc>
         <w:tc>
           <w:tcPr>
-            <w:tcW w:type="dxa" w:w="980"/>
+            <w:tcW w:type="dxa" w:w="999"/>
             <w:tcBorders>
               <w:top w:val="single" w:color="D9D5C8" w:sz="4" w:space="0"/>
               <w:left w:val="single" w:color="D9D5C8" w:sz="4" w:space="0"/>
@@ -5299,7 +5299,7 @@
         </w:tc>
         <w:tc>
           <w:tcPr>
-            <w:tcW w:type="dxa" w:w="700"/>
+            <w:tcW w:type="dxa" w:w="713"/>
             <w:tcBorders>
               <w:top w:val="single" w:color="D9D5C8" w:sz="4" w:space="0"/>
               <w:left w:val="single" w:color="D9D5C8" w:sz="4" w:space="0"/>
@@ -5334,7 +5334,7 @@
         </w:tc>
         <w:tc>
           <w:tcPr>
-            <w:tcW w:type="dxa" w:w="1560"/>
+            <w:tcW w:type="dxa" w:w="1590"/>
             <w:tcBorders>
               <w:top w:val="single" w:color="D9D5C8" w:sz="4" w:space="0"/>
               <w:left w:val="single" w:color="D9D5C8" w:sz="4" w:space="0"/>
@@ -5369,7 +5369,7 @@
         </w:tc>
         <w:tc>
           <w:tcPr>
-            <w:tcW w:type="dxa" w:w="600"/>
+            <w:tcW w:type="dxa" w:w="611"/>
             <w:tcBorders>
               <w:top w:val="single" w:color="D9D5C8" w:sz="4" w:space="0"/>
               <w:left w:val="single" w:color="D9D5C8" w:sz="4" w:space="0"/>
@@ -5404,7 +5404,7 @@
         </w:tc>
         <w:tc>
           <w:tcPr>
-            <w:tcW w:type="dxa" w:w="600"/>
+            <w:tcW w:type="dxa" w:w="611"/>
             <w:tcBorders>
               <w:top w:val="single" w:color="D9D5C8" w:sz="4" w:space="0"/>
               <w:left w:val="single" w:color="D9D5C8" w:sz="4" w:space="0"/>
@@ -5439,7 +5439,7 @@
         </w:tc>
         <w:tc>
           <w:tcPr>
-            <w:tcW w:type="dxa" w:w="600"/>
+            <w:tcW w:type="dxa" w:w="611"/>
             <w:tcBorders>
               <w:top w:val="single" w:color="D9D5C8" w:sz="4" w:space="0"/>
               <w:left w:val="single" w:color="D9D5C8" w:sz="4" w:space="0"/>
@@ -5474,7 +5474,7 @@
         </w:tc>
         <w:tc>
           <w:tcPr>
-            <w:tcW w:type="dxa" w:w="680"/>
+            <w:tcW w:type="dxa" w:w="693"/>
             <w:tcBorders>
               <w:top w:val="single" w:color="D9D5C8" w:sz="4" w:space="0"/>
               <w:left w:val="single" w:color="D9D5C8" w:sz="4" w:space="0"/>
@@ -5509,7 +5509,7 @@
         </w:tc>
         <w:tc>
           <w:tcPr>
-            <w:tcW w:type="dxa" w:w="720"/>
+            <w:tcW w:type="dxa" w:w="734"/>
             <w:tcBorders>
               <w:top w:val="single" w:color="D9D5C8" w:sz="4" w:space="0"/>
               <w:left w:val="single" w:color="D9D5C8" w:sz="4" w:space="0"/>
@@ -5544,7 +5544,7 @@
         </w:tc>
         <w:tc>
           <w:tcPr>
-            <w:tcW w:type="dxa" w:w="2568"/>
+            <w:tcW w:type="dxa" w:w="2619"/>
             <w:tcBorders>
               <w:top w:val="single" w:color="D9D5C8" w:sz="4" w:space="0"/>
               <w:left w:val="single" w:color="D9D5C8" w:sz="4" w:space="0"/>
@@ -5581,7 +5581,7 @@
       <w:tr>
         <w:tc>
           <w:tcPr>
-            <w:tcW w:type="dxa" w:w="600"/>
+            <w:tcW w:type="dxa" w:w="611"/>
             <w:tcBorders>
               <w:top w:val="single" w:color="D9D5C8" w:sz="4" w:space="0"/>
               <w:left w:val="single" w:color="D9D5C8" w:sz="4" w:space="0"/>
@@ -5616,7 +5616,7 @@
         </w:tc>
         <w:tc>
           <w:tcPr>
-            <w:tcW w:type="dxa" w:w="980"/>
+            <w:tcW w:type="dxa" w:w="999"/>
             <w:tcBorders>
               <w:top w:val="single" w:color="D9D5C8" w:sz="4" w:space="0"/>
               <w:left w:val="single" w:color="D9D5C8" w:sz="4" w:space="0"/>
@@ -5651,7 +5651,7 @@
         </w:tc>
         <w:tc>
           <w:tcPr>
-            <w:tcW w:type="dxa" w:w="700"/>
+            <w:tcW w:type="dxa" w:w="713"/>
             <w:tcBorders>
               <w:top w:val="single" w:color="D9D5C8" w:sz="4" w:space="0"/>
               <w:left w:val="single" w:color="D9D5C8" w:sz="4" w:space="0"/>
@@ -5686,7 +5686,7 @@
         </w:tc>
         <w:tc>
           <w:tcPr>
-            <w:tcW w:type="dxa" w:w="1560"/>
+            <w:tcW w:type="dxa" w:w="1590"/>
             <w:tcBorders>
               <w:top w:val="single" w:color="D9D5C8" w:sz="4" w:space="0"/>
               <w:left w:val="single" w:color="D9D5C8" w:sz="4" w:space="0"/>
@@ -5721,7 +5721,7 @@
         </w:tc>
         <w:tc>
           <w:tcPr>
-            <w:tcW w:type="dxa" w:w="600"/>
+            <w:tcW w:type="dxa" w:w="611"/>
             <w:tcBorders>
               <w:top w:val="single" w:color="D9D5C8" w:sz="4" w:space="0"/>
               <w:left w:val="single" w:color="D9D5C8" w:sz="4" w:space="0"/>
@@ -5756,7 +5756,7 @@
         </w:tc>
         <w:tc>
           <w:tcPr>
-            <w:tcW w:type="dxa" w:w="600"/>
+            <w:tcW w:type="dxa" w:w="611"/>
             <w:tcBorders>
               <w:top w:val="single" w:color="D9D5C8" w:sz="4" w:space="0"/>
               <w:left w:val="single" w:color="D9D5C8" w:sz="4" w:space="0"/>
@@ -5791,7 +5791,7 @@
         </w:tc>
         <w:tc>
           <w:tcPr>
-            <w:tcW w:type="dxa" w:w="600"/>
+            <w:tcW w:type="dxa" w:w="611"/>
             <w:tcBorders>
               <w:top w:val="single" w:color="D9D5C8" w:sz="4" w:space="0"/>
               <w:left w:val="single" w:color="D9D5C8" w:sz="4" w:space="0"/>
@@ -5826,7 +5826,7 @@
         </w:tc>
         <w:tc>
           <w:tcPr>
-            <w:tcW w:type="dxa" w:w="680"/>
+            <w:tcW w:type="dxa" w:w="693"/>
             <w:tcBorders>
               <w:top w:val="single" w:color="D9D5C8" w:sz="4" w:space="0"/>
               <w:left w:val="single" w:color="D9D5C8" w:sz="4" w:space="0"/>
@@ -5861,7 +5861,7 @@
         </w:tc>
         <w:tc>
           <w:tcPr>
-            <w:tcW w:type="dxa" w:w="720"/>
+            <w:tcW w:type="dxa" w:w="734"/>
             <w:tcBorders>
               <w:top w:val="single" w:color="D9D5C8" w:sz="4" w:space="0"/>
               <w:left w:val="single" w:color="D9D5C8" w:sz="4" w:space="0"/>
@@ -5896,7 +5896,7 @@
         </w:tc>
         <w:tc>
           <w:tcPr>
-            <w:tcW w:type="dxa" w:w="2568"/>
+            <w:tcW w:type="dxa" w:w="2619"/>
             <w:tcBorders>
               <w:top w:val="single" w:color="D9D5C8" w:sz="4" w:space="0"/>
               <w:left w:val="single" w:color="D9D5C8" w:sz="4" w:space="0"/>
@@ -5933,7 +5933,7 @@
       <w:tr>
         <w:tc>
           <w:tcPr>
-            <w:tcW w:type="dxa" w:w="600"/>
+            <w:tcW w:type="dxa" w:w="611"/>
             <w:tcBorders>
               <w:top w:val="single" w:color="D9D5C8" w:sz="4" w:space="0"/>
               <w:left w:val="single" w:color="D9D5C8" w:sz="4" w:space="0"/>
@@ -5968,7 +5968,7 @@
         </w:tc>
         <w:tc>
           <w:tcPr>
-            <w:tcW w:type="dxa" w:w="980"/>
+            <w:tcW w:type="dxa" w:w="999"/>
             <w:tcBorders>
               <w:top w:val="single" w:color="D9D5C8" w:sz="4" w:space="0"/>
               <w:left w:val="single" w:color="D9D5C8" w:sz="4" w:space="0"/>
@@ -6003,7 +6003,7 @@
         </w:tc>
         <w:tc>
           <w:tcPr>
-            <w:tcW w:type="dxa" w:w="700"/>
+            <w:tcW w:type="dxa" w:w="713"/>
             <w:tcBorders>
               <w:top w:val="single" w:color="D9D5C8" w:sz="4" w:space="0"/>
               <w:left w:val="single" w:color="D9D5C8" w:sz="4" w:space="0"/>
@@ -6038,7 +6038,7 @@
         </w:tc>
         <w:tc>
           <w:tcPr>
-            <w:tcW w:type="dxa" w:w="1560"/>
+            <w:tcW w:type="dxa" w:w="1590"/>
             <w:tcBorders>
               <w:top w:val="single" w:color="D9D5C8" w:sz="4" w:space="0"/>
               <w:left w:val="single" w:color="D9D5C8" w:sz="4" w:space="0"/>
@@ -6073,7 +6073,7 @@
         </w:tc>
         <w:tc>
           <w:tcPr>
-            <w:tcW w:type="dxa" w:w="600"/>
+            <w:tcW w:type="dxa" w:w="611"/>
             <w:tcBorders>
               <w:top w:val="single" w:color="D9D5C8" w:sz="4" w:space="0"/>
               <w:left w:val="single" w:color="D9D5C8" w:sz="4" w:space="0"/>
@@ -6108,7 +6108,7 @@
         </w:tc>
         <w:tc>
           <w:tcPr>
-            <w:tcW w:type="dxa" w:w="600"/>
+            <w:tcW w:type="dxa" w:w="611"/>
             <w:tcBorders>
               <w:top w:val="single" w:color="D9D5C8" w:sz="4" w:space="0"/>
               <w:left w:val="single" w:color="D9D5C8" w:sz="4" w:space="0"/>
@@ -6143,7 +6143,7 @@
         </w:tc>
         <w:tc>
           <w:tcPr>
-            <w:tcW w:type="dxa" w:w="600"/>
+            <w:tcW w:type="dxa" w:w="611"/>
             <w:tcBorders>
               <w:top w:val="single" w:color="D9D5C8" w:sz="4" w:space="0"/>
               <w:left w:val="single" w:color="D9D5C8" w:sz="4" w:space="0"/>
@@ -6178,7 +6178,7 @@
         </w:tc>
         <w:tc>
           <w:tcPr>
-            <w:tcW w:type="dxa" w:w="680"/>
+            <w:tcW w:type="dxa" w:w="693"/>
             <w:tcBorders>
               <w:top w:val="single" w:color="D9D5C8" w:sz="4" w:space="0"/>
               <w:left w:val="single" w:color="D9D5C8" w:sz="4" w:space="0"/>
@@ -6213,7 +6213,7 @@
         </w:tc>
         <w:tc>
           <w:tcPr>
-            <w:tcW w:type="dxa" w:w="720"/>
+            <w:tcW w:type="dxa" w:w="734"/>
             <w:tcBorders>
               <w:top w:val="single" w:color="D9D5C8" w:sz="4" w:space="0"/>
               <w:left w:val="single" w:color="D9D5C8" w:sz="4" w:space="0"/>
@@ -6248,7 +6248,7 @@
         </w:tc>
         <w:tc>
           <w:tcPr>
-            <w:tcW w:type="dxa" w:w="2568"/>
+            <w:tcW w:type="dxa" w:w="2619"/>
             <w:tcBorders>
               <w:top w:val="single" w:color="D9D5C8" w:sz="4" w:space="0"/>
               <w:left w:val="single" w:color="D9D5C8" w:sz="4" w:space="0"/>
@@ -6305,7 +6305,7 @@
     </w:p>
     <w:tbl>
       <w:tblPr>
-        <w:tblW w:type="dxa" w:w="9648"/>
+        <w:tblW w:type="dxa" w:w="9792"/>
         <w:tblBorders>
           <w:top w:val="single" w:color="auto" w:sz="4"/>
           <w:left w:val="single" w:color="auto" w:sz="4"/>
@@ -6316,16 +6316,16 @@
         </w:tblBorders>
       </w:tblPr>
       <w:tblGrid>
-        <w:gridCol w:w="600"/>
-        <w:gridCol w:w="980"/>
-        <w:gridCol w:w="700"/>
-        <w:gridCol w:w="1560"/>
-        <w:gridCol w:w="600"/>
-        <w:gridCol w:w="600"/>
-        <w:gridCol w:w="600"/>
-        <w:gridCol w:w="680"/>
-        <w:gridCol w:w="720"/>
-        <w:gridCol w:w="2568"/>
+        <w:gridCol w:w="611"/>
+        <w:gridCol w:w="999"/>
+        <w:gridCol w:w="713"/>
+        <w:gridCol w:w="1590"/>
+        <w:gridCol w:w="611"/>
+        <w:gridCol w:w="611"/>
+        <w:gridCol w:w="611"/>
+        <w:gridCol w:w="693"/>
+        <w:gridCol w:w="734"/>
+        <w:gridCol w:w="2619"/>
       </w:tblGrid>
       <w:tr>
         <w:trPr>
@@ -6333,7 +6333,7 @@
         </w:trPr>
         <w:tc>
           <w:tcPr>
-            <w:tcW w:type="dxa" w:w="600"/>
+            <w:tcW w:type="dxa" w:w="611"/>
             <w:tcBorders>
               <w:top w:val="single" w:color="D9D5C8" w:sz="4" w:space="0"/>
               <w:left w:val="single" w:color="D9D5C8" w:sz="4" w:space="0"/>
@@ -6369,7 +6369,7 @@
         </w:tc>
         <w:tc>
           <w:tcPr>
-            <w:tcW w:type="dxa" w:w="980"/>
+            <w:tcW w:type="dxa" w:w="999"/>
             <w:tcBorders>
               <w:top w:val="single" w:color="D9D5C8" w:sz="4" w:space="0"/>
               <w:left w:val="single" w:color="D9D5C8" w:sz="4" w:space="0"/>
@@ -6405,7 +6405,7 @@
         </w:tc>
         <w:tc>
           <w:tcPr>
-            <w:tcW w:type="dxa" w:w="700"/>
+            <w:tcW w:type="dxa" w:w="713"/>
             <w:tcBorders>
               <w:top w:val="single" w:color="D9D5C8" w:sz="4" w:space="0"/>
               <w:left w:val="single" w:color="D9D5C8" w:sz="4" w:space="0"/>
@@ -6441,7 +6441,7 @@
         </w:tc>
         <w:tc>
           <w:tcPr>
-            <w:tcW w:type="dxa" w:w="1560"/>
+            <w:tcW w:type="dxa" w:w="1590"/>
             <w:tcBorders>
               <w:top w:val="single" w:color="D9D5C8" w:sz="4" w:space="0"/>
               <w:left w:val="single" w:color="D9D5C8" w:sz="4" w:space="0"/>
@@ -6477,7 +6477,7 @@
         </w:tc>
         <w:tc>
           <w:tcPr>
-            <w:tcW w:type="dxa" w:w="600"/>
+            <w:tcW w:type="dxa" w:w="611"/>
             <w:tcBorders>
               <w:top w:val="single" w:color="D9D5C8" w:sz="4" w:space="0"/>
               <w:left w:val="single" w:color="D9D5C8" w:sz="4" w:space="0"/>
@@ -6513,7 +6513,7 @@
         </w:tc>
         <w:tc>
           <w:tcPr>
-            <w:tcW w:type="dxa" w:w="600"/>
+            <w:tcW w:type="dxa" w:w="611"/>
             <w:tcBorders>
               <w:top w:val="single" w:color="D9D5C8" w:sz="4" w:space="0"/>
               <w:left w:val="single" w:color="D9D5C8" w:sz="4" w:space="0"/>
@@ -6549,7 +6549,7 @@
         </w:tc>
         <w:tc>
           <w:tcPr>
-            <w:tcW w:type="dxa" w:w="600"/>
+            <w:tcW w:type="dxa" w:w="611"/>
             <w:tcBorders>
               <w:top w:val="single" w:color="D9D5C8" w:sz="4" w:space="0"/>
               <w:left w:val="single" w:color="D9D5C8" w:sz="4" w:space="0"/>
@@ -6585,7 +6585,7 @@
         </w:tc>
         <w:tc>
           <w:tcPr>
-            <w:tcW w:type="dxa" w:w="680"/>
+            <w:tcW w:type="dxa" w:w="693"/>
             <w:tcBorders>
               <w:top w:val="single" w:color="D9D5C8" w:sz="4" w:space="0"/>
               <w:left w:val="single" w:color="D9D5C8" w:sz="4" w:space="0"/>
@@ -6621,7 +6621,7 @@
         </w:tc>
         <w:tc>
           <w:tcPr>
-            <w:tcW w:type="dxa" w:w="720"/>
+            <w:tcW w:type="dxa" w:w="734"/>
             <w:tcBorders>
               <w:top w:val="single" w:color="D9D5C8" w:sz="4" w:space="0"/>
               <w:left w:val="single" w:color="D9D5C8" w:sz="4" w:space="0"/>
@@ -6657,7 +6657,7 @@
         </w:tc>
         <w:tc>
           <w:tcPr>
-            <w:tcW w:type="dxa" w:w="2568"/>
+            <w:tcW w:type="dxa" w:w="2619"/>
             <w:tcBorders>
               <w:top w:val="single" w:color="D9D5C8" w:sz="4" w:space="0"/>
               <w:left w:val="single" w:color="D9D5C8" w:sz="4" w:space="0"/>
@@ -6695,7 +6695,7 @@
       <w:tr>
         <w:tc>
           <w:tcPr>
-            <w:tcW w:type="dxa" w:w="600"/>
+            <w:tcW w:type="dxa" w:w="611"/>
             <w:tcBorders>
               <w:top w:val="single" w:color="D9D5C8" w:sz="4" w:space="0"/>
               <w:left w:val="single" w:color="D9D5C8" w:sz="4" w:space="0"/>
@@ -6730,7 +6730,7 @@
         </w:tc>
         <w:tc>
           <w:tcPr>
-            <w:tcW w:type="dxa" w:w="980"/>
+            <w:tcW w:type="dxa" w:w="999"/>
             <w:tcBorders>
               <w:top w:val="single" w:color="D9D5C8" w:sz="4" w:space="0"/>
               <w:left w:val="single" w:color="D9D5C8" w:sz="4" w:space="0"/>
@@ -6765,7 +6765,7 @@
         </w:tc>
         <w:tc>
           <w:tcPr>
-            <w:tcW w:type="dxa" w:w="700"/>
+            <w:tcW w:type="dxa" w:w="713"/>
             <w:tcBorders>
               <w:top w:val="single" w:color="D9D5C8" w:sz="4" w:space="0"/>
               <w:left w:val="single" w:color="D9D5C8" w:sz="4" w:space="0"/>
@@ -6800,7 +6800,7 @@
         </w:tc>
         <w:tc>
           <w:tcPr>
-            <w:tcW w:type="dxa" w:w="1560"/>
+            <w:tcW w:type="dxa" w:w="1590"/>
             <w:tcBorders>
               <w:top w:val="single" w:color="D9D5C8" w:sz="4" w:space="0"/>
               <w:left w:val="single" w:color="D9D5C8" w:sz="4" w:space="0"/>
@@ -6835,7 +6835,7 @@
         </w:tc>
         <w:tc>
           <w:tcPr>
-            <w:tcW w:type="dxa" w:w="600"/>
+            <w:tcW w:type="dxa" w:w="611"/>
             <w:tcBorders>
               <w:top w:val="single" w:color="D9D5C8" w:sz="4" w:space="0"/>
               <w:left w:val="single" w:color="D9D5C8" w:sz="4" w:space="0"/>
@@ -6870,7 +6870,7 @@
         </w:tc>
         <w:tc>
           <w:tcPr>
-            <w:tcW w:type="dxa" w:w="600"/>
+            <w:tcW w:type="dxa" w:w="611"/>
             <w:tcBorders>
               <w:top w:val="single" w:color="D9D5C8" w:sz="4" w:space="0"/>
               <w:left w:val="single" w:color="D9D5C8" w:sz="4" w:space="0"/>
@@ -6905,7 +6905,7 @@
         </w:tc>
         <w:tc>
           <w:tcPr>
-            <w:tcW w:type="dxa" w:w="600"/>
+            <w:tcW w:type="dxa" w:w="611"/>
             <w:tcBorders>
               <w:top w:val="single" w:color="D9D5C8" w:sz="4" w:space="0"/>
               <w:left w:val="single" w:color="D9D5C8" w:sz="4" w:space="0"/>
@@ -6940,7 +6940,7 @@
         </w:tc>
         <w:tc>
           <w:tcPr>
-            <w:tcW w:type="dxa" w:w="680"/>
+            <w:tcW w:type="dxa" w:w="693"/>
             <w:tcBorders>
               <w:top w:val="single" w:color="D9D5C8" w:sz="4" w:space="0"/>
               <w:left w:val="single" w:color="D9D5C8" w:sz="4" w:space="0"/>
@@ -6975,7 +6975,7 @@
         </w:tc>
         <w:tc>
           <w:tcPr>
-            <w:tcW w:type="dxa" w:w="720"/>
+            <w:tcW w:type="dxa" w:w="734"/>
             <w:tcBorders>
               <w:top w:val="single" w:color="D9D5C8" w:sz="4" w:space="0"/>
               <w:left w:val="single" w:color="D9D5C8" w:sz="4" w:space="0"/>
@@ -7010,7 +7010,7 @@
         </w:tc>
         <w:tc>
           <w:tcPr>
-            <w:tcW w:type="dxa" w:w="2568"/>
+            <w:tcW w:type="dxa" w:w="2619"/>
             <w:tcBorders>
               <w:top w:val="single" w:color="D9D5C8" w:sz="4" w:space="0"/>
               <w:left w:val="single" w:color="D9D5C8" w:sz="4" w:space="0"/>
@@ -7047,7 +7047,7 @@
       <w:tr>
         <w:tc>
           <w:tcPr>
-            <w:tcW w:type="dxa" w:w="600"/>
+            <w:tcW w:type="dxa" w:w="611"/>
             <w:tcBorders>
               <w:top w:val="single" w:color="D9D5C8" w:sz="4" w:space="0"/>
               <w:left w:val="single" w:color="D9D5C8" w:sz="4" w:space="0"/>
@@ -7082,7 +7082,7 @@
         </w:tc>
         <w:tc>
           <w:tcPr>
-            <w:tcW w:type="dxa" w:w="980"/>
+            <w:tcW w:type="dxa" w:w="999"/>
             <w:tcBorders>
               <w:top w:val="single" w:color="D9D5C8" w:sz="4" w:space="0"/>
               <w:left w:val="single" w:color="D9D5C8" w:sz="4" w:space="0"/>
@@ -7117,7 +7117,7 @@
         </w:tc>
         <w:tc>
           <w:tcPr>
-            <w:tcW w:type="dxa" w:w="700"/>
+            <w:tcW w:type="dxa" w:w="713"/>
             <w:tcBorders>
               <w:top w:val="single" w:color="D9D5C8" w:sz="4" w:space="0"/>
               <w:left w:val="single" w:color="D9D5C8" w:sz="4" w:space="0"/>
@@ -7152,7 +7152,7 @@
         </w:tc>
         <w:tc>
           <w:tcPr>
-            <w:tcW w:type="dxa" w:w="1560"/>
+            <w:tcW w:type="dxa" w:w="1590"/>
             <w:tcBorders>
               <w:top w:val="single" w:color="D9D5C8" w:sz="4" w:space="0"/>
               <w:left w:val="single" w:color="D9D5C8" w:sz="4" w:space="0"/>
@@ -7187,7 +7187,7 @@
         </w:tc>
         <w:tc>
           <w:tcPr>
-            <w:tcW w:type="dxa" w:w="600"/>
+            <w:tcW w:type="dxa" w:w="611"/>
             <w:tcBorders>
               <w:top w:val="single" w:color="D9D5C8" w:sz="4" w:space="0"/>
               <w:left w:val="single" w:color="D9D5C8" w:sz="4" w:space="0"/>
@@ -7222,7 +7222,7 @@
         </w:tc>
         <w:tc>
           <w:tcPr>
-            <w:tcW w:type="dxa" w:w="600"/>
+            <w:tcW w:type="dxa" w:w="611"/>
             <w:tcBorders>
               <w:top w:val="single" w:color="D9D5C8" w:sz="4" w:space="0"/>
               <w:left w:val="single" w:color="D9D5C8" w:sz="4" w:space="0"/>
@@ -7257,7 +7257,7 @@
         </w:tc>
         <w:tc>
           <w:tcPr>
-            <w:tcW w:type="dxa" w:w="600"/>
+            <w:tcW w:type="dxa" w:w="611"/>
             <w:tcBorders>
               <w:top w:val="single" w:color="D9D5C8" w:sz="4" w:space="0"/>
               <w:left w:val="single" w:color="D9D5C8" w:sz="4" w:space="0"/>
@@ -7292,7 +7292,7 @@
         </w:tc>
         <w:tc>
           <w:tcPr>
-            <w:tcW w:type="dxa" w:w="680"/>
+            <w:tcW w:type="dxa" w:w="693"/>
             <w:tcBorders>
               <w:top w:val="single" w:color="D9D5C8" w:sz="4" w:space="0"/>
               <w:left w:val="single" w:color="D9D5C8" w:sz="4" w:space="0"/>
@@ -7327,7 +7327,7 @@
         </w:tc>
         <w:tc>
           <w:tcPr>
-            <w:tcW w:type="dxa" w:w="720"/>
+            <w:tcW w:type="dxa" w:w="734"/>
             <w:tcBorders>
               <w:top w:val="single" w:color="D9D5C8" w:sz="4" w:space="0"/>
               <w:left w:val="single" w:color="D9D5C8" w:sz="4" w:space="0"/>
@@ -7362,7 +7362,7 @@
         </w:tc>
         <w:tc>
           <w:tcPr>
-            <w:tcW w:type="dxa" w:w="2568"/>
+            <w:tcW w:type="dxa" w:w="2619"/>
             <w:tcBorders>
               <w:top w:val="single" w:color="D9D5C8" w:sz="4" w:space="0"/>
               <w:left w:val="single" w:color="D9D5C8" w:sz="4" w:space="0"/>
@@ -7399,7 +7399,7 @@
       <w:tr>
         <w:tc>
           <w:tcPr>
-            <w:tcW w:type="dxa" w:w="600"/>
+            <w:tcW w:type="dxa" w:w="611"/>
             <w:tcBorders>
               <w:top w:val="single" w:color="D9D5C8" w:sz="4" w:space="0"/>
               <w:left w:val="single" w:color="D9D5C8" w:sz="4" w:space="0"/>
@@ -7434,7 +7434,7 @@
         </w:tc>
         <w:tc>
           <w:tcPr>
-            <w:tcW w:type="dxa" w:w="980"/>
+            <w:tcW w:type="dxa" w:w="999"/>
             <w:tcBorders>
               <w:top w:val="single" w:color="D9D5C8" w:sz="4" w:space="0"/>
               <w:left w:val="single" w:color="D9D5C8" w:sz="4" w:space="0"/>
@@ -7469,7 +7469,7 @@
         </w:tc>
         <w:tc>
           <w:tcPr>
-            <w:tcW w:type="dxa" w:w="700"/>
+            <w:tcW w:type="dxa" w:w="713"/>
             <w:tcBorders>
               <w:top w:val="single" w:color="D9D5C8" w:sz="4" w:space="0"/>
               <w:left w:val="single" w:color="D9D5C8" w:sz="4" w:space="0"/>
@@ -7504,7 +7504,7 @@
         </w:tc>
         <w:tc>
           <w:tcPr>
-            <w:tcW w:type="dxa" w:w="1560"/>
+            <w:tcW w:type="dxa" w:w="1590"/>
             <w:tcBorders>
               <w:top w:val="single" w:color="D9D5C8" w:sz="4" w:space="0"/>
               <w:left w:val="single" w:color="D9D5C8" w:sz="4" w:space="0"/>
@@ -7539,7 +7539,7 @@
         </w:tc>
         <w:tc>
           <w:tcPr>
-            <w:tcW w:type="dxa" w:w="600"/>
+            <w:tcW w:type="dxa" w:w="611"/>
             <w:tcBorders>
               <w:top w:val="single" w:color="D9D5C8" w:sz="4" w:space="0"/>
               <w:left w:val="single" w:color="D9D5C8" w:sz="4" w:space="0"/>
@@ -7574,7 +7574,7 @@
         </w:tc>
         <w:tc>
           <w:tcPr>
-            <w:tcW w:type="dxa" w:w="600"/>
+            <w:tcW w:type="dxa" w:w="611"/>
             <w:tcBorders>
               <w:top w:val="single" w:color="D9D5C8" w:sz="4" w:space="0"/>
               <w:left w:val="single" w:color="D9D5C8" w:sz="4" w:space="0"/>
@@ -7609,7 +7609,7 @@
         </w:tc>
         <w:tc>
           <w:tcPr>
-            <w:tcW w:type="dxa" w:w="600"/>
+            <w:tcW w:type="dxa" w:w="611"/>
             <w:tcBorders>
               <w:top w:val="single" w:color="D9D5C8" w:sz="4" w:space="0"/>
               <w:left w:val="single" w:color="D9D5C8" w:sz="4" w:space="0"/>
@@ -7644,7 +7644,7 @@
         </w:tc>
         <w:tc>
           <w:tcPr>
-            <w:tcW w:type="dxa" w:w="680"/>
+            <w:tcW w:type="dxa" w:w="693"/>
             <w:tcBorders>
               <w:top w:val="single" w:color="D9D5C8" w:sz="4" w:space="0"/>
               <w:left w:val="single" w:color="D9D5C8" w:sz="4" w:space="0"/>
@@ -7679,7 +7679,7 @@
         </w:tc>
         <w:tc>
           <w:tcPr>
-            <w:tcW w:type="dxa" w:w="720"/>
+            <w:tcW w:type="dxa" w:w="734"/>
             <w:tcBorders>
               <w:top w:val="single" w:color="D9D5C8" w:sz="4" w:space="0"/>
               <w:left w:val="single" w:color="D9D5C8" w:sz="4" w:space="0"/>
@@ -7714,7 +7714,7 @@
         </w:tc>
         <w:tc>
           <w:tcPr>
-            <w:tcW w:type="dxa" w:w="2568"/>
+            <w:tcW w:type="dxa" w:w="2619"/>
             <w:tcBorders>
               <w:top w:val="single" w:color="D9D5C8" w:sz="4" w:space="0"/>
               <w:left w:val="single" w:color="D9D5C8" w:sz="4" w:space="0"/>
@@ -7771,7 +7771,7 @@
     </w:p>
     <w:tbl>
       <w:tblPr>
-        <w:tblW w:type="dxa" w:w="9648"/>
+        <w:tblW w:type="dxa" w:w="9792"/>
         <w:tblBorders>
           <w:top w:val="single" w:color="auto" w:sz="4"/>
           <w:left w:val="single" w:color="auto" w:sz="4"/>
@@ -7782,16 +7782,16 @@
         </w:tblBorders>
       </w:tblPr>
       <w:tblGrid>
-        <w:gridCol w:w="600"/>
-        <w:gridCol w:w="980"/>
-        <w:gridCol w:w="700"/>
-        <w:gridCol w:w="1560"/>
-        <w:gridCol w:w="600"/>
-        <w:gridCol w:w="600"/>
-        <w:gridCol w:w="600"/>
-        <w:gridCol w:w="680"/>
-        <w:gridCol w:w="720"/>
-        <w:gridCol w:w="2568"/>
+        <w:gridCol w:w="611"/>
+        <w:gridCol w:w="999"/>
+        <w:gridCol w:w="713"/>
+        <w:gridCol w:w="1590"/>
+        <w:gridCol w:w="611"/>
+        <w:gridCol w:w="611"/>
+        <w:gridCol w:w="611"/>
+        <w:gridCol w:w="693"/>
+        <w:gridCol w:w="734"/>
+        <w:gridCol w:w="2619"/>
       </w:tblGrid>
       <w:tr>
         <w:trPr>
@@ -7799,7 +7799,7 @@
         </w:trPr>
         <w:tc>
           <w:tcPr>
-            <w:tcW w:type="dxa" w:w="600"/>
+            <w:tcW w:type="dxa" w:w="611"/>
             <w:tcBorders>
               <w:top w:val="single" w:color="D9D5C8" w:sz="4" w:space="0"/>
               <w:left w:val="single" w:color="D9D5C8" w:sz="4" w:space="0"/>
@@ -7835,7 +7835,7 @@
         </w:tc>
         <w:tc>
           <w:tcPr>
-            <w:tcW w:type="dxa" w:w="980"/>
+            <w:tcW w:type="dxa" w:w="999"/>
             <w:tcBorders>
               <w:top w:val="single" w:color="D9D5C8" w:sz="4" w:space="0"/>
               <w:left w:val="single" w:color="D9D5C8" w:sz="4" w:space="0"/>
@@ -7871,7 +7871,7 @@
         </w:tc>
         <w:tc>
           <w:tcPr>
-            <w:tcW w:type="dxa" w:w="700"/>
+            <w:tcW w:type="dxa" w:w="713"/>
             <w:tcBorders>
               <w:top w:val="single" w:color="D9D5C8" w:sz="4" w:space="0"/>
               <w:left w:val="single" w:color="D9D5C8" w:sz="4" w:space="0"/>
@@ -7907,7 +7907,7 @@
         </w:tc>
         <w:tc>
           <w:tcPr>
-            <w:tcW w:type="dxa" w:w="1560"/>
+            <w:tcW w:type="dxa" w:w="1590"/>
             <w:tcBorders>
               <w:top w:val="single" w:color="D9D5C8" w:sz="4" w:space="0"/>
               <w:left w:val="single" w:color="D9D5C8" w:sz="4" w:space="0"/>
@@ -7943,7 +7943,7 @@
         </w:tc>
         <w:tc>
           <w:tcPr>
-            <w:tcW w:type="dxa" w:w="600"/>
+            <w:tcW w:type="dxa" w:w="611"/>
             <w:tcBorders>
               <w:top w:val="single" w:color="D9D5C8" w:sz="4" w:space="0"/>
               <w:left w:val="single" w:color="D9D5C8" w:sz="4" w:space="0"/>
@@ -7979,7 +7979,7 @@
         </w:tc>
         <w:tc>
           <w:tcPr>
-            <w:tcW w:type="dxa" w:w="600"/>
+            <w:tcW w:type="dxa" w:w="611"/>
             <w:tcBorders>
               <w:top w:val="single" w:color="D9D5C8" w:sz="4" w:space="0"/>
               <w:left w:val="single" w:color="D9D5C8" w:sz="4" w:space="0"/>
@@ -8015,7 +8015,7 @@
         </w:tc>
         <w:tc>
           <w:tcPr>
-            <w:tcW w:type="dxa" w:w="600"/>
+            <w:tcW w:type="dxa" w:w="611"/>
             <w:tcBorders>
               <w:top w:val="single" w:color="D9D5C8" w:sz="4" w:space="0"/>
               <w:left w:val="single" w:color="D9D5C8" w:sz="4" w:space="0"/>
@@ -8051,7 +8051,7 @@
         </w:tc>
         <w:tc>
           <w:tcPr>
-            <w:tcW w:type="dxa" w:w="680"/>
+            <w:tcW w:type="dxa" w:w="693"/>
             <w:tcBorders>
               <w:top w:val="single" w:color="D9D5C8" w:sz="4" w:space="0"/>
               <w:left w:val="single" w:color="D9D5C8" w:sz="4" w:space="0"/>
@@ -8087,7 +8087,7 @@
         </w:tc>
         <w:tc>
           <w:tcPr>
-            <w:tcW w:type="dxa" w:w="720"/>
+            <w:tcW w:type="dxa" w:w="734"/>
             <w:tcBorders>
               <w:top w:val="single" w:color="D9D5C8" w:sz="4" w:space="0"/>
               <w:left w:val="single" w:color="D9D5C8" w:sz="4" w:space="0"/>
@@ -8123,7 +8123,7 @@
         </w:tc>
         <w:tc>
           <w:tcPr>
-            <w:tcW w:type="dxa" w:w="2568"/>
+            <w:tcW w:type="dxa" w:w="2619"/>
             <w:tcBorders>
               <w:top w:val="single" w:color="D9D5C8" w:sz="4" w:space="0"/>
               <w:left w:val="single" w:color="D9D5C8" w:sz="4" w:space="0"/>
@@ -8161,7 +8161,7 @@
       <w:tr>
         <w:tc>
           <w:tcPr>
-            <w:tcW w:type="dxa" w:w="600"/>
+            <w:tcW w:type="dxa" w:w="611"/>
             <w:tcBorders>
               <w:top w:val="single" w:color="D9D5C8" w:sz="4" w:space="0"/>
               <w:left w:val="single" w:color="D9D5C8" w:sz="4" w:space="0"/>
@@ -8196,7 +8196,7 @@
         </w:tc>
         <w:tc>
           <w:tcPr>
-            <w:tcW w:type="dxa" w:w="980"/>
+            <w:tcW w:type="dxa" w:w="999"/>
             <w:tcBorders>
               <w:top w:val="single" w:color="D9D5C8" w:sz="4" w:space="0"/>
               <w:left w:val="single" w:color="D9D5C8" w:sz="4" w:space="0"/>
@@ -8231,7 +8231,7 @@
         </w:tc>
         <w:tc>
           <w:tcPr>
-            <w:tcW w:type="dxa" w:w="700"/>
+            <w:tcW w:type="dxa" w:w="713"/>
             <w:tcBorders>
               <w:top w:val="single" w:color="D9D5C8" w:sz="4" w:space="0"/>
               <w:left w:val="single" w:color="D9D5C8" w:sz="4" w:space="0"/>
@@ -8266,7 +8266,7 @@
         </w:tc>
         <w:tc>
           <w:tcPr>
-            <w:tcW w:type="dxa" w:w="1560"/>
+            <w:tcW w:type="dxa" w:w="1590"/>
             <w:tcBorders>
               <w:top w:val="single" w:color="D9D5C8" w:sz="4" w:space="0"/>
               <w:left w:val="single" w:color="D9D5C8" w:sz="4" w:space="0"/>
@@ -8301,7 +8301,7 @@
         </w:tc>
         <w:tc>
           <w:tcPr>
-            <w:tcW w:type="dxa" w:w="600"/>
+            <w:tcW w:type="dxa" w:w="611"/>
             <w:tcBorders>
               <w:top w:val="single" w:color="D9D5C8" w:sz="4" w:space="0"/>
               <w:left w:val="single" w:color="D9D5C8" w:sz="4" w:space="0"/>
@@ -8336,7 +8336,7 @@
         </w:tc>
         <w:tc>
           <w:tcPr>
-            <w:tcW w:type="dxa" w:w="600"/>
+            <w:tcW w:type="dxa" w:w="611"/>
             <w:tcBorders>
               <w:top w:val="single" w:color="D9D5C8" w:sz="4" w:space="0"/>
               <w:left w:val="single" w:color="D9D5C8" w:sz="4" w:space="0"/>
@@ -8371,7 +8371,7 @@
         </w:tc>
         <w:tc>
           <w:tcPr>
-            <w:tcW w:type="dxa" w:w="600"/>
+            <w:tcW w:type="dxa" w:w="611"/>
             <w:tcBorders>
               <w:top w:val="single" w:color="D9D5C8" w:sz="4" w:space="0"/>
               <w:left w:val="single" w:color="D9D5C8" w:sz="4" w:space="0"/>
@@ -8406,7 +8406,7 @@
         </w:tc>
         <w:tc>
           <w:tcPr>
-            <w:tcW w:type="dxa" w:w="680"/>
+            <w:tcW w:type="dxa" w:w="693"/>
             <w:tcBorders>
               <w:top w:val="single" w:color="D9D5C8" w:sz="4" w:space="0"/>
               <w:left w:val="single" w:color="D9D5C8" w:sz="4" w:space="0"/>
@@ -8441,7 +8441,7 @@
         </w:tc>
         <w:tc>
           <w:tcPr>
-            <w:tcW w:type="dxa" w:w="720"/>
+            <w:tcW w:type="dxa" w:w="734"/>
             <w:tcBorders>
               <w:top w:val="single" w:color="D9D5C8" w:sz="4" w:space="0"/>
               <w:left w:val="single" w:color="D9D5C8" w:sz="4" w:space="0"/>
@@ -8476,7 +8476,7 @@
         </w:tc>
         <w:tc>
           <w:tcPr>
-            <w:tcW w:type="dxa" w:w="2568"/>
+            <w:tcW w:type="dxa" w:w="2619"/>
             <w:tcBorders>
               <w:top w:val="single" w:color="D9D5C8" w:sz="4" w:space="0"/>
               <w:left w:val="single" w:color="D9D5C8" w:sz="4" w:space="0"/>
@@ -8513,7 +8513,7 @@
       <w:tr>
         <w:tc>
           <w:tcPr>
-            <w:tcW w:type="dxa" w:w="600"/>
+            <w:tcW w:type="dxa" w:w="611"/>
             <w:tcBorders>
               <w:top w:val="single" w:color="D9D5C8" w:sz="4" w:space="0"/>
               <w:left w:val="single" w:color="D9D5C8" w:sz="4" w:space="0"/>
@@ -8548,7 +8548,7 @@
         </w:tc>
         <w:tc>
           <w:tcPr>
-            <w:tcW w:type="dxa" w:w="980"/>
+            <w:tcW w:type="dxa" w:w="999"/>
             <w:tcBorders>
               <w:top w:val="single" w:color="D9D5C8" w:sz="4" w:space="0"/>
               <w:left w:val="single" w:color="D9D5C8" w:sz="4" w:space="0"/>
@@ -8583,7 +8583,7 @@
         </w:tc>
         <w:tc>
           <w:tcPr>
-            <w:tcW w:type="dxa" w:w="700"/>
+            <w:tcW w:type="dxa" w:w="713"/>
             <w:tcBorders>
               <w:top w:val="single" w:color="D9D5C8" w:sz="4" w:space="0"/>
               <w:left w:val="single" w:color="D9D5C8" w:sz="4" w:space="0"/>
@@ -8618,7 +8618,7 @@
         </w:tc>
         <w:tc>
           <w:tcPr>
-            <w:tcW w:type="dxa" w:w="1560"/>
+            <w:tcW w:type="dxa" w:w="1590"/>
             <w:tcBorders>
               <w:top w:val="single" w:color="D9D5C8" w:sz="4" w:space="0"/>
               <w:left w:val="single" w:color="D9D5C8" w:sz="4" w:space="0"/>
@@ -8653,7 +8653,7 @@
         </w:tc>
         <w:tc>
           <w:tcPr>
-            <w:tcW w:type="dxa" w:w="600"/>
+            <w:tcW w:type="dxa" w:w="611"/>
             <w:tcBorders>
               <w:top w:val="single" w:color="D9D5C8" w:sz="4" w:space="0"/>
               <w:left w:val="single" w:color="D9D5C8" w:sz="4" w:space="0"/>
@@ -8688,7 +8688,7 @@
         </w:tc>
         <w:tc>
           <w:tcPr>
-            <w:tcW w:type="dxa" w:w="600"/>
+            <w:tcW w:type="dxa" w:w="611"/>
             <w:tcBorders>
               <w:top w:val="single" w:color="D9D5C8" w:sz="4" w:space="0"/>
               <w:left w:val="single" w:color="D9D5C8" w:sz="4" w:space="0"/>
@@ -8723,7 +8723,7 @@
         </w:tc>
         <w:tc>
           <w:tcPr>
-            <w:tcW w:type="dxa" w:w="600"/>
+            <w:tcW w:type="dxa" w:w="611"/>
             <w:tcBorders>
               <w:top w:val="single" w:color="D9D5C8" w:sz="4" w:space="0"/>
               <w:left w:val="single" w:color="D9D5C8" w:sz="4" w:space="0"/>
@@ -8758,7 +8758,7 @@
         </w:tc>
         <w:tc>
           <w:tcPr>
-            <w:tcW w:type="dxa" w:w="680"/>
+            <w:tcW w:type="dxa" w:w="693"/>
             <w:tcBorders>
               <w:top w:val="single" w:color="D9D5C8" w:sz="4" w:space="0"/>
               <w:left w:val="single" w:color="D9D5C8" w:sz="4" w:space="0"/>
@@ -8793,7 +8793,7 @@
         </w:tc>
         <w:tc>
           <w:tcPr>
-            <w:tcW w:type="dxa" w:w="720"/>
+            <w:tcW w:type="dxa" w:w="734"/>
             <w:tcBorders>
               <w:top w:val="single" w:color="D9D5C8" w:sz="4" w:space="0"/>
               <w:left w:val="single" w:color="D9D5C8" w:sz="4" w:space="0"/>
@@ -8828,7 +8828,7 @@
         </w:tc>
         <w:tc>
           <w:tcPr>
-            <w:tcW w:type="dxa" w:w="2568"/>
+            <w:tcW w:type="dxa" w:w="2619"/>
             <w:tcBorders>
               <w:top w:val="single" w:color="D9D5C8" w:sz="4" w:space="0"/>
               <w:left w:val="single" w:color="D9D5C8" w:sz="4" w:space="0"/>
@@ -8865,7 +8865,7 @@
       <w:tr>
         <w:tc>
           <w:tcPr>
-            <w:tcW w:type="dxa" w:w="600"/>
+            <w:tcW w:type="dxa" w:w="611"/>
             <w:tcBorders>
               <w:top w:val="single" w:color="D9D5C8" w:sz="4" w:space="0"/>
               <w:left w:val="single" w:color="D9D5C8" w:sz="4" w:space="0"/>
@@ -8900,7 +8900,7 @@
         </w:tc>
         <w:tc>
           <w:tcPr>
-            <w:tcW w:type="dxa" w:w="980"/>
+            <w:tcW w:type="dxa" w:w="999"/>
             <w:tcBorders>
               <w:top w:val="single" w:color="D9D5C8" w:sz="4" w:space="0"/>
               <w:left w:val="single" w:color="D9D5C8" w:sz="4" w:space="0"/>
@@ -8935,7 +8935,7 @@
         </w:tc>
         <w:tc>
           <w:tcPr>
-            <w:tcW w:type="dxa" w:w="700"/>
+            <w:tcW w:type="dxa" w:w="713"/>
             <w:tcBorders>
               <w:top w:val="single" w:color="D9D5C8" w:sz="4" w:space="0"/>
               <w:left w:val="single" w:color="D9D5C8" w:sz="4" w:space="0"/>
@@ -8970,7 +8970,7 @@
         </w:tc>
         <w:tc>
           <w:tcPr>
-            <w:tcW w:type="dxa" w:w="1560"/>
+            <w:tcW w:type="dxa" w:w="1590"/>
             <w:tcBorders>
               <w:top w:val="single" w:color="D9D5C8" w:sz="4" w:space="0"/>
               <w:left w:val="single" w:color="D9D5C8" w:sz="4" w:space="0"/>
@@ -9005,7 +9005,7 @@
         </w:tc>
         <w:tc>
           <w:tcPr>
-            <w:tcW w:type="dxa" w:w="600"/>
+            <w:tcW w:type="dxa" w:w="611"/>
             <w:tcBorders>
               <w:top w:val="single" w:color="D9D5C8" w:sz="4" w:space="0"/>
               <w:left w:val="single" w:color="D9D5C8" w:sz="4" w:space="0"/>
@@ -9040,7 +9040,7 @@
         </w:tc>
         <w:tc>
           <w:tcPr>
-            <w:tcW w:type="dxa" w:w="600"/>
+            <w:tcW w:type="dxa" w:w="611"/>
             <w:tcBorders>
               <w:top w:val="single" w:color="D9D5C8" w:sz="4" w:space="0"/>
               <w:left w:val="single" w:color="D9D5C8" w:sz="4" w:space="0"/>
@@ -9075,7 +9075,7 @@
         </w:tc>
         <w:tc>
           <w:tcPr>
-            <w:tcW w:type="dxa" w:w="600"/>
+            <w:tcW w:type="dxa" w:w="611"/>
             <w:tcBorders>
               <w:top w:val="single" w:color="D9D5C8" w:sz="4" w:space="0"/>
               <w:left w:val="single" w:color="D9D5C8" w:sz="4" w:space="0"/>
@@ -9110,7 +9110,7 @@
         </w:tc>
         <w:tc>
           <w:tcPr>
-            <w:tcW w:type="dxa" w:w="680"/>
+            <w:tcW w:type="dxa" w:w="693"/>
             <w:tcBorders>
               <w:top w:val="single" w:color="D9D5C8" w:sz="4" w:space="0"/>
               <w:left w:val="single" w:color="D9D5C8" w:sz="4" w:space="0"/>
@@ -9145,7 +9145,7 @@
         </w:tc>
         <w:tc>
           <w:tcPr>
-            <w:tcW w:type="dxa" w:w="720"/>
+            <w:tcW w:type="dxa" w:w="734"/>
             <w:tcBorders>
               <w:top w:val="single" w:color="D9D5C8" w:sz="4" w:space="0"/>
               <w:left w:val="single" w:color="D9D5C8" w:sz="4" w:space="0"/>
@@ -9180,7 +9180,7 @@
         </w:tc>
         <w:tc>
           <w:tcPr>
-            <w:tcW w:type="dxa" w:w="2568"/>
+            <w:tcW w:type="dxa" w:w="2619"/>
             <w:tcBorders>
               <w:top w:val="single" w:color="D9D5C8" w:sz="4" w:space="0"/>
               <w:left w:val="single" w:color="D9D5C8" w:sz="4" w:space="0"/>
@@ -9238,7 +9238,7 @@
     </w:p>
     <w:tbl>
       <w:tblPr>
-        <w:tblW w:type="dxa" w:w="9648"/>
+        <w:tblW w:type="dxa" w:w="9792"/>
         <w:tblBorders>
           <w:top w:val="single" w:color="auto" w:sz="4"/>
           <w:left w:val="single" w:color="auto" w:sz="4"/>
@@ -9249,12 +9249,12 @@
         </w:tblBorders>
       </w:tblPr>
       <w:tblGrid>
-        <w:gridCol w:w="9648"/>
+        <w:gridCol w:w="9792"/>
       </w:tblGrid>
       <w:tr>
         <w:tc>
           <w:tcPr>
-            <w:tcW w:type="dxa" w:w="9648"/>
+            <w:tcW w:type="dxa" w:w="9792"/>
             <w:tcBorders>
               <w:top w:val="single" w:color="D9D5C8" w:sz="4" w:space="0"/>
               <w:left w:val="single" w:color="D9D5C8" w:sz="4" w:space="0"/>
@@ -9400,7 +9400,7 @@
     </w:tbl>
     <w:tbl>
       <w:tblPr>
-        <w:tblW w:type="dxa" w:w="9648"/>
+        <w:tblW w:type="dxa" w:w="9792"/>
         <w:tblBorders>
           <w:top w:val="single" w:color="auto" w:sz="4"/>
           <w:left w:val="single" w:color="auto" w:sz="4"/>
@@ -9411,12 +9411,12 @@
         </w:tblBorders>
       </w:tblPr>
       <w:tblGrid>
-        <w:gridCol w:w="9648"/>
+        <w:gridCol w:w="9792"/>
       </w:tblGrid>
       <w:tr>
         <w:tc>
           <w:tcPr>
-            <w:tcW w:type="dxa" w:w="9648"/>
+            <w:tcW w:type="dxa" w:w="9792"/>
             <w:tcBorders>
               <w:top w:val="single" w:color="D9D5C8" w:sz="4" w:space="0"/>
               <w:left w:val="single" w:color="D9D5C8" w:sz="4" w:space="0"/>
@@ -9543,7 +9543,7 @@
     </w:p>
     <w:tbl>
       <w:tblPr>
-        <w:tblW w:type="dxa" w:w="9648"/>
+        <w:tblW w:type="dxa" w:w="9792"/>
         <w:tblBorders>
           <w:top w:val="single" w:color="auto" w:sz="4"/>
           <w:left w:val="single" w:color="auto" w:sz="4"/>
@@ -9554,9 +9554,9 @@
         </w:tblBorders>
       </w:tblPr>
       <w:tblGrid>
-        <w:gridCol w:w="900"/>
-        <w:gridCol w:w="4400"/>
-        <w:gridCol w:w="4348"/>
+        <w:gridCol w:w="913"/>
+        <w:gridCol w:w="4466"/>
+        <w:gridCol w:w="4413"/>
       </w:tblGrid>
       <w:tr>
         <w:trPr>
@@ -9564,7 +9564,7 @@
         </w:trPr>
         <w:tc>
           <w:tcPr>
-            <w:tcW w:type="dxa" w:w="900"/>
+            <w:tcW w:type="dxa" w:w="913"/>
             <w:tcBorders>
               <w:top w:val="single" w:color="D9D5C8" w:sz="4" w:space="0"/>
               <w:left w:val="single" w:color="D9D5C8" w:sz="4" w:space="0"/>
@@ -9600,7 +9600,7 @@
         </w:tc>
         <w:tc>
           <w:tcPr>
-            <w:tcW w:type="dxa" w:w="4400"/>
+            <w:tcW w:type="dxa" w:w="4466"/>
             <w:tcBorders>
               <w:top w:val="single" w:color="D9D5C8" w:sz="4" w:space="0"/>
               <w:left w:val="single" w:color="D9D5C8" w:sz="4" w:space="0"/>
@@ -9636,7 +9636,7 @@
         </w:tc>
         <w:tc>
           <w:tcPr>
-            <w:tcW w:type="dxa" w:w="4348"/>
+            <w:tcW w:type="dxa" w:w="4413"/>
             <w:tcBorders>
               <w:top w:val="single" w:color="D9D5C8" w:sz="4" w:space="0"/>
               <w:left w:val="single" w:color="D9D5C8" w:sz="4" w:space="0"/>
@@ -9674,7 +9674,7 @@
       <w:tr>
         <w:tc>
           <w:tcPr>
-            <w:tcW w:type="dxa" w:w="900"/>
+            <w:tcW w:type="dxa" w:w="913"/>
             <w:tcBorders>
               <w:top w:val="single" w:color="D9D5C8" w:sz="4" w:space="0"/>
               <w:left w:val="single" w:color="D9D5C8" w:sz="4" w:space="0"/>
@@ -9709,7 +9709,7 @@
         </w:tc>
         <w:tc>
           <w:tcPr>
-            <w:tcW w:type="dxa" w:w="4400"/>
+            <w:tcW w:type="dxa" w:w="4466"/>
             <w:tcBorders>
               <w:top w:val="single" w:color="D9D5C8" w:sz="4" w:space="0"/>
               <w:left w:val="single" w:color="D9D5C8" w:sz="4" w:space="0"/>
@@ -9744,7 +9744,7 @@
         </w:tc>
         <w:tc>
           <w:tcPr>
-            <w:tcW w:type="dxa" w:w="4348"/>
+            <w:tcW w:type="dxa" w:w="4413"/>
             <w:tcBorders>
               <w:top w:val="single" w:color="D9D5C8" w:sz="4" w:space="0"/>
               <w:left w:val="single" w:color="D9D5C8" w:sz="4" w:space="0"/>
@@ -9781,7 +9781,7 @@
       <w:tr>
         <w:tc>
           <w:tcPr>
-            <w:tcW w:type="dxa" w:w="900"/>
+            <w:tcW w:type="dxa" w:w="913"/>
             <w:tcBorders>
               <w:top w:val="single" w:color="D9D5C8" w:sz="4" w:space="0"/>
               <w:left w:val="single" w:color="D9D5C8" w:sz="4" w:space="0"/>
@@ -9816,7 +9816,7 @@
         </w:tc>
         <w:tc>
           <w:tcPr>
-            <w:tcW w:type="dxa" w:w="4400"/>
+            <w:tcW w:type="dxa" w:w="4466"/>
             <w:tcBorders>
               <w:top w:val="single" w:color="D9D5C8" w:sz="4" w:space="0"/>
               <w:left w:val="single" w:color="D9D5C8" w:sz="4" w:space="0"/>
@@ -9851,7 +9851,7 @@
         </w:tc>
         <w:tc>
           <w:tcPr>
-            <w:tcW w:type="dxa" w:w="4348"/>
+            <w:tcW w:type="dxa" w:w="4413"/>
             <w:tcBorders>
               <w:top w:val="single" w:color="D9D5C8" w:sz="4" w:space="0"/>
               <w:left w:val="single" w:color="D9D5C8" w:sz="4" w:space="0"/>
@@ -9888,7 +9888,7 @@
       <w:tr>
         <w:tc>
           <w:tcPr>
-            <w:tcW w:type="dxa" w:w="900"/>
+            <w:tcW w:type="dxa" w:w="913"/>
             <w:tcBorders>
               <w:top w:val="single" w:color="D9D5C8" w:sz="4" w:space="0"/>
               <w:left w:val="single" w:color="D9D5C8" w:sz="4" w:space="0"/>
@@ -9923,7 +9923,7 @@
         </w:tc>
         <w:tc>
           <w:tcPr>
-            <w:tcW w:type="dxa" w:w="4400"/>
+            <w:tcW w:type="dxa" w:w="4466"/>
             <w:tcBorders>
               <w:top w:val="single" w:color="D9D5C8" w:sz="4" w:space="0"/>
               <w:left w:val="single" w:color="D9D5C8" w:sz="4" w:space="0"/>
@@ -9958,7 +9958,7 @@
         </w:tc>
         <w:tc>
           <w:tcPr>
-            <w:tcW w:type="dxa" w:w="4348"/>
+            <w:tcW w:type="dxa" w:w="4413"/>
             <w:tcBorders>
               <w:top w:val="single" w:color="D9D5C8" w:sz="4" w:space="0"/>
               <w:left w:val="single" w:color="D9D5C8" w:sz="4" w:space="0"/>
@@ -9995,7 +9995,7 @@
     </w:tbl>
     <w:tbl>
       <w:tblPr>
-        <w:tblW w:type="dxa" w:w="9648"/>
+        <w:tblW w:type="dxa" w:w="9792"/>
         <w:tblBorders>
           <w:top w:val="single" w:color="auto" w:sz="4"/>
           <w:left w:val="single" w:color="auto" w:sz="4"/>
@@ -10006,12 +10006,12 @@
         </w:tblBorders>
       </w:tblPr>
       <w:tblGrid>
-        <w:gridCol w:w="9648"/>
+        <w:gridCol w:w="9792"/>
       </w:tblGrid>
       <w:tr>
         <w:tc>
           <w:tcPr>
-            <w:tcW w:type="dxa" w:w="9648"/>
+            <w:tcW w:type="dxa" w:w="9792"/>
             <w:tcBorders>
               <w:top w:val="single" w:color="D9D5C8" w:sz="4" w:space="0"/>
               <w:left w:val="single" w:color="D9D5C8" w:sz="4" w:space="0"/>
@@ -10136,7 +10136,7 @@
     </w:p>
     <w:tbl>
       <w:tblPr>
-        <w:tblW w:type="dxa" w:w="9648"/>
+        <w:tblW w:type="dxa" w:w="9792"/>
         <w:tblBorders>
           <w:top w:val="single" w:color="auto" w:sz="4"/>
           <w:left w:val="single" w:color="auto" w:sz="4"/>
@@ -10147,9 +10147,9 @@
         </w:tblBorders>
       </w:tblPr>
       <w:tblGrid>
-        <w:gridCol w:w="900"/>
-        <w:gridCol w:w="4400"/>
-        <w:gridCol w:w="4348"/>
+        <w:gridCol w:w="913"/>
+        <w:gridCol w:w="4466"/>
+        <w:gridCol w:w="4413"/>
       </w:tblGrid>
       <w:tr>
         <w:trPr>
@@ -10157,7 +10157,7 @@
         </w:trPr>
         <w:tc>
           <w:tcPr>
-            <w:tcW w:type="dxa" w:w="900"/>
+            <w:tcW w:type="dxa" w:w="913"/>
             <w:tcBorders>
               <w:top w:val="single" w:color="D9D5C8" w:sz="4" w:space="0"/>
               <w:left w:val="single" w:color="D9D5C8" w:sz="4" w:space="0"/>
@@ -10193,7 +10193,7 @@
         </w:tc>
         <w:tc>
           <w:tcPr>
-            <w:tcW w:type="dxa" w:w="4400"/>
+            <w:tcW w:type="dxa" w:w="4466"/>
             <w:tcBorders>
               <w:top w:val="single" w:color="D9D5C8" w:sz="4" w:space="0"/>
               <w:left w:val="single" w:color="D9D5C8" w:sz="4" w:space="0"/>
@@ -10229,7 +10229,7 @@
         </w:tc>
         <w:tc>
           <w:tcPr>
-            <w:tcW w:type="dxa" w:w="4348"/>
+            <w:tcW w:type="dxa" w:w="4413"/>
             <w:tcBorders>
               <w:top w:val="single" w:color="D9D5C8" w:sz="4" w:space="0"/>
               <w:left w:val="single" w:color="D9D5C8" w:sz="4" w:space="0"/>
@@ -10267,7 +10267,7 @@
       <w:tr>
         <w:tc>
           <w:tcPr>
-            <w:tcW w:type="dxa" w:w="900"/>
+            <w:tcW w:type="dxa" w:w="913"/>
             <w:tcBorders>
               <w:top w:val="single" w:color="D9D5C8" w:sz="4" w:space="0"/>
               <w:left w:val="single" w:color="D9D5C8" w:sz="4" w:space="0"/>
@@ -10302,7 +10302,7 @@
         </w:tc>
         <w:tc>
           <w:tcPr>
-            <w:tcW w:type="dxa" w:w="4400"/>
+            <w:tcW w:type="dxa" w:w="4466"/>
             <w:tcBorders>
               <w:top w:val="single" w:color="D9D5C8" w:sz="4" w:space="0"/>
               <w:left w:val="single" w:color="D9D5C8" w:sz="4" w:space="0"/>
@@ -10337,7 +10337,7 @@
         </w:tc>
         <w:tc>
           <w:tcPr>
-            <w:tcW w:type="dxa" w:w="4348"/>
+            <w:tcW w:type="dxa" w:w="4413"/>
             <w:tcBorders>
               <w:top w:val="single" w:color="D9D5C8" w:sz="4" w:space="0"/>
               <w:left w:val="single" w:color="D9D5C8" w:sz="4" w:space="0"/>
@@ -10374,7 +10374,7 @@
       <w:tr>
         <w:tc>
           <w:tcPr>
-            <w:tcW w:type="dxa" w:w="900"/>
+            <w:tcW w:type="dxa" w:w="913"/>
             <w:tcBorders>
               <w:top w:val="single" w:color="D9D5C8" w:sz="4" w:space="0"/>
               <w:left w:val="single" w:color="D9D5C8" w:sz="4" w:space="0"/>
@@ -10409,7 +10409,7 @@
         </w:tc>
         <w:tc>
           <w:tcPr>
-            <w:tcW w:type="dxa" w:w="4400"/>
+            <w:tcW w:type="dxa" w:w="4466"/>
             <w:tcBorders>
               <w:top w:val="single" w:color="D9D5C8" w:sz="4" w:space="0"/>
               <w:left w:val="single" w:color="D9D5C8" w:sz="4" w:space="0"/>
@@ -10444,7 +10444,7 @@
         </w:tc>
         <w:tc>
           <w:tcPr>
-            <w:tcW w:type="dxa" w:w="4348"/>
+            <w:tcW w:type="dxa" w:w="4413"/>
             <w:tcBorders>
               <w:top w:val="single" w:color="D9D5C8" w:sz="4" w:space="0"/>
               <w:left w:val="single" w:color="D9D5C8" w:sz="4" w:space="0"/>
@@ -10481,7 +10481,7 @@
       <w:tr>
         <w:tc>
           <w:tcPr>
-            <w:tcW w:type="dxa" w:w="900"/>
+            <w:tcW w:type="dxa" w:w="913"/>
             <w:tcBorders>
               <w:top w:val="single" w:color="D9D5C8" w:sz="4" w:space="0"/>
               <w:left w:val="single" w:color="D9D5C8" w:sz="4" w:space="0"/>
@@ -10516,7 +10516,7 @@
         </w:tc>
         <w:tc>
           <w:tcPr>
-            <w:tcW w:type="dxa" w:w="4400"/>
+            <w:tcW w:type="dxa" w:w="4466"/>
             <w:tcBorders>
               <w:top w:val="single" w:color="D9D5C8" w:sz="4" w:space="0"/>
               <w:left w:val="single" w:color="D9D5C8" w:sz="4" w:space="0"/>
@@ -10551,7 +10551,7 @@
         </w:tc>
         <w:tc>
           <w:tcPr>
-            <w:tcW w:type="dxa" w:w="4348"/>
+            <w:tcW w:type="dxa" w:w="4413"/>
             <w:tcBorders>
               <w:top w:val="single" w:color="D9D5C8" w:sz="4" w:space="0"/>
               <w:left w:val="single" w:color="D9D5C8" w:sz="4" w:space="0"/>
@@ -10588,7 +10588,7 @@
     </w:tbl>
     <w:tbl>
       <w:tblPr>
-        <w:tblW w:type="dxa" w:w="9648"/>
+        <w:tblW w:type="dxa" w:w="9792"/>
         <w:tblBorders>
           <w:top w:val="single" w:color="auto" w:sz="4"/>
           <w:left w:val="single" w:color="auto" w:sz="4"/>
@@ -10599,12 +10599,12 @@
         </w:tblBorders>
       </w:tblPr>
       <w:tblGrid>
-        <w:gridCol w:w="9648"/>
+        <w:gridCol w:w="9792"/>
       </w:tblGrid>
       <w:tr>
         <w:tc>
           <w:tcPr>
-            <w:tcW w:type="dxa" w:w="9648"/>
+            <w:tcW w:type="dxa" w:w="9792"/>
             <w:tcBorders>
               <w:top w:val="single" w:color="D9D5C8" w:sz="4" w:space="0"/>
               <w:left w:val="single" w:color="D9D5C8" w:sz="4" w:space="0"/>
@@ -10729,7 +10729,7 @@
     </w:p>
     <w:tbl>
       <w:tblPr>
-        <w:tblW w:type="dxa" w:w="9648"/>
+        <w:tblW w:type="dxa" w:w="9792"/>
         <w:tblBorders>
           <w:top w:val="single" w:color="auto" w:sz="4"/>
           <w:left w:val="single" w:color="auto" w:sz="4"/>
@@ -10740,9 +10740,9 @@
         </w:tblBorders>
       </w:tblPr>
       <w:tblGrid>
-        <w:gridCol w:w="900"/>
-        <w:gridCol w:w="4400"/>
-        <w:gridCol w:w="4348"/>
+        <w:gridCol w:w="913"/>
+        <w:gridCol w:w="4466"/>
+        <w:gridCol w:w="4413"/>
       </w:tblGrid>
       <w:tr>
         <w:trPr>
@@ -10750,7 +10750,7 @@
         </w:trPr>
         <w:tc>
           <w:tcPr>
-            <w:tcW w:type="dxa" w:w="900"/>
+            <w:tcW w:type="dxa" w:w="913"/>
             <w:tcBorders>
               <w:top w:val="single" w:color="D9D5C8" w:sz="4" w:space="0"/>
               <w:left w:val="single" w:color="D9D5C8" w:sz="4" w:space="0"/>
@@ -10786,7 +10786,7 @@
         </w:tc>
         <w:tc>
           <w:tcPr>
-            <w:tcW w:type="dxa" w:w="4400"/>
+            <w:tcW w:type="dxa" w:w="4466"/>
             <w:tcBorders>
               <w:top w:val="single" w:color="D9D5C8" w:sz="4" w:space="0"/>
               <w:left w:val="single" w:color="D9D5C8" w:sz="4" w:space="0"/>
@@ -10822,7 +10822,7 @@
         </w:tc>
         <w:tc>
           <w:tcPr>
-            <w:tcW w:type="dxa" w:w="4348"/>
+            <w:tcW w:type="dxa" w:w="4413"/>
             <w:tcBorders>
               <w:top w:val="single" w:color="D9D5C8" w:sz="4" w:space="0"/>
               <w:left w:val="single" w:color="D9D5C8" w:sz="4" w:space="0"/>
@@ -10860,7 +10860,7 @@
       <w:tr>
         <w:tc>
           <w:tcPr>
-            <w:tcW w:type="dxa" w:w="900"/>
+            <w:tcW w:type="dxa" w:w="913"/>
             <w:tcBorders>
               <w:top w:val="single" w:color="D9D5C8" w:sz="4" w:space="0"/>
               <w:left w:val="single" w:color="D9D5C8" w:sz="4" w:space="0"/>
@@ -10895,7 +10895,7 @@
         </w:tc>
         <w:tc>
           <w:tcPr>
-            <w:tcW w:type="dxa" w:w="4400"/>
+            <w:tcW w:type="dxa" w:w="4466"/>
             <w:tcBorders>
               <w:top w:val="single" w:color="D9D5C8" w:sz="4" w:space="0"/>
               <w:left w:val="single" w:color="D9D5C8" w:sz="4" w:space="0"/>
@@ -10930,7 +10930,7 @@
         </w:tc>
         <w:tc>
           <w:tcPr>
-            <w:tcW w:type="dxa" w:w="4348"/>
+            <w:tcW w:type="dxa" w:w="4413"/>
             <w:tcBorders>
               <w:top w:val="single" w:color="D9D5C8" w:sz="4" w:space="0"/>
               <w:left w:val="single" w:color="D9D5C8" w:sz="4" w:space="0"/>
@@ -10967,7 +10967,7 @@
       <w:tr>
         <w:tc>
           <w:tcPr>
-            <w:tcW w:type="dxa" w:w="900"/>
+            <w:tcW w:type="dxa" w:w="913"/>
             <w:tcBorders>
               <w:top w:val="single" w:color="D9D5C8" w:sz="4" w:space="0"/>
               <w:left w:val="single" w:color="D9D5C8" w:sz="4" w:space="0"/>
@@ -11002,7 +11002,7 @@
         </w:tc>
         <w:tc>
           <w:tcPr>
-            <w:tcW w:type="dxa" w:w="4400"/>
+            <w:tcW w:type="dxa" w:w="4466"/>
             <w:tcBorders>
               <w:top w:val="single" w:color="D9D5C8" w:sz="4" w:space="0"/>
               <w:left w:val="single" w:color="D9D5C8" w:sz="4" w:space="0"/>
@@ -11037,7 +11037,7 @@
         </w:tc>
         <w:tc>
           <w:tcPr>
-            <w:tcW w:type="dxa" w:w="4348"/>
+            <w:tcW w:type="dxa" w:w="4413"/>
             <w:tcBorders>
               <w:top w:val="single" w:color="D9D5C8" w:sz="4" w:space="0"/>
               <w:left w:val="single" w:color="D9D5C8" w:sz="4" w:space="0"/>
@@ -11074,7 +11074,7 @@
       <w:tr>
         <w:tc>
           <w:tcPr>
-            <w:tcW w:type="dxa" w:w="900"/>
+            <w:tcW w:type="dxa" w:w="913"/>
             <w:tcBorders>
               <w:top w:val="single" w:color="D9D5C8" w:sz="4" w:space="0"/>
               <w:left w:val="single" w:color="D9D5C8" w:sz="4" w:space="0"/>
@@ -11109,7 +11109,7 @@
         </w:tc>
         <w:tc>
           <w:tcPr>
-            <w:tcW w:type="dxa" w:w="4400"/>
+            <w:tcW w:type="dxa" w:w="4466"/>
             <w:tcBorders>
               <w:top w:val="single" w:color="D9D5C8" w:sz="4" w:space="0"/>
               <w:left w:val="single" w:color="D9D5C8" w:sz="4" w:space="0"/>
@@ -11144,7 +11144,7 @@
         </w:tc>
         <w:tc>
           <w:tcPr>
-            <w:tcW w:type="dxa" w:w="4348"/>
+            <w:tcW w:type="dxa" w:w="4413"/>
             <w:tcBorders>
               <w:top w:val="single" w:color="D9D5C8" w:sz="4" w:space="0"/>
               <w:left w:val="single" w:color="D9D5C8" w:sz="4" w:space="0"/>
@@ -11181,7 +11181,7 @@
     </w:tbl>
     <w:tbl>
       <w:tblPr>
-        <w:tblW w:type="dxa" w:w="9648"/>
+        <w:tblW w:type="dxa" w:w="9792"/>
         <w:tblBorders>
           <w:top w:val="single" w:color="auto" w:sz="4"/>
           <w:left w:val="single" w:color="auto" w:sz="4"/>
@@ -11192,12 +11192,12 @@
         </w:tblBorders>
       </w:tblPr>
       <w:tblGrid>
-        <w:gridCol w:w="9648"/>
+        <w:gridCol w:w="9792"/>
       </w:tblGrid>
       <w:tr>
         <w:tc>
           <w:tcPr>
-            <w:tcW w:type="dxa" w:w="9648"/>
+            <w:tcW w:type="dxa" w:w="9792"/>
             <w:tcBorders>
               <w:top w:val="single" w:color="D9D5C8" w:sz="4" w:space="0"/>
               <w:left w:val="single" w:color="D9D5C8" w:sz="4" w:space="0"/>
@@ -11342,7 +11342,7 @@
     </w:p>
     <w:tbl>
       <w:tblPr>
-        <w:tblW w:type="dxa" w:w="9648"/>
+        <w:tblW w:type="dxa" w:w="9792"/>
         <w:tblBorders>
           <w:top w:val="single" w:color="auto" w:sz="4"/>
           <w:left w:val="single" w:color="auto" w:sz="4"/>
@@ -11353,9 +11353,9 @@
         </w:tblBorders>
       </w:tblPr>
       <w:tblGrid>
-        <w:gridCol w:w="900"/>
-        <w:gridCol w:w="4400"/>
-        <w:gridCol w:w="4348"/>
+        <w:gridCol w:w="913"/>
+        <w:gridCol w:w="4466"/>
+        <w:gridCol w:w="4413"/>
       </w:tblGrid>
       <w:tr>
         <w:trPr>
@@ -11363,7 +11363,7 @@
         </w:trPr>
         <w:tc>
           <w:tcPr>
-            <w:tcW w:type="dxa" w:w="900"/>
+            <w:tcW w:type="dxa" w:w="913"/>
             <w:tcBorders>
               <w:top w:val="single" w:color="D9D5C8" w:sz="4" w:space="0"/>
               <w:left w:val="single" w:color="D9D5C8" w:sz="4" w:space="0"/>
@@ -11399,7 +11399,7 @@
         </w:tc>
         <w:tc>
           <w:tcPr>
-            <w:tcW w:type="dxa" w:w="4400"/>
+            <w:tcW w:type="dxa" w:w="4466"/>
             <w:tcBorders>
               <w:top w:val="single" w:color="D9D5C8" w:sz="4" w:space="0"/>
               <w:left w:val="single" w:color="D9D5C8" w:sz="4" w:space="0"/>
@@ -11435,7 +11435,7 @@
         </w:tc>
         <w:tc>
           <w:tcPr>
-            <w:tcW w:type="dxa" w:w="4348"/>
+            <w:tcW w:type="dxa" w:w="4413"/>
             <w:tcBorders>
               <w:top w:val="single" w:color="D9D5C8" w:sz="4" w:space="0"/>
               <w:left w:val="single" w:color="D9D5C8" w:sz="4" w:space="0"/>
@@ -11473,7 +11473,7 @@
       <w:tr>
         <w:tc>
           <w:tcPr>
-            <w:tcW w:type="dxa" w:w="900"/>
+            <w:tcW w:type="dxa" w:w="913"/>
             <w:tcBorders>
               <w:top w:val="single" w:color="D9D5C8" w:sz="4" w:space="0"/>
               <w:left w:val="single" w:color="D9D5C8" w:sz="4" w:space="0"/>
@@ -11508,7 +11508,7 @@
         </w:tc>
         <w:tc>
           <w:tcPr>
-            <w:tcW w:type="dxa" w:w="4400"/>
+            <w:tcW w:type="dxa" w:w="4466"/>
             <w:tcBorders>
               <w:top w:val="single" w:color="D9D5C8" w:sz="4" w:space="0"/>
               <w:left w:val="single" w:color="D9D5C8" w:sz="4" w:space="0"/>
@@ -11543,7 +11543,7 @@
         </w:tc>
         <w:tc>
           <w:tcPr>
-            <w:tcW w:type="dxa" w:w="4348"/>
+            <w:tcW w:type="dxa" w:w="4413"/>
             <w:tcBorders>
               <w:top w:val="single" w:color="D9D5C8" w:sz="4" w:space="0"/>
               <w:left w:val="single" w:color="D9D5C8" w:sz="4" w:space="0"/>
@@ -11580,7 +11580,7 @@
       <w:tr>
         <w:tc>
           <w:tcPr>
-            <w:tcW w:type="dxa" w:w="900"/>
+            <w:tcW w:type="dxa" w:w="913"/>
             <w:tcBorders>
               <w:top w:val="single" w:color="D9D5C8" w:sz="4" w:space="0"/>
               <w:left w:val="single" w:color="D9D5C8" w:sz="4" w:space="0"/>
@@ -11615,7 +11615,7 @@
         </w:tc>
         <w:tc>
           <w:tcPr>
-            <w:tcW w:type="dxa" w:w="4400"/>
+            <w:tcW w:type="dxa" w:w="4466"/>
             <w:tcBorders>
               <w:top w:val="single" w:color="D9D5C8" w:sz="4" w:space="0"/>
               <w:left w:val="single" w:color="D9D5C8" w:sz="4" w:space="0"/>
@@ -11650,7 +11650,7 @@
         </w:tc>
         <w:tc>
           <w:tcPr>
-            <w:tcW w:type="dxa" w:w="4348"/>
+            <w:tcW w:type="dxa" w:w="4413"/>
             <w:tcBorders>
               <w:top w:val="single" w:color="D9D5C8" w:sz="4" w:space="0"/>
               <w:left w:val="single" w:color="D9D5C8" w:sz="4" w:space="0"/>
@@ -11687,7 +11687,7 @@
       <w:tr>
         <w:tc>
           <w:tcPr>
-            <w:tcW w:type="dxa" w:w="900"/>
+            <w:tcW w:type="dxa" w:w="913"/>
             <w:tcBorders>
               <w:top w:val="single" w:color="D9D5C8" w:sz="4" w:space="0"/>
               <w:left w:val="single" w:color="D9D5C8" w:sz="4" w:space="0"/>
@@ -11722,7 +11722,7 @@
         </w:tc>
         <w:tc>
           <w:tcPr>
-            <w:tcW w:type="dxa" w:w="4400"/>
+            <w:tcW w:type="dxa" w:w="4466"/>
             <w:tcBorders>
               <w:top w:val="single" w:color="D9D5C8" w:sz="4" w:space="0"/>
               <w:left w:val="single" w:color="D9D5C8" w:sz="4" w:space="0"/>
@@ -11757,7 +11757,7 @@
         </w:tc>
         <w:tc>
           <w:tcPr>
-            <w:tcW w:type="dxa" w:w="4348"/>
+            <w:tcW w:type="dxa" w:w="4413"/>
             <w:tcBorders>
               <w:top w:val="single" w:color="D9D5C8" w:sz="4" w:space="0"/>
               <w:left w:val="single" w:color="D9D5C8" w:sz="4" w:space="0"/>
@@ -11794,7 +11794,7 @@
     </w:tbl>
     <w:tbl>
       <w:tblPr>
-        <w:tblW w:type="dxa" w:w="9648"/>
+        <w:tblW w:type="dxa" w:w="9792"/>
         <w:tblBorders>
           <w:top w:val="single" w:color="auto" w:sz="4"/>
           <w:left w:val="single" w:color="auto" w:sz="4"/>
@@ -11805,12 +11805,12 @@
         </w:tblBorders>
       </w:tblPr>
       <w:tblGrid>
-        <w:gridCol w:w="9648"/>
+        <w:gridCol w:w="9792"/>
       </w:tblGrid>
       <w:tr>
         <w:tc>
           <w:tcPr>
-            <w:tcW w:type="dxa" w:w="9648"/>
+            <w:tcW w:type="dxa" w:w="9792"/>
             <w:tcBorders>
               <w:top w:val="single" w:color="D9D5C8" w:sz="4" w:space="0"/>
               <w:left w:val="single" w:color="D9D5C8" w:sz="4" w:space="0"/>
@@ -11935,7 +11935,7 @@
     </w:p>
     <w:tbl>
       <w:tblPr>
-        <w:tblW w:type="dxa" w:w="9648"/>
+        <w:tblW w:type="dxa" w:w="9792"/>
         <w:tblBorders>
           <w:top w:val="single" w:color="auto" w:sz="4"/>
           <w:left w:val="single" w:color="auto" w:sz="4"/>
@@ -11946,9 +11946,9 @@
         </w:tblBorders>
       </w:tblPr>
       <w:tblGrid>
-        <w:gridCol w:w="900"/>
-        <w:gridCol w:w="4400"/>
-        <w:gridCol w:w="4348"/>
+        <w:gridCol w:w="913"/>
+        <w:gridCol w:w="4466"/>
+        <w:gridCol w:w="4413"/>
       </w:tblGrid>
       <w:tr>
         <w:trPr>
@@ -11956,7 +11956,7 @@
         </w:trPr>
         <w:tc>
           <w:tcPr>
-            <w:tcW w:type="dxa" w:w="900"/>
+            <w:tcW w:type="dxa" w:w="913"/>
             <w:tcBorders>
               <w:top w:val="single" w:color="D9D5C8" w:sz="4" w:space="0"/>
               <w:left w:val="single" w:color="D9D5C8" w:sz="4" w:space="0"/>
@@ -11992,7 +11992,7 @@
         </w:tc>
         <w:tc>
           <w:tcPr>
-            <w:tcW w:type="dxa" w:w="4400"/>
+            <w:tcW w:type="dxa" w:w="4466"/>
             <w:tcBorders>
               <w:top w:val="single" w:color="D9D5C8" w:sz="4" w:space="0"/>
               <w:left w:val="single" w:color="D9D5C8" w:sz="4" w:space="0"/>
@@ -12028,7 +12028,7 @@
         </w:tc>
         <w:tc>
           <w:tcPr>
-            <w:tcW w:type="dxa" w:w="4348"/>
+            <w:tcW w:type="dxa" w:w="4413"/>
             <w:tcBorders>
               <w:top w:val="single" w:color="D9D5C8" w:sz="4" w:space="0"/>
               <w:left w:val="single" w:color="D9D5C8" w:sz="4" w:space="0"/>
@@ -12066,7 +12066,7 @@
       <w:tr>
         <w:tc>
           <w:tcPr>
-            <w:tcW w:type="dxa" w:w="900"/>
+            <w:tcW w:type="dxa" w:w="913"/>
             <w:tcBorders>
               <w:top w:val="single" w:color="D9D5C8" w:sz="4" w:space="0"/>
               <w:left w:val="single" w:color="D9D5C8" w:sz="4" w:space="0"/>
@@ -12101,7 +12101,7 @@
         </w:tc>
         <w:tc>
           <w:tcPr>
-            <w:tcW w:type="dxa" w:w="4400"/>
+            <w:tcW w:type="dxa" w:w="4466"/>
             <w:tcBorders>
               <w:top w:val="single" w:color="D9D5C8" w:sz="4" w:space="0"/>
               <w:left w:val="single" w:color="D9D5C8" w:sz="4" w:space="0"/>
@@ -12136,7 +12136,7 @@
         </w:tc>
         <w:tc>
           <w:tcPr>
-            <w:tcW w:type="dxa" w:w="4348"/>
+            <w:tcW w:type="dxa" w:w="4413"/>
             <w:tcBorders>
               <w:top w:val="single" w:color="D9D5C8" w:sz="4" w:space="0"/>
               <w:left w:val="single" w:color="D9D5C8" w:sz="4" w:space="0"/>
@@ -12173,7 +12173,7 @@
       <w:tr>
         <w:tc>
           <w:tcPr>
-            <w:tcW w:type="dxa" w:w="900"/>
+            <w:tcW w:type="dxa" w:w="913"/>
             <w:tcBorders>
               <w:top w:val="single" w:color="D9D5C8" w:sz="4" w:space="0"/>
               <w:left w:val="single" w:color="D9D5C8" w:sz="4" w:space="0"/>
@@ -12208,7 +12208,7 @@
         </w:tc>
         <w:tc>
           <w:tcPr>
-            <w:tcW w:type="dxa" w:w="4400"/>
+            <w:tcW w:type="dxa" w:w="4466"/>
             <w:tcBorders>
               <w:top w:val="single" w:color="D9D5C8" w:sz="4" w:space="0"/>
               <w:left w:val="single" w:color="D9D5C8" w:sz="4" w:space="0"/>
@@ -12243,7 +12243,7 @@
         </w:tc>
         <w:tc>
           <w:tcPr>
-            <w:tcW w:type="dxa" w:w="4348"/>
+            <w:tcW w:type="dxa" w:w="4413"/>
             <w:tcBorders>
               <w:top w:val="single" w:color="D9D5C8" w:sz="4" w:space="0"/>
               <w:left w:val="single" w:color="D9D5C8" w:sz="4" w:space="0"/>
@@ -12280,7 +12280,7 @@
       <w:tr>
         <w:tc>
           <w:tcPr>
-            <w:tcW w:type="dxa" w:w="900"/>
+            <w:tcW w:type="dxa" w:w="913"/>
             <w:tcBorders>
               <w:top w:val="single" w:color="D9D5C8" w:sz="4" w:space="0"/>
               <w:left w:val="single" w:color="D9D5C8" w:sz="4" w:space="0"/>
@@ -12315,7 +12315,7 @@
         </w:tc>
         <w:tc>
           <w:tcPr>
-            <w:tcW w:type="dxa" w:w="4400"/>
+            <w:tcW w:type="dxa" w:w="4466"/>
             <w:tcBorders>
               <w:top w:val="single" w:color="D9D5C8" w:sz="4" w:space="0"/>
               <w:left w:val="single" w:color="D9D5C8" w:sz="4" w:space="0"/>
@@ -12350,7 +12350,7 @@
         </w:tc>
         <w:tc>
           <w:tcPr>
-            <w:tcW w:type="dxa" w:w="4348"/>
+            <w:tcW w:type="dxa" w:w="4413"/>
             <w:tcBorders>
               <w:top w:val="single" w:color="D9D5C8" w:sz="4" w:space="0"/>
               <w:left w:val="single" w:color="D9D5C8" w:sz="4" w:space="0"/>
@@ -12387,7 +12387,7 @@
     </w:tbl>
     <w:tbl>
       <w:tblPr>
-        <w:tblW w:type="dxa" w:w="9648"/>
+        <w:tblW w:type="dxa" w:w="9792"/>
         <w:tblBorders>
           <w:top w:val="single" w:color="auto" w:sz="4"/>
           <w:left w:val="single" w:color="auto" w:sz="4"/>
@@ -12398,12 +12398,12 @@
         </w:tblBorders>
       </w:tblPr>
       <w:tblGrid>
-        <w:gridCol w:w="9648"/>
+        <w:gridCol w:w="9792"/>
       </w:tblGrid>
       <w:tr>
         <w:tc>
           <w:tcPr>
-            <w:tcW w:type="dxa" w:w="9648"/>
+            <w:tcW w:type="dxa" w:w="9792"/>
             <w:tcBorders>
               <w:top w:val="single" w:color="D9D5C8" w:sz="4" w:space="0"/>
               <w:left w:val="single" w:color="D9D5C8" w:sz="4" w:space="0"/>
@@ -12528,7 +12528,7 @@
     </w:p>
     <w:tbl>
       <w:tblPr>
-        <w:tblW w:type="dxa" w:w="9648"/>
+        <w:tblW w:type="dxa" w:w="9792"/>
         <w:tblBorders>
           <w:top w:val="single" w:color="auto" w:sz="4"/>
           <w:left w:val="single" w:color="auto" w:sz="4"/>
@@ -12539,9 +12539,9 @@
         </w:tblBorders>
       </w:tblPr>
       <w:tblGrid>
-        <w:gridCol w:w="900"/>
-        <w:gridCol w:w="4400"/>
-        <w:gridCol w:w="4348"/>
+        <w:gridCol w:w="913"/>
+        <w:gridCol w:w="4466"/>
+        <w:gridCol w:w="4413"/>
       </w:tblGrid>
       <w:tr>
         <w:trPr>
@@ -12549,7 +12549,7 @@
         </w:trPr>
         <w:tc>
           <w:tcPr>
-            <w:tcW w:type="dxa" w:w="900"/>
+            <w:tcW w:type="dxa" w:w="913"/>
             <w:tcBorders>
               <w:top w:val="single" w:color="D9D5C8" w:sz="4" w:space="0"/>
               <w:left w:val="single" w:color="D9D5C8" w:sz="4" w:space="0"/>
@@ -12585,7 +12585,7 @@
         </w:tc>
         <w:tc>
           <w:tcPr>
-            <w:tcW w:type="dxa" w:w="4400"/>
+            <w:tcW w:type="dxa" w:w="4466"/>
             <w:tcBorders>
               <w:top w:val="single" w:color="D9D5C8" w:sz="4" w:space="0"/>
               <w:left w:val="single" w:color="D9D5C8" w:sz="4" w:space="0"/>
@@ -12621,7 +12621,7 @@
         </w:tc>
         <w:tc>
           <w:tcPr>
-            <w:tcW w:type="dxa" w:w="4348"/>
+            <w:tcW w:type="dxa" w:w="4413"/>
             <w:tcBorders>
               <w:top w:val="single" w:color="D9D5C8" w:sz="4" w:space="0"/>
               <w:left w:val="single" w:color="D9D5C8" w:sz="4" w:space="0"/>
@@ -12659,7 +12659,7 @@
       <w:tr>
         <w:tc>
           <w:tcPr>
-            <w:tcW w:type="dxa" w:w="900"/>
+            <w:tcW w:type="dxa" w:w="913"/>
             <w:tcBorders>
               <w:top w:val="single" w:color="D9D5C8" w:sz="4" w:space="0"/>
               <w:left w:val="single" w:color="D9D5C8" w:sz="4" w:space="0"/>
@@ -12694,7 +12694,7 @@
         </w:tc>
         <w:tc>
           <w:tcPr>
-            <w:tcW w:type="dxa" w:w="4400"/>
+            <w:tcW w:type="dxa" w:w="4466"/>
             <w:tcBorders>
               <w:top w:val="single" w:color="D9D5C8" w:sz="4" w:space="0"/>
               <w:left w:val="single" w:color="D9D5C8" w:sz="4" w:space="0"/>
@@ -12729,7 +12729,7 @@
         </w:tc>
         <w:tc>
           <w:tcPr>
-            <w:tcW w:type="dxa" w:w="4348"/>
+            <w:tcW w:type="dxa" w:w="4413"/>
             <w:tcBorders>
               <w:top w:val="single" w:color="D9D5C8" w:sz="4" w:space="0"/>
               <w:left w:val="single" w:color="D9D5C8" w:sz="4" w:space="0"/>
@@ -12766,7 +12766,7 @@
       <w:tr>
         <w:tc>
           <w:tcPr>
-            <w:tcW w:type="dxa" w:w="900"/>
+            <w:tcW w:type="dxa" w:w="913"/>
             <w:tcBorders>
               <w:top w:val="single" w:color="D9D5C8" w:sz="4" w:space="0"/>
               <w:left w:val="single" w:color="D9D5C8" w:sz="4" w:space="0"/>
@@ -12801,7 +12801,7 @@
         </w:tc>
         <w:tc>
           <w:tcPr>
-            <w:tcW w:type="dxa" w:w="4400"/>
+            <w:tcW w:type="dxa" w:w="4466"/>
             <w:tcBorders>
               <w:top w:val="single" w:color="D9D5C8" w:sz="4" w:space="0"/>
               <w:left w:val="single" w:color="D9D5C8" w:sz="4" w:space="0"/>
@@ -12836,7 +12836,7 @@
         </w:tc>
         <w:tc>
           <w:tcPr>
-            <w:tcW w:type="dxa" w:w="4348"/>
+            <w:tcW w:type="dxa" w:w="4413"/>
             <w:tcBorders>
               <w:top w:val="single" w:color="D9D5C8" w:sz="4" w:space="0"/>
               <w:left w:val="single" w:color="D9D5C8" w:sz="4" w:space="0"/>
@@ -12873,7 +12873,7 @@
       <w:tr>
         <w:tc>
           <w:tcPr>
-            <w:tcW w:type="dxa" w:w="900"/>
+            <w:tcW w:type="dxa" w:w="913"/>
             <w:tcBorders>
               <w:top w:val="single" w:color="D9D5C8" w:sz="4" w:space="0"/>
               <w:left w:val="single" w:color="D9D5C8" w:sz="4" w:space="0"/>
@@ -12908,7 +12908,7 @@
         </w:tc>
         <w:tc>
           <w:tcPr>
-            <w:tcW w:type="dxa" w:w="4400"/>
+            <w:tcW w:type="dxa" w:w="4466"/>
             <w:tcBorders>
               <w:top w:val="single" w:color="D9D5C8" w:sz="4" w:space="0"/>
               <w:left w:val="single" w:color="D9D5C8" w:sz="4" w:space="0"/>
@@ -12943,7 +12943,7 @@
         </w:tc>
         <w:tc>
           <w:tcPr>
-            <w:tcW w:type="dxa" w:w="4348"/>
+            <w:tcW w:type="dxa" w:w="4413"/>
             <w:tcBorders>
               <w:top w:val="single" w:color="D9D5C8" w:sz="4" w:space="0"/>
               <w:left w:val="single" w:color="D9D5C8" w:sz="4" w:space="0"/>
@@ -12980,7 +12980,7 @@
     </w:tbl>
     <w:tbl>
       <w:tblPr>
-        <w:tblW w:type="dxa" w:w="9648"/>
+        <w:tblW w:type="dxa" w:w="9792"/>
         <w:tblBorders>
           <w:top w:val="single" w:color="auto" w:sz="4"/>
           <w:left w:val="single" w:color="auto" w:sz="4"/>
@@ -12991,12 +12991,12 @@
         </w:tblBorders>
       </w:tblPr>
       <w:tblGrid>
-        <w:gridCol w:w="9648"/>
+        <w:gridCol w:w="9792"/>
       </w:tblGrid>
       <w:tr>
         <w:tc>
           <w:tcPr>
-            <w:tcW w:type="dxa" w:w="9648"/>
+            <w:tcW w:type="dxa" w:w="9792"/>
             <w:tcBorders>
               <w:top w:val="single" w:color="D9D5C8" w:sz="4" w:space="0"/>
               <w:left w:val="single" w:color="D9D5C8" w:sz="4" w:space="0"/>
@@ -13141,7 +13141,7 @@
     </w:p>
     <w:tbl>
       <w:tblPr>
-        <w:tblW w:type="dxa" w:w="9648"/>
+        <w:tblW w:type="dxa" w:w="9792"/>
         <w:tblBorders>
           <w:top w:val="single" w:color="auto" w:sz="4"/>
           <w:left w:val="single" w:color="auto" w:sz="4"/>
@@ -13152,9 +13152,9 @@
         </w:tblBorders>
       </w:tblPr>
       <w:tblGrid>
-        <w:gridCol w:w="900"/>
-        <w:gridCol w:w="4400"/>
-        <w:gridCol w:w="4348"/>
+        <w:gridCol w:w="913"/>
+        <w:gridCol w:w="4466"/>
+        <w:gridCol w:w="4413"/>
       </w:tblGrid>
       <w:tr>
         <w:trPr>
@@ -13162,7 +13162,7 @@
         </w:trPr>
         <w:tc>
           <w:tcPr>
-            <w:tcW w:type="dxa" w:w="900"/>
+            <w:tcW w:type="dxa" w:w="913"/>
             <w:tcBorders>
               <w:top w:val="single" w:color="D9D5C8" w:sz="4" w:space="0"/>
               <w:left w:val="single" w:color="D9D5C8" w:sz="4" w:space="0"/>
@@ -13198,7 +13198,7 @@
         </w:tc>
         <w:tc>
           <w:tcPr>
-            <w:tcW w:type="dxa" w:w="4400"/>
+            <w:tcW w:type="dxa" w:w="4466"/>
             <w:tcBorders>
               <w:top w:val="single" w:color="D9D5C8" w:sz="4" w:space="0"/>
               <w:left w:val="single" w:color="D9D5C8" w:sz="4" w:space="0"/>
@@ -13234,7 +13234,7 @@
         </w:tc>
         <w:tc>
           <w:tcPr>
-            <w:tcW w:type="dxa" w:w="4348"/>
+            <w:tcW w:type="dxa" w:w="4413"/>
             <w:tcBorders>
               <w:top w:val="single" w:color="D9D5C8" w:sz="4" w:space="0"/>
               <w:left w:val="single" w:color="D9D5C8" w:sz="4" w:space="0"/>
@@ -13272,7 +13272,7 @@
       <w:tr>
         <w:tc>
           <w:tcPr>
-            <w:tcW w:type="dxa" w:w="900"/>
+            <w:tcW w:type="dxa" w:w="913"/>
             <w:tcBorders>
               <w:top w:val="single" w:color="D9D5C8" w:sz="4" w:space="0"/>
               <w:left w:val="single" w:color="D9D5C8" w:sz="4" w:space="0"/>
@@ -13307,7 +13307,7 @@
         </w:tc>
         <w:tc>
           <w:tcPr>
-            <w:tcW w:type="dxa" w:w="4400"/>
+            <w:tcW w:type="dxa" w:w="4466"/>
             <w:tcBorders>
               <w:top w:val="single" w:color="D9D5C8" w:sz="4" w:space="0"/>
               <w:left w:val="single" w:color="D9D5C8" w:sz="4" w:space="0"/>
@@ -13342,7 +13342,7 @@
         </w:tc>
         <w:tc>
           <w:tcPr>
-            <w:tcW w:type="dxa" w:w="4348"/>
+            <w:tcW w:type="dxa" w:w="4413"/>
             <w:tcBorders>
               <w:top w:val="single" w:color="D9D5C8" w:sz="4" w:space="0"/>
               <w:left w:val="single" w:color="D9D5C8" w:sz="4" w:space="0"/>
@@ -13379,7 +13379,7 @@
       <w:tr>
         <w:tc>
           <w:tcPr>
-            <w:tcW w:type="dxa" w:w="900"/>
+            <w:tcW w:type="dxa" w:w="913"/>
             <w:tcBorders>
               <w:top w:val="single" w:color="D9D5C8" w:sz="4" w:space="0"/>
               <w:left w:val="single" w:color="D9D5C8" w:sz="4" w:space="0"/>
@@ -13414,7 +13414,7 @@
         </w:tc>
         <w:tc>
           <w:tcPr>
-            <w:tcW w:type="dxa" w:w="4400"/>
+            <w:tcW w:type="dxa" w:w="4466"/>
             <w:tcBorders>
               <w:top w:val="single" w:color="D9D5C8" w:sz="4" w:space="0"/>
               <w:left w:val="single" w:color="D9D5C8" w:sz="4" w:space="0"/>
@@ -13449,7 +13449,7 @@
         </w:tc>
         <w:tc>
           <w:tcPr>
-            <w:tcW w:type="dxa" w:w="4348"/>
+            <w:tcW w:type="dxa" w:w="4413"/>
             <w:tcBorders>
               <w:top w:val="single" w:color="D9D5C8" w:sz="4" w:space="0"/>
               <w:left w:val="single" w:color="D9D5C8" w:sz="4" w:space="0"/>
@@ -13486,7 +13486,7 @@
       <w:tr>
         <w:tc>
           <w:tcPr>
-            <w:tcW w:type="dxa" w:w="900"/>
+            <w:tcW w:type="dxa" w:w="913"/>
             <w:tcBorders>
               <w:top w:val="single" w:color="D9D5C8" w:sz="4" w:space="0"/>
               <w:left w:val="single" w:color="D9D5C8" w:sz="4" w:space="0"/>
@@ -13521,7 +13521,7 @@
         </w:tc>
         <w:tc>
           <w:tcPr>
-            <w:tcW w:type="dxa" w:w="4400"/>
+            <w:tcW w:type="dxa" w:w="4466"/>
             <w:tcBorders>
               <w:top w:val="single" w:color="D9D5C8" w:sz="4" w:space="0"/>
               <w:left w:val="single" w:color="D9D5C8" w:sz="4" w:space="0"/>
@@ -13556,7 +13556,7 @@
         </w:tc>
         <w:tc>
           <w:tcPr>
-            <w:tcW w:type="dxa" w:w="4348"/>
+            <w:tcW w:type="dxa" w:w="4413"/>
             <w:tcBorders>
               <w:top w:val="single" w:color="D9D5C8" w:sz="4" w:space="0"/>
               <w:left w:val="single" w:color="D9D5C8" w:sz="4" w:space="0"/>
@@ -13593,7 +13593,7 @@
     </w:tbl>
     <w:tbl>
       <w:tblPr>
-        <w:tblW w:type="dxa" w:w="9648"/>
+        <w:tblW w:type="dxa" w:w="9792"/>
         <w:tblBorders>
           <w:top w:val="single" w:color="auto" w:sz="4"/>
           <w:left w:val="single" w:color="auto" w:sz="4"/>
@@ -13604,12 +13604,12 @@
         </w:tblBorders>
       </w:tblPr>
       <w:tblGrid>
-        <w:gridCol w:w="9648"/>
+        <w:gridCol w:w="9792"/>
       </w:tblGrid>
       <w:tr>
         <w:tc>
           <w:tcPr>
-            <w:tcW w:type="dxa" w:w="9648"/>
+            <w:tcW w:type="dxa" w:w="9792"/>
             <w:tcBorders>
               <w:top w:val="single" w:color="D9D5C8" w:sz="4" w:space="0"/>
               <w:left w:val="single" w:color="D9D5C8" w:sz="4" w:space="0"/>
@@ -13734,7 +13734,7 @@
     </w:p>
     <w:tbl>
       <w:tblPr>
-        <w:tblW w:type="dxa" w:w="9648"/>
+        <w:tblW w:type="dxa" w:w="9792"/>
         <w:tblBorders>
           <w:top w:val="single" w:color="auto" w:sz="4"/>
           <w:left w:val="single" w:color="auto" w:sz="4"/>
@@ -13745,9 +13745,9 @@
         </w:tblBorders>
       </w:tblPr>
       <w:tblGrid>
-        <w:gridCol w:w="900"/>
-        <w:gridCol w:w="4400"/>
-        <w:gridCol w:w="4348"/>
+        <w:gridCol w:w="913"/>
+        <w:gridCol w:w="4466"/>
+        <w:gridCol w:w="4413"/>
       </w:tblGrid>
       <w:tr>
         <w:trPr>
@@ -13755,7 +13755,7 @@
         </w:trPr>
         <w:tc>
           <w:tcPr>
-            <w:tcW w:type="dxa" w:w="900"/>
+            <w:tcW w:type="dxa" w:w="913"/>
             <w:tcBorders>
               <w:top w:val="single" w:color="D9D5C8" w:sz="4" w:space="0"/>
               <w:left w:val="single" w:color="D9D5C8" w:sz="4" w:space="0"/>
@@ -13791,7 +13791,7 @@
         </w:tc>
         <w:tc>
           <w:tcPr>
-            <w:tcW w:type="dxa" w:w="4400"/>
+            <w:tcW w:type="dxa" w:w="4466"/>
             <w:tcBorders>
               <w:top w:val="single" w:color="D9D5C8" w:sz="4" w:space="0"/>
               <w:left w:val="single" w:color="D9D5C8" w:sz="4" w:space="0"/>
@@ -13827,7 +13827,7 @@
         </w:tc>
         <w:tc>
           <w:tcPr>
-            <w:tcW w:type="dxa" w:w="4348"/>
+            <w:tcW w:type="dxa" w:w="4413"/>
             <w:tcBorders>
               <w:top w:val="single" w:color="D9D5C8" w:sz="4" w:space="0"/>
               <w:left w:val="single" w:color="D9D5C8" w:sz="4" w:space="0"/>
@@ -13865,7 +13865,7 @@
       <w:tr>
         <w:tc>
           <w:tcPr>
-            <w:tcW w:type="dxa" w:w="900"/>
+            <w:tcW w:type="dxa" w:w="913"/>
             <w:tcBorders>
               <w:top w:val="single" w:color="D9D5C8" w:sz="4" w:space="0"/>
               <w:left w:val="single" w:color="D9D5C8" w:sz="4" w:space="0"/>
@@ -13900,7 +13900,7 @@
         </w:tc>
         <w:tc>
           <w:tcPr>
-            <w:tcW w:type="dxa" w:w="4400"/>
+            <w:tcW w:type="dxa" w:w="4466"/>
             <w:tcBorders>
               <w:top w:val="single" w:color="D9D5C8" w:sz="4" w:space="0"/>
               <w:left w:val="single" w:color="D9D5C8" w:sz="4" w:space="0"/>
@@ -13935,7 +13935,7 @@
         </w:tc>
         <w:tc>
           <w:tcPr>
-            <w:tcW w:type="dxa" w:w="4348"/>
+            <w:tcW w:type="dxa" w:w="4413"/>
             <w:tcBorders>
               <w:top w:val="single" w:color="D9D5C8" w:sz="4" w:space="0"/>
               <w:left w:val="single" w:color="D9D5C8" w:sz="4" w:space="0"/>
@@ -13972,7 +13972,7 @@
       <w:tr>
         <w:tc>
           <w:tcPr>
-            <w:tcW w:type="dxa" w:w="900"/>
+            <w:tcW w:type="dxa" w:w="913"/>
             <w:tcBorders>
               <w:top w:val="single" w:color="D9D5C8" w:sz="4" w:space="0"/>
               <w:left w:val="single" w:color="D9D5C8" w:sz="4" w:space="0"/>
@@ -14007,7 +14007,7 @@
         </w:tc>
         <w:tc>
           <w:tcPr>
-            <w:tcW w:type="dxa" w:w="4400"/>
+            <w:tcW w:type="dxa" w:w="4466"/>
             <w:tcBorders>
               <w:top w:val="single" w:color="D9D5C8" w:sz="4" w:space="0"/>
               <w:left w:val="single" w:color="D9D5C8" w:sz="4" w:space="0"/>
@@ -14042,7 +14042,7 @@
         </w:tc>
         <w:tc>
           <w:tcPr>
-            <w:tcW w:type="dxa" w:w="4348"/>
+            <w:tcW w:type="dxa" w:w="4413"/>
             <w:tcBorders>
               <w:top w:val="single" w:color="D9D5C8" w:sz="4" w:space="0"/>
               <w:left w:val="single" w:color="D9D5C8" w:sz="4" w:space="0"/>
@@ -14079,7 +14079,7 @@
       <w:tr>
         <w:tc>
           <w:tcPr>
-            <w:tcW w:type="dxa" w:w="900"/>
+            <w:tcW w:type="dxa" w:w="913"/>
             <w:tcBorders>
               <w:top w:val="single" w:color="D9D5C8" w:sz="4" w:space="0"/>
               <w:left w:val="single" w:color="D9D5C8" w:sz="4" w:space="0"/>
@@ -14114,7 +14114,7 @@
         </w:tc>
         <w:tc>
           <w:tcPr>
-            <w:tcW w:type="dxa" w:w="4400"/>
+            <w:tcW w:type="dxa" w:w="4466"/>
             <w:tcBorders>
               <w:top w:val="single" w:color="D9D5C8" w:sz="4" w:space="0"/>
               <w:left w:val="single" w:color="D9D5C8" w:sz="4" w:space="0"/>
@@ -14149,7 +14149,7 @@
         </w:tc>
         <w:tc>
           <w:tcPr>
-            <w:tcW w:type="dxa" w:w="4348"/>
+            <w:tcW w:type="dxa" w:w="4413"/>
             <w:tcBorders>
               <w:top w:val="single" w:color="D9D5C8" w:sz="4" w:space="0"/>
               <w:left w:val="single" w:color="D9D5C8" w:sz="4" w:space="0"/>
@@ -14186,7 +14186,7 @@
     </w:tbl>
     <w:tbl>
       <w:tblPr>
-        <w:tblW w:type="dxa" w:w="9648"/>
+        <w:tblW w:type="dxa" w:w="9792"/>
         <w:tblBorders>
           <w:top w:val="single" w:color="auto" w:sz="4"/>
           <w:left w:val="single" w:color="auto" w:sz="4"/>
@@ -14197,12 +14197,12 @@
         </w:tblBorders>
       </w:tblPr>
       <w:tblGrid>
-        <w:gridCol w:w="9648"/>
+        <w:gridCol w:w="9792"/>
       </w:tblGrid>
       <w:tr>
         <w:tc>
           <w:tcPr>
-            <w:tcW w:type="dxa" w:w="9648"/>
+            <w:tcW w:type="dxa" w:w="9792"/>
             <w:tcBorders>
               <w:top w:val="single" w:color="D9D5C8" w:sz="4" w:space="0"/>
               <w:left w:val="single" w:color="D9D5C8" w:sz="4" w:space="0"/>
@@ -14327,7 +14327,7 @@
     </w:p>
     <w:tbl>
       <w:tblPr>
-        <w:tblW w:type="dxa" w:w="9648"/>
+        <w:tblW w:type="dxa" w:w="9792"/>
         <w:tblBorders>
           <w:top w:val="single" w:color="auto" w:sz="4"/>
           <w:left w:val="single" w:color="auto" w:sz="4"/>
@@ -14338,9 +14338,9 @@
         </w:tblBorders>
       </w:tblPr>
       <w:tblGrid>
-        <w:gridCol w:w="900"/>
-        <w:gridCol w:w="4400"/>
-        <w:gridCol w:w="4348"/>
+        <w:gridCol w:w="913"/>
+        <w:gridCol w:w="4466"/>
+        <w:gridCol w:w="4413"/>
       </w:tblGrid>
       <w:tr>
         <w:trPr>
@@ -14348,7 +14348,7 @@
         </w:trPr>
         <w:tc>
           <w:tcPr>
-            <w:tcW w:type="dxa" w:w="900"/>
+            <w:tcW w:type="dxa" w:w="913"/>
             <w:tcBorders>
               <w:top w:val="single" w:color="D9D5C8" w:sz="4" w:space="0"/>
               <w:left w:val="single" w:color="D9D5C8" w:sz="4" w:space="0"/>
@@ -14384,7 +14384,7 @@
         </w:tc>
         <w:tc>
           <w:tcPr>
-            <w:tcW w:type="dxa" w:w="4400"/>
+            <w:tcW w:type="dxa" w:w="4466"/>
             <w:tcBorders>
               <w:top w:val="single" w:color="D9D5C8" w:sz="4" w:space="0"/>
               <w:left w:val="single" w:color="D9D5C8" w:sz="4" w:space="0"/>
@@ -14420,7 +14420,7 @@
         </w:tc>
         <w:tc>
           <w:tcPr>
-            <w:tcW w:type="dxa" w:w="4348"/>
+            <w:tcW w:type="dxa" w:w="4413"/>
             <w:tcBorders>
               <w:top w:val="single" w:color="D9D5C8" w:sz="4" w:space="0"/>
               <w:left w:val="single" w:color="D9D5C8" w:sz="4" w:space="0"/>
@@ -14458,7 +14458,7 @@
       <w:tr>
         <w:tc>
           <w:tcPr>
-            <w:tcW w:type="dxa" w:w="900"/>
+            <w:tcW w:type="dxa" w:w="913"/>
             <w:tcBorders>
               <w:top w:val="single" w:color="D9D5C8" w:sz="4" w:space="0"/>
               <w:left w:val="single" w:color="D9D5C8" w:sz="4" w:space="0"/>
@@ -14493,7 +14493,7 @@
         </w:tc>
         <w:tc>
           <w:tcPr>
-            <w:tcW w:type="dxa" w:w="4400"/>
+            <w:tcW w:type="dxa" w:w="4466"/>
             <w:tcBorders>
               <w:top w:val="single" w:color="D9D5C8" w:sz="4" w:space="0"/>
               <w:left w:val="single" w:color="D9D5C8" w:sz="4" w:space="0"/>
@@ -14528,7 +14528,7 @@
         </w:tc>
         <w:tc>
           <w:tcPr>
-            <w:tcW w:type="dxa" w:w="4348"/>
+            <w:tcW w:type="dxa" w:w="4413"/>
             <w:tcBorders>
               <w:top w:val="single" w:color="D9D5C8" w:sz="4" w:space="0"/>
               <w:left w:val="single" w:color="D9D5C8" w:sz="4" w:space="0"/>
@@ -14565,7 +14565,7 @@
       <w:tr>
         <w:tc>
           <w:tcPr>
-            <w:tcW w:type="dxa" w:w="900"/>
+            <w:tcW w:type="dxa" w:w="913"/>
             <w:tcBorders>
               <w:top w:val="single" w:color="D9D5C8" w:sz="4" w:space="0"/>
               <w:left w:val="single" w:color="D9D5C8" w:sz="4" w:space="0"/>
@@ -14600,7 +14600,7 @@
         </w:tc>
         <w:tc>
           <w:tcPr>
-            <w:tcW w:type="dxa" w:w="4400"/>
+            <w:tcW w:type="dxa" w:w="4466"/>
             <w:tcBorders>
               <w:top w:val="single" w:color="D9D5C8" w:sz="4" w:space="0"/>
               <w:left w:val="single" w:color="D9D5C8" w:sz="4" w:space="0"/>
@@ -14635,7 +14635,7 @@
         </w:tc>
         <w:tc>
           <w:tcPr>
-            <w:tcW w:type="dxa" w:w="4348"/>
+            <w:tcW w:type="dxa" w:w="4413"/>
             <w:tcBorders>
               <w:top w:val="single" w:color="D9D5C8" w:sz="4" w:space="0"/>
               <w:left w:val="single" w:color="D9D5C8" w:sz="4" w:space="0"/>
@@ -14672,7 +14672,7 @@
       <w:tr>
         <w:tc>
           <w:tcPr>
-            <w:tcW w:type="dxa" w:w="900"/>
+            <w:tcW w:type="dxa" w:w="913"/>
             <w:tcBorders>
               <w:top w:val="single" w:color="D9D5C8" w:sz="4" w:space="0"/>
               <w:left w:val="single" w:color="D9D5C8" w:sz="4" w:space="0"/>
@@ -14707,7 +14707,7 @@
         </w:tc>
         <w:tc>
           <w:tcPr>
-            <w:tcW w:type="dxa" w:w="4400"/>
+            <w:tcW w:type="dxa" w:w="4466"/>
             <w:tcBorders>
               <w:top w:val="single" w:color="D9D5C8" w:sz="4" w:space="0"/>
               <w:left w:val="single" w:color="D9D5C8" w:sz="4" w:space="0"/>
@@ -14742,7 +14742,7 @@
         </w:tc>
         <w:tc>
           <w:tcPr>
-            <w:tcW w:type="dxa" w:w="4348"/>
+            <w:tcW w:type="dxa" w:w="4413"/>
             <w:tcBorders>
               <w:top w:val="single" w:color="D9D5C8" w:sz="4" w:space="0"/>
               <w:left w:val="single" w:color="D9D5C8" w:sz="4" w:space="0"/>
@@ -14779,7 +14779,7 @@
     </w:tbl>
     <w:tbl>
       <w:tblPr>
-        <w:tblW w:type="dxa" w:w="9648"/>
+        <w:tblW w:type="dxa" w:w="9792"/>
         <w:tblBorders>
           <w:top w:val="single" w:color="auto" w:sz="4"/>
           <w:left w:val="single" w:color="auto" w:sz="4"/>
@@ -14790,12 +14790,12 @@
         </w:tblBorders>
       </w:tblPr>
       <w:tblGrid>
-        <w:gridCol w:w="9648"/>
+        <w:gridCol w:w="9792"/>
       </w:tblGrid>
       <w:tr>
         <w:tc>
           <w:tcPr>
-            <w:tcW w:type="dxa" w:w="9648"/>
+            <w:tcW w:type="dxa" w:w="9792"/>
             <w:tcBorders>
               <w:top w:val="single" w:color="D9D5C8" w:sz="4" w:space="0"/>
               <w:left w:val="single" w:color="D9D5C8" w:sz="4" w:space="0"/>
@@ -14871,7 +14871,7 @@
       <w:headerReference w:type="default" r:id="rId6"/>
       <w:footerReference w:type="default" r:id="rId7"/>
       <w:pgSz w:w="12240" w:h="15840" w:orient="portrait"/>
-      <w:pgMar w:top="1152" w:right="1296" w:bottom="1152" w:left="1296" w:header="720" w:footer="720" w:gutter="0"/>
+      <w:pgMar w:top="1152" w:right="1224" w:bottom="1152" w:left="1224" w:header="720" w:footer="720" w:gutter="0"/>
       <w:pgNumType/>
       <w:docGrid w:linePitch="360"/>
     </w:sectPr>
